--- a/downloads/teacher/ai-3-week-10.docx
+++ b/downloads/teacher/ai-3-week-10.docx
@@ -2814,6 +2814,396 @@
         <w:t>Use Study Buddy generated diagrams only with clear provenance and checked educational labels.</w:t>
       </w:r>
     </w:p>
+    <w:p>
+      <w:pPr>
+        <w:pStyle w:val="Heading1"/>
+      </w:pPr>
+      <w:r>
+        <w:t>07. Prepare, teach and assess</w:t>
+      </w:r>
+    </w:p>
+    <w:p>
+      <w:r>
+        <w:t>Teaching target: Explain the mechanism and terminology of image generation and provenance</w:t>
+      </w:r>
+    </w:p>
+    <w:p>
+      <w:r>
+        <w:t>Prepare the labelled worked-case picture, the matching workbook, fictional input cards and a place for individual responses. No paid AI account is required for the paper reasoning activities.</w:t>
+      </w:r>
+    </w:p>
+    <w:tbl>
+      <w:tblPr>
+        <w:tblStyle w:val="LightShading-Accent1"/>
+        <w:tblW w:type="auto" w:w="0"/>
+        <w:tblLook w:firstColumn="1" w:firstRow="1" w:lastColumn="0" w:lastRow="0" w:noHBand="0" w:noVBand="1" w:val="04A0"/>
+      </w:tblPr>
+      <w:tblGrid>
+        <w:gridCol w:w="3408"/>
+        <w:gridCol w:w="3408"/>
+        <w:gridCol w:w="3408"/>
+      </w:tblGrid>
+      <w:tr>
+        <w:trPr>
+          <w:tblHeader/>
+        </w:trPr>
+        <w:tc>
+          <w:tcPr>
+            <w:tcW w:type="dxa" w:w="3408"/>
+          </w:tcPr>
+          <w:p>
+            <w:r>
+              <w:t>Session</w:t>
+            </w:r>
+          </w:p>
+        </w:tc>
+        <w:tc>
+          <w:tcPr>
+            <w:tcW w:type="dxa" w:w="3408"/>
+          </w:tcPr>
+          <w:p>
+            <w:r>
+              <w:t>Plan</w:t>
+            </w:r>
+          </w:p>
+        </w:tc>
+        <w:tc>
+          <w:tcPr>
+            <w:tcW w:type="dxa" w:w="3408"/>
+          </w:tcPr>
+          <w:p>
+            <w:r>
+              <w:t>Resources</w:t>
+            </w:r>
+          </w:p>
+        </w:tc>
+      </w:tr>
+      <w:tr>
+        <w:tc>
+          <w:tcPr>
+            <w:tcW w:type="dxa" w:w="3408"/>
+          </w:tcPr>
+          <w:p>
+            <w:r>
+              <w:t>Session 1 · Understand · 45 min</w:t>
+            </w:r>
+          </w:p>
+        </w:tc>
+        <w:tc>
+          <w:tcPr>
+            <w:tcW w:type="dxa" w:w="3408"/>
+          </w:tcPr>
+          <w:p>
+            <w:r>
+              <w:t>0–7: recall and prerequisite; 7–15: inspect the concrete case and predict; 15–30: teacher models the worked trace; 30–40: learners explain a step using the text and visual; 40–45: check the core idea.</w:t>
+            </w:r>
+          </w:p>
+        </w:tc>
+        <w:tc>
+          <w:tcPr>
+            <w:tcW w:type="dxa" w:w="3408"/>
+          </w:tcPr>
+          <w:p>
+            <w:r>
+              <w:t>Sections 1–6; record the brief recall in the workbook.</w:t>
+            </w:r>
+          </w:p>
+        </w:tc>
+      </w:tr>
+      <w:tr>
+        <w:tc>
+          <w:tcPr>
+            <w:tcW w:type="dxa" w:w="3408"/>
+          </w:tcPr>
+          <w:p>
+            <w:r>
+              <w:t>Session 2 · Practise · 45 min</w:t>
+            </w:r>
+          </w:p>
+        </w:tc>
+        <w:tc>
+          <w:tcPr>
+            <w:tcW w:type="dxa" w:w="3408"/>
+          </w:tcPr>
+          <w:p>
+            <w:r>
+              <w:t>0–5: retrieve the procedure; 5–15: W2 completion practice; 15–23: explain and check with a partner; 23–30: each learner answers the misconception check; 30–40: targeted reteaching or a harder variation; 40–45: prepare the investigation.</w:t>
+            </w:r>
+          </w:p>
+        </w:tc>
+        <w:tc>
+          <w:tcPr>
+            <w:tcW w:type="dxa" w:w="3408"/>
+          </w:tcPr>
+          <w:p>
+            <w:r>
+              <w:t>Sections 7–10; use the matching workbook W2 and misconception check.</w:t>
+            </w:r>
+          </w:p>
+        </w:tc>
+      </w:tr>
+      <w:tr>
+        <w:tc>
+          <w:tcPr>
+            <w:tcW w:type="dxa" w:w="3408"/>
+          </w:tcPr>
+          <w:p>
+            <w:r>
+              <w:t>Session 3 · Investigate and transfer · 45 min</w:t>
+            </w:r>
+          </w:p>
+        </w:tc>
+        <w:tc>
+          <w:tcPr>
+            <w:tcW w:type="dxa" w:w="3408"/>
+          </w:tcPr>
+          <w:p>
+            <w:r>
+              <w:t>0–5: retrieve the decision rule; 5–20: investigate or trace; 20–30: start the independent case; 30–38: connect the project; 38–43: act on feedback; 43–45: plan the return check.</w:t>
+            </w:r>
+          </w:p>
+        </w:tc>
+        <w:tc>
+          <w:tcPr>
+            <w:tcW w:type="dxa" w:w="3408"/>
+          </w:tcPr>
+          <w:p>
+            <w:r>
+              <w:t>Sections 9 and 11–14. Give extra time to finish the full task set; use Section 15 when the week includes a coding lab.</w:t>
+            </w:r>
+          </w:p>
+        </w:tc>
+      </w:tr>
+    </w:tbl>
+    <w:p>
+      <w:r>
+        <w:t>Before class, solve the supported practice: A fictional poster requires exactly three labelled circles. Generated image shows four circles and one unreadable label. A caption calls it a photograph of a real lesson. Show the intermediate steps and give the conclusion with its scope.</w:t>
+      </w:r>
+    </w:p>
+    <w:p>
+      <w:r>
+        <w:t>Reasoned practice answer: Teacher explanation: It fails count and label criteria; the photograph claim is unsupported. Record it as a generated fictional illustration and revise or reject before use.</w:t>
+      </w:r>
+    </w:p>
+    <w:p>
+      <w:r>
+        <w:t>Check every learner before discussion: Use the worked case for Image generation and provenance. Proposed explanation: “The worked result establishes every future case”. Decide whether this explanation is supported. Point to the step or supplied fact that decides; explain your repair if needed.</w:t>
+      </w:r>
+    </w:p>
+    <w:p>
+      <w:r>
+        <w:t>Misconception repair: Provenance tracks production history; it does not prove the content is accurate or establish every legal permission.</w:t>
+      </w:r>
+    </w:p>
+    <w:p>
+      <w:r>
+        <w:t>Support: read the exact case aloud, enlarge the labelled picture, supply input cards and model only the first deciding step. Accept a spoken explanation or drawing; retain the reasoning goal.</w:t>
+      </w:r>
+    </w:p>
+    <w:p>
+      <w:r>
+        <w:t>Extension: Relabel the illustration as a photograph of an actual laboratory measurement. Require a prediction and a reason before comparing. Expected result: That caption is unsupported. Reason: Its provenance is an invented diagram of a process, not a camera record of an event.</w:t>
+      </w:r>
+    </w:p>
+    <w:p>
+      <w:r>
+        <w:t>Independent assessment: withhold the reserved answer until the learner has attempted the new case. Record support separately from correctness.</w:t>
+      </w:r>
+    </w:p>
+    <w:tbl>
+      <w:tblPr>
+        <w:tblStyle w:val="LightShading-Accent1"/>
+        <w:tblW w:type="auto" w:w="0"/>
+        <w:tblLook w:firstColumn="1" w:firstRow="1" w:lastColumn="0" w:lastRow="0" w:noHBand="0" w:noVBand="1" w:val="04A0"/>
+      </w:tblPr>
+      <w:tblGrid>
+        <w:gridCol w:w="2556"/>
+        <w:gridCol w:w="2556"/>
+        <w:gridCol w:w="2556"/>
+        <w:gridCol w:w="2556"/>
+      </w:tblGrid>
+      <w:tr>
+        <w:trPr>
+          <w:tblHeader/>
+        </w:trPr>
+        <w:tc>
+          <w:tcPr>
+            <w:tcW w:type="dxa" w:w="2556"/>
+          </w:tcPr>
+          <w:p>
+            <w:r>
+              <w:t>Criterion</w:t>
+            </w:r>
+          </w:p>
+        </w:tc>
+        <w:tc>
+          <w:tcPr>
+            <w:tcW w:type="dxa" w:w="2556"/>
+          </w:tcPr>
+          <w:p>
+            <w:r>
+              <w:t>Not yet</w:t>
+            </w:r>
+          </w:p>
+        </w:tc>
+        <w:tc>
+          <w:tcPr>
+            <w:tcW w:type="dxa" w:w="2556"/>
+          </w:tcPr>
+          <w:p>
+            <w:r>
+              <w:t>With support</w:t>
+            </w:r>
+          </w:p>
+        </w:tc>
+        <w:tc>
+          <w:tcPr>
+            <w:tcW w:type="dxa" w:w="2556"/>
+          </w:tcPr>
+          <w:p>
+            <w:r>
+              <w:t>Independent</w:t>
+            </w:r>
+          </w:p>
+        </w:tc>
+      </w:tr>
+      <w:tr>
+        <w:tc>
+          <w:tcPr>
+            <w:tcW w:type="dxa" w:w="2556"/>
+          </w:tcPr>
+          <w:p>
+            <w:r>
+              <w:t>Explanation</w:t>
+            </w:r>
+          </w:p>
+        </w:tc>
+        <w:tc>
+          <w:tcPr>
+            <w:tcW w:type="dxa" w:w="2556"/>
+          </w:tcPr>
+          <w:p>
+            <w:r>
+              <w:t>Names an answer without a deciding fact</w:t>
+            </w:r>
+          </w:p>
+        </w:tc>
+        <w:tc>
+          <w:tcPr>
+            <w:tcW w:type="dxa" w:w="2556"/>
+          </w:tcPr>
+          <w:p>
+            <w:r>
+              <w:t>Uses a hint to link fact and decision</w:t>
+            </w:r>
+          </w:p>
+        </w:tc>
+        <w:tc>
+          <w:tcPr>
+            <w:tcW w:type="dxa" w:w="2556"/>
+          </w:tcPr>
+          <w:p>
+            <w:r>
+              <w:t>Explains the deciding fact in own words</w:t>
+            </w:r>
+          </w:p>
+        </w:tc>
+      </w:tr>
+      <w:tr>
+        <w:tc>
+          <w:tcPr>
+            <w:tcW w:type="dxa" w:w="2556"/>
+          </w:tcPr>
+          <w:p>
+            <w:r>
+              <w:t>Trace or test</w:t>
+            </w:r>
+          </w:p>
+        </w:tc>
+        <w:tc>
+          <w:tcPr>
+            <w:tcW w:type="dxa" w:w="2556"/>
+          </w:tcPr>
+          <w:p>
+            <w:r>
+              <w:t>Cannot connect input and result</w:t>
+            </w:r>
+          </w:p>
+        </w:tc>
+        <w:tc>
+          <w:tcPr>
+            <w:tcW w:type="dxa" w:w="2556"/>
+          </w:tcPr>
+          <w:p>
+            <w:r>
+              <w:t>Completes steps with prompts</w:t>
+            </w:r>
+          </w:p>
+        </w:tc>
+        <w:tc>
+          <w:tcPr>
+            <w:tcW w:type="dxa" w:w="2556"/>
+          </w:tcPr>
+          <w:p>
+            <w:r>
+              <w:t>Traces or tests a changed case accurately</w:t>
+            </w:r>
+          </w:p>
+        </w:tc>
+      </w:tr>
+      <w:tr>
+        <w:tc>
+          <w:tcPr>
+            <w:tcW w:type="dxa" w:w="2556"/>
+          </w:tcPr>
+          <w:p>
+            <w:r>
+              <w:t>Limits and revision</w:t>
+            </w:r>
+          </w:p>
+        </w:tc>
+        <w:tc>
+          <w:tcPr>
+            <w:tcW w:type="dxa" w:w="2556"/>
+          </w:tcPr>
+          <w:p>
+            <w:r>
+              <w:t>Claims more than evidence supports</w:t>
+            </w:r>
+          </w:p>
+        </w:tc>
+        <w:tc>
+          <w:tcPr>
+            <w:tcW w:type="dxa" w:w="2556"/>
+          </w:tcPr>
+          <w:p>
+            <w:r>
+              <w:t>Names a limit after a prompt</w:t>
+            </w:r>
+          </w:p>
+        </w:tc>
+        <w:tc>
+          <w:tcPr>
+            <w:tcW w:type="dxa" w:w="2556"/>
+          </w:tcPr>
+          <w:p>
+            <w:r>
+              <w:t>States a defensible limit and useful next test</w:t>
+            </w:r>
+          </w:p>
+        </w:tc>
+      </w:tr>
+    </w:tbl>
+    <w:p>
+      <w:r>
+        <w:t>Project checkpoint: Make a transparent first version. Keep a trace of how one input becomes an output; explain the rule or learned component.</w:t>
+      </w:r>
+    </w:p>
+    <w:p>
+      <w:r>
+        <w:t>Use the weekly teacher answer for topic-specific reasoning. A saved progress tick is an activity record; judge mastery from the learner’s explanation and evidence.</w:t>
+      </w:r>
+    </w:p>
     <w:sectPr>
       <w:pgSz w:w="12240" w:h="15840"/>
       <w:pgMar w:top="936" w:right="1008" w:bottom="936" w:left="1008" w:header="720" w:footer="720" w:gutter="0"/>

--- a/downloads/teacher/ai-3-week-10.docx
+++ b/downloads/teacher/ai-3-week-10.docx
@@ -3204,6 +3204,39 @@
         <w:t>Use the weekly teacher answer for topic-specific reasoning. A saved progress tick is an activity record; judge mastery from the learner’s explanation and evidence.</w:t>
       </w:r>
     </w:p>
+    <w:p>
+      <w:pPr>
+        <w:pStyle w:val="Heading1"/>
+      </w:pPr>
+      <w:r>
+        <w:t>08. Use feedback, labs and repair paths</w:t>
+      </w:r>
+    </w:p>
+    <w:p>
+      <w:r>
+        <w:t>Use the two formative questions as supported practice, not as independent mastery scores. Discuss the deciding evidence rather than accepting a guessed selection.</w:t>
+      </w:r>
+    </w:p>
+    <w:p>
+      <w:r>
+        <w:t>The feedback comes from the reviewed public worked case. Do not reveal the separately reserved independent teacher answer until the learner has attempted that case.</w:t>
+      </w:r>
+    </w:p>
+    <w:p>
+      <w:r>
+        <w:t>Ask students to predict before running code. Preserve errors and actual outputs; collect a changed test and an explanation. The branch-boundary and indexing lessons deliberately include failure cases.</w:t>
+      </w:r>
+    </w:p>
+    <w:p>
+      <w:r>
+        <w:t>Use the earlier worked-explanation links to address a specific missing building block, then return to the current question. Adapt this suggestion after observing the learner; it is not an automatic diagnosis.</w:t>
+      </w:r>
+    </w:p>
+    <w:p>
+      <w:r>
+        <w:t>Collect the completed-work portfolio as evidence. Record support separately from correctness, and assess explanation, trace/test and limitations. Progress ticks and quiz selections alone do not establish mastery.</w:t>
+      </w:r>
+    </w:p>
     <w:sectPr>
       <w:pgSz w:w="12240" w:h="15840"/>
       <w:pgMar w:top="936" w:right="1008" w:bottom="936" w:left="1008" w:header="720" w:footer="720" w:gutter="0"/>

--- a/downloads/teacher/ai-3-week-10.docx
+++ b/downloads/teacher/ai-3-week-10.docx
@@ -29,6 +29,11 @@
       </w:r>
     </w:p>
     <w:p>
+      <w:r>
+        <w:t>Prepare Image Generation Models: check the target, prerequisites, resources and adaptable teaching schedule.</w:t>
+      </w:r>
+    </w:p>
+    <w:p>
       <w:pPr>
         <w:pStyle w:val="Heading3"/>
       </w:pPr>
@@ -37,8 +42,32 @@
       </w:r>
     </w:p>
     <w:p>
-      <w:r>
-        <w:t>Primary target: Explain the mechanism and terminology of image generation and provenance</w:t>
+      <w:pPr>
+        <w:spacing w:line="336" w:lineRule="auto" w:after="180"/>
+      </w:pPr>
+      <w:r>
+        <w:rPr>
+          <w:b w:val="0"/>
+        </w:rPr>
+        <w:t xml:space="preserve">Primary target: Explain the </w:t>
+      </w:r>
+      <w:r>
+        <w:rPr>
+          <w:b/>
+        </w:rPr>
+        <w:t>mechanism</w:t>
+      </w:r>
+      <w:r>
+        <w:rPr>
+          <w:b w:val="0"/>
+        </w:rPr>
+        <w:t xml:space="preserve"> and terminology of image generation and </w:t>
+      </w:r>
+      <w:r>
+        <w:rPr>
+          <w:b/>
+        </w:rPr>
+        <w:t>provenance</w:t>
       </w:r>
     </w:p>
     <w:tbl>
@@ -185,12 +214,47 @@
       </w:tr>
     </w:tbl>
     <w:p>
-      <w:r>
-        <w:t>This is a starting allocation of 135 minutes, not a validated duration. Preserve all named topics. Schedule extra time for connected examples, the full investigation, independent cases and project building. Repeated copies of a case share one recorded attempt; they are not new evidence.</w:t>
-      </w:r>
-    </w:p>
-    <w:p>
-      <w:r>
+      <w:pPr>
+        <w:spacing w:line="336" w:lineRule="auto" w:after="180"/>
+      </w:pPr>
+      <w:r>
+        <w:rPr>
+          <w:b w:val="0"/>
+        </w:rPr>
+        <w:t>This is a starting allocation of 135 minutes, not a validated duration. Preserve all named topics. Schedule extra time for connected examples, the full investigation, independent cases and project building.</w:t>
+      </w:r>
+    </w:p>
+    <w:p>
+      <w:pPr>
+        <w:spacing w:line="336" w:lineRule="auto" w:after="180"/>
+      </w:pPr>
+      <w:r>
+        <w:rPr>
+          <w:b w:val="0"/>
+        </w:rPr>
+        <w:t xml:space="preserve">Repeated copies of a case share one recorded attempt; they are not new </w:t>
+      </w:r>
+      <w:r>
+        <w:rPr>
+          <w:b/>
+        </w:rPr>
+        <w:t>evidence</w:t>
+      </w:r>
+      <w:r>
+        <w:rPr>
+          <w:b w:val="0"/>
+        </w:rPr>
+        <w:t>.</w:t>
+      </w:r>
+    </w:p>
+    <w:p>
+      <w:pPr>
+        <w:spacing w:line="336" w:lineRule="auto" w:after="180"/>
+      </w:pPr>
+      <w:r>
+        <w:rPr>
+          <w:b w:val="0"/>
+        </w:rPr>
         <w:t>Case exposure check: this source example appears in ai-3/10, ai-3/11. Reuse a familiar case for recall or modelling; verify that the case used to assess transfer has not already received feedback.</w:t>
       </w:r>
     </w:p>
@@ -211,18 +275,94 @@
       </w:r>
     </w:p>
     <w:p>
-      <w:r>
+      <w:pPr>
+        <w:spacing w:line="336" w:lineRule="auto" w:after="180"/>
+      </w:pPr>
+      <w:r>
+        <w:rPr>
+          <w:b w:val="0"/>
+        </w:rPr>
         <w:t>Without opening the old lesson, explain one key idea from Prompt Evaluation. Give an example and a mistake that the idea helps you avoid.</w:t>
       </w:r>
     </w:p>
     <w:p>
-      <w:r>
-        <w:t>Look for: Explain the mechanism and terminology of controlled prompt experiments</w:t>
-      </w:r>
-    </w:p>
-    <w:p>
-      <w:r>
-        <w:t>Reference example, not the only acceptable wording: Teacher explanation: A prompt experiment compares complete specifications using the same task cases. Define success before inspecting outputs; change one intended instruction and preserve other settings. Evaluate both prompts on paired cases with fixed model/version, source records, output contract and scoring rubric. Use development results for selection, then reserve new final cases. Score each case rather than counting attractive sentences.</w:t>
+      <w:pPr>
+        <w:spacing w:line="336" w:lineRule="auto" w:after="180"/>
+      </w:pPr>
+      <w:r>
+        <w:rPr>
+          <w:b w:val="0"/>
+        </w:rPr>
+        <w:t xml:space="preserve">Look for: Explain the </w:t>
+      </w:r>
+      <w:r>
+        <w:rPr>
+          <w:b/>
+        </w:rPr>
+        <w:t>mechanism</w:t>
+      </w:r>
+      <w:r>
+        <w:rPr>
+          <w:b w:val="0"/>
+        </w:rPr>
+        <w:t xml:space="preserve"> and terminology of controlled prompt experiments</w:t>
+      </w:r>
+    </w:p>
+    <w:p>
+      <w:pPr>
+        <w:spacing w:line="336" w:lineRule="auto" w:after="180"/>
+      </w:pPr>
+      <w:r>
+        <w:rPr>
+          <w:b w:val="0"/>
+        </w:rPr>
+        <w:t>Reference example, not the only acceptable wording: Teacher explanation: A prompt experiment compares complete specifications using the same task cases.</w:t>
+      </w:r>
+    </w:p>
+    <w:p>
+      <w:pPr>
+        <w:spacing w:line="336" w:lineRule="auto" w:after="180"/>
+      </w:pPr>
+      <w:r>
+        <w:rPr>
+          <w:b w:val="0"/>
+        </w:rPr>
+        <w:t xml:space="preserve">Define success before inspecting </w:t>
+      </w:r>
+      <w:r>
+        <w:rPr>
+          <w:b/>
+        </w:rPr>
+        <w:t>output</w:t>
+      </w:r>
+      <w:r>
+        <w:rPr>
+          <w:b w:val="0"/>
+        </w:rPr>
+        <w:t xml:space="preserve">s; change one intended instruction and preserve other settings. Evaluate both prompts on paired cases with fixed model/version, source records, </w:t>
+      </w:r>
+      <w:r>
+        <w:rPr>
+          <w:b/>
+        </w:rPr>
+        <w:t>output</w:t>
+      </w:r>
+      <w:r>
+        <w:rPr>
+          <w:b w:val="0"/>
+        </w:rPr>
+        <w:t xml:space="preserve"> contract and scoring rubric.</w:t>
+      </w:r>
+    </w:p>
+    <w:p>
+      <w:pPr>
+        <w:spacing w:line="336" w:lineRule="auto" w:after="180"/>
+      </w:pPr>
+      <w:r>
+        <w:rPr>
+          <w:b w:val="0"/>
+        </w:rPr>
+        <w:t>Use development results for selection, then reserve new final cases. Score each case rather than counting attractive sentences.</w:t>
       </w:r>
     </w:p>
     <w:p>
@@ -234,18 +374,94 @@
       </w:r>
     </w:p>
     <w:p>
-      <w:r>
+      <w:pPr>
+        <w:spacing w:line="336" w:lineRule="auto" w:after="180"/>
+      </w:pPr>
+      <w:r>
+        <w:rPr>
+          <w:b w:val="0"/>
+        </w:rPr>
         <w:t>Without opening the old lesson, explain one key idea from Iterative Prompting. Give an example and a mistake that the idea helps you avoid.</w:t>
       </w:r>
     </w:p>
     <w:p>
-      <w:r>
-        <w:t>Look for: Explain the mechanism and terminology of controlled prompt experiments</w:t>
-      </w:r>
-    </w:p>
-    <w:p>
-      <w:r>
-        <w:t>Reference example, not the only acceptable wording: Teacher explanation: A prompt experiment compares complete specifications using the same task cases. Define success before inspecting outputs; change one intended instruction and preserve other settings. Evaluate both prompts on paired cases with fixed model/version, source records, output contract and scoring rubric. Use development results for selection, then reserve new final cases. Score each case rather than counting attractive sentences.</w:t>
+      <w:pPr>
+        <w:spacing w:line="336" w:lineRule="auto" w:after="180"/>
+      </w:pPr>
+      <w:r>
+        <w:rPr>
+          <w:b w:val="0"/>
+        </w:rPr>
+        <w:t xml:space="preserve">Look for: Explain the </w:t>
+      </w:r>
+      <w:r>
+        <w:rPr>
+          <w:b/>
+        </w:rPr>
+        <w:t>mechanism</w:t>
+      </w:r>
+      <w:r>
+        <w:rPr>
+          <w:b w:val="0"/>
+        </w:rPr>
+        <w:t xml:space="preserve"> and terminology of controlled prompt experiments</w:t>
+      </w:r>
+    </w:p>
+    <w:p>
+      <w:pPr>
+        <w:spacing w:line="336" w:lineRule="auto" w:after="180"/>
+      </w:pPr>
+      <w:r>
+        <w:rPr>
+          <w:b w:val="0"/>
+        </w:rPr>
+        <w:t>Reference example, not the only acceptable wording: Teacher explanation: A prompt experiment compares complete specifications using the same task cases.</w:t>
+      </w:r>
+    </w:p>
+    <w:p>
+      <w:pPr>
+        <w:spacing w:line="336" w:lineRule="auto" w:after="180"/>
+      </w:pPr>
+      <w:r>
+        <w:rPr>
+          <w:b w:val="0"/>
+        </w:rPr>
+        <w:t xml:space="preserve">Define success before inspecting </w:t>
+      </w:r>
+      <w:r>
+        <w:rPr>
+          <w:b/>
+        </w:rPr>
+        <w:t>output</w:t>
+      </w:r>
+      <w:r>
+        <w:rPr>
+          <w:b w:val="0"/>
+        </w:rPr>
+        <w:t xml:space="preserve">s; change one intended instruction and preserve other settings. Evaluate both prompts on paired cases with fixed model/version, source records, </w:t>
+      </w:r>
+      <w:r>
+        <w:rPr>
+          <w:b/>
+        </w:rPr>
+        <w:t>output</w:t>
+      </w:r>
+      <w:r>
+        <w:rPr>
+          <w:b w:val="0"/>
+        </w:rPr>
+        <w:t xml:space="preserve"> contract and scoring rubric.</w:t>
+      </w:r>
+    </w:p>
+    <w:p>
+      <w:pPr>
+        <w:spacing w:line="336" w:lineRule="auto" w:after="180"/>
+      </w:pPr>
+      <w:r>
+        <w:rPr>
+          <w:b w:val="0"/>
+        </w:rPr>
+        <w:t>Use development results for selection, then reserve new final cases. Score each case rather than counting attractive sentences.</w:t>
       </w:r>
     </w:p>
     <w:p>
@@ -257,22 +473,58 @@
       </w:r>
     </w:p>
     <w:p>
-      <w:r>
+      <w:pPr>
+        <w:spacing w:line="336" w:lineRule="auto" w:after="180"/>
+      </w:pPr>
+      <w:r>
+        <w:rPr>
+          <w:b w:val="0"/>
+        </w:rPr>
         <w:t>Without opening the old lesson, explain one key idea from Sampling and Variability. Give an example and a mistake that the idea helps you avoid.</w:t>
       </w:r>
     </w:p>
     <w:p>
-      <w:r>
+      <w:pPr>
+        <w:spacing w:line="336" w:lineRule="auto" w:after="180"/>
+      </w:pPr>
+      <w:r>
+        <w:rPr>
+          <w:b w:val="0"/>
+        </w:rPr>
         <w:t>Look for: Sample from a distribution using explicit cumulative intervals</w:t>
       </w:r>
     </w:p>
     <w:p>
-      <w:r>
-        <w:t>Reference example, not the only acceptable wording: Teacher explanation: Selections red,blue,green,green. The draw 1 violates the half-open [0,1) input contract and must be rejected.</w:t>
-      </w:r>
-    </w:p>
-    <w:p>
-      <w:r>
+      <w:pPr>
+        <w:spacing w:line="336" w:lineRule="auto" w:after="180"/>
+      </w:pPr>
+      <w:r>
+        <w:rPr>
+          <w:b w:val="0"/>
+        </w:rPr>
+        <w:t xml:space="preserve">Reference example, not the only acceptable wording: Teacher explanation: Selections red,blue,green,green. The draw 1 violates the half-open [0,1) </w:t>
+      </w:r>
+      <w:r>
+        <w:rPr>
+          <w:b/>
+        </w:rPr>
+        <w:t>input</w:t>
+      </w:r>
+      <w:r>
+        <w:rPr>
+          <w:b w:val="0"/>
+        </w:rPr>
+        <w:t xml:space="preserve"> contract and must be rejected.</w:t>
+      </w:r>
+    </w:p>
+    <w:p>
+      <w:pPr>
+        <w:spacing w:line="336" w:lineRule="auto" w:after="180"/>
+      </w:pPr>
+      <w:r>
+        <w:rPr>
+          <w:b w:val="0"/>
+        </w:rPr>
         <w:t>Use the student module and workbook section with this exact week title. The worked case, independent question and answers below form one aligned lesson sequence.</w:t>
       </w:r>
     </w:p>
@@ -285,8 +537,26 @@
       </w:r>
     </w:p>
     <w:p>
-      <w:r>
-        <w:t>An image generator produces a convincing picture of a school greenhouse on Mars. A student calls it photographic evidence. Explain what the image can and cannot establish.</w:t>
+      <w:pPr>
+        <w:spacing w:line="336" w:lineRule="auto" w:after="180"/>
+      </w:pPr>
+      <w:r>
+        <w:rPr>
+          <w:b w:val="0"/>
+        </w:rPr>
+        <w:t xml:space="preserve">An image generator produces a convincing picture of a school greenhouse on Mars. A student calls it photographic </w:t>
+      </w:r>
+      <w:r>
+        <w:rPr>
+          <w:b/>
+        </w:rPr>
+        <w:t>evidence</w:t>
+      </w:r>
+      <w:r>
+        <w:rPr>
+          <w:b w:val="0"/>
+        </w:rPr>
+        <w:t>. Explain what the image can and cannot establish.</w:t>
       </w:r>
     </w:p>
     <w:p>
@@ -298,7 +568,13 @@
       </w:r>
     </w:p>
     <w:p>
-      <w:r>
+      <w:pPr>
+        <w:spacing w:line="336" w:lineRule="auto" w:after="180"/>
+      </w:pPr>
+      <w:r>
+        <w:rPr>
+          <w:b w:val="0"/>
+        </w:rPr>
         <w:t>Image generation iteratively constructs pixels guided by learned representations.</w:t>
       </w:r>
     </w:p>
@@ -435,12 +711,38 @@
       </w:r>
     </w:p>
     <w:p>
-      <w:r>
+      <w:pPr>
+        <w:spacing w:line="336" w:lineRule="auto" w:after="180"/>
+      </w:pPr>
+      <w:r>
+        <w:rPr>
+          <w:b w:val="0"/>
+        </w:rPr>
         <w:t>Use the supplied scenario, student illustrations and blank paper. For numeric work, offer counters or a calculator after learners show the setup. Fictional records are supplied; personal data and paid accounts are unnecessary.</w:t>
       </w:r>
     </w:p>
     <w:p>
-      <w:r>
+      <w:pPr>
+        <w:pStyle w:val="Heading3"/>
+      </w:pPr>
+      <w:r>
+        <w:t>Alternative compact allocation</w:t>
+      </w:r>
+    </w:p>
+    <w:p>
+      <w:r>
+        <w:t>This compact option is not the full-week schedule. Use the main teaching cycle and allow extra sessions for the investigation, independent work and project.</w:t>
+      </w:r>
+    </w:p>
+    <w:p>
+      <w:pPr>
+        <w:spacing w:line="336" w:lineRule="auto" w:after="180"/>
+        <w:shd w:fill="F1F6F8"/>
+      </w:pPr>
+      <w:r>
+        <w:rPr>
+          <w:b w:val="0"/>
+        </w:rPr>
         <w:t>Allow 80 minutes: recall 8; explanation 12; worked demonstration 15; guided practice 20; independent assessment 15; project and reflection 10. Extend the lab into a second session when needed.</w:t>
       </w:r>
     </w:p>
@@ -453,8 +755,72 @@
       </w:r>
     </w:p>
     <w:p>
-      <w:r>
-        <w:t>Two 45-minute sessions. An image generator constructs an output from learned patterns and a specification. A generated picture is not a record that the depicted event occurred. Use the supplied constructed scenarios to make the mechanism inspectable. Collect W4 before sharing solutions. Students should name intermediate evidence and limitations; classroom pacing and learning effectiveness remain unvalidated.</w:t>
+      <w:pPr>
+        <w:spacing w:line="336" w:lineRule="auto" w:after="180"/>
+      </w:pPr>
+      <w:r>
+        <w:rPr>
+          <w:b w:val="0"/>
+        </w:rPr>
+        <w:t xml:space="preserve">Two 45-minute sessions. An image generator constructs an </w:t>
+      </w:r>
+      <w:r>
+        <w:rPr>
+          <w:b/>
+        </w:rPr>
+        <w:t>output</w:t>
+      </w:r>
+      <w:r>
+        <w:rPr>
+          <w:b w:val="0"/>
+        </w:rPr>
+        <w:t xml:space="preserve"> from learned patterns and a specification. A generated picture is not a record that the depicted event occurred.</w:t>
+      </w:r>
+    </w:p>
+    <w:p>
+      <w:pPr>
+        <w:spacing w:line="336" w:lineRule="auto" w:after="180"/>
+      </w:pPr>
+      <w:r>
+        <w:rPr>
+          <w:b w:val="0"/>
+        </w:rPr>
+        <w:t xml:space="preserve">Use the supplied constructed scenarios to make the </w:t>
+      </w:r>
+      <w:r>
+        <w:rPr>
+          <w:b/>
+        </w:rPr>
+        <w:t>mechanism</w:t>
+      </w:r>
+      <w:r>
+        <w:rPr>
+          <w:b w:val="0"/>
+        </w:rPr>
+        <w:t xml:space="preserve"> inspectable. Collect W4 before sharing solutions.</w:t>
+      </w:r>
+    </w:p>
+    <w:p>
+      <w:pPr>
+        <w:spacing w:line="336" w:lineRule="auto" w:after="180"/>
+      </w:pPr>
+      <w:r>
+        <w:rPr>
+          <w:b w:val="0"/>
+        </w:rPr>
+        <w:t xml:space="preserve">Students should name intermediate </w:t>
+      </w:r>
+      <w:r>
+        <w:rPr>
+          <w:b/>
+        </w:rPr>
+        <w:t>evidence</w:t>
+      </w:r>
+      <w:r>
+        <w:rPr>
+          <w:b w:val="0"/>
+        </w:rPr>
+        <w:t xml:space="preserve"> and limitations; classroom pacing and learning effectiveness remain unvalidated.</w:t>
       </w:r>
     </w:p>
     <w:p>
@@ -466,22 +832,81 @@
       </w:r>
     </w:p>
     <w:p>
-      <w:r>
-        <w:t>A result depends on the inputs, procedure and conditions that produced it. Preserve data roles and distinguish observed outcomes from predictions or unmeasured conditions. If the prior concept cannot be explained, use a short retrieval activity before this chapter.</w:t>
-      </w:r>
-    </w:p>
-    <w:p>
-      <w:r>
+      <w:pPr>
+        <w:spacing w:line="336" w:lineRule="auto" w:after="180"/>
+      </w:pPr>
+      <w:r>
+        <w:rPr>
+          <w:b w:val="0"/>
+        </w:rPr>
+        <w:t xml:space="preserve">A result depends on the </w:t>
+      </w:r>
+      <w:r>
+        <w:rPr>
+          <w:b/>
+        </w:rPr>
+        <w:t>input</w:t>
+      </w:r>
+      <w:r>
+        <w:rPr>
+          <w:b w:val="0"/>
+        </w:rPr>
+        <w:t xml:space="preserve">s, procedure and conditions that produced it. Preserve data roles and distinguish observed outcomes from </w:t>
+      </w:r>
+      <w:r>
+        <w:rPr>
+          <w:b/>
+        </w:rPr>
+        <w:t>prediction</w:t>
+      </w:r>
+      <w:r>
+        <w:rPr>
+          <w:b w:val="0"/>
+        </w:rPr>
+        <w:t>s or unmeasured conditions.</w:t>
+      </w:r>
+    </w:p>
+    <w:p>
+      <w:pPr>
+        <w:spacing w:line="336" w:lineRule="auto" w:after="180"/>
+      </w:pPr>
+      <w:r>
+        <w:rPr>
+          <w:b w:val="0"/>
+        </w:rPr>
+        <w:t>If the prior concept cannot be explained, use a short retrieval activity before this chapter.</w:t>
+      </w:r>
+    </w:p>
+    <w:p>
+      <w:pPr>
+        <w:spacing w:line="336" w:lineRule="auto" w:after="180"/>
+      </w:pPr>
+      <w:r>
+        <w:rPr>
+          <w:b w:val="0"/>
+        </w:rPr>
         <w:t>Lesson and workbook; paper and pencil</w:t>
       </w:r>
     </w:p>
     <w:p>
-      <w:r>
+      <w:pPr>
+        <w:spacing w:line="336" w:lineRule="auto" w:after="180"/>
+      </w:pPr>
+      <w:r>
+        <w:rPr>
+          <w:b w:val="0"/>
+        </w:rPr>
         <w:t>Calculator and optional local Python 3 for arithmetic; no live API or private data</w:t>
       </w:r>
     </w:p>
     <w:p>
-      <w:r>
+      <w:pPr>
+        <w:spacing w:line="336" w:lineRule="auto" w:after="180"/>
+      </w:pPr>
+      <w:r>
+        <w:rPr>
+          <w:b w:val="0"/>
+        </w:rPr>
         <w:t>Prepare the fresh retry separately and withhold its solution until after collection</w:t>
       </w:r>
     </w:p>
@@ -494,12 +919,60 @@
       </w:r>
     </w:p>
     <w:p>
-      <w:r>
-        <w:t>By the end, I can describe a toy denoising process and distinguish generated illustrations from observations.</w:t>
-      </w:r>
-    </w:p>
-    <w:p>
-      <w:r>
+      <w:pPr>
+        <w:spacing w:line="336" w:lineRule="auto" w:after="180"/>
+      </w:pPr>
+      <w:r>
+        <w:rPr>
+          <w:b w:val="0"/>
+        </w:rPr>
+        <w:t xml:space="preserve">By the end, I can describe a toy </w:t>
+      </w:r>
+      <w:r>
+        <w:rPr>
+          <w:b/>
+        </w:rPr>
+        <w:t>denoising</w:t>
+      </w:r>
+      <w:r>
+        <w:rPr>
+          <w:b w:val="0"/>
+        </w:rPr>
+        <w:t xml:space="preserve"> </w:t>
+      </w:r>
+      <w:r>
+        <w:rPr>
+          <w:b/>
+        </w:rPr>
+        <w:t>process</w:t>
+      </w:r>
+      <w:r>
+        <w:rPr>
+          <w:b w:val="0"/>
+        </w:rPr>
+        <w:t xml:space="preserve"> and distinguish generated illustrations from </w:t>
+      </w:r>
+      <w:r>
+        <w:rPr>
+          <w:b/>
+        </w:rPr>
+        <w:t>observation</w:t>
+      </w:r>
+      <w:r>
+        <w:rPr>
+          <w:b w:val="0"/>
+        </w:rPr>
+        <w:t>s.</w:t>
+      </w:r>
+    </w:p>
+    <w:p>
+      <w:pPr>
+        <w:spacing w:line="336" w:lineRule="auto" w:after="180"/>
+      </w:pPr>
+      <w:r>
+        <w:rPr>
+          <w:b w:val="0"/>
+        </w:rPr>
         <w:t>This added worked case illustrates the week’s main idea. Retain all original and connected topics; schedule its practice within the teaching cycle.</w:t>
       </w:r>
     </w:p>
@@ -512,61 +985,203 @@
       </w:r>
     </w:p>
     <w:p>
+      <w:r>
+        <w:t>Model Image Generation Models using the supplied case, labelled mechanism and reasoning. Make the scope of each conclusion explicit.</w:t>
+      </w:r>
+    </w:p>
+    <w:p>
+      <w:pPr>
+        <w:spacing w:line="336" w:lineRule="auto" w:after="180"/>
+      </w:pPr>
+      <w:r>
+        <w:rPr>
+          <w:b/>
+        </w:rPr>
+        <w:t>Input</w:t>
+      </w:r>
+      <w:r>
+        <w:rPr>
+          <w:b w:val="0"/>
+        </w:rPr>
+        <w:t xml:space="preserve"> → </w:t>
+      </w:r>
+      <w:r>
+        <w:rPr>
+          <w:b/>
+        </w:rPr>
+        <w:t>Process</w:t>
+      </w:r>
+      <w:r>
+        <w:rPr>
+          <w:b w:val="0"/>
+        </w:rPr>
+        <w:t xml:space="preserve"> → </w:t>
+      </w:r>
+      <w:r>
+        <w:rPr>
+          <w:b/>
+        </w:rPr>
+        <w:t>Output</w:t>
+      </w:r>
+    </w:p>
+    <w:p>
+      <w:pPr>
+        <w:spacing w:line="336" w:lineRule="auto" w:after="180"/>
+      </w:pPr>
+      <w:r>
+        <w:rPr>
+          <w:b w:val="0"/>
+        </w:rPr>
+        <w:t>Trace the information. At each stage, ask what changed and how you could test it.</w:t>
+      </w:r>
+    </w:p>
+    <w:p>
+      <w:pPr>
+        <w:spacing w:line="336" w:lineRule="auto" w:after="180"/>
+      </w:pPr>
+      <w:r>
+        <w:rPr>
+          <w:b w:val="0"/>
+        </w:rPr>
+        <w:t>Which stage could fail even when the other two are correct? Explain:</w:t>
+      </w:r>
+    </w:p>
+    <w:p>
+      <w:pPr>
+        <w:spacing w:line="336" w:lineRule="auto" w:after="180"/>
+      </w:pPr>
+      <w:r>
+        <w:rPr>
+          <w:b w:val="0"/>
+        </w:rPr>
+        <w:t xml:space="preserve">Predict first. Then check each step. A correct answer without visible reasoning is incomplete </w:t>
+      </w:r>
+      <w:r>
+        <w:rPr>
+          <w:b/>
+        </w:rPr>
+        <w:t>evidence</w:t>
+      </w:r>
+      <w:r>
+        <w:rPr>
+          <w:b w:val="0"/>
+        </w:rPr>
+        <w:t>.</w:t>
+      </w:r>
+    </w:p>
+    <w:p>
+      <w:pPr>
+        <w:spacing w:line="336" w:lineRule="auto" w:after="180"/>
+        <w:shd w:fill="F4F9FC"/>
+      </w:pPr>
+      <w:r>
+        <w:rPr>
+          <w:b w:val="0"/>
+        </w:rPr>
+        <w:t xml:space="preserve">1. In this simplified diffusion-style image generator, begin with random visual </w:t>
+      </w:r>
+      <w:r>
+        <w:rPr>
+          <w:b/>
+        </w:rPr>
+        <w:t>noise</w:t>
+      </w:r>
+      <w:r>
+        <w:rPr>
+          <w:b w:val="0"/>
+        </w:rPr>
+        <w:t>. Other image-generation methods use different procedures.</w:t>
+      </w:r>
+    </w:p>
+    <w:p>
+      <w:pPr>
+        <w:spacing w:line="336" w:lineRule="auto" w:after="180"/>
+        <w:shd w:fill="F4F9FC"/>
+      </w:pPr>
+      <w:r>
+        <w:rPr>
+          <w:b w:val="0"/>
+        </w:rPr>
+        <w:t>2. At each step, predict a slightly more structured image guided by the prompt.</w:t>
+      </w:r>
+    </w:p>
+    <w:p>
+      <w:pPr>
+        <w:spacing w:line="336" w:lineRule="auto" w:after="180"/>
+        <w:shd w:fill="F4F9FC"/>
+      </w:pPr>
+      <w:r>
+        <w:rPr>
+          <w:b w:val="0"/>
+        </w:rPr>
+        <w:t>3. Learned patterns influence shapes, textures, and relationships.</w:t>
+      </w:r>
+    </w:p>
+    <w:p>
+      <w:pPr>
+        <w:spacing w:line="336" w:lineRule="auto" w:after="180"/>
+        <w:shd w:fill="F4F9FC"/>
+      </w:pPr>
+      <w:r>
+        <w:rPr>
+          <w:b w:val="0"/>
+        </w:rPr>
+        <w:t xml:space="preserve">4. The result is generated, not retrieved </w:t>
+      </w:r>
+      <w:r>
+        <w:rPr>
+          <w:b/>
+        </w:rPr>
+        <w:t>evidence</w:t>
+      </w:r>
+      <w:r>
+        <w:rPr>
+          <w:b w:val="0"/>
+        </w:rPr>
+        <w:t xml:space="preserve"> of a real event.</w:t>
+      </w:r>
+    </w:p>
+    <w:p>
+      <w:pPr>
+        <w:spacing w:line="336" w:lineRule="auto" w:after="180"/>
+      </w:pPr>
+      <w:r>
+        <w:rPr>
+          <w:b w:val="0"/>
+        </w:rPr>
+        <w:t>Recalculate, retrace, or restate the reasoning in your own representation:</w:t>
+      </w:r>
+    </w:p>
+    <w:p>
+      <w:pPr>
+        <w:spacing w:line="336" w:lineRule="auto" w:after="180"/>
+        <w:shd w:fill="F5F1FB"/>
+      </w:pPr>
+      <w:r>
+        <w:rPr>
+          <w:b w:val="0"/>
+        </w:rPr>
+        <w:t xml:space="preserve">CHECK Did the </w:t>
+      </w:r>
+      <w:r>
+        <w:rPr>
+          <w:b/>
+        </w:rPr>
+        <w:t>evidence</w:t>
+      </w:r>
+      <w:r>
+        <w:rPr>
+          <w:b w:val="0"/>
+        </w:rPr>
+        <w:t xml:space="preserve"> answer the exact question? Did the total, path, or source record stay consistent?</w:t>
+      </w:r>
+    </w:p>
+    <w:p>
       <w:pPr>
         <w:pStyle w:val="Heading3"/>
       </w:pPr>
       <w:r>
-        <w:t>Explain the mechanism</w:t>
-      </w:r>
-    </w:p>
-    <w:p>
-      <w:r>
-        <w:t>Input → Process → Output</w:t>
-      </w:r>
-    </w:p>
-    <w:p>
-      <w:r>
-        <w:t>Trace the information. At each stage, ask what changed and how you could test it.</w:t>
-      </w:r>
-    </w:p>
-    <w:p>
-      <w:r>
-        <w:t>Which stage could fail even when the other two are correct? Explain:</w:t>
-      </w:r>
-    </w:p>
-    <w:p>
-      <w:r>
-        <w:t>Predict first. Then check each step. A correct answer without visible reasoning is incomplete evidence.</w:t>
-      </w:r>
-    </w:p>
-    <w:p>
-      <w:r>
-        <w:t>1. In this simplified diffusion-style image generator, begin with random visual noise. Other image-generation methods use different procedures.</w:t>
-      </w:r>
-    </w:p>
-    <w:p>
-      <w:r>
-        <w:t>2. At each step, predict a slightly more structured image guided by the prompt.</w:t>
-      </w:r>
-    </w:p>
-    <w:p>
-      <w:r>
-        <w:t>3. Learned patterns influence shapes, textures, and relationships.</w:t>
-      </w:r>
-    </w:p>
-    <w:p>
-      <w:r>
-        <w:t>4. The result is generated, not retrieved evidence of a real event.</w:t>
-      </w:r>
-    </w:p>
-    <w:p>
-      <w:r>
-        <w:t>Recalculate, retrace, or restate the reasoning in your own representation:</w:t>
-      </w:r>
-    </w:p>
-    <w:p>
-      <w:r>
-        <w:t>CHECK Did the evidence answer the exact question? Did the total, path, or source record stay consistent?</w:t>
+        <w:t>Concrete teaching case</w:t>
       </w:r>
     </w:p>
     <w:p>
@@ -574,16 +1189,30 @@
         <w:pStyle w:val="Heading3"/>
       </w:pPr>
       <w:r>
-        <w:t>Concrete teaching case</w:t>
-      </w:r>
-    </w:p>
-    <w:p>
-      <w:r>
+        <w:t>The teaching case</w:t>
+      </w:r>
+    </w:p>
+    <w:p>
+      <w:pPr>
+        <w:spacing w:line="336" w:lineRule="auto" w:after="180"/>
+        <w:shd w:fill="F1F6FC"/>
+      </w:pPr>
+      <w:r>
+        <w:rPr>
+          <w:b w:val="0"/>
+        </w:rPr>
         <w:t>A generator creates a realistic fictional bicycle beside a tree.</w:t>
       </w:r>
     </w:p>
     <w:p>
-      <w:r>
+      <w:pPr>
+        <w:spacing w:line="336" w:lineRule="auto" w:after="180"/>
+        <w:shd w:fill="F5F1FB"/>
+      </w:pPr>
+      <w:r>
+        <w:rPr>
+          <w:b w:val="0"/>
+        </w:rPr>
         <w:t>How does this differ from event photography?</w:t>
       </w:r>
     </w:p>
@@ -596,36 +1225,184 @@
       </w:r>
     </w:p>
     <w:p>
-      <w:r>
-        <w:t>It synthesises an image from learned patterns and instructions; it does not document that event. Many systems denoise iteratively, but architectures vary.</w:t>
-      </w:r>
-    </w:p>
-    <w:p>
       <w:pPr>
         <w:pStyle w:val="Heading3"/>
       </w:pPr>
       <w:r>
+        <w:t>Why the result follows</w:t>
+      </w:r>
+    </w:p>
+    <w:p>
+      <w:pPr>
+        <w:spacing w:line="336" w:lineRule="auto" w:after="180"/>
+        <w:shd w:fill="F1F6FC"/>
+      </w:pPr>
+      <w:r>
+        <w:rPr>
+          <w:b w:val="0"/>
+        </w:rPr>
+        <w:t>It synthesises an image from learned patterns and instructions; it does not document that event. Many systems de</w:t>
+      </w:r>
+      <w:r>
+        <w:rPr>
+          <w:b/>
+        </w:rPr>
+        <w:t>noise</w:t>
+      </w:r>
+      <w:r>
+        <w:rPr>
+          <w:b w:val="0"/>
+        </w:rPr>
+        <w:t xml:space="preserve"> iteratively, but architectures vary.</w:t>
+      </w:r>
+    </w:p>
+    <w:p>
+      <w:pPr>
+        <w:pStyle w:val="Heading3"/>
+      </w:pPr>
+      <w:r>
         <w:t>Explain the added worked example</w:t>
       </w:r>
     </w:p>
     <w:p>
-      <w:r>
-        <w:t>An image generator constructs an output from learned patterns and a specification. A generated picture is not a record that the depicted event occurred.</w:t>
-      </w:r>
-    </w:p>
-    <w:p>
-      <w:r>
-        <w:t>Begin by writing the question the procedure is intended to answer. Identify the information already supplied, the information it will produce and the information still missing. These are constructed classroom examples; they do not require live accounts, private records or an external service. Do not treat a plausible explanation as a measured outcome.</w:t>
-      </w:r>
-    </w:p>
-    <w:p>
-      <w:r>
-        <w:t>Keep a provenance record containing specification, tool/version when known, generation date, edits, permissions and intended use. Label fictional imagery. Inspect visual requirements and avoid inferring identity or event authenticity from appearance.</w:t>
-      </w:r>
-    </w:p>
-    <w:p>
-      <w:r>
-        <w:t>Before applying the procedure, write its units, denominator or decision boundary where relevant. A partner should be able to repeat each step using the same inputs. If a required input is absent or violates the stated contract, record that condition explicitly instead of quietly replacing it with a convenient value.</w:t>
+      <w:pPr>
+        <w:spacing w:line="336" w:lineRule="auto" w:after="180"/>
+      </w:pPr>
+      <w:r>
+        <w:rPr>
+          <w:b w:val="0"/>
+        </w:rPr>
+        <w:t xml:space="preserve">An image generator constructs an </w:t>
+      </w:r>
+      <w:r>
+        <w:rPr>
+          <w:b/>
+        </w:rPr>
+        <w:t>output</w:t>
+      </w:r>
+      <w:r>
+        <w:rPr>
+          <w:b w:val="0"/>
+        </w:rPr>
+        <w:t xml:space="preserve"> from learned patterns and a specification. A generated picture is not a record that the depicted event occurred.</w:t>
+      </w:r>
+    </w:p>
+    <w:p>
+      <w:pPr>
+        <w:pStyle w:val="Heading3"/>
+      </w:pPr>
+      <w:r>
+        <w:t>Explain the added worked example · 1</w:t>
+      </w:r>
+    </w:p>
+    <w:p>
+      <w:pPr>
+        <w:spacing w:line="336" w:lineRule="auto" w:after="180"/>
+      </w:pPr>
+      <w:r>
+        <w:rPr>
+          <w:b w:val="0"/>
+        </w:rPr>
+        <w:t>Begin by writing the question the procedure is intended to answer. Identify the information already supplied, the information it will produce and the information still missing.</w:t>
+      </w:r>
+    </w:p>
+    <w:p>
+      <w:pPr>
+        <w:spacing w:line="336" w:lineRule="auto" w:after="180"/>
+      </w:pPr>
+      <w:r>
+        <w:rPr>
+          <w:b w:val="0"/>
+        </w:rPr>
+        <w:t>These are constructed classroom examples; they do not require live accounts, private records or an external service. Do not treat a plausible explanation as a measured outcome.</w:t>
+      </w:r>
+    </w:p>
+    <w:p>
+      <w:pPr>
+        <w:spacing w:line="336" w:lineRule="auto" w:after="180"/>
+      </w:pPr>
+      <w:r>
+        <w:rPr>
+          <w:b w:val="0"/>
+        </w:rPr>
+        <w:t xml:space="preserve">Keep a </w:t>
+      </w:r>
+      <w:r>
+        <w:rPr>
+          <w:b/>
+        </w:rPr>
+        <w:t>provenance</w:t>
+      </w:r>
+      <w:r>
+        <w:rPr>
+          <w:b w:val="0"/>
+        </w:rPr>
+        <w:t xml:space="preserve"> record containing specification, tool/version when known, generation date, edits, permissions and intended use. Label fictional imagery.</w:t>
+      </w:r>
+    </w:p>
+    <w:p>
+      <w:pPr>
+        <w:spacing w:line="336" w:lineRule="auto" w:after="180"/>
+      </w:pPr>
+      <w:r>
+        <w:rPr>
+          <w:b w:val="0"/>
+        </w:rPr>
+        <w:t>Inspect visual requirements and avoid inferring identity or event authenticity from appearance.</w:t>
+      </w:r>
+    </w:p>
+    <w:p>
+      <w:pPr>
+        <w:pStyle w:val="Heading3"/>
+      </w:pPr>
+      <w:r>
+        <w:t>Explain the added worked example · 2</w:t>
+      </w:r>
+    </w:p>
+    <w:p>
+      <w:pPr>
+        <w:spacing w:line="336" w:lineRule="auto" w:after="180"/>
+      </w:pPr>
+      <w:r>
+        <w:rPr>
+          <w:b w:val="0"/>
+        </w:rPr>
+        <w:t xml:space="preserve">Before applying the procedure, write its units, denominator or decision boundary where relevant. A partner should be able to repeat each step using the same </w:t>
+      </w:r>
+      <w:r>
+        <w:rPr>
+          <w:b/>
+        </w:rPr>
+        <w:t>input</w:t>
+      </w:r>
+      <w:r>
+        <w:rPr>
+          <w:b w:val="0"/>
+        </w:rPr>
+        <w:t>s.</w:t>
+      </w:r>
+    </w:p>
+    <w:p>
+      <w:pPr>
+        <w:spacing w:line="336" w:lineRule="auto" w:after="180"/>
+      </w:pPr>
+      <w:r>
+        <w:rPr>
+          <w:b w:val="0"/>
+        </w:rPr>
+        <w:t xml:space="preserve">If a required </w:t>
+      </w:r>
+      <w:r>
+        <w:rPr>
+          <w:b/>
+        </w:rPr>
+        <w:t>input</w:t>
+      </w:r>
+      <w:r>
+        <w:rPr>
+          <w:b w:val="0"/>
+        </w:rPr>
+        <w:t xml:space="preserve"> is absent or violates the stated contract, record that condition explicitly instead of quietly replacing it with a convenient value.</w:t>
       </w:r>
     </w:p>
     <w:p>
@@ -747,23 +1524,125 @@
       </w:r>
     </w:p>
     <w:p>
-      <w:r>
-        <w:t>Use the complete worked example below before asking learners to complete W2. Reveal a small part, invite a prediction, then explain the deciding step. These teacher notes contain solutions; do not reveal the independent case answer during modelling.</w:t>
-      </w:r>
-    </w:p>
-    <w:p>
-      <w:r>
+      <w:pPr>
+        <w:spacing w:line="336" w:lineRule="auto" w:after="180"/>
+      </w:pPr>
+      <w:r>
+        <w:rPr>
+          <w:b w:val="0"/>
+        </w:rPr>
+        <w:t xml:space="preserve">Use the complete worked example below before asking learners to complete W2. Reveal a small part, invite a </w:t>
+      </w:r>
+      <w:r>
+        <w:rPr>
+          <w:b/>
+        </w:rPr>
+        <w:t>prediction</w:t>
+      </w:r>
+      <w:r>
+        <w:rPr>
+          <w:b w:val="0"/>
+        </w:rPr>
+        <w:t>, then explain the deciding step.</w:t>
+      </w:r>
+    </w:p>
+    <w:p>
+      <w:pPr>
+        <w:spacing w:line="336" w:lineRule="auto" w:after="180"/>
+      </w:pPr>
+      <w:r>
+        <w:rPr>
+          <w:b w:val="0"/>
+        </w:rPr>
+        <w:t>These teacher notes contain solutions; do not reveal the independent case answer during modelling.</w:t>
+      </w:r>
+    </w:p>
+    <w:p>
+      <w:pPr>
+        <w:spacing w:line="336" w:lineRule="auto" w:after="180"/>
+      </w:pPr>
+      <w:r>
+        <w:rPr>
+          <w:b w:val="0"/>
+        </w:rPr>
         <w:t>A fictional poster requires exactly three labelled circles. Generated image shows four circles and one unreadable label. A caption calls it a photograph of a real lesson.</w:t>
       </w:r>
     </w:p>
     <w:p>
-      <w:r>
+      <w:pPr>
+        <w:spacing w:line="336" w:lineRule="auto" w:after="180"/>
+      </w:pPr>
+      <w:r>
+        <w:rPr>
+          <w:b w:val="0"/>
+        </w:rPr>
         <w:t>It fails count and label criteria; the photograph claim is unsupported. Record it as a generated fictional illustration and revise or reject before use.</w:t>
       </w:r>
     </w:p>
     <w:p>
-      <w:r>
-        <w:t>Compare the intermediate evidence with the final statement. Explain why each number or decision follows from the stated inputs. The conclusion belongs to this scenario and procedure; changing the inputs, evaluation population or authority can change what it establishes. Retain the raw record so a later revision can be compared honestly.</w:t>
+      <w:pPr>
+        <w:pStyle w:val="Heading3"/>
+      </w:pPr>
+      <w:r>
+        <w:t>Model the reasoning aloud · 3</w:t>
+      </w:r>
+    </w:p>
+    <w:p>
+      <w:pPr>
+        <w:spacing w:line="336" w:lineRule="auto" w:after="180"/>
+      </w:pPr>
+      <w:r>
+        <w:rPr>
+          <w:b w:val="0"/>
+        </w:rPr>
+        <w:t xml:space="preserve">Compare the intermediate </w:t>
+      </w:r>
+      <w:r>
+        <w:rPr>
+          <w:b/>
+        </w:rPr>
+        <w:t>evidence</w:t>
+      </w:r>
+      <w:r>
+        <w:rPr>
+          <w:b w:val="0"/>
+        </w:rPr>
+        <w:t xml:space="preserve"> with the final statement. Explain why each number or decision follows from the stated </w:t>
+      </w:r>
+      <w:r>
+        <w:rPr>
+          <w:b/>
+        </w:rPr>
+        <w:t>input</w:t>
+      </w:r>
+      <w:r>
+        <w:rPr>
+          <w:b w:val="0"/>
+        </w:rPr>
+        <w:t>s.</w:t>
+      </w:r>
+    </w:p>
+    <w:p>
+      <w:pPr>
+        <w:spacing w:line="336" w:lineRule="auto" w:after="180"/>
+      </w:pPr>
+      <w:r>
+        <w:rPr>
+          <w:b w:val="0"/>
+        </w:rPr>
+        <w:t xml:space="preserve">The conclusion belongs to this scenario and procedure; changing the </w:t>
+      </w:r>
+      <w:r>
+        <w:rPr>
+          <w:b/>
+        </w:rPr>
+        <w:t>input</w:t>
+      </w:r>
+      <w:r>
+        <w:rPr>
+          <w:b w:val="0"/>
+        </w:rPr>
+        <w:t>s, evaluation population or authority can change what it establishes. Retain the raw record so a later revision can be compared honestly.</w:t>
       </w:r>
     </w:p>
     <w:tbl>
@@ -869,7 +1748,13 @@
       </w:tr>
     </w:tbl>
     <w:p>
-      <w:r>
+      <w:pPr>
+        <w:spacing w:line="336" w:lineRule="auto" w:after="180"/>
+      </w:pPr>
+      <w:r>
+        <w:rPr>
+          <w:b w:val="0"/>
+        </w:rPr>
         <w:t>Use the diagram and verbal explanation together. Ask learners to match a sentence to a specific visual step; do not assign learners fixed visual or auditory learning styles.</w:t>
       </w:r>
     </w:p>
@@ -882,7 +1767,13 @@
       </w:r>
     </w:p>
     <w:p>
-      <w:r>
+      <w:pPr>
+        <w:spacing w:line="336" w:lineRule="auto" w:after="180"/>
+      </w:pPr>
+      <w:r>
+        <w:rPr>
+          <w:b w:val="0"/>
+        </w:rPr>
         <w:t>A fictional lesson poster illustrates one family of image-generation approaches.</w:t>
       </w:r>
     </w:p>
@@ -895,13 +1786,67 @@
       </w:r>
     </w:p>
     <w:p>
-      <w:r>
-        <w:t>Toy 2×2 noisy numerical grid: [[0.2,0.8],[0.6,0.3]]. A specified illustrative denoising step gives [[0.1,0.9],[0.4,0.2]].</w:t>
-      </w:r>
-    </w:p>
-    <w:p>
-      <w:r>
-        <w:t>These supplied arrays illustrate steps only; they are not outputs from a real trained diffusion model.</w:t>
+      <w:pPr>
+        <w:pStyle w:val="Heading3"/>
+      </w:pPr>
+      <w:r>
+        <w:t>Supplied facts</w:t>
+      </w:r>
+    </w:p>
+    <w:p>
+      <w:pPr>
+        <w:spacing w:line="336" w:lineRule="auto" w:after="180"/>
+        <w:shd w:fill="F1F6FC"/>
+      </w:pPr>
+      <w:r>
+        <w:rPr>
+          <w:b w:val="0"/>
+        </w:rPr>
+        <w:t xml:space="preserve">Toy 2×2 noisy numerical grid: [[0.2,0.8],[0.6,0.3]]. A specified illustrative </w:t>
+      </w:r>
+      <w:r>
+        <w:rPr>
+          <w:b/>
+        </w:rPr>
+        <w:t>denoising</w:t>
+      </w:r>
+      <w:r>
+        <w:rPr>
+          <w:b w:val="0"/>
+        </w:rPr>
+        <w:t xml:space="preserve"> step gives [[0.1,0.9],[0.4,0.2]].</w:t>
+      </w:r>
+    </w:p>
+    <w:p>
+      <w:pPr>
+        <w:pStyle w:val="Heading3"/>
+      </w:pPr>
+      <w:r>
+        <w:t>Supplied facts</w:t>
+      </w:r>
+    </w:p>
+    <w:p>
+      <w:pPr>
+        <w:spacing w:line="336" w:lineRule="auto" w:after="180"/>
+        <w:shd w:fill="F1F6FC"/>
+      </w:pPr>
+      <w:r>
+        <w:rPr>
+          <w:b w:val="0"/>
+        </w:rPr>
+        <w:t xml:space="preserve">These supplied arrays illustrate steps only; they are not </w:t>
+      </w:r>
+      <w:r>
+        <w:rPr>
+          <w:b/>
+        </w:rPr>
+        <w:t>output</w:t>
+      </w:r>
+      <w:r>
+        <w:rPr>
+          <w:b w:val="0"/>
+        </w:rPr>
+        <w:t>s from a real trained diffusion model.</w:t>
       </w:r>
     </w:p>
     <w:p>
@@ -1122,20 +2067,98 @@
       </w:r>
     </w:p>
     <w:p>
-      <w:r>
-        <w:t>Diffusion-style generators learn to remove noise in stages, often guided by text, but a real implementation can operate in a latent representation rather than direct pixels. The toy values let us inspect an update without pretending to simulate that trained process. An attractive final image still needs checks for labels, requested relations and factual claims.</w:t>
-      </w:r>
-    </w:p>
-    <w:p>
       <w:pPr>
         <w:pStyle w:val="Heading3"/>
       </w:pPr>
       <w:r>
+        <w:t>Why the result follows</w:t>
+      </w:r>
+    </w:p>
+    <w:p>
+      <w:pPr>
+        <w:spacing w:line="336" w:lineRule="auto" w:after="180"/>
+        <w:shd w:fill="F1F6FC"/>
+      </w:pPr>
+      <w:r>
+        <w:rPr>
+          <w:b w:val="0"/>
+        </w:rPr>
+        <w:t xml:space="preserve">Diffusion-style generators learn to remove </w:t>
+      </w:r>
+      <w:r>
+        <w:rPr>
+          <w:b/>
+        </w:rPr>
+        <w:t>noise</w:t>
+      </w:r>
+      <w:r>
+        <w:rPr>
+          <w:b w:val="0"/>
+        </w:rPr>
+        <w:t xml:space="preserve"> in stages, often guided by text, but a real implementation can operate in a </w:t>
+      </w:r>
+      <w:r>
+        <w:rPr>
+          <w:b/>
+        </w:rPr>
+        <w:t>latent representation</w:t>
+      </w:r>
+      <w:r>
+        <w:rPr>
+          <w:b w:val="0"/>
+        </w:rPr>
+        <w:t xml:space="preserve"> rather than direct pixels.</w:t>
+      </w:r>
+    </w:p>
+    <w:p>
+      <w:pPr>
+        <w:spacing w:line="336" w:lineRule="auto" w:after="180"/>
+        <w:shd w:fill="F1F6FC"/>
+      </w:pPr>
+      <w:r>
+        <w:rPr>
+          <w:b w:val="0"/>
+        </w:rPr>
+        <w:t xml:space="preserve">The toy values let us inspect an update without pretending to simulate that trained </w:t>
+      </w:r>
+      <w:r>
+        <w:rPr>
+          <w:b/>
+        </w:rPr>
+        <w:t>process</w:t>
+      </w:r>
+      <w:r>
+        <w:rPr>
+          <w:b w:val="0"/>
+        </w:rPr>
+        <w:t>. An attractive final image still needs checks for labels, requested relations and factual claims.</w:t>
+      </w:r>
+    </w:p>
+    <w:p>
+      <w:pPr>
+        <w:pStyle w:val="Heading3"/>
+      </w:pPr>
+      <w:r>
         <w:t>What this example does not establish</w:t>
       </w:r>
     </w:p>
     <w:p>
-      <w:r>
+      <w:pPr>
+        <w:pStyle w:val="Heading3"/>
+      </w:pPr>
+      <w:r>
+        <w:t>Keep the stated limit</w:t>
+      </w:r>
+    </w:p>
+    <w:p>
+      <w:pPr>
+        <w:spacing w:line="336" w:lineRule="auto" w:after="180"/>
+        <w:shd w:fill="FFF5E6"/>
+      </w:pPr>
+      <w:r>
+        <w:rPr>
+          <w:b w:val="0"/>
+        </w:rPr>
         <w:t>Not all image generators use diffusion; this toy step is neither a complete algorithm nor an executed model.</w:t>
       </w:r>
     </w:p>
@@ -1148,31 +2171,155 @@
       </w:r>
     </w:p>
     <w:p>
-      <w:r>
+      <w:pPr>
+        <w:pStyle w:val="Heading3"/>
+      </w:pPr>
+      <w:r>
+        <w:t>Change one thing</w:t>
+      </w:r>
+    </w:p>
+    <w:p>
+      <w:pPr>
+        <w:spacing w:line="336" w:lineRule="auto" w:after="180"/>
+        <w:shd w:fill="F5F1FB"/>
+      </w:pPr>
+      <w:r>
+        <w:rPr>
+          <w:b w:val="0"/>
+        </w:rPr>
         <w:t>Change: Relabel the illustration as a photograph of an actual laboratory measurement.</w:t>
       </w:r>
     </w:p>
     <w:p>
-      <w:r>
-        <w:t>Prediction: That caption is unsupported.</w:t>
-      </w:r>
-    </w:p>
-    <w:p>
-      <w:r>
-        <w:t>Reason: Its provenance is an invented diagram of a process, not a camera record of an event.</w:t>
-      </w:r>
-    </w:p>
-    <w:p>
       <w:pPr>
         <w:pStyle w:val="Heading3"/>
       </w:pPr>
       <w:r>
+        <w:t>Predicted result</w:t>
+      </w:r>
+    </w:p>
+    <w:p>
+      <w:pPr>
+        <w:spacing w:line="336" w:lineRule="auto" w:after="180"/>
+        <w:shd w:fill="F1F6FC"/>
+      </w:pPr>
+      <w:r>
+        <w:rPr>
+          <w:b/>
+        </w:rPr>
+        <w:t>Prediction</w:t>
+      </w:r>
+      <w:r>
+        <w:rPr>
+          <w:b w:val="0"/>
+        </w:rPr>
+        <w:t>: That caption is unsupported.</w:t>
+      </w:r>
+    </w:p>
+    <w:p>
+      <w:pPr>
+        <w:pStyle w:val="Heading3"/>
+      </w:pPr>
+      <w:r>
+        <w:t>Why the result follows</w:t>
+      </w:r>
+    </w:p>
+    <w:p>
+      <w:pPr>
+        <w:spacing w:line="336" w:lineRule="auto" w:after="180"/>
+        <w:shd w:fill="F1F6FC"/>
+      </w:pPr>
+      <w:r>
+        <w:rPr>
+          <w:b w:val="0"/>
+        </w:rPr>
+        <w:t xml:space="preserve">Reason: Its </w:t>
+      </w:r>
+      <w:r>
+        <w:rPr>
+          <w:b/>
+        </w:rPr>
+        <w:t>provenance</w:t>
+      </w:r>
+      <w:r>
+        <w:rPr>
+          <w:b w:val="0"/>
+        </w:rPr>
+        <w:t xml:space="preserve"> is an invented diagram of a </w:t>
+      </w:r>
+      <w:r>
+        <w:rPr>
+          <w:b/>
+        </w:rPr>
+        <w:t>process</w:t>
+      </w:r>
+      <w:r>
+        <w:rPr>
+          <w:b w:val="0"/>
+        </w:rPr>
+        <w:t>, not a camera record of an event.</w:t>
+      </w:r>
+    </w:p>
+    <w:p>
+      <w:pPr>
+        <w:pStyle w:val="Heading3"/>
+      </w:pPr>
+      <w:r>
         <w:t>Ask while showing the picture</w:t>
       </w:r>
     </w:p>
     <w:p>
-      <w:r>
-        <w:t>Cover the result. Ask learners to name the inputs and predict the next step. Uncover one step, connect the icon to the actual procedure, and explain its evidence. Then change the supplied condition and compare. The picture is a representation; it does not document execution of a real AI model.</w:t>
+      <w:pPr>
+        <w:pStyle w:val="Heading3"/>
+      </w:pPr>
+      <w:r>
+        <w:t>Ask while showing the picture · 4</w:t>
+      </w:r>
+    </w:p>
+    <w:p>
+      <w:pPr>
+        <w:spacing w:line="336" w:lineRule="auto" w:after="180"/>
+      </w:pPr>
+      <w:r>
+        <w:rPr>
+          <w:b w:val="0"/>
+        </w:rPr>
+        <w:t xml:space="preserve">Cover the result. Ask learners to name the </w:t>
+      </w:r>
+      <w:r>
+        <w:rPr>
+          <w:b/>
+        </w:rPr>
+        <w:t>input</w:t>
+      </w:r>
+      <w:r>
+        <w:rPr>
+          <w:b w:val="0"/>
+        </w:rPr>
+        <w:t xml:space="preserve">s and predict the next step. Uncover one step, connect the icon to the actual procedure, and explain its </w:t>
+      </w:r>
+      <w:r>
+        <w:rPr>
+          <w:b/>
+        </w:rPr>
+        <w:t>evidence</w:t>
+      </w:r>
+      <w:r>
+        <w:rPr>
+          <w:b w:val="0"/>
+        </w:rPr>
+        <w:t>. Then change the supplied condition and compare.</w:t>
+      </w:r>
+    </w:p>
+    <w:p>
+      <w:pPr>
+        <w:spacing w:line="336" w:lineRule="auto" w:after="180"/>
+      </w:pPr>
+      <w:r>
+        <w:rPr>
+          <w:b w:val="0"/>
+        </w:rPr>
+        <w:t>The picture is a representation; it does not document execution of a real AI model.</w:t>
       </w:r>
     </w:p>
     <w:p>
@@ -1184,11 +2331,16 @@
       </w:r>
     </w:p>
     <w:p>
+      <w:r>
+        <w:t>Demonstrate Image Generation Models, reduce support deliberately and check individual reasoning before discussing answers.</w:t>
+      </w:r>
+    </w:p>
+    <w:p>
       <w:pPr>
         <w:pStyle w:val="Heading3"/>
       </w:pPr>
       <w:r>
-        <w:t>Demonstrate and guide practice</w:t>
+        <w:t>Board sequence</w:t>
       </w:r>
     </w:p>
     <w:p>
@@ -1196,26 +2348,102 @@
         <w:pStyle w:val="Heading3"/>
       </w:pPr>
       <w:r>
-        <w:t>Board sequence</w:t>
-      </w:r>
-    </w:p>
-    <w:p>
-      <w:r>
+        <w:t>1. Put the facts on the board</w:t>
+      </w:r>
+    </w:p>
+    <w:p>
+      <w:pPr>
+        <w:spacing w:line="336" w:lineRule="auto" w:after="180"/>
+        <w:shd w:fill="F4F9FC"/>
+      </w:pPr>
+      <w:r>
+        <w:rPr>
+          <w:b w:val="0"/>
+        </w:rPr>
         <w:t>Write the given facts: A generator creates a realistic fictional bicycle beside a tree.</w:t>
       </w:r>
     </w:p>
     <w:p>
-      <w:r>
+      <w:pPr>
+        <w:pStyle w:val="Heading3"/>
+      </w:pPr>
+      <w:r>
+        <w:t>2. State the decision to explain</w:t>
+      </w:r>
+    </w:p>
+    <w:p>
+      <w:pPr>
+        <w:spacing w:line="336" w:lineRule="auto" w:after="180"/>
+        <w:shd w:fill="F5F1FB"/>
+      </w:pPr>
+      <w:r>
+        <w:rPr>
+          <w:b w:val="0"/>
+        </w:rPr>
         <w:t>Write the question to explain: How does this differ from event photography?</w:t>
       </w:r>
     </w:p>
     <w:p>
-      <w:r>
-        <w:t>Reveal after predictions: It synthesises an image from learned patterns and instructions; it does not document that event. Many systems denoise iteratively, but architectures vary.</w:t>
-      </w:r>
-    </w:p>
-    <w:p>
-      <w:r>
+      <w:pPr>
+        <w:pStyle w:val="Heading3"/>
+      </w:pPr>
+      <w:r>
+        <w:t>3. Reveal the worked reasoning</w:t>
+      </w:r>
+    </w:p>
+    <w:p>
+      <w:pPr>
+        <w:spacing w:line="336" w:lineRule="auto" w:after="180"/>
+        <w:shd w:fill="F1F6FC"/>
+      </w:pPr>
+      <w:r>
+        <w:rPr>
+          <w:b w:val="0"/>
+        </w:rPr>
+        <w:t xml:space="preserve">Reveal after </w:t>
+      </w:r>
+      <w:r>
+        <w:rPr>
+          <w:b/>
+        </w:rPr>
+        <w:t>prediction</w:t>
+      </w:r>
+      <w:r>
+        <w:rPr>
+          <w:b w:val="0"/>
+        </w:rPr>
+        <w:t>s: It synthesises an image from learned patterns and instructions; it does not document that event. Many systems de</w:t>
+      </w:r>
+      <w:r>
+        <w:rPr>
+          <w:b/>
+        </w:rPr>
+        <w:t>noise</w:t>
+      </w:r>
+      <w:r>
+        <w:rPr>
+          <w:b w:val="0"/>
+        </w:rPr>
+        <w:t xml:space="preserve"> iteratively, but architectures vary.</w:t>
+      </w:r>
+    </w:p>
+    <w:p>
+      <w:pPr>
+        <w:pStyle w:val="Heading3"/>
+      </w:pPr>
+      <w:r>
+        <w:t>Hold back the independent task</w:t>
+      </w:r>
+    </w:p>
+    <w:p>
+      <w:pPr>
+        <w:spacing w:line="336" w:lineRule="auto" w:after="180"/>
+        <w:shd w:fill="F5F1FB"/>
+      </w:pPr>
+      <w:r>
+        <w:rPr>
+          <w:b w:val="0"/>
+        </w:rPr>
         <w:t>Keep for an independent attempt: An image model draws a plant with seven roots after a request for exactly four. What does this show, and where should an exact count diagram be made?</w:t>
       </w:r>
     </w:p>
@@ -1228,23 +2456,77 @@
       </w:r>
     </w:p>
     <w:p>
-      <w:r>
+      <w:pPr>
+        <w:pStyle w:val="Heading3"/>
+      </w:pPr>
+      <w:r>
+        <w:t>Ask the class</w:t>
+      </w:r>
+    </w:p>
+    <w:p>
+      <w:pPr>
+        <w:spacing w:line="336" w:lineRule="auto" w:after="180"/>
+        <w:shd w:fill="F5F1FB"/>
+      </w:pPr>
+      <w:r>
+        <w:rPr>
+          <w:b w:val="0"/>
+        </w:rPr>
         <w:t>Ask: Which facts are given, and which would we have to assume? Learners mark relevant details before discussing answers.</w:t>
       </w:r>
     </w:p>
     <w:p>
-      <w:r>
+      <w:pPr>
+        <w:pStyle w:val="Heading3"/>
+      </w:pPr>
+      <w:r>
+        <w:t>Language to model</w:t>
+      </w:r>
+    </w:p>
+    <w:p>
+      <w:pPr>
+        <w:spacing w:line="336" w:lineRule="auto" w:after="180"/>
+        <w:shd w:fill="F1F6F8"/>
+      </w:pPr>
+      <w:r>
+        <w:rPr>
+          <w:b w:val="0"/>
+        </w:rPr>
         <w:t>Say: Predict first. Show the rule, information path or calculation that would produce the result. A correct guess is not yet an explanation.</w:t>
       </w:r>
     </w:p>
     <w:p>
-      <w:r>
+      <w:pPr>
+        <w:spacing w:line="336" w:lineRule="auto" w:after="180"/>
+      </w:pPr>
+      <w:r>
+        <w:rPr>
+          <w:b w:val="0"/>
+        </w:rPr>
         <w:t>Reveal reasoning one step at a time. Explain why a tempting alternative fails. Write units and denominators for arithmetic, trace conditions for decisions, and identify supporting sources for claims.</w:t>
       </w:r>
     </w:p>
     <w:p>
-      <w:r>
-        <w:t>In pairs, one learner solves while the other checks evidence; exchange roles. Remove the worked answer before independent assessment.</w:t>
+      <w:pPr>
+        <w:spacing w:line="336" w:lineRule="auto" w:after="180"/>
+      </w:pPr>
+      <w:r>
+        <w:rPr>
+          <w:b w:val="0"/>
+        </w:rPr>
+        <w:t xml:space="preserve">In pairs, one learner solves while the other checks </w:t>
+      </w:r>
+      <w:r>
+        <w:rPr>
+          <w:b/>
+        </w:rPr>
+        <w:t>evidence</w:t>
+      </w:r>
+      <w:r>
+        <w:rPr>
+          <w:b w:val="0"/>
+        </w:rPr>
+        <w:t>; exchange roles. Remove the worked answer before independent assessment.</w:t>
       </w:r>
     </w:p>
     <w:p>
@@ -1256,8 +2538,72 @@
       </w:r>
     </w:p>
     <w:p>
-      <w:r>
-        <w:t>Guided: It fails count and label criteria; the photograph claim is unsupported. Record it as a generated fictional illustration and revise or reject before use. Qualification: Provenance tracks production history; it does not prove the content is accurate or establish every legal permission. Exit: accept a concrete variation with its predicted outcome and a stated condition that would challenge the mechanism; reject a claim resting on unmeasured evidence.</w:t>
+      <w:pPr>
+        <w:spacing w:line="336" w:lineRule="auto" w:after="180"/>
+      </w:pPr>
+      <w:r>
+        <w:rPr>
+          <w:b w:val="0"/>
+        </w:rPr>
+        <w:t>Guided: It fails count and label criteria; the photograph claim is unsupported. Record it as a generated fictional illustration and revise or reject before use.</w:t>
+      </w:r>
+    </w:p>
+    <w:p>
+      <w:pPr>
+        <w:spacing w:line="336" w:lineRule="auto" w:after="180"/>
+      </w:pPr>
+      <w:r>
+        <w:rPr>
+          <w:b w:val="0"/>
+        </w:rPr>
+        <w:t xml:space="preserve">Qualification: </w:t>
+      </w:r>
+      <w:r>
+        <w:rPr>
+          <w:b/>
+        </w:rPr>
+        <w:t>Provenance</w:t>
+      </w:r>
+      <w:r>
+        <w:rPr>
+          <w:b w:val="0"/>
+        </w:rPr>
+        <w:t xml:space="preserve"> tracks production history; it does not prove the content is accurate or establish every legal permission.</w:t>
+      </w:r>
+    </w:p>
+    <w:p>
+      <w:pPr>
+        <w:spacing w:line="336" w:lineRule="auto" w:after="180"/>
+      </w:pPr>
+      <w:r>
+        <w:rPr>
+          <w:b w:val="0"/>
+        </w:rPr>
+        <w:t xml:space="preserve">Exit: accept a concrete variation with its predicted outcome and a stated condition that would challenge the </w:t>
+      </w:r>
+      <w:r>
+        <w:rPr>
+          <w:b/>
+        </w:rPr>
+        <w:t>mechanism</w:t>
+      </w:r>
+      <w:r>
+        <w:rPr>
+          <w:b w:val="0"/>
+        </w:rPr>
+        <w:t xml:space="preserve">; reject a claim resting on unmeasured </w:t>
+      </w:r>
+      <w:r>
+        <w:rPr>
+          <w:b/>
+        </w:rPr>
+        <w:t>evidence</w:t>
+      </w:r>
+      <w:r>
+        <w:rPr>
+          <w:b w:val="0"/>
+        </w:rPr>
+        <w:t>.</w:t>
       </w:r>
     </w:p>
     <w:p>
@@ -1489,18 +2835,89 @@
       </w:r>
     </w:p>
     <w:p>
-      <w:r>
-        <w:t>Completion task: A fictional poster requires exactly three labelled circles. Generated image shows four circles and one unreadable label. A caption calls it a photograph of a real lesson. Show the intermediate steps and give the conclusion with its scope.</w:t>
-      </w:r>
-    </w:p>
-    <w:p>
-      <w:r>
+      <w:pPr>
+        <w:pStyle w:val="Heading3"/>
+      </w:pPr>
+      <w:r>
+        <w:t>Completion practice</w:t>
+      </w:r>
+    </w:p>
+    <w:p>
+      <w:pPr>
+        <w:spacing w:line="336" w:lineRule="auto" w:after="180"/>
+        <w:shd w:fill="F5F1FB"/>
+      </w:pPr>
+      <w:r>
+        <w:rPr>
+          <w:b w:val="0"/>
+        </w:rPr>
+        <w:t>Completion task: A fictional poster requires exactly three labelled circles. Generated image shows four circles and one unreadable label. A caption calls it a photograph of a real lesson.</w:t>
+      </w:r>
+    </w:p>
+    <w:p>
+      <w:pPr>
+        <w:spacing w:line="336" w:lineRule="auto" w:after="180"/>
+        <w:shd w:fill="F5F1FB"/>
+      </w:pPr>
+      <w:r>
+        <w:rPr>
+          <w:b w:val="0"/>
+        </w:rPr>
+        <w:t>Show the intermediate steps and give the conclusion with its scope.</w:t>
+      </w:r>
+    </w:p>
+    <w:p>
+      <w:pPr>
+        <w:pStyle w:val="Heading3"/>
+      </w:pPr>
+      <w:r>
+        <w:t>Reasoning to listen for</w:t>
+      </w:r>
+    </w:p>
+    <w:p>
+      <w:pPr>
+        <w:spacing w:line="336" w:lineRule="auto" w:after="180"/>
+        <w:shd w:fill="F1F6FC"/>
+      </w:pPr>
+      <w:r>
+        <w:rPr>
+          <w:b w:val="0"/>
+        </w:rPr>
         <w:t>Teacher check: Teacher explanation: It fails count and label criteria; the photograph claim is unsupported. Record it as a generated fictional illustration and revise or reject before use.</w:t>
       </w:r>
     </w:p>
     <w:p>
-      <w:r>
-        <w:t>Start by identifying the given inputs together. Leave the intermediate steps blank. If needed, model one step, then withdraw that help on the next step. Move to a full trace only when the partial trace is understood. For partners, alternate explainer and checker; collect a response from every learner before discussion.</w:t>
+      <w:pPr>
+        <w:spacing w:line="336" w:lineRule="auto" w:after="180"/>
+      </w:pPr>
+      <w:r>
+        <w:rPr>
+          <w:b w:val="0"/>
+        </w:rPr>
+        <w:t xml:space="preserve">Start by identifying the given </w:t>
+      </w:r>
+      <w:r>
+        <w:rPr>
+          <w:b/>
+        </w:rPr>
+        <w:t>input</w:t>
+      </w:r>
+      <w:r>
+        <w:rPr>
+          <w:b w:val="0"/>
+        </w:rPr>
+        <w:t>s together. Leave the intermediate steps blank. If needed, model one step, then withdraw that help on the next step. Move to a full trace only when the partial trace is understood.</w:t>
+      </w:r>
+    </w:p>
+    <w:p>
+      <w:pPr>
+        <w:spacing w:line="336" w:lineRule="auto" w:after="180"/>
+      </w:pPr>
+      <w:r>
+        <w:rPr>
+          <w:b w:val="0"/>
+        </w:rPr>
+        <w:t>For partners, alternate explainer and checker; collect a response from every learner before discussion.</w:t>
       </w:r>
     </w:p>
     <w:p>
@@ -1512,18 +2929,37 @@
       </w:r>
     </w:p>
     <w:p>
-      <w:r>
-        <w:t>Use the worked case for Image generation and provenance. Proposed explanation: “The worked result establishes every future case”. Decide whether this explanation is supported. Point to the step or supplied fact that decides; explain your repair if needed.</w:t>
-      </w:r>
-    </w:p>
-    <w:p>
-      <w:r>
-        <w:t>Expected correction: Provenance tracks production history; it does not prove the content is accurate or establish every legal permission.</w:t>
-      </w:r>
-    </w:p>
-    <w:p>
-      <w:r>
-        <w:t>Collect explanations, not only yes/no votes. If a misunderstanding is common, re-model the relevant step for the class. If it affects a few learners, give a short targeted group explanation while others solve a more demanding variation.</w:t>
+      <w:pPr>
+        <w:spacing w:line="336" w:lineRule="auto" w:after="180"/>
+      </w:pPr>
+      <w:r>
+        <w:rPr>
+          <w:b w:val="0"/>
+        </w:rPr>
+        <w:t xml:space="preserve">Use the worked case for Image generation and </w:t>
+      </w:r>
+      <w:r>
+        <w:rPr>
+          <w:b/>
+        </w:rPr>
+        <w:t>provenance</w:t>
+      </w:r>
+      <w:r>
+        <w:rPr>
+          <w:b w:val="0"/>
+        </w:rPr>
+        <w:t>. Proposed explanation: “The worked result establishes every future case”. Decide whether this explanation is supported.</w:t>
+      </w:r>
+    </w:p>
+    <w:p>
+      <w:pPr>
+        <w:spacing w:line="336" w:lineRule="auto" w:after="180"/>
+      </w:pPr>
+      <w:r>
+        <w:rPr>
+          <w:b w:val="0"/>
+        </w:rPr>
+        <w:t>Point to the step or supplied fact that decides; explain your repair if needed.</w:t>
       </w:r>
     </w:p>
     <w:p>
@@ -1531,11 +2967,72 @@
         <w:pStyle w:val="Heading3"/>
       </w:pPr>
       <w:r>
+        <w:t>Expected repair</w:t>
+      </w:r>
+    </w:p>
+    <w:p>
+      <w:pPr>
+        <w:spacing w:line="336" w:lineRule="auto" w:after="180"/>
+        <w:shd w:fill="F1F6FC"/>
+      </w:pPr>
+      <w:r>
+        <w:rPr>
+          <w:b w:val="0"/>
+        </w:rPr>
+        <w:t xml:space="preserve">Expected correction: </w:t>
+      </w:r>
+      <w:r>
+        <w:rPr>
+          <w:b/>
+        </w:rPr>
+        <w:t>Provenance</w:t>
+      </w:r>
+      <w:r>
+        <w:rPr>
+          <w:b w:val="0"/>
+        </w:rPr>
+        <w:t xml:space="preserve"> tracks production history; it does not prove the content is accurate or establish every legal permission.</w:t>
+      </w:r>
+    </w:p>
+    <w:p>
+      <w:pPr>
+        <w:spacing w:line="336" w:lineRule="auto" w:after="180"/>
+      </w:pPr>
+      <w:r>
+        <w:rPr>
+          <w:b w:val="0"/>
+        </w:rPr>
+        <w:t>Collect explanations, not only yes/no votes. If a misunderstanding is common, re-model the relevant step for the class.</w:t>
+      </w:r>
+    </w:p>
+    <w:p>
+      <w:pPr>
+        <w:spacing w:line="336" w:lineRule="auto" w:after="180"/>
+      </w:pPr>
+      <w:r>
+        <w:rPr>
+          <w:b w:val="0"/>
+        </w:rPr>
+        <w:t>If it affects a few learners, give a short targeted group explanation while others solve a more demanding variation.</w:t>
+      </w:r>
+    </w:p>
+    <w:p>
+      <w:pPr>
+        <w:pStyle w:val="Heading3"/>
+      </w:pPr>
+      <w:r>
         <w:t>Pictorial practice question</w:t>
       </w:r>
     </w:p>
     <w:p>
-      <w:r>
+      <w:pPr>
+        <w:spacing w:line="336" w:lineRule="auto" w:after="180"/>
+        <w:shd w:fill="F5F1FB"/>
+      </w:pPr>
+      <w:r>
+        <w:rPr>
+          <w:b w:val="0"/>
+        </w:rPr>
         <w:t>What may these two grids explain, and what can they not establish about a real generator?</w:t>
       </w:r>
     </w:p>
@@ -1548,18 +3045,96 @@
       </w:r>
     </w:p>
     <w:p>
-      <w:r>
-        <w:t>They explain an illustrative staged change. They cannot establish learned weights, actual image quality or accurate scientific observation.</w:t>
-      </w:r>
-    </w:p>
-    <w:p>
-      <w:r>
-        <w:t>Changed-case reasoning: That caption is unsupported. Its provenance is an invented diagram of a process, not a camera record of an event.</w:t>
-      </w:r>
-    </w:p>
-    <w:p>
-      <w:r>
-        <w:t>Collect each learner’s explanation before discussion. Use the first missing connection between input, deciding step and result to choose support. This question is worked-case practice, not fresh mastery evidence.</w:t>
+      <w:pPr>
+        <w:spacing w:line="336" w:lineRule="auto" w:after="180"/>
+      </w:pPr>
+      <w:r>
+        <w:rPr>
+          <w:b w:val="0"/>
+        </w:rPr>
+        <w:t xml:space="preserve">They explain an illustrative staged change. They cannot establish learned weights, actual image quality or accurate scientific </w:t>
+      </w:r>
+      <w:r>
+        <w:rPr>
+          <w:b/>
+        </w:rPr>
+        <w:t>observation</w:t>
+      </w:r>
+      <w:r>
+        <w:rPr>
+          <w:b w:val="0"/>
+        </w:rPr>
+        <w:t>.</w:t>
+      </w:r>
+    </w:p>
+    <w:p>
+      <w:pPr>
+        <w:spacing w:line="336" w:lineRule="auto" w:after="180"/>
+      </w:pPr>
+      <w:r>
+        <w:rPr>
+          <w:b w:val="0"/>
+        </w:rPr>
+        <w:t xml:space="preserve">Changed-case reasoning: That caption is unsupported. Its </w:t>
+      </w:r>
+      <w:r>
+        <w:rPr>
+          <w:b/>
+        </w:rPr>
+        <w:t>provenance</w:t>
+      </w:r>
+      <w:r>
+        <w:rPr>
+          <w:b w:val="0"/>
+        </w:rPr>
+        <w:t xml:space="preserve"> is an invented diagram of a </w:t>
+      </w:r>
+      <w:r>
+        <w:rPr>
+          <w:b/>
+        </w:rPr>
+        <w:t>process</w:t>
+      </w:r>
+      <w:r>
+        <w:rPr>
+          <w:b w:val="0"/>
+        </w:rPr>
+        <w:t>, not a camera record of an event.</w:t>
+      </w:r>
+    </w:p>
+    <w:p>
+      <w:pPr>
+        <w:spacing w:line="336" w:lineRule="auto" w:after="180"/>
+      </w:pPr>
+      <w:r>
+        <w:rPr>
+          <w:b w:val="0"/>
+        </w:rPr>
+        <w:t xml:space="preserve">Collect each learner’s explanation before discussion. Use the first missing connection between </w:t>
+      </w:r>
+      <w:r>
+        <w:rPr>
+          <w:b/>
+        </w:rPr>
+        <w:t>input</w:t>
+      </w:r>
+      <w:r>
+        <w:rPr>
+          <w:b w:val="0"/>
+        </w:rPr>
+        <w:t xml:space="preserve">, deciding step and result to choose support. This question is worked-case practice, not fresh mastery </w:t>
+      </w:r>
+      <w:r>
+        <w:rPr>
+          <w:b/>
+        </w:rPr>
+        <w:t>evidence</w:t>
+      </w:r>
+      <w:r>
+        <w:rPr>
+          <w:b w:val="0"/>
+        </w:rPr>
+        <w:t>.</w:t>
       </w:r>
     </w:p>
     <w:p>
@@ -1571,54 +3146,117 @@
       </w:r>
     </w:p>
     <w:p>
+      <w:r>
+        <w:t>Run the Image Generation Models investigation and use the first unsupported step to choose a teaching response.</w:t>
+      </w:r>
+    </w:p>
+    <w:p>
+      <w:pPr>
+        <w:spacing w:line="336" w:lineRule="auto" w:after="180"/>
+      </w:pPr>
+      <w:r>
+        <w:rPr>
+          <w:b w:val="0"/>
+        </w:rPr>
+        <w:t>Words You Can Use to Reason</w:t>
+      </w:r>
+    </w:p>
+    <w:p>
+      <w:pPr>
+        <w:spacing w:line="336" w:lineRule="auto" w:after="180"/>
+      </w:pPr>
+      <w:r>
+        <w:rPr>
+          <w:b w:val="0"/>
+        </w:rPr>
+        <w:t>A definition matters when you can recognize the idea, use it, and contrast it with a near-miss.</w:t>
+      </w:r>
+    </w:p>
+    <w:p>
+      <w:pPr>
+        <w:spacing w:line="336" w:lineRule="auto" w:after="180"/>
+      </w:pPr>
+      <w:r>
+        <w:rPr>
+          <w:b w:val="0"/>
+        </w:rPr>
+        <w:t>Predict → Test → Record → Explain</w:t>
+      </w:r>
+    </w:p>
+    <w:p>
+      <w:pPr>
+        <w:spacing w:line="336" w:lineRule="auto" w:after="180"/>
+      </w:pPr>
+      <w:r>
+        <w:rPr>
+          <w:b w:val="0"/>
+        </w:rPr>
+        <w:t>Keep expected and actual results separate. Surprises are useful data when recorded honestly.</w:t>
+      </w:r>
+    </w:p>
+    <w:p>
+      <w:pPr>
+        <w:spacing w:line="336" w:lineRule="auto" w:after="180"/>
+      </w:pPr>
+      <w:r>
+        <w:rPr>
+          <w:b w:val="0"/>
+        </w:rPr>
+        <w:t xml:space="preserve">Order </w:t>
+      </w:r>
+      <w:r>
+        <w:rPr>
+          <w:b/>
+        </w:rPr>
+        <w:t>noise</w:t>
+      </w:r>
+      <w:r>
+        <w:rPr>
+          <w:b w:val="0"/>
+        </w:rPr>
+        <w:t>-to-image cards, vary one prompt condition, compare composition changes, and label what cannot be inferred as fact.</w:t>
+      </w:r>
+    </w:p>
+    <w:p>
+      <w:pPr>
+        <w:spacing w:line="336" w:lineRule="auto" w:after="180"/>
+        <w:shd w:fill="F5F1FB"/>
+      </w:pPr>
+      <w:r>
+        <w:rPr>
+          <w:b w:val="0"/>
+        </w:rPr>
+        <w:t>What did the hardest test teach you that the normal test did not?</w:t>
+      </w:r>
+    </w:p>
+    <w:p>
       <w:pPr>
         <w:pStyle w:val="Heading3"/>
       </w:pPr>
       <w:r>
-        <w:t>Run the weekly evidence lab</w:t>
-      </w:r>
-    </w:p>
-    <w:p>
-      <w:r>
-        <w:t>Words You Can Use to Reason</w:t>
-      </w:r>
-    </w:p>
-    <w:p>
-      <w:r>
-        <w:t>A definition matters when you can recognize the idea, use it, and contrast it with a near-miss.</w:t>
-      </w:r>
-    </w:p>
-    <w:p>
-      <w:r>
-        <w:t>Predict → Test → Record → Explain</w:t>
-      </w:r>
-    </w:p>
-    <w:p>
-      <w:r>
-        <w:t>Keep expected and actual results separate. Surprises are useful data when recorded honestly.</w:t>
-      </w:r>
-    </w:p>
-    <w:p>
-      <w:r>
-        <w:t>Order noise-to-image cards, vary one prompt condition, compare composition changes, and label what cannot be inferred as fact.</w:t>
-      </w:r>
-    </w:p>
-    <w:p>
-      <w:r>
-        <w:t>What did the hardest test teach you that the normal test did not?</w:t>
-      </w:r>
-    </w:p>
-    <w:p>
-      <w:pPr>
-        <w:pStyle w:val="Heading3"/>
-      </w:pPr>
-      <w:r>
         <w:t>Make the lab runnable</w:t>
       </w:r>
     </w:p>
     <w:p>
-      <w:r>
-        <w:t>Use the concrete case as the shared normal case and the independent question as a second case. Each pair creates a boundary or missing-information case and predicts its result before testing. Keep the expected result separate from an observed mistake.</w:t>
+      <w:pPr>
+        <w:spacing w:line="336" w:lineRule="auto" w:after="180"/>
+      </w:pPr>
+      <w:r>
+        <w:rPr>
+          <w:b w:val="0"/>
+        </w:rPr>
+        <w:t>Use the concrete case as the shared normal case and the independent question as a second case. Each pair creates a boundary or missing-information case and predicts its result before testing.</w:t>
+      </w:r>
+    </w:p>
+    <w:p>
+      <w:pPr>
+        <w:spacing w:line="336" w:lineRule="auto" w:after="180"/>
+      </w:pPr>
+      <w:r>
+        <w:rPr>
+          <w:b w:val="0"/>
+        </w:rPr>
+        <w:t>Keep the expected result separate from an observed mistake.</w:t>
       </w:r>
     </w:p>
     <w:tbl>
@@ -1776,8 +3414,25 @@
       </w:r>
     </w:p>
     <w:p>
-      <w:r>
-        <w:t>For guessing, return to given facts and request a trace. For vocabulary without application, use one example and one non-example. For arithmetic errors, check the setup before the calculation. Finish with a different uncoached case before recording mastery.</w:t>
+      <w:pPr>
+        <w:spacing w:line="336" w:lineRule="auto" w:after="180"/>
+      </w:pPr>
+      <w:r>
+        <w:rPr>
+          <w:b w:val="0"/>
+        </w:rPr>
+        <w:t>For guessing, return to given facts and request a trace. For vocabulary without application, use one example and one non-example. For arithmetic errors, check the setup before the calculation.</w:t>
+      </w:r>
+    </w:p>
+    <w:p>
+      <w:pPr>
+        <w:spacing w:line="336" w:lineRule="auto" w:after="180"/>
+      </w:pPr>
+      <w:r>
+        <w:rPr>
+          <w:b w:val="0"/>
+        </w:rPr>
+        <w:t>Finish with a different uncoached case before recording mastery.</w:t>
       </w:r>
     </w:p>
     <w:p>
@@ -1789,18 +3444,84 @@
       </w:r>
     </w:p>
     <w:p>
-      <w:r>
-        <w:t>The worked result establishes every future case: Provenance tracks production history; it does not prove the content is accurate or establish every legal permission.</w:t>
-      </w:r>
-    </w:p>
-    <w:p>
-      <w:r>
-        <w:t>A missing input may be replaced without recording the change: A replacement changes the evidence or contract. Record the change and its justification; do not silently turn unknown into a measured value.</w:t>
-      </w:r>
-    </w:p>
-    <w:p>
-      <w:r>
-        <w:t>Repeating an assessed case is new independent evidence: A replay checks consistency. An example used for feedback or revision cannot later be described as untouched final evaluation.</w:t>
+      <w:pPr>
+        <w:spacing w:line="336" w:lineRule="auto" w:after="180"/>
+      </w:pPr>
+      <w:r>
+        <w:rPr>
+          <w:b w:val="0"/>
+        </w:rPr>
+        <w:t xml:space="preserve">The worked result establishes every future case: </w:t>
+      </w:r>
+      <w:r>
+        <w:rPr>
+          <w:b/>
+        </w:rPr>
+        <w:t>Provenance</w:t>
+      </w:r>
+      <w:r>
+        <w:rPr>
+          <w:b w:val="0"/>
+        </w:rPr>
+        <w:t xml:space="preserve"> tracks production history; it does not prove the content is accurate or establish every legal permission.</w:t>
+      </w:r>
+    </w:p>
+    <w:p>
+      <w:pPr>
+        <w:spacing w:line="336" w:lineRule="auto" w:after="180"/>
+      </w:pPr>
+      <w:r>
+        <w:rPr>
+          <w:b w:val="0"/>
+        </w:rPr>
+        <w:t xml:space="preserve">A missing </w:t>
+      </w:r>
+      <w:r>
+        <w:rPr>
+          <w:b/>
+        </w:rPr>
+        <w:t>input</w:t>
+      </w:r>
+      <w:r>
+        <w:rPr>
+          <w:b w:val="0"/>
+        </w:rPr>
+        <w:t xml:space="preserve"> may be replaced without recording the change: A replacement changes the </w:t>
+      </w:r>
+      <w:r>
+        <w:rPr>
+          <w:b/>
+        </w:rPr>
+        <w:t>evidence</w:t>
+      </w:r>
+      <w:r>
+        <w:rPr>
+          <w:b w:val="0"/>
+        </w:rPr>
+        <w:t xml:space="preserve"> or contract. Record the change and its justification; do not silently turn unknown into a measured value.</w:t>
+      </w:r>
+    </w:p>
+    <w:p>
+      <w:pPr>
+        <w:spacing w:line="336" w:lineRule="auto" w:after="180"/>
+      </w:pPr>
+      <w:r>
+        <w:rPr>
+          <w:b w:val="0"/>
+        </w:rPr>
+        <w:t xml:space="preserve">Repeating an assessed case is new independent </w:t>
+      </w:r>
+      <w:r>
+        <w:rPr>
+          <w:b/>
+        </w:rPr>
+        <w:t>evidence</w:t>
+      </w:r>
+      <w:r>
+        <w:rPr>
+          <w:b w:val="0"/>
+        </w:rPr>
+        <w:t>: A replay checks consistency. An example used for feedback or revision cannot later be described as untouched final evaluation.</w:t>
       </w:r>
     </w:p>
     <w:p>
@@ -1958,8 +3679,25 @@
       </w:tr>
     </w:tbl>
     <w:p>
-      <w:r>
-        <w:t>Offer an oral explanation, drawing, enlarged visual or fewer examples when that removes a reading/writing barrier. Keep the same reasoning goal. Stretch secure learners by changing a boundary or assumption and asking them to defend the effect, not simply by assigning more of the same questions.</w:t>
+      <w:pPr>
+        <w:spacing w:line="336" w:lineRule="auto" w:after="180"/>
+      </w:pPr>
+      <w:r>
+        <w:rPr>
+          <w:b w:val="0"/>
+        </w:rPr>
+        <w:t>Offer an oral explanation, drawing, enlarged visual or fewer examples when that removes a reading/writing barrier. Keep the same reasoning goal.</w:t>
+      </w:r>
+    </w:p>
+    <w:p>
+      <w:pPr>
+        <w:spacing w:line="336" w:lineRule="auto" w:after="180"/>
+      </w:pPr>
+      <w:r>
+        <w:rPr>
+          <w:b w:val="0"/>
+        </w:rPr>
+        <w:t>Stretch secure learners by changing a boundary or assumption and asking them to defend the effect, not simply by assigning more of the same questions.</w:t>
       </w:r>
     </w:p>
     <w:p>
@@ -1971,11 +3709,16 @@
       </w:r>
     </w:p>
     <w:p>
+      <w:r>
+        <w:t>Use the Image Generation Models questions, teacher keys and criteria after the relevant attempts. Previously discussed cases are practice; protect the separately selected independent task.</w:t>
+      </w:r>
+    </w:p>
+    <w:p>
       <w:pPr>
         <w:pStyle w:val="Heading3"/>
       </w:pPr>
       <w:r>
-        <w:t>Assess and explain the answers</w:t>
+        <w:t>Worked case answer</w:t>
       </w:r>
     </w:p>
     <w:p>
@@ -1983,12 +3726,31 @@
         <w:pStyle w:val="Heading3"/>
       </w:pPr>
       <w:r>
-        <w:t>Worked case answer</w:t>
-      </w:r>
-    </w:p>
-    <w:p>
-      <w:r>
-        <w:t>It synthesises an image from learned patterns and instructions; it does not document that event. Many systems denoise iteratively, but architectures vary.</w:t>
+        <w:t>Teacher key · Worked case answer</w:t>
+      </w:r>
+    </w:p>
+    <w:p>
+      <w:pPr>
+        <w:spacing w:line="336" w:lineRule="auto" w:after="180"/>
+        <w:shd w:fill="F1F6FC"/>
+      </w:pPr>
+      <w:r>
+        <w:rPr>
+          <w:b w:val="0"/>
+        </w:rPr>
+        <w:t>It synthesises an image from learned patterns and instructions; it does not document that event. Many systems de</w:t>
+      </w:r>
+      <w:r>
+        <w:rPr>
+          <w:b/>
+        </w:rPr>
+        <w:t>noise</w:t>
+      </w:r>
+      <w:r>
+        <w:rPr>
+          <w:b w:val="0"/>
+        </w:rPr>
+        <w:t xml:space="preserve"> iteratively, but architectures vary.</w:t>
       </w:r>
     </w:p>
     <w:p>
@@ -2000,7 +3762,22 @@
       </w:r>
     </w:p>
     <w:p>
-      <w:r>
+      <w:pPr>
+        <w:pStyle w:val="Heading3"/>
+      </w:pPr>
+      <w:r>
+        <w:t>Independent question · withhold the key</w:t>
+      </w:r>
+    </w:p>
+    <w:p>
+      <w:pPr>
+        <w:spacing w:line="336" w:lineRule="auto" w:after="180"/>
+        <w:shd w:fill="F5F1FB"/>
+      </w:pPr>
+      <w:r>
+        <w:rPr>
+          <w:b w:val="0"/>
+        </w:rPr>
         <w:t>An image model draws a plant with seven roots after a request for exactly four. What does this show, and where should an exact count diagram be made?</w:t>
       </w:r>
     </w:p>
@@ -2013,7 +3790,22 @@
       </w:r>
     </w:p>
     <w:p>
-      <w:r>
+      <w:pPr>
+        <w:pStyle w:val="Heading3"/>
+      </w:pPr>
+      <w:r>
+        <w:t>Teacher key · Expected independent answer</w:t>
+      </w:r>
+    </w:p>
+    <w:p>
+      <w:pPr>
+        <w:spacing w:line="336" w:lineRule="auto" w:after="180"/>
+        <w:shd w:fill="F1F6FC"/>
+      </w:pPr>
+      <w:r>
+        <w:rPr>
+          <w:b w:val="0"/>
+        </w:rPr>
         <w:t>Generated images can miss exact counting constraints. Use a checked, editable drawing or diagram tool for an instructional diagram requiring exactly four roots.</w:t>
       </w:r>
     </w:p>
@@ -2252,8 +4044,25 @@
       </w:tr>
     </w:tbl>
     <w:p>
-      <w:r>
-        <w:t>Use 6/8 as a classroom checkpoint, with 2 required for both Result and Reasoning. This is a proposed teaching rule, not a validated certification threshold. Do not count a coached answer as independent mastery; correct unsafe or unsupported claims regardless of total.</w:t>
+      <w:pPr>
+        <w:spacing w:line="336" w:lineRule="auto" w:after="180"/>
+      </w:pPr>
+      <w:r>
+        <w:rPr>
+          <w:b w:val="0"/>
+        </w:rPr>
+        <w:t>Use 6/8 as a classroom checkpoint, with 2 required for both Result and Reasoning. This is a proposed teaching rule, not a validated certification threshold.</w:t>
+      </w:r>
+    </w:p>
+    <w:p>
+      <w:pPr>
+        <w:spacing w:line="336" w:lineRule="auto" w:after="180"/>
+      </w:pPr>
+      <w:r>
+        <w:rPr>
+          <w:b w:val="0"/>
+        </w:rPr>
+        <w:t>Do not count a coached answer as independent mastery; correct unsafe or unsupported claims regardless of total.</w:t>
       </w:r>
     </w:p>
     <w:p>
@@ -2265,8 +4074,26 @@
       </w:r>
     </w:p>
     <w:p>
-      <w:r>
-        <w:t>Ask the learner to find the evidence that challenges this claim: “An image generator always obeys numerical constraints precisely.” Keep the first attempt and an uncoached retry separate.</w:t>
+      <w:pPr>
+        <w:spacing w:line="336" w:lineRule="auto" w:after="180"/>
+      </w:pPr>
+      <w:r>
+        <w:rPr>
+          <w:b w:val="0"/>
+        </w:rPr>
+        <w:t xml:space="preserve">Ask the learner to find the </w:t>
+      </w:r>
+      <w:r>
+        <w:rPr>
+          <w:b/>
+        </w:rPr>
+        <w:t>evidence</w:t>
+      </w:r>
+      <w:r>
+        <w:rPr>
+          <w:b w:val="0"/>
+        </w:rPr>
+        <w:t xml:space="preserve"> that challenges this claim: “An image generator always obeys numerical constraints precisely.” Keep the first attempt and an uncoached retry separate.</w:t>
       </w:r>
     </w:p>
     <w:p>
@@ -2278,15 +4105,66 @@
       </w:r>
     </w:p>
     <w:p>
-      <w:r>
-        <w:t>It demonstrates a generated depiction, not that a greenhouse exists on Mars. Label it as generated and separate design imagination from factual evidence. Some image models use iterative denoising, but no single architecture describes every generator.</w:t>
-      </w:r>
-    </w:p>
-    <w:p>
       <w:pPr>
         <w:pStyle w:val="Heading3"/>
       </w:pPr>
       <w:r>
+        <w:t>Teacher key · Original transfer answer</w:t>
+      </w:r>
+    </w:p>
+    <w:p>
+      <w:pPr>
+        <w:spacing w:line="336" w:lineRule="auto" w:after="180"/>
+        <w:shd w:fill="F1F6FC"/>
+      </w:pPr>
+      <w:r>
+        <w:rPr>
+          <w:b w:val="0"/>
+        </w:rPr>
+        <w:t xml:space="preserve">It demonstrates a generated depiction, not that a greenhouse exists on Mars. Label it as generated and separate design imagination from factual </w:t>
+      </w:r>
+      <w:r>
+        <w:rPr>
+          <w:b/>
+        </w:rPr>
+        <w:t>evidence</w:t>
+      </w:r>
+      <w:r>
+        <w:rPr>
+          <w:b w:val="0"/>
+        </w:rPr>
+        <w:t>.</w:t>
+      </w:r>
+    </w:p>
+    <w:p>
+      <w:pPr>
+        <w:spacing w:line="336" w:lineRule="auto" w:after="180"/>
+        <w:shd w:fill="F1F6FC"/>
+      </w:pPr>
+      <w:r>
+        <w:rPr>
+          <w:b w:val="0"/>
+        </w:rPr>
+        <w:t xml:space="preserve">Some image models use iterative </w:t>
+      </w:r>
+      <w:r>
+        <w:rPr>
+          <w:b/>
+        </w:rPr>
+        <w:t>denoising</w:t>
+      </w:r>
+      <w:r>
+        <w:rPr>
+          <w:b w:val="0"/>
+        </w:rPr>
+        <w:t>, but no single architecture describes every generator.</w:t>
+      </w:r>
+    </w:p>
+    <w:p>
+      <w:pPr>
+        <w:pStyle w:val="Heading3"/>
+      </w:pPr>
+      <w:r>
         <w:t>Explanations for the additional workbook examples</w:t>
       </w:r>
     </w:p>
@@ -2299,30 +4177,186 @@
       </w:r>
     </w:p>
     <w:p>
-      <w:r>
-        <w:t>Explain the weekly mechanism in your own words. Use the worked scenario to name its input, decision rule and output.</w:t>
-      </w:r>
-    </w:p>
-    <w:p>
-      <w:r>
-        <w:t>Teacher explanation: An image generator constructs an output from learned patterns and a specification. A generated picture is not a record that the depicted event occurred. Keep a provenance record containing specification, tool/version when known, generation date, edits, permissions and intended use. Label fictional imagery. Inspect visual requirements and avoid inferring identity or event authenticity from appearance.</w:t>
-      </w:r>
-    </w:p>
-    <w:p>
       <w:pPr>
         <w:pStyle w:val="Heading3"/>
       </w:pPr>
       <w:r>
+        <w:t>Workbook question · W1</w:t>
+      </w:r>
+    </w:p>
+    <w:p>
+      <w:pPr>
+        <w:spacing w:line="336" w:lineRule="auto" w:after="180"/>
+        <w:shd w:fill="F5F1FB"/>
+      </w:pPr>
+      <w:r>
+        <w:rPr>
+          <w:b w:val="0"/>
+        </w:rPr>
+        <w:t xml:space="preserve">Explain the weekly </w:t>
+      </w:r>
+      <w:r>
+        <w:rPr>
+          <w:b/>
+        </w:rPr>
+        <w:t>mechanism</w:t>
+      </w:r>
+      <w:r>
+        <w:rPr>
+          <w:b w:val="0"/>
+        </w:rPr>
+        <w:t xml:space="preserve"> in your own words. Use the worked scenario to name its </w:t>
+      </w:r>
+      <w:r>
+        <w:rPr>
+          <w:b/>
+        </w:rPr>
+        <w:t>input</w:t>
+      </w:r>
+      <w:r>
+        <w:rPr>
+          <w:b w:val="0"/>
+        </w:rPr>
+        <w:t xml:space="preserve">, decision rule and </w:t>
+      </w:r>
+      <w:r>
+        <w:rPr>
+          <w:b/>
+        </w:rPr>
+        <w:t>output</w:t>
+      </w:r>
+      <w:r>
+        <w:rPr>
+          <w:b w:val="0"/>
+        </w:rPr>
+        <w:t>.</w:t>
+      </w:r>
+    </w:p>
+    <w:p>
+      <w:pPr>
+        <w:pStyle w:val="Heading3"/>
+      </w:pPr>
+      <w:r>
+        <w:t>Teacher reasoning · W1</w:t>
+      </w:r>
+    </w:p>
+    <w:p>
+      <w:pPr>
+        <w:spacing w:line="336" w:lineRule="auto" w:after="180"/>
+        <w:shd w:fill="F1F6FC"/>
+      </w:pPr>
+      <w:r>
+        <w:rPr>
+          <w:b w:val="0"/>
+        </w:rPr>
+        <w:t xml:space="preserve">Teacher explanation: An image generator constructs an </w:t>
+      </w:r>
+      <w:r>
+        <w:rPr>
+          <w:b/>
+        </w:rPr>
+        <w:t>output</w:t>
+      </w:r>
+      <w:r>
+        <w:rPr>
+          <w:b w:val="0"/>
+        </w:rPr>
+        <w:t xml:space="preserve"> from learned patterns and a specification. A generated picture is not a record that the depicted event occurred.</w:t>
+      </w:r>
+    </w:p>
+    <w:p>
+      <w:pPr>
+        <w:spacing w:line="336" w:lineRule="auto" w:after="180"/>
+        <w:shd w:fill="F1F6FC"/>
+      </w:pPr>
+      <w:r>
+        <w:rPr>
+          <w:b w:val="0"/>
+        </w:rPr>
+        <w:t xml:space="preserve">Keep a </w:t>
+      </w:r>
+      <w:r>
+        <w:rPr>
+          <w:b/>
+        </w:rPr>
+        <w:t>provenance</w:t>
+      </w:r>
+      <w:r>
+        <w:rPr>
+          <w:b w:val="0"/>
+        </w:rPr>
+        <w:t xml:space="preserve"> record containing specification, tool/version when known, generation date, edits, permissions and intended use. Label fictional imagery.</w:t>
+      </w:r>
+    </w:p>
+    <w:p>
+      <w:pPr>
+        <w:spacing w:line="336" w:lineRule="auto" w:after="180"/>
+        <w:shd w:fill="F1F6FC"/>
+      </w:pPr>
+      <w:r>
+        <w:rPr>
+          <w:b w:val="0"/>
+        </w:rPr>
+        <w:t>Inspect visual requirements and avoid inferring identity or event authenticity from appearance.</w:t>
+      </w:r>
+    </w:p>
+    <w:p>
+      <w:pPr>
+        <w:pStyle w:val="Heading3"/>
+      </w:pPr>
+      <w:r>
         <w:t>W2 Trace the worked case</w:t>
       </w:r>
     </w:p>
     <w:p>
-      <w:r>
-        <w:t>A fictional poster requires exactly three labelled circles. Generated image shows four circles and one unreadable label. A caption calls it a photograph of a real lesson. Show the intermediate steps and give the conclusion with its scope.</w:t>
-      </w:r>
-    </w:p>
-    <w:p>
-      <w:r>
+      <w:pPr>
+        <w:pStyle w:val="Heading3"/>
+      </w:pPr>
+      <w:r>
+        <w:t>Workbook question · W2</w:t>
+      </w:r>
+    </w:p>
+    <w:p>
+      <w:pPr>
+        <w:spacing w:line="336" w:lineRule="auto" w:after="180"/>
+        <w:shd w:fill="F5F1FB"/>
+      </w:pPr>
+      <w:r>
+        <w:rPr>
+          <w:b w:val="0"/>
+        </w:rPr>
+        <w:t>A fictional poster requires exactly three labelled circles. Generated image shows four circles and one unreadable label. A caption calls it a photograph of a real lesson.</w:t>
+      </w:r>
+    </w:p>
+    <w:p>
+      <w:pPr>
+        <w:spacing w:line="336" w:lineRule="auto" w:after="180"/>
+        <w:shd w:fill="F5F1FB"/>
+      </w:pPr>
+      <w:r>
+        <w:rPr>
+          <w:b w:val="0"/>
+        </w:rPr>
+        <w:t>Show the intermediate steps and give the conclusion with its scope.</w:t>
+      </w:r>
+    </w:p>
+    <w:p>
+      <w:pPr>
+        <w:pStyle w:val="Heading3"/>
+      </w:pPr>
+      <w:r>
+        <w:t>Teacher reasoning · W2</w:t>
+      </w:r>
+    </w:p>
+    <w:p>
+      <w:pPr>
+        <w:spacing w:line="336" w:lineRule="auto" w:after="180"/>
+        <w:shd w:fill="F1F6FC"/>
+      </w:pPr>
+      <w:r>
+        <w:rPr>
+          <w:b w:val="0"/>
+        </w:rPr>
         <w:t>Teacher explanation: It fails count and label criteria; the photograph claim is unsupported. Record it as a generated fictional illustration and revise or reject before use.</w:t>
       </w:r>
     </w:p>
@@ -2335,75 +4369,435 @@
       </w:r>
     </w:p>
     <w:p>
-      <w:r>
-        <w:t>A report omits this qualification: Provenance tracks production history; it does not prove the content is accurate or establish every legal permission. Explain how omitting it could change a reader's interpretation, and write an accurate replacement.</w:t>
-      </w:r>
-    </w:p>
-    <w:p>
-      <w:r>
-        <w:t>Teacher explanation: Provenance tracks production history; it does not prove the content is accurate or establish every legal permission. State the observed result separately from the unverified or out-of-scope claim; preserve the original evidence rather than inventing a missing fact.</w:t>
-      </w:r>
-    </w:p>
-    <w:p>
       <w:pPr>
         <w:pStyle w:val="Heading3"/>
       </w:pPr>
       <w:r>
+        <w:t>Workbook question · W3</w:t>
+      </w:r>
+    </w:p>
+    <w:p>
+      <w:pPr>
+        <w:spacing w:line="336" w:lineRule="auto" w:after="180"/>
+        <w:shd w:fill="F5F1FB"/>
+      </w:pPr>
+      <w:r>
+        <w:rPr>
+          <w:b w:val="0"/>
+        </w:rPr>
+        <w:t xml:space="preserve">A report omits this qualification: </w:t>
+      </w:r>
+      <w:r>
+        <w:rPr>
+          <w:b/>
+        </w:rPr>
+        <w:t>Provenance</w:t>
+      </w:r>
+      <w:r>
+        <w:rPr>
+          <w:b w:val="0"/>
+        </w:rPr>
+        <w:t xml:space="preserve"> tracks production history; it does not prove the content is accurate or establish every legal permission.</w:t>
+      </w:r>
+    </w:p>
+    <w:p>
+      <w:pPr>
+        <w:spacing w:line="336" w:lineRule="auto" w:after="180"/>
+        <w:shd w:fill="F5F1FB"/>
+      </w:pPr>
+      <w:r>
+        <w:rPr>
+          <w:b w:val="0"/>
+        </w:rPr>
+        <w:t>Explain how omitting it could change a reader's interpretation, and write an accurate replacement.</w:t>
+      </w:r>
+    </w:p>
+    <w:p>
+      <w:pPr>
+        <w:pStyle w:val="Heading3"/>
+      </w:pPr>
+      <w:r>
+        <w:t>Teacher reasoning · W3</w:t>
+      </w:r>
+    </w:p>
+    <w:p>
+      <w:pPr>
+        <w:spacing w:line="336" w:lineRule="auto" w:after="180"/>
+        <w:shd w:fill="F1F6FC"/>
+      </w:pPr>
+      <w:r>
+        <w:rPr>
+          <w:b w:val="0"/>
+        </w:rPr>
+        <w:t xml:space="preserve">Teacher explanation: </w:t>
+      </w:r>
+      <w:r>
+        <w:rPr>
+          <w:b/>
+        </w:rPr>
+        <w:t>Provenance</w:t>
+      </w:r>
+      <w:r>
+        <w:rPr>
+          <w:b w:val="0"/>
+        </w:rPr>
+        <w:t xml:space="preserve"> tracks production history; it does not prove the content is accurate or establish every legal permission.</w:t>
+      </w:r>
+    </w:p>
+    <w:p>
+      <w:pPr>
+        <w:spacing w:line="336" w:lineRule="auto" w:after="180"/>
+        <w:shd w:fill="F1F6FC"/>
+      </w:pPr>
+      <w:r>
+        <w:rPr>
+          <w:b w:val="0"/>
+        </w:rPr>
+        <w:t xml:space="preserve">State the observed result separately from the unverified or out-of-scope claim; preserve the original </w:t>
+      </w:r>
+      <w:r>
+        <w:rPr>
+          <w:b/>
+        </w:rPr>
+        <w:t>evidence</w:t>
+      </w:r>
+      <w:r>
+        <w:rPr>
+          <w:b w:val="0"/>
+        </w:rPr>
+        <w:t xml:space="preserve"> rather than inventing a missing fact.</w:t>
+      </w:r>
+    </w:p>
+    <w:p>
+      <w:pPr>
+        <w:pStyle w:val="Heading3"/>
+      </w:pPr>
+      <w:r>
         <w:t>W4 Apply a new case independently</w:t>
       </w:r>
     </w:p>
     <w:p>
-      <w:r>
-        <w:t>A generated diagram requires two arrows and labels input/output. It has two arrows but swapped labels. Metadata records generation, yet the caption says experimental observation. Audit.</w:t>
-      </w:r>
-    </w:p>
-    <w:p>
-      <w:r>
-        <w:t>Teacher explanation: Arrow count passes; label semantics fail. Metadata supports generation provenance, not observed-event authenticity; replace the caption and correct labels.</w:t>
-      </w:r>
-    </w:p>
-    <w:p>
       <w:pPr>
         <w:pStyle w:val="Heading3"/>
       </w:pPr>
       <w:r>
+        <w:t>Workbook question · W4</w:t>
+      </w:r>
+    </w:p>
+    <w:p>
+      <w:pPr>
+        <w:spacing w:line="336" w:lineRule="auto" w:after="180"/>
+        <w:shd w:fill="F5F1FB"/>
+      </w:pPr>
+      <w:r>
+        <w:rPr>
+          <w:b w:val="0"/>
+        </w:rPr>
+        <w:t xml:space="preserve">A generated diagram requires two arrows and labels </w:t>
+      </w:r>
+      <w:r>
+        <w:rPr>
+          <w:b/>
+        </w:rPr>
+        <w:t>input</w:t>
+      </w:r>
+      <w:r>
+        <w:rPr>
+          <w:b w:val="0"/>
+        </w:rPr>
+        <w:t>/</w:t>
+      </w:r>
+      <w:r>
+        <w:rPr>
+          <w:b/>
+        </w:rPr>
+        <w:t>output</w:t>
+      </w:r>
+      <w:r>
+        <w:rPr>
+          <w:b w:val="0"/>
+        </w:rPr>
+        <w:t xml:space="preserve">. It has two arrows but swapped labels. Metadata records generation, yet the caption says experimental </w:t>
+      </w:r>
+      <w:r>
+        <w:rPr>
+          <w:b/>
+        </w:rPr>
+        <w:t>observation</w:t>
+      </w:r>
+      <w:r>
+        <w:rPr>
+          <w:b w:val="0"/>
+        </w:rPr>
+        <w:t>. Audit.</w:t>
+      </w:r>
+    </w:p>
+    <w:p>
+      <w:pPr>
+        <w:pStyle w:val="Heading3"/>
+      </w:pPr>
+      <w:r>
+        <w:t>Teacher reasoning · W4</w:t>
+      </w:r>
+    </w:p>
+    <w:p>
+      <w:pPr>
+        <w:spacing w:line="336" w:lineRule="auto" w:after="180"/>
+        <w:shd w:fill="F1F6FC"/>
+      </w:pPr>
+      <w:r>
+        <w:rPr>
+          <w:b w:val="0"/>
+        </w:rPr>
+        <w:t xml:space="preserve">Teacher explanation: Arrow count passes; label semantics fail. Metadata supports generation </w:t>
+      </w:r>
+      <w:r>
+        <w:rPr>
+          <w:b/>
+        </w:rPr>
+        <w:t>provenance</w:t>
+      </w:r>
+      <w:r>
+        <w:rPr>
+          <w:b w:val="0"/>
+        </w:rPr>
+        <w:t>, not observed-event authenticity; replace the caption and correct labels.</w:t>
+      </w:r>
+    </w:p>
+    <w:p>
+      <w:pPr>
+        <w:pStyle w:val="Heading3"/>
+      </w:pPr>
+      <w:r>
         <w:t>W5 Design a revealing follow-up</w:t>
       </w:r>
     </w:p>
     <w:p>
-      <w:r>
-        <w:t>For the worked scenario, propose one additional case that could reveal a failure, describe its expected outcome before running it, and explain what would need to remain fixed for a fair comparison. Do not reuse W4 as a new final test after receiving feedback.</w:t>
-      </w:r>
-    </w:p>
-    <w:p>
-      <w:r>
-        <w:t>Teacher explanation: Accept a concrete variant of the worked input or a missing/conflicting/boundary condition, with an expectation derived from the declared procedure. Require preserved settings, original outputs and data roles. Provenance tracks production history; it does not prove the content is accurate or establish every legal permission. The new case should test this particular mechanism rather than merely restate the original result.</w:t>
-      </w:r>
-    </w:p>
-    <w:p>
       <w:pPr>
         <w:pStyle w:val="Heading3"/>
       </w:pPr>
       <w:r>
+        <w:t>Workbook question · W5</w:t>
+      </w:r>
+    </w:p>
+    <w:p>
+      <w:pPr>
+        <w:spacing w:line="336" w:lineRule="auto" w:after="180"/>
+        <w:shd w:fill="F5F1FB"/>
+      </w:pPr>
+      <w:r>
+        <w:rPr>
+          <w:b w:val="0"/>
+        </w:rPr>
+        <w:t>For the worked scenario, propose one additional case that could reveal a failure, describe its expected outcome before running it, and explain what would need to remain fixed for a fair comparison.</w:t>
+      </w:r>
+    </w:p>
+    <w:p>
+      <w:pPr>
+        <w:spacing w:line="336" w:lineRule="auto" w:after="180"/>
+        <w:shd w:fill="F5F1FB"/>
+      </w:pPr>
+      <w:r>
+        <w:rPr>
+          <w:b w:val="0"/>
+        </w:rPr>
+        <w:t>Do not reuse W4 as a new final test after receiving feedback.</w:t>
+      </w:r>
+    </w:p>
+    <w:p>
+      <w:pPr>
+        <w:pStyle w:val="Heading3"/>
+      </w:pPr>
+      <w:r>
+        <w:t>Teacher reasoning · W5</w:t>
+      </w:r>
+    </w:p>
+    <w:p>
+      <w:pPr>
+        <w:spacing w:line="336" w:lineRule="auto" w:after="180"/>
+        <w:shd w:fill="F1F6FC"/>
+      </w:pPr>
+      <w:r>
+        <w:rPr>
+          <w:b w:val="0"/>
+        </w:rPr>
+        <w:t xml:space="preserve">Teacher explanation: Accept a concrete variant of the worked </w:t>
+      </w:r>
+      <w:r>
+        <w:rPr>
+          <w:b/>
+        </w:rPr>
+        <w:t>input</w:t>
+      </w:r>
+      <w:r>
+        <w:rPr>
+          <w:b w:val="0"/>
+        </w:rPr>
+        <w:t xml:space="preserve"> or a missing/conflicting/boundary condition, with an expectation derived from the declared procedure.</w:t>
+      </w:r>
+    </w:p>
+    <w:p>
+      <w:pPr>
+        <w:spacing w:line="336" w:lineRule="auto" w:after="180"/>
+        <w:shd w:fill="F1F6FC"/>
+      </w:pPr>
+      <w:r>
+        <w:rPr>
+          <w:b w:val="0"/>
+        </w:rPr>
+        <w:t xml:space="preserve">Require preserved settings, original </w:t>
+      </w:r>
+      <w:r>
+        <w:rPr>
+          <w:b/>
+        </w:rPr>
+        <w:t>output</w:t>
+      </w:r>
+      <w:r>
+        <w:rPr>
+          <w:b w:val="0"/>
+        </w:rPr>
+        <w:t xml:space="preserve">s and data roles. </w:t>
+      </w:r>
+      <w:r>
+        <w:rPr>
+          <w:b/>
+        </w:rPr>
+        <w:t>Provenance</w:t>
+      </w:r>
+      <w:r>
+        <w:rPr>
+          <w:b w:val="0"/>
+        </w:rPr>
+        <w:t xml:space="preserve"> tracks production history; it does not prove the content is accurate or establish every legal permission.</w:t>
+      </w:r>
+    </w:p>
+    <w:p>
+      <w:pPr>
+        <w:spacing w:line="336" w:lineRule="auto" w:after="180"/>
+        <w:shd w:fill="F1F6FC"/>
+      </w:pPr>
+      <w:r>
+        <w:rPr>
+          <w:b w:val="0"/>
+        </w:rPr>
+        <w:t xml:space="preserve">The new case should test this particular </w:t>
+      </w:r>
+      <w:r>
+        <w:rPr>
+          <w:b/>
+        </w:rPr>
+        <w:t>mechanism</w:t>
+      </w:r>
+      <w:r>
+        <w:rPr>
+          <w:b w:val="0"/>
+        </w:rPr>
+        <w:t xml:space="preserve"> rather than merely restate the original result.</w:t>
+      </w:r>
+    </w:p>
+    <w:p>
+      <w:pPr>
+        <w:pStyle w:val="Heading3"/>
+      </w:pPr>
+      <w:r>
         <w:t>Assess independent transfer</w:t>
       </w:r>
     </w:p>
     <w:p>
-      <w:r>
-        <w:t>Selected case: A generated diagram requires two arrows and labels input/output. It has two arrows but swapped labels. Metadata records generation, yet the caption says experimental observation. Audit.</w:t>
-      </w:r>
-    </w:p>
-    <w:p>
       <w:pPr>
         <w:pStyle w:val="Heading3"/>
       </w:pPr>
       <w:r>
+        <w:t>Independent question · withhold the key</w:t>
+      </w:r>
+    </w:p>
+    <w:p>
+      <w:pPr>
+        <w:spacing w:line="336" w:lineRule="auto" w:after="180"/>
+        <w:shd w:fill="F5F1FB"/>
+      </w:pPr>
+      <w:r>
+        <w:rPr>
+          <w:b w:val="0"/>
+        </w:rPr>
+        <w:t xml:space="preserve">Selected case: A generated diagram requires two arrows and labels </w:t>
+      </w:r>
+      <w:r>
+        <w:rPr>
+          <w:b/>
+        </w:rPr>
+        <w:t>input</w:t>
+      </w:r>
+      <w:r>
+        <w:rPr>
+          <w:b w:val="0"/>
+        </w:rPr>
+        <w:t>/</w:t>
+      </w:r>
+      <w:r>
+        <w:rPr>
+          <w:b/>
+        </w:rPr>
+        <w:t>output</w:t>
+      </w:r>
+      <w:r>
+        <w:rPr>
+          <w:b w:val="0"/>
+        </w:rPr>
+        <w:t xml:space="preserve">. It has two arrows but swapped labels. Metadata records generation, yet the caption says experimental </w:t>
+      </w:r>
+      <w:r>
+        <w:rPr>
+          <w:b/>
+        </w:rPr>
+        <w:t>observation</w:t>
+      </w:r>
+      <w:r>
+        <w:rPr>
+          <w:b w:val="0"/>
+        </w:rPr>
+        <w:t>. Audit.</w:t>
+      </w:r>
+    </w:p>
+    <w:p>
+      <w:pPr>
+        <w:pStyle w:val="Heading3"/>
+      </w:pPr>
+      <w:r>
         <w:t>Selected case answer</w:t>
       </w:r>
     </w:p>
     <w:p>
-      <w:r>
-        <w:t>Teacher explanation: Arrow count passes; label semantics fail. Metadata supports generation provenance, not observed-event authenticity; replace the caption and correct labels.</w:t>
+      <w:pPr>
+        <w:pStyle w:val="Heading3"/>
+      </w:pPr>
+      <w:r>
+        <w:t>Teacher key · Selected case answer</w:t>
+      </w:r>
+    </w:p>
+    <w:p>
+      <w:pPr>
+        <w:spacing w:line="336" w:lineRule="auto" w:after="180"/>
+        <w:shd w:fill="F1F6FC"/>
+      </w:pPr>
+      <w:r>
+        <w:rPr>
+          <w:b w:val="0"/>
+        </w:rPr>
+        <w:t xml:space="preserve">Teacher explanation: Arrow count passes; label semantics fail. Metadata supports generation </w:t>
+      </w:r>
+      <w:r>
+        <w:rPr>
+          <w:b/>
+        </w:rPr>
+        <w:t>provenance</w:t>
+      </w:r>
+      <w:r>
+        <w:rPr>
+          <w:b w:val="0"/>
+        </w:rPr>
+        <w:t>, not observed-event authenticity; replace the caption and correct labels.</w:t>
       </w:r>
     </w:p>
     <w:tbl>
@@ -2509,21 +4903,77 @@
       </w:tr>
     </w:tbl>
     <w:p>
-      <w:r>
-        <w:t>Record each dimension as not yet, with support, or independent. Accept a valid alternative procedure with a defensible trace. Do not penalise an honestly recorded model failure if the learner correctly explains its evidence and limits.</w:t>
-      </w:r>
-    </w:p>
-    <w:p>
       <w:pPr>
         <w:pStyle w:val="Heading3"/>
       </w:pPr>
       <w:r>
+        <w:t>Teacher key · Selected case answer</w:t>
+      </w:r>
+    </w:p>
+    <w:p>
+      <w:pPr>
+        <w:spacing w:line="336" w:lineRule="auto" w:after="180"/>
+        <w:shd w:fill="F1F6FC"/>
+      </w:pPr>
+      <w:r>
+        <w:rPr>
+          <w:b w:val="0"/>
+        </w:rPr>
+        <w:t>Record each dimension as not yet, with support, or independent. Accept a valid alternative procedure with a defensible trace.</w:t>
+      </w:r>
+    </w:p>
+    <w:p>
+      <w:pPr>
+        <w:spacing w:line="336" w:lineRule="auto" w:after="180"/>
+        <w:shd w:fill="F1F6FC"/>
+      </w:pPr>
+      <w:r>
+        <w:rPr>
+          <w:b w:val="0"/>
+        </w:rPr>
+        <w:t xml:space="preserve">Do not penalise an honestly recorded model failure if the learner correctly explains its </w:t>
+      </w:r>
+      <w:r>
+        <w:rPr>
+          <w:b/>
+        </w:rPr>
+        <w:t>evidence</w:t>
+      </w:r>
+      <w:r>
+        <w:rPr>
+          <w:b w:val="0"/>
+        </w:rPr>
+        <w:t xml:space="preserve"> and limits.</w:t>
+      </w:r>
+    </w:p>
+    <w:p>
+      <w:pPr>
+        <w:pStyle w:val="Heading3"/>
+      </w:pPr>
+      <w:r>
         <w:t>Feedback that the learner uses</w:t>
       </w:r>
     </w:p>
     <w:p>
-      <w:r>
-        <w:t>Name the earliest unsupported step and give one action to repair it. Have the learner make that repair now and explain why. Then assess the relevant skill on a fresh, fully specified case. Confirm it was not previously practised with feedback; solve and check the new case before assigning it. A follow-up design prompt is a starting brief, not automatically an equivalent test.</w:t>
+      <w:pPr>
+        <w:spacing w:line="336" w:lineRule="auto" w:after="180"/>
+      </w:pPr>
+      <w:r>
+        <w:rPr>
+          <w:b w:val="0"/>
+        </w:rPr>
+        <w:t>Name the earliest unsupported step and give one action to repair it. Have the learner make that repair now and explain why. Then assess the relevant skill on a fresh, fully specified case.</w:t>
+      </w:r>
+    </w:p>
+    <w:p>
+      <w:pPr>
+        <w:spacing w:line="336" w:lineRule="auto" w:after="180"/>
+      </w:pPr>
+      <w:r>
+        <w:rPr>
+          <w:b w:val="0"/>
+        </w:rPr>
+        <w:t>Confirm it was not previously practised with feedback; solve and check the new case before assigning it. A follow-up design prompt is a starting brief, not automatically an equivalent test.</w:t>
       </w:r>
     </w:p>
     <w:p>
@@ -2535,11 +4985,62 @@
       </w:r>
     </w:p>
     <w:p>
+      <w:r>
+        <w:t>Connect Image Generation Models to Verified Study Buddy, adapt support and plan a later changed-case check.</w:t>
+      </w:r>
+    </w:p>
+    <w:p>
       <w:pPr>
         <w:pStyle w:val="Heading3"/>
       </w:pPr>
       <w:r>
-        <w:t>Connect and extend learning</w:t>
+        <w:t>Verified Study Buddy</w:t>
+      </w:r>
+    </w:p>
+    <w:p>
+      <w:pPr>
+        <w:spacing w:line="336" w:lineRule="auto" w:after="180"/>
+      </w:pPr>
+      <w:r>
+        <w:rPr>
+          <w:b w:val="0"/>
+        </w:rPr>
+        <w:t>Treat generated diagrams as illustrations; pair factual claims with approved sources.</w:t>
+      </w:r>
+    </w:p>
+    <w:p>
+      <w:pPr>
+        <w:spacing w:line="336" w:lineRule="auto" w:after="180"/>
+      </w:pPr>
+      <w:r>
+        <w:rPr>
+          <w:b w:val="0"/>
+        </w:rPr>
+        <w:t xml:space="preserve">Keep the decision, </w:t>
+      </w:r>
+      <w:r>
+        <w:rPr>
+          <w:b/>
+        </w:rPr>
+        <w:t>input</w:t>
+      </w:r>
+      <w:r>
+        <w:rPr>
+          <w:b w:val="0"/>
+        </w:rPr>
+        <w:t xml:space="preserve">, result, explanation and remaining limitation in the project </w:t>
+      </w:r>
+      <w:r>
+        <w:rPr>
+          <w:b/>
+        </w:rPr>
+        <w:t>evidence</w:t>
+      </w:r>
+      <w:r>
+        <w:rPr>
+          <w:b w:val="0"/>
+        </w:rPr>
+        <w:t xml:space="preserve"> record. Retrieve this record next week rather than restarting the project.</w:t>
       </w:r>
     </w:p>
     <w:p>
@@ -2547,17 +5048,54 @@
         <w:pStyle w:val="Heading3"/>
       </w:pPr>
       <w:r>
-        <w:t>Verified Study Buddy</w:t>
-      </w:r>
-    </w:p>
-    <w:p>
-      <w:r>
-        <w:t>Treat generated diagrams as illustrations; pair factual claims with approved sources.</w:t>
-      </w:r>
-    </w:p>
-    <w:p>
-      <w:r>
-        <w:t>Keep the decision, input, result, explanation and remaining limitation in the project evidence record. Retrieve this record next week rather than restarting the project.</w:t>
+        <w:t>Support and stretch</w:t>
+      </w:r>
+    </w:p>
+    <w:p>
+      <w:pPr>
+        <w:spacing w:line="336" w:lineRule="auto" w:after="180"/>
+      </w:pPr>
+      <w:r>
+        <w:rPr>
+          <w:b w:val="0"/>
+        </w:rPr>
+        <w:t xml:space="preserve">Provide one short approved passage; separate instruction, </w:t>
+      </w:r>
+      <w:r>
+        <w:rPr>
+          <w:b/>
+        </w:rPr>
+        <w:t>input</w:t>
+      </w:r>
+      <w:r>
+        <w:rPr>
+          <w:b w:val="0"/>
+        </w:rPr>
+        <w:t xml:space="preserve">, </w:t>
+      </w:r>
+      <w:r>
+        <w:rPr>
+          <w:b/>
+        </w:rPr>
+        <w:t>output</w:t>
+      </w:r>
+      <w:r>
+        <w:rPr>
+          <w:b w:val="0"/>
+        </w:rPr>
+        <w:t xml:space="preserve"> and </w:t>
+      </w:r>
+      <w:r>
+        <w:rPr>
+          <w:b/>
+        </w:rPr>
+        <w:t>evidence</w:t>
+      </w:r>
+      <w:r>
+        <w:rPr>
+          <w:b w:val="0"/>
+        </w:rPr>
+        <w:t>. Stretch: introduce an unsupported claim or conflicting source and validate claim by claim with a fallback.</w:t>
       </w:r>
     </w:p>
     <w:p>
@@ -2565,12 +5103,30 @@
         <w:pStyle w:val="Heading3"/>
       </w:pPr>
       <w:r>
-        <w:t>Support and stretch</w:t>
-      </w:r>
-    </w:p>
-    <w:p>
-      <w:r>
-        <w:t>Provide one short approved passage; separate instruction, input, output and evidence. Stretch: introduce an unsupported claim or conflicting source and validate claim by claim with a fallback.</w:t>
+        <w:t>Exit reflection</w:t>
+      </w:r>
+    </w:p>
+    <w:p>
+      <w:pPr>
+        <w:spacing w:line="336" w:lineRule="auto" w:after="180"/>
+      </w:pPr>
+      <w:r>
+        <w:rPr>
+          <w:b w:val="0"/>
+        </w:rPr>
+        <w:t xml:space="preserve">Ask for one decision the learner can now justify and one situation requiring more </w:t>
+      </w:r>
+      <w:r>
+        <w:rPr>
+          <w:b/>
+        </w:rPr>
+        <w:t>evidence</w:t>
+      </w:r>
+      <w:r>
+        <w:rPr>
+          <w:b w:val="0"/>
+        </w:rPr>
+        <w:t xml:space="preserve"> or human review. Confidence ratings are separate from correct independent performance.</w:t>
       </w:r>
     </w:p>
     <w:p>
@@ -2578,12 +5134,30 @@
         <w:pStyle w:val="Heading3"/>
       </w:pPr>
       <w:r>
-        <w:t>Exit reflection</w:t>
-      </w:r>
-    </w:p>
-    <w:p>
-      <w:r>
-        <w:t>Ask for one decision the learner can now justify and one situation requiring more evidence or human review. Confidence ratings are separate from correct independent performance.</w:t>
+        <w:t>Bridge to the next week</w:t>
+      </w:r>
+    </w:p>
+    <w:p>
+      <w:pPr>
+        <w:spacing w:line="336" w:lineRule="auto" w:after="180"/>
+      </w:pPr>
+      <w:r>
+        <w:rPr>
+          <w:b w:val="0"/>
+        </w:rPr>
+        <w:t xml:space="preserve">Next: Week 11: Visual Composition. Retrieve today’s </w:t>
+      </w:r>
+      <w:r>
+        <w:rPr>
+          <w:b/>
+        </w:rPr>
+        <w:t>evidence</w:t>
+      </w:r>
+      <w:r>
+        <w:rPr>
+          <w:b w:val="0"/>
+        </w:rPr>
+        <w:t xml:space="preserve"> and identify what carries forward and what is new.</w:t>
       </w:r>
     </w:p>
     <w:p>
@@ -2591,12 +5165,145 @@
         <w:pStyle w:val="Heading3"/>
       </w:pPr>
       <w:r>
-        <w:t>Bridge to the next week</w:t>
-      </w:r>
-    </w:p>
-    <w:p>
-      <w:r>
-        <w:t>Next: Week 11: Visual Composition. Retrieve today’s evidence and identify what carries forward and what is new.</w:t>
+        <w:t>Support and fresh reassessment</w:t>
+      </w:r>
+    </w:p>
+    <w:p>
+      <w:pPr>
+        <w:spacing w:line="336" w:lineRule="auto" w:after="180"/>
+      </w:pPr>
+      <w:r>
+        <w:rPr>
+          <w:b w:val="0"/>
+        </w:rPr>
+        <w:t xml:space="preserve">Provide an </w:t>
+      </w:r>
+      <w:r>
+        <w:rPr>
+          <w:b/>
+        </w:rPr>
+        <w:t>input</w:t>
+      </w:r>
+      <w:r>
+        <w:rPr>
+          <w:b w:val="0"/>
+        </w:rPr>
+        <w:t>/procedure/result/limit frame and a calculator when needed. Ask students to identify the first step before completing the whole trace.</w:t>
+      </w:r>
+    </w:p>
+    <w:p>
+      <w:pPr>
+        <w:spacing w:line="336" w:lineRule="auto" w:after="180"/>
+      </w:pPr>
+      <w:r>
+        <w:rPr>
+          <w:b w:val="0"/>
+        </w:rPr>
+        <w:t xml:space="preserve">Extension: compare two concrete variants of this </w:t>
+      </w:r>
+      <w:r>
+        <w:rPr>
+          <w:b/>
+        </w:rPr>
+        <w:t>mechanism</w:t>
+      </w:r>
+      <w:r>
+        <w:rPr>
+          <w:b w:val="0"/>
+        </w:rPr>
+        <w:t xml:space="preserve"> while holding unrelated conditions fixed; report both successful and unsuccessful outcomes.</w:t>
+      </w:r>
+    </w:p>
+    <w:p>
+      <w:pPr>
+        <w:spacing w:line="336" w:lineRule="auto" w:after="180"/>
+      </w:pPr>
+      <w:r>
+        <w:rPr>
+          <w:b w:val="0"/>
+        </w:rPr>
+        <w:t xml:space="preserve">W4: Arrow count passes; label semantics fail. Metadata supports generation </w:t>
+      </w:r>
+      <w:r>
+        <w:rPr>
+          <w:b/>
+        </w:rPr>
+        <w:t>provenance</w:t>
+      </w:r>
+      <w:r>
+        <w:rPr>
+          <w:b w:val="0"/>
+        </w:rPr>
+        <w:t>, not observed-event authenticity; replace the caption and correct labels. Require intermediate reasoning and the stated scope.</w:t>
+      </w:r>
+    </w:p>
+    <w:p>
+      <w:pPr>
+        <w:spacing w:line="336" w:lineRule="auto" w:after="180"/>
+      </w:pPr>
+      <w:r>
+        <w:rPr>
+          <w:b w:val="0"/>
+        </w:rPr>
+        <w:t xml:space="preserve">Fresh retry: A generated map has three required labels but omits one and is captioned survey </w:t>
+      </w:r>
+      <w:r>
+        <w:rPr>
+          <w:b/>
+        </w:rPr>
+        <w:t>evidence</w:t>
+      </w:r>
+      <w:r>
+        <w:rPr>
+          <w:b w:val="0"/>
+        </w:rPr>
+        <w:t>. Expected reasoning: Completeness fails; generation cannot establish surveyed geography.</w:t>
+      </w:r>
+    </w:p>
+    <w:p>
+      <w:pPr>
+        <w:spacing w:line="336" w:lineRule="auto" w:after="180"/>
+      </w:pPr>
+      <w:r>
+        <w:rPr>
+          <w:b w:val="0"/>
+        </w:rPr>
+        <w:t>Use verified map data for geographical claims. If students need support, record it and reassess with another new case rather than awarding independence to a copied answer.</w:t>
+      </w:r>
+    </w:p>
+    <w:p>
+      <w:pPr>
+        <w:spacing w:line="336" w:lineRule="auto" w:after="180"/>
+      </w:pPr>
+      <w:r>
+        <w:rPr>
+          <w:b w:val="0"/>
+        </w:rPr>
+        <w:t xml:space="preserve">Next connection: Speech pipelines and multimodal </w:t>
+      </w:r>
+      <w:r>
+        <w:rPr>
+          <w:b/>
+        </w:rPr>
+        <w:t>evidence</w:t>
+      </w:r>
+      <w:r>
+        <w:rPr>
+          <w:b w:val="0"/>
+        </w:rPr>
+        <w:t xml:space="preserve">. Preserve the current case record and retrieve its </w:t>
+      </w:r>
+      <w:r>
+        <w:rPr>
+          <w:b/>
+        </w:rPr>
+        <w:t>evidence</w:t>
+      </w:r>
+      <w:r>
+        <w:rPr>
+          <w:b w:val="0"/>
+        </w:rPr>
+        <w:t xml:space="preserve"> boundary before moving on.</w:t>
       </w:r>
     </w:p>
     <w:p>
@@ -2604,40 +5311,40 @@
         <w:pStyle w:val="Heading3"/>
       </w:pPr>
       <w:r>
-        <w:t>Support and fresh reassessment</w:t>
-      </w:r>
-    </w:p>
-    <w:p>
-      <w:r>
-        <w:t>Provide an input/procedure/result/limit frame and a calculator when needed. Ask students to identify the first step before completing the whole trace. Extension: compare two concrete variants of this mechanism while holding unrelated conditions fixed; report both successful and unsuccessful outcomes.</w:t>
-      </w:r>
-    </w:p>
-    <w:p>
-      <w:r>
-        <w:t>W4: Arrow count passes; label semantics fail. Metadata supports generation provenance, not observed-event authenticity; replace the caption and correct labels. Require intermediate reasoning and the stated scope. Fresh retry: A generated map has three required labels but omits one and is captioned survey evidence. Expected reasoning: Completeness fails; generation cannot establish surveyed geography. Use verified map data for geographical claims. If students need support, record it and reassess with another new case rather than awarding independence to a copied answer.</w:t>
-      </w:r>
-    </w:p>
-    <w:p>
-      <w:r>
-        <w:t>Next connection: Speech pipelines and multimodal evidence. Preserve the current case record and retrieve its evidence boundary before moving on.</w:t>
-      </w:r>
-    </w:p>
-    <w:p>
-      <w:pPr>
-        <w:pStyle w:val="Heading3"/>
-      </w:pPr>
-      <w:r>
         <w:t>Plan the delayed return</w:t>
       </w:r>
     </w:p>
     <w:p>
-      <w:r>
+      <w:pPr>
+        <w:spacing w:line="336" w:lineRule="auto" w:after="180"/>
+      </w:pPr>
+      <w:r>
+        <w:rPr>
+          <w:b w:val="0"/>
+        </w:rPr>
         <w:t>Suggested return points in this level: ai-3/11, ai-3/13, ai-3/16. Use actual classroom dates, adjusting for holidays and gaps. One, three and six teaching weeks are scheduling choices, not a claimed optimal spacing.</w:t>
       </w:r>
     </w:p>
     <w:p>
-      <w:r>
-        <w:t>At a delayed check, ask for the idea from memory and a changed application. Compare with the earlier independent response and record support used. For a new level, revisit the previous capstone before checking the new prerequisites.</w:t>
+      <w:pPr>
+        <w:spacing w:line="336" w:lineRule="auto" w:after="180"/>
+      </w:pPr>
+      <w:r>
+        <w:rPr>
+          <w:b w:val="0"/>
+        </w:rPr>
+        <w:t>At a delayed check, ask for the idea from memory and a changed application. Compare with the earlier independent response and record support used.</w:t>
+      </w:r>
+    </w:p>
+    <w:p>
+      <w:pPr>
+        <w:spacing w:line="336" w:lineRule="auto" w:after="180"/>
+      </w:pPr>
+      <w:r>
+        <w:rPr>
+          <w:b w:val="0"/>
+        </w:rPr>
+        <w:t>For a new level, revisit the previous capstone before checking the new prerequisites.</w:t>
       </w:r>
     </w:p>
     <w:tbl>
@@ -2797,8 +5504,26 @@
       </w:tr>
     </w:tbl>
     <w:p>
-      <w:r>
-        <w:t>Use the evidence to choose reteaching or the next step. A completed page, confidence rating or attractive project does not by itself demonstrate understanding.</w:t>
+      <w:pPr>
+        <w:spacing w:line="336" w:lineRule="auto" w:after="180"/>
+      </w:pPr>
+      <w:r>
+        <w:rPr>
+          <w:b w:val="0"/>
+        </w:rPr>
+        <w:t xml:space="preserve">Use the </w:t>
+      </w:r>
+      <w:r>
+        <w:rPr>
+          <w:b/>
+        </w:rPr>
+        <w:t>evidence</w:t>
+      </w:r>
+      <w:r>
+        <w:rPr>
+          <w:b w:val="0"/>
+        </w:rPr>
+        <w:t xml:space="preserve"> to choose reteaching or the next step. A completed page, confidence rating or attractive project does not by itself demonstrate understanding.</w:t>
       </w:r>
     </w:p>
     <w:p>
@@ -2810,8 +5535,26 @@
       </w:r>
     </w:p>
     <w:p>
-      <w:r>
-        <w:t>Use Study Buddy generated diagrams only with clear provenance and checked educational labels.</w:t>
+      <w:pPr>
+        <w:spacing w:line="336" w:lineRule="auto" w:after="180"/>
+      </w:pPr>
+      <w:r>
+        <w:rPr>
+          <w:b w:val="0"/>
+        </w:rPr>
+        <w:t xml:space="preserve">Use Study Buddy generated diagrams only with clear </w:t>
+      </w:r>
+      <w:r>
+        <w:rPr>
+          <w:b/>
+        </w:rPr>
+        <w:t>provenance</w:t>
+      </w:r>
+      <w:r>
+        <w:rPr>
+          <w:b w:val="0"/>
+        </w:rPr>
+        <w:t xml:space="preserve"> and checked educational labels.</w:t>
       </w:r>
     </w:p>
     <w:p>
@@ -2824,12 +5567,68 @@
     </w:p>
     <w:p>
       <w:r>
-        <w:t>Teaching target: Explain the mechanism and terminology of image generation and provenance</w:t>
-      </w:r>
-    </w:p>
-    <w:p>
-      <w:r>
-        <w:t>Prepare the labelled worked-case picture, the matching workbook, fictional input cards and a place for individual responses. No paid AI account is required for the paper reasoning activities.</w:t>
+        <w:t>Use this preparation summary alongside the detailed Image Generation Models lesson; it is a checklist rather than a replacement for the full sequence.</w:t>
+      </w:r>
+    </w:p>
+    <w:p>
+      <w:pPr>
+        <w:pStyle w:val="Heading3"/>
+      </w:pPr>
+      <w:r>
+        <w:t>Teaching target</w:t>
+      </w:r>
+    </w:p>
+    <w:p>
+      <w:pPr>
+        <w:spacing w:line="336" w:lineRule="auto" w:after="180"/>
+        <w:shd w:fill="EDF7F3"/>
+      </w:pPr>
+      <w:r>
+        <w:rPr>
+          <w:b w:val="0"/>
+        </w:rPr>
+        <w:t xml:space="preserve">Teaching target: Explain the </w:t>
+      </w:r>
+      <w:r>
+        <w:rPr>
+          <w:b/>
+        </w:rPr>
+        <w:t>mechanism</w:t>
+      </w:r>
+      <w:r>
+        <w:rPr>
+          <w:b w:val="0"/>
+        </w:rPr>
+        <w:t xml:space="preserve"> and terminology of image generation and </w:t>
+      </w:r>
+      <w:r>
+        <w:rPr>
+          <w:b/>
+        </w:rPr>
+        <w:t>provenance</w:t>
+      </w:r>
+    </w:p>
+    <w:p>
+      <w:pPr>
+        <w:spacing w:line="336" w:lineRule="auto" w:after="180"/>
+      </w:pPr>
+      <w:r>
+        <w:rPr>
+          <w:b w:val="0"/>
+        </w:rPr>
+        <w:t xml:space="preserve">Prepare the labelled worked-case picture, the matching workbook, fictional </w:t>
+      </w:r>
+      <w:r>
+        <w:rPr>
+          <w:b/>
+        </w:rPr>
+        <w:t>input</w:t>
+      </w:r>
+      <w:r>
+        <w:rPr>
+          <w:b w:val="0"/>
+        </w:rPr>
+        <w:t xml:space="preserve"> cards and a place for individual responses. No paid AI account is required for the paper reasoning activities.</w:t>
       </w:r>
     </w:p>
     <w:tbl>
@@ -2976,37 +5775,230 @@
       </w:tr>
     </w:tbl>
     <w:p>
-      <w:r>
-        <w:t>Before class, solve the supported practice: A fictional poster requires exactly three labelled circles. Generated image shows four circles and one unreadable label. A caption calls it a photograph of a real lesson. Show the intermediate steps and give the conclusion with its scope.</w:t>
-      </w:r>
-    </w:p>
-    <w:p>
-      <w:r>
+      <w:pPr>
+        <w:spacing w:line="336" w:lineRule="auto" w:after="180"/>
+      </w:pPr>
+      <w:r>
+        <w:rPr>
+          <w:b w:val="0"/>
+        </w:rPr>
+        <w:t>Before class, solve the supported practice: A fictional poster requires exactly three labelled circles. Generated image shows four circles and one unreadable label. A caption calls it a photograph of a real lesson.</w:t>
+      </w:r>
+    </w:p>
+    <w:p>
+      <w:pPr>
+        <w:spacing w:line="336" w:lineRule="auto" w:after="180"/>
+      </w:pPr>
+      <w:r>
+        <w:rPr>
+          <w:b w:val="0"/>
+        </w:rPr>
+        <w:t>Show the intermediate steps and give the conclusion with its scope.</w:t>
+      </w:r>
+    </w:p>
+    <w:p>
+      <w:pPr>
+        <w:pStyle w:val="Heading3"/>
+      </w:pPr>
+      <w:r>
+        <w:t>Supported practice answer</w:t>
+      </w:r>
+    </w:p>
+    <w:p>
+      <w:pPr>
+        <w:spacing w:line="336" w:lineRule="auto" w:after="180"/>
+        <w:shd w:fill="F1F6FC"/>
+      </w:pPr>
+      <w:r>
+        <w:rPr>
+          <w:b w:val="0"/>
+        </w:rPr>
         <w:t>Reasoned practice answer: Teacher explanation: It fails count and label criteria; the photograph claim is unsupported. Record it as a generated fictional illustration and revise or reject before use.</w:t>
       </w:r>
     </w:p>
     <w:p>
-      <w:r>
-        <w:t>Check every learner before discussion: Use the worked case for Image generation and provenance. Proposed explanation: “The worked result establishes every future case”. Decide whether this explanation is supported. Point to the step or supplied fact that decides; explain your repair if needed.</w:t>
-      </w:r>
-    </w:p>
-    <w:p>
-      <w:r>
-        <w:t>Misconception repair: Provenance tracks production history; it does not prove the content is accurate or establish every legal permission.</w:t>
-      </w:r>
-    </w:p>
-    <w:p>
-      <w:r>
-        <w:t>Support: read the exact case aloud, enlarge the labelled picture, supply input cards and model only the first deciding step. Accept a spoken explanation or drawing; retain the reasoning goal.</w:t>
-      </w:r>
-    </w:p>
-    <w:p>
-      <w:r>
-        <w:t>Extension: Relabel the illustration as a photograph of an actual laboratory measurement. Require a prediction and a reason before comparing. Expected result: That caption is unsupported. Reason: Its provenance is an invented diagram of a process, not a camera record of an event.</w:t>
-      </w:r>
-    </w:p>
-    <w:p>
-      <w:r>
+      <w:pPr>
+        <w:spacing w:line="336" w:lineRule="auto" w:after="180"/>
+      </w:pPr>
+      <w:r>
+        <w:rPr>
+          <w:b w:val="0"/>
+        </w:rPr>
+        <w:t xml:space="preserve">Check every learner before discussion: Use the worked case for Image generation and </w:t>
+      </w:r>
+      <w:r>
+        <w:rPr>
+          <w:b/>
+        </w:rPr>
+        <w:t>provenance</w:t>
+      </w:r>
+      <w:r>
+        <w:rPr>
+          <w:b w:val="0"/>
+        </w:rPr>
+        <w:t>. Proposed explanation: “The worked result establishes every future case”. Decide whether this explanation is supported.</w:t>
+      </w:r>
+    </w:p>
+    <w:p>
+      <w:pPr>
+        <w:spacing w:line="336" w:lineRule="auto" w:after="180"/>
+      </w:pPr>
+      <w:r>
+        <w:rPr>
+          <w:b w:val="0"/>
+        </w:rPr>
+        <w:t>Point to the step or supplied fact that decides; explain your repair if needed.</w:t>
+      </w:r>
+    </w:p>
+    <w:p>
+      <w:pPr>
+        <w:pStyle w:val="Heading3"/>
+      </w:pPr>
+      <w:r>
+        <w:t>Repair the misconception</w:t>
+      </w:r>
+    </w:p>
+    <w:p>
+      <w:pPr>
+        <w:spacing w:line="336" w:lineRule="auto" w:after="180"/>
+        <w:shd w:fill="FFF5E6"/>
+      </w:pPr>
+      <w:r>
+        <w:rPr>
+          <w:b w:val="0"/>
+        </w:rPr>
+        <w:t xml:space="preserve">Misconception repair: </w:t>
+      </w:r>
+      <w:r>
+        <w:rPr>
+          <w:b/>
+        </w:rPr>
+        <w:t>Provenance</w:t>
+      </w:r>
+      <w:r>
+        <w:rPr>
+          <w:b w:val="0"/>
+        </w:rPr>
+        <w:t xml:space="preserve"> tracks production history; it does not prove the content is accurate or establish every legal permission.</w:t>
+      </w:r>
+    </w:p>
+    <w:p>
+      <w:pPr>
+        <w:pStyle w:val="Heading3"/>
+      </w:pPr>
+      <w:r>
+        <w:t>Support without giving away the answer</w:t>
+      </w:r>
+    </w:p>
+    <w:p>
+      <w:pPr>
+        <w:spacing w:line="336" w:lineRule="auto" w:after="180"/>
+        <w:shd w:fill="F1F6F8"/>
+      </w:pPr>
+      <w:r>
+        <w:rPr>
+          <w:b w:val="0"/>
+        </w:rPr>
+        <w:t xml:space="preserve">Support: read the exact case aloud, enlarge the labelled picture, supply </w:t>
+      </w:r>
+      <w:r>
+        <w:rPr>
+          <w:b/>
+        </w:rPr>
+        <w:t>input</w:t>
+      </w:r>
+      <w:r>
+        <w:rPr>
+          <w:b w:val="0"/>
+        </w:rPr>
+        <w:t xml:space="preserve"> cards and model only the first deciding step. Accept a spoken explanation or drawing; retain the reasoning goal.</w:t>
+      </w:r>
+    </w:p>
+    <w:p>
+      <w:pPr>
+        <w:pStyle w:val="Heading3"/>
+      </w:pPr>
+      <w:r>
+        <w:t>Extend the reasoning</w:t>
+      </w:r>
+    </w:p>
+    <w:p>
+      <w:pPr>
+        <w:spacing w:line="336" w:lineRule="auto" w:after="180"/>
+        <w:shd w:fill="F5F1FB"/>
+      </w:pPr>
+      <w:r>
+        <w:rPr>
+          <w:b w:val="0"/>
+        </w:rPr>
+        <w:t xml:space="preserve">Extension: Relabel the illustration as a photograph of an actual laboratory measurement. Require a </w:t>
+      </w:r>
+      <w:r>
+        <w:rPr>
+          <w:b/>
+        </w:rPr>
+        <w:t>prediction</w:t>
+      </w:r>
+      <w:r>
+        <w:rPr>
+          <w:b w:val="0"/>
+        </w:rPr>
+        <w:t xml:space="preserve"> and a reason before comparing. Expected result: That caption is unsupported.</w:t>
+      </w:r>
+    </w:p>
+    <w:p>
+      <w:pPr>
+        <w:spacing w:line="336" w:lineRule="auto" w:after="180"/>
+        <w:shd w:fill="F5F1FB"/>
+      </w:pPr>
+      <w:r>
+        <w:rPr>
+          <w:b w:val="0"/>
+        </w:rPr>
+        <w:t xml:space="preserve">Reason: Its </w:t>
+      </w:r>
+      <w:r>
+        <w:rPr>
+          <w:b/>
+        </w:rPr>
+        <w:t>provenance</w:t>
+      </w:r>
+      <w:r>
+        <w:rPr>
+          <w:b w:val="0"/>
+        </w:rPr>
+        <w:t xml:space="preserve"> is an invented diagram of a </w:t>
+      </w:r>
+      <w:r>
+        <w:rPr>
+          <w:b/>
+        </w:rPr>
+        <w:t>process</w:t>
+      </w:r>
+      <w:r>
+        <w:rPr>
+          <w:b w:val="0"/>
+        </w:rPr>
+        <w:t>, not a camera record of an event.</w:t>
+      </w:r>
+    </w:p>
+    <w:p>
+      <w:pPr>
+        <w:pStyle w:val="Heading3"/>
+      </w:pPr>
+      <w:r>
+        <w:t>Protect the independent attempt</w:t>
+      </w:r>
+    </w:p>
+    <w:p>
+      <w:pPr>
+        <w:spacing w:line="336" w:lineRule="auto" w:after="180"/>
+        <w:shd w:fill="FFF5E6"/>
+      </w:pPr>
+      <w:r>
+        <w:rPr>
+          <w:b w:val="0"/>
+        </w:rPr>
         <w:t>Independent assessment: withhold the reserved answer until the learner has attempted the new case. Record support separately from correctness.</w:t>
       </w:r>
     </w:p>
@@ -3195,13 +6187,70 @@
       </w:tr>
     </w:tbl>
     <w:p>
-      <w:r>
-        <w:t>Project checkpoint: Make a transparent first version. Keep a trace of how one input becomes an output; explain the rule or learned component.</w:t>
-      </w:r>
-    </w:p>
-    <w:p>
-      <w:r>
-        <w:t>Use the weekly teacher answer for topic-specific reasoning. A saved progress tick is an activity record; judge mastery from the learner’s explanation and evidence.</w:t>
+      <w:pPr>
+        <w:pStyle w:val="Heading3"/>
+      </w:pPr>
+      <w:r>
+        <w:t>Project checkpoint</w:t>
+      </w:r>
+    </w:p>
+    <w:p>
+      <w:pPr>
+        <w:spacing w:line="336" w:lineRule="auto" w:after="180"/>
+        <w:shd w:fill="EDF7F3"/>
+      </w:pPr>
+      <w:r>
+        <w:rPr>
+          <w:b w:val="0"/>
+        </w:rPr>
+        <w:t xml:space="preserve">Project checkpoint: Make a transparent first version. Keep a trace of how one </w:t>
+      </w:r>
+      <w:r>
+        <w:rPr>
+          <w:b/>
+        </w:rPr>
+        <w:t>input</w:t>
+      </w:r>
+      <w:r>
+        <w:rPr>
+          <w:b w:val="0"/>
+        </w:rPr>
+        <w:t xml:space="preserve"> becomes an </w:t>
+      </w:r>
+      <w:r>
+        <w:rPr>
+          <w:b/>
+        </w:rPr>
+        <w:t>output</w:t>
+      </w:r>
+      <w:r>
+        <w:rPr>
+          <w:b w:val="0"/>
+        </w:rPr>
+        <w:t>; explain the rule or learned component.</w:t>
+      </w:r>
+    </w:p>
+    <w:p>
+      <w:pPr>
+        <w:spacing w:line="336" w:lineRule="auto" w:after="180"/>
+      </w:pPr>
+      <w:r>
+        <w:rPr>
+          <w:b w:val="0"/>
+        </w:rPr>
+        <w:t xml:space="preserve">Use the weekly teacher answer for topic-specific reasoning. A saved progress tick is an activity record; judge mastery from the learner’s explanation and </w:t>
+      </w:r>
+      <w:r>
+        <w:rPr>
+          <w:b/>
+        </w:rPr>
+        <w:t>evidence</w:t>
+      </w:r>
+      <w:r>
+        <w:rPr>
+          <w:b w:val="0"/>
+        </w:rPr>
+        <w:t>.</w:t>
       </w:r>
     </w:p>
     <w:p>
@@ -3214,27 +6263,1039 @@
     </w:p>
     <w:p>
       <w:r>
-        <w:t>Use the two formative questions as supported practice, not as independent mastery scores. Discuss the deciding evidence rather than accepting a guessed selection.</w:t>
-      </w:r>
-    </w:p>
-    <w:p>
-      <w:r>
+        <w:t>Use feedback, earlier review and portfolios purposefully. Apply the coding routine only when this lesson has an executable lab.</w:t>
+      </w:r>
+    </w:p>
+    <w:p>
+      <w:pPr>
+        <w:spacing w:line="336" w:lineRule="auto" w:after="180"/>
+      </w:pPr>
+      <w:r>
+        <w:rPr>
+          <w:b w:val="0"/>
+        </w:rPr>
+        <w:t xml:space="preserve">Use the two formative questions as supported practice, not as independent mastery scores. Discuss the deciding </w:t>
+      </w:r>
+      <w:r>
+        <w:rPr>
+          <w:b/>
+        </w:rPr>
+        <w:t>evidence</w:t>
+      </w:r>
+      <w:r>
+        <w:rPr>
+          <w:b w:val="0"/>
+        </w:rPr>
+        <w:t xml:space="preserve"> rather than accepting a guessed selection.</w:t>
+      </w:r>
+    </w:p>
+    <w:p>
+      <w:pPr>
+        <w:spacing w:line="336" w:lineRule="auto" w:after="180"/>
+      </w:pPr>
+      <w:r>
+        <w:rPr>
+          <w:b w:val="0"/>
+        </w:rPr>
         <w:t>The feedback comes from the reviewed public worked case. Do not reveal the separately reserved independent teacher answer until the learner has attempted that case.</w:t>
       </w:r>
     </w:p>
     <w:p>
-      <w:r>
-        <w:t>Ask students to predict before running code. Preserve errors and actual outputs; collect a changed test and an explanation. The branch-boundary and indexing lessons deliberately include failure cases.</w:t>
-      </w:r>
-    </w:p>
-    <w:p>
-      <w:r>
+      <w:pPr>
+        <w:pStyle w:val="Heading3"/>
+      </w:pPr>
+      <w:r>
+        <w:t>For later coding lessons</w:t>
+      </w:r>
+    </w:p>
+    <w:p>
+      <w:r>
+        <w:t>This week has no code block. Use this routine when a later lesson includes an executable lab.</w:t>
+      </w:r>
+    </w:p>
+    <w:p>
+      <w:pPr>
+        <w:spacing w:line="336" w:lineRule="auto" w:after="180"/>
+        <w:shd w:fill="F1F6F8"/>
+      </w:pPr>
+      <w:r>
+        <w:rPr>
+          <w:b w:val="0"/>
+        </w:rPr>
+        <w:t xml:space="preserve">Ask students to predict before running code. Preserve errors and actual </w:t>
+      </w:r>
+      <w:r>
+        <w:rPr>
+          <w:b/>
+        </w:rPr>
+        <w:t>output</w:t>
+      </w:r>
+      <w:r>
+        <w:rPr>
+          <w:b w:val="0"/>
+        </w:rPr>
+        <w:t>s; collect a changed test and an explanation. The branch-boundary and indexing lessons deliberately include failure cases.</w:t>
+      </w:r>
+    </w:p>
+    <w:p>
+      <w:pPr>
+        <w:spacing w:line="336" w:lineRule="auto" w:after="180"/>
+      </w:pPr>
+      <w:r>
+        <w:rPr>
+          <w:b w:val="0"/>
+        </w:rPr>
         <w:t>Use the earlier worked-explanation links to address a specific missing building block, then return to the current question. Adapt this suggestion after observing the learner; it is not an automatic diagnosis.</w:t>
       </w:r>
     </w:p>
     <w:p>
-      <w:r>
-        <w:t>Collect the completed-work portfolio as evidence. Record support separately from correctness, and assess explanation, trace/test and limitations. Progress ticks and quiz selections alone do not establish mastery.</w:t>
+      <w:pPr>
+        <w:spacing w:line="336" w:lineRule="auto" w:after="180"/>
+      </w:pPr>
+      <w:r>
+        <w:rPr>
+          <w:b w:val="0"/>
+        </w:rPr>
+        <w:t xml:space="preserve">Collect the completed-work portfolio as </w:t>
+      </w:r>
+      <w:r>
+        <w:rPr>
+          <w:b/>
+        </w:rPr>
+        <w:t>evidence</w:t>
+      </w:r>
+      <w:r>
+        <w:rPr>
+          <w:b w:val="0"/>
+        </w:rPr>
+        <w:t>. Record support separately from correctness, and assess explanation, trace/test and limitations. Progress ticks and quiz selections alone do not establish mastery.</w:t>
+      </w:r>
+    </w:p>
+    <w:p>
+      <w:pPr>
+        <w:pStyle w:val="Heading1"/>
+      </w:pPr>
+      <w:r>
+        <w:t>09. Visual concept journey</w:t>
+      </w:r>
+    </w:p>
+    <w:p>
+      <w:r>
+        <w:t>Show one Image Generation Models graphic at a time, request a prediction and discuss its trace before the independent assessment.</w:t>
+      </w:r>
+    </w:p>
+    <w:p>
+      <w:pPr>
+        <w:spacing w:line="336" w:lineRule="auto" w:after="180"/>
+      </w:pPr>
+      <w:r>
+        <w:rPr>
+          <w:b w:val="0"/>
+        </w:rPr>
+        <w:t xml:space="preserve">Use one picture at a time. Hide a worked result before asking for a </w:t>
+      </w:r>
+      <w:r>
+        <w:rPr>
+          <w:b/>
+        </w:rPr>
+        <w:t>prediction</w:t>
+      </w:r>
+      <w:r>
+        <w:rPr>
+          <w:b w:val="0"/>
+        </w:rPr>
+        <w:t>, then reveal it for feedback. These are supported teaching cases; retain the separate independent assessment for a fresh first attempt.</w:t>
+      </w:r>
+    </w:p>
+    <w:p>
+      <w:pPr>
+        <w:pStyle w:val="Heading3"/>
+      </w:pPr>
+      <w:r>
+        <w:t>01. Image Generation Models: the case</w:t>
+      </w:r>
+    </w:p>
+    <w:p>
+      <w:r>
+        <w:drawing>
+          <wp:inline xmlns:a="http://schemas.openxmlformats.org/drawingml/2006/main" xmlns:pic="http://schemas.openxmlformats.org/drawingml/2006/picture">
+            <wp:extent cx="5486400" cy="3142488"/>
+            <wp:docPr id="3" name="Picture 3" descr="A fictional lesson poster illustrates one family of image-generation approaches. Supplied facts: Toy 2×2 noisy numerical grid: [[0.2,0.8],[0.6,0.3]]. A specified illustrative denoising step gives [[0.1,0.9],[0.4,0.2]]. These supplied arrays illustrate steps only; they are not outputs from a real trained diffusion model."/>
+            <wp:cNvGraphicFramePr>
+              <a:graphicFrameLocks noChangeAspect="1"/>
+            </wp:cNvGraphicFramePr>
+            <a:graphic>
+              <a:graphicData uri="http://schemas.openxmlformats.org/drawingml/2006/picture">
+                <pic:pic>
+                  <pic:nvPicPr>
+                    <pic:cNvPr id="0" name="academy-story-ai-3-10-01.png"/>
+                    <pic:cNvPicPr/>
+                  </pic:nvPicPr>
+                  <pic:blipFill>
+                    <a:blip r:embed="rId11"/>
+                    <a:stretch>
+                      <a:fillRect/>
+                    </a:stretch>
+                  </pic:blipFill>
+                  <pic:spPr>
+                    <a:xfrm>
+                      <a:off x="0" y="0"/>
+                      <a:ext cx="5486400" cy="3142488"/>
+                    </a:xfrm>
+                    <a:prstGeom prst="rect"/>
+                  </pic:spPr>
+                </pic:pic>
+              </a:graphicData>
+            </a:graphic>
+          </wp:inline>
+        </w:drawing>
+      </w:r>
+    </w:p>
+    <w:p>
+      <w:pPr>
+        <w:spacing w:line="336" w:lineRule="auto" w:after="180"/>
+      </w:pPr>
+      <w:r>
+        <w:rPr>
+          <w:b w:val="0"/>
+        </w:rPr>
+        <w:t xml:space="preserve">A fictional lesson poster illustrates one family of image-generation approaches. Supplied facts: Toy 2×2 noisy numerical grid: [[0.2,0.8],[0.6,0.3]]. A specified illustrative </w:t>
+      </w:r>
+      <w:r>
+        <w:rPr>
+          <w:b/>
+        </w:rPr>
+        <w:t>denoising</w:t>
+      </w:r>
+      <w:r>
+        <w:rPr>
+          <w:b w:val="0"/>
+        </w:rPr>
+        <w:t xml:space="preserve"> step gives [[0.1,0.9],[0.4,0.2]].</w:t>
+      </w:r>
+    </w:p>
+    <w:p>
+      <w:pPr>
+        <w:spacing w:line="336" w:lineRule="auto" w:after="180"/>
+      </w:pPr>
+      <w:r>
+        <w:rPr>
+          <w:b w:val="0"/>
+        </w:rPr>
+        <w:t xml:space="preserve">These supplied arrays illustrate steps only; they are not </w:t>
+      </w:r>
+      <w:r>
+        <w:rPr>
+          <w:b/>
+        </w:rPr>
+        <w:t>output</w:t>
+      </w:r>
+      <w:r>
+        <w:rPr>
+          <w:b w:val="0"/>
+        </w:rPr>
+        <w:t>s from a real trained diffusion model.</w:t>
+      </w:r>
+    </w:p>
+    <w:p>
+      <w:pPr>
+        <w:spacing w:line="336" w:lineRule="auto" w:after="180"/>
+        <w:shd w:fill="F5F1FB"/>
+      </w:pPr>
+      <w:r>
+        <w:rPr>
+          <w:b w:val="0"/>
+        </w:rPr>
+        <w:t>Point to the given fact that matters most. Explain why it matters.</w:t>
+      </w:r>
+    </w:p>
+    <w:p>
+      <w:pPr>
+        <w:pStyle w:val="Heading3"/>
+      </w:pPr>
+      <w:r>
+        <w:t>Discuss while showing the picture</w:t>
+      </w:r>
+    </w:p>
+    <w:p>
+      <w:pPr>
+        <w:spacing w:line="336" w:lineRule="auto" w:after="180"/>
+        <w:shd w:fill="F1F6F8"/>
+      </w:pPr>
+      <w:r>
+        <w:rPr>
+          <w:b w:val="0"/>
+        </w:rPr>
+        <w:t>Teacher prompt: Point to the given fact that matters most. Explain why it matters. Ask learners to describe one label or arrow in ordinary words. Use the adjacent transcript if the image is difficult to see.</w:t>
+      </w:r>
+    </w:p>
+    <w:p>
+      <w:pPr>
+        <w:pStyle w:val="Heading3"/>
+      </w:pPr>
+      <w:r>
+        <w:t>02. Follow the deciding steps</w:t>
+      </w:r>
+    </w:p>
+    <w:p>
+      <w:r>
+        <w:drawing>
+          <wp:inline xmlns:a="http://schemas.openxmlformats.org/drawingml/2006/main" xmlns:pic="http://schemas.openxmlformats.org/drawingml/2006/picture">
+            <wp:extent cx="5486400" cy="4005072"/>
+            <wp:docPr id="4" name="Picture 4" descr="Noisy representation: Four toy numerical cells form the starting grid. → Condition on request: A text request guides the imagined learned denoising process. → Illustrative update: Use the supplied second grid to show one change in representation. → Check provenance: Caption it as a generated-process illustration, not a photographed experiment."/>
+            <wp:cNvGraphicFramePr>
+              <a:graphicFrameLocks noChangeAspect="1"/>
+            </wp:cNvGraphicFramePr>
+            <a:graphic>
+              <a:graphicData uri="http://schemas.openxmlformats.org/drawingml/2006/picture">
+                <pic:pic>
+                  <pic:nvPicPr>
+                    <pic:cNvPr id="0" name="academy-story-ai-3-10-02.png"/>
+                    <pic:cNvPicPr/>
+                  </pic:nvPicPr>
+                  <pic:blipFill>
+                    <a:blip r:embed="rId12"/>
+                    <a:stretch>
+                      <a:fillRect/>
+                    </a:stretch>
+                  </pic:blipFill>
+                  <pic:spPr>
+                    <a:xfrm>
+                      <a:off x="0" y="0"/>
+                      <a:ext cx="5486400" cy="4005072"/>
+                    </a:xfrm>
+                    <a:prstGeom prst="rect"/>
+                  </pic:spPr>
+                </pic:pic>
+              </a:graphicData>
+            </a:graphic>
+          </wp:inline>
+        </w:drawing>
+      </w:r>
+    </w:p>
+    <w:p>
+      <w:pPr>
+        <w:spacing w:line="336" w:lineRule="auto" w:after="180"/>
+      </w:pPr>
+      <w:r>
+        <w:rPr>
+          <w:b w:val="0"/>
+        </w:rPr>
+        <w:t xml:space="preserve">Noisy representation: Four toy numerical cells form the starting grid. → Condition on request: A text request guides the imagined learned </w:t>
+      </w:r>
+      <w:r>
+        <w:rPr>
+          <w:b/>
+        </w:rPr>
+        <w:t>denoising</w:t>
+      </w:r>
+      <w:r>
+        <w:rPr>
+          <w:b w:val="0"/>
+        </w:rPr>
+        <w:t xml:space="preserve"> </w:t>
+      </w:r>
+      <w:r>
+        <w:rPr>
+          <w:b/>
+        </w:rPr>
+        <w:t>process</w:t>
+      </w:r>
+      <w:r>
+        <w:rPr>
+          <w:b w:val="0"/>
+        </w:rPr>
+        <w:t xml:space="preserve">. → Illustrative update: Use the supplied second grid to show one change in representation. → Check </w:t>
+      </w:r>
+      <w:r>
+        <w:rPr>
+          <w:b/>
+        </w:rPr>
+        <w:t>provenance</w:t>
+      </w:r>
+      <w:r>
+        <w:rPr>
+          <w:b w:val="0"/>
+        </w:rPr>
+        <w:t>: Caption it as a generated-</w:t>
+      </w:r>
+      <w:r>
+        <w:rPr>
+          <w:b/>
+        </w:rPr>
+        <w:t>process</w:t>
+      </w:r>
+      <w:r>
+        <w:rPr>
+          <w:b w:val="0"/>
+        </w:rPr>
+        <w:t xml:space="preserve"> illustration, not a photographed experiment.</w:t>
+      </w:r>
+    </w:p>
+    <w:p>
+      <w:pPr>
+        <w:spacing w:line="336" w:lineRule="auto" w:after="180"/>
+        <w:shd w:fill="F5F1FB"/>
+      </w:pPr>
+      <w:r>
+        <w:rPr>
+          <w:b w:val="0"/>
+        </w:rPr>
+        <w:t xml:space="preserve">Point to each numbered stage and explain which recorded </w:t>
+      </w:r>
+      <w:r>
+        <w:rPr>
+          <w:b/>
+        </w:rPr>
+        <w:t>input</w:t>
+      </w:r>
+      <w:r>
+        <w:rPr>
+          <w:b w:val="0"/>
+        </w:rPr>
+        <w:t xml:space="preserve"> it uses.</w:t>
+      </w:r>
+    </w:p>
+    <w:p>
+      <w:pPr>
+        <w:pStyle w:val="Heading3"/>
+      </w:pPr>
+      <w:r>
+        <w:t>Discuss while showing the picture</w:t>
+      </w:r>
+    </w:p>
+    <w:p>
+      <w:pPr>
+        <w:spacing w:line="336" w:lineRule="auto" w:after="180"/>
+        <w:shd w:fill="F1F6F8"/>
+      </w:pPr>
+      <w:r>
+        <w:rPr>
+          <w:b w:val="0"/>
+        </w:rPr>
+        <w:t xml:space="preserve">Teacher prompt: Point to each numbered stage and explain which recorded </w:t>
+      </w:r>
+      <w:r>
+        <w:rPr>
+          <w:b/>
+        </w:rPr>
+        <w:t>input</w:t>
+      </w:r>
+      <w:r>
+        <w:rPr>
+          <w:b w:val="0"/>
+        </w:rPr>
+        <w:t xml:space="preserve"> it uses. Ask learners to describe one label or arrow in ordinary words. Use the adjacent transcript if the image is difficult to see.</w:t>
+      </w:r>
+    </w:p>
+    <w:p>
+      <w:pPr>
+        <w:pStyle w:val="Heading3"/>
+      </w:pPr>
+      <w:r>
+        <w:t>03. Illustrative grids, not executed model outputs</w:t>
+      </w:r>
+    </w:p>
+    <w:p>
+      <w:r>
+        <w:drawing>
+          <wp:inline xmlns:a="http://schemas.openxmlformats.org/drawingml/2006/main" xmlns:pic="http://schemas.openxmlformats.org/drawingml/2006/picture">
+            <wp:extent cx="5486400" cy="3938016"/>
+            <wp:docPr id="5" name="Picture 5" descr="Illustrative grids, not executed model outputs. Before top: Left = 0.2, Right = 0.8. Before bottom: Left = 0.6, Right = 0.3. After top: Left = 0.1, Right = 0.9. After bottom: Left = 0.4, Right = 0.2."/>
+            <wp:cNvGraphicFramePr>
+              <a:graphicFrameLocks noChangeAspect="1"/>
+            </wp:cNvGraphicFramePr>
+            <a:graphic>
+              <a:graphicData uri="http://schemas.openxmlformats.org/drawingml/2006/picture">
+                <pic:pic>
+                  <pic:nvPicPr>
+                    <pic:cNvPr id="0" name="academy-story-ai-3-10-03.png"/>
+                    <pic:cNvPicPr/>
+                  </pic:nvPicPr>
+                  <pic:blipFill>
+                    <a:blip r:embed="rId13"/>
+                    <a:stretch>
+                      <a:fillRect/>
+                    </a:stretch>
+                  </pic:blipFill>
+                  <pic:spPr>
+                    <a:xfrm>
+                      <a:off x="0" y="0"/>
+                      <a:ext cx="5486400" cy="3938016"/>
+                    </a:xfrm>
+                    <a:prstGeom prst="rect"/>
+                  </pic:spPr>
+                </pic:pic>
+              </a:graphicData>
+            </a:graphic>
+          </wp:inline>
+        </w:drawing>
+      </w:r>
+    </w:p>
+    <w:p>
+      <w:pPr>
+        <w:spacing w:line="336" w:lineRule="auto" w:after="180"/>
+      </w:pPr>
+      <w:r>
+        <w:rPr>
+          <w:b w:val="0"/>
+        </w:rPr>
+        <w:t xml:space="preserve">Illustrative grids, not executed model </w:t>
+      </w:r>
+      <w:r>
+        <w:rPr>
+          <w:b/>
+        </w:rPr>
+        <w:t>output</w:t>
+      </w:r>
+      <w:r>
+        <w:rPr>
+          <w:b w:val="0"/>
+        </w:rPr>
+        <w:t>s. Before top: Left = 0.2, Right = 0.8. Before bottom: Left = 0.6, Right = 0.3. After top: Left = 0.1, Right = 0.9. After bottom: Left = 0.4, Right = 0.2.</w:t>
+      </w:r>
+    </w:p>
+    <w:p>
+      <w:pPr>
+        <w:spacing w:line="336" w:lineRule="auto" w:after="180"/>
+        <w:shd w:fill="F5F1FB"/>
+      </w:pPr>
+      <w:r>
+        <w:rPr>
+          <w:b w:val="0"/>
+        </w:rPr>
+        <w:t>Read the labels and values. Explain the relationship the model shows.</w:t>
+      </w:r>
+    </w:p>
+    <w:p>
+      <w:pPr>
+        <w:pStyle w:val="Heading3"/>
+      </w:pPr>
+      <w:r>
+        <w:t>Discuss while showing the picture</w:t>
+      </w:r>
+    </w:p>
+    <w:p>
+      <w:pPr>
+        <w:spacing w:line="336" w:lineRule="auto" w:after="180"/>
+        <w:shd w:fill="F1F6F8"/>
+      </w:pPr>
+      <w:r>
+        <w:rPr>
+          <w:b w:val="0"/>
+        </w:rPr>
+        <w:t>Teacher prompt: Read the labels and values. Explain the relationship the model shows. Ask learners to describe one label or arrow in ordinary words. Use the adjacent transcript if the image is difficult to see.</w:t>
+      </w:r>
+    </w:p>
+    <w:p>
+      <w:pPr>
+        <w:spacing w:line="336" w:lineRule="auto" w:after="180"/>
+        <w:shd w:fill="F1F6F8"/>
+      </w:pPr>
+      <w:r>
+        <w:rPr>
+          <w:b w:val="0"/>
+        </w:rPr>
+        <w:t>Check row/column meanings, units and denominators before discussing a difference. Supplied toy values are not real class or model results.</w:t>
+      </w:r>
+    </w:p>
+    <w:p>
+      <w:pPr>
+        <w:pStyle w:val="Heading3"/>
+      </w:pPr>
+      <w:r>
+        <w:t>04. Change one thing. Trace what follows.</w:t>
+      </w:r>
+    </w:p>
+    <w:p>
+      <w:r>
+        <w:drawing>
+          <wp:inline xmlns:a="http://schemas.openxmlformats.org/drawingml/2006/main" xmlns:pic="http://schemas.openxmlformats.org/drawingml/2006/picture">
+            <wp:extent cx="5486400" cy="3026664"/>
+            <wp:docPr id="6" name="Picture 6" descr="Original case: Caption it as a generated-process illustration, not a photographed experiment. Changed condition: Relabel the illustration as a photograph of an actual laboratory measurement. Expected result: That caption is unsupported. Reason: Its provenance is an invented diagram of a process, not a camera record of an event."/>
+            <wp:cNvGraphicFramePr>
+              <a:graphicFrameLocks noChangeAspect="1"/>
+            </wp:cNvGraphicFramePr>
+            <a:graphic>
+              <a:graphicData uri="http://schemas.openxmlformats.org/drawingml/2006/picture">
+                <pic:pic>
+                  <pic:nvPicPr>
+                    <pic:cNvPr id="0" name="academy-story-ai-3-10-04.png"/>
+                    <pic:cNvPicPr/>
+                  </pic:nvPicPr>
+                  <pic:blipFill>
+                    <a:blip r:embed="rId14"/>
+                    <a:stretch>
+                      <a:fillRect/>
+                    </a:stretch>
+                  </pic:blipFill>
+                  <pic:spPr>
+                    <a:xfrm>
+                      <a:off x="0" y="0"/>
+                      <a:ext cx="5486400" cy="3026664"/>
+                    </a:xfrm>
+                    <a:prstGeom prst="rect"/>
+                  </pic:spPr>
+                </pic:pic>
+              </a:graphicData>
+            </a:graphic>
+          </wp:inline>
+        </w:drawing>
+      </w:r>
+    </w:p>
+    <w:p>
+      <w:pPr>
+        <w:spacing w:line="336" w:lineRule="auto" w:after="180"/>
+      </w:pPr>
+      <w:r>
+        <w:rPr>
+          <w:b w:val="0"/>
+        </w:rPr>
+        <w:t>Original case: Caption it as a generated-</w:t>
+      </w:r>
+      <w:r>
+        <w:rPr>
+          <w:b/>
+        </w:rPr>
+        <w:t>process</w:t>
+      </w:r>
+      <w:r>
+        <w:rPr>
+          <w:b w:val="0"/>
+        </w:rPr>
+        <w:t xml:space="preserve"> illustration, not a photographed experiment. Changed condition: Relabel the illustration as a photograph of an actual laboratory measurement.</w:t>
+      </w:r>
+    </w:p>
+    <w:p>
+      <w:pPr>
+        <w:spacing w:line="336" w:lineRule="auto" w:after="180"/>
+      </w:pPr>
+      <w:r>
+        <w:rPr>
+          <w:b w:val="0"/>
+        </w:rPr>
+        <w:t xml:space="preserve">Expected result: That caption is unsupported. Reason: Its </w:t>
+      </w:r>
+      <w:r>
+        <w:rPr>
+          <w:b/>
+        </w:rPr>
+        <w:t>provenance</w:t>
+      </w:r>
+      <w:r>
+        <w:rPr>
+          <w:b w:val="0"/>
+        </w:rPr>
+        <w:t xml:space="preserve"> is an invented diagram of a </w:t>
+      </w:r>
+      <w:r>
+        <w:rPr>
+          <w:b/>
+        </w:rPr>
+        <w:t>process</w:t>
+      </w:r>
+      <w:r>
+        <w:rPr>
+          <w:b w:val="0"/>
+        </w:rPr>
+        <w:t>, not a camera record of an event.</w:t>
+      </w:r>
+    </w:p>
+    <w:p>
+      <w:pPr>
+        <w:spacing w:line="336" w:lineRule="auto" w:after="180"/>
+        <w:shd w:fill="F5F1FB"/>
+      </w:pPr>
+      <w:r>
+        <w:rPr>
+          <w:b w:val="0"/>
+        </w:rPr>
+        <w:t>Predict before checking the worked changed-case result. Name what changed and what the supplied facts allow you to conclude.</w:t>
+      </w:r>
+    </w:p>
+    <w:p>
+      <w:pPr>
+        <w:pStyle w:val="Heading3"/>
+      </w:pPr>
+      <w:r>
+        <w:t>Discuss while showing the picture</w:t>
+      </w:r>
+    </w:p>
+    <w:p>
+      <w:pPr>
+        <w:spacing w:line="336" w:lineRule="auto" w:after="180"/>
+        <w:shd w:fill="F1F6F8"/>
+      </w:pPr>
+      <w:r>
+        <w:rPr>
+          <w:b w:val="0"/>
+        </w:rPr>
+        <w:t>Teacher prompt: Predict before checking the worked changed-case result. Name what changed and what the supplied facts allow you to conclude. Ask learners to describe one label or arrow in ordinary words.</w:t>
+      </w:r>
+    </w:p>
+    <w:p>
+      <w:pPr>
+        <w:spacing w:line="336" w:lineRule="auto" w:after="180"/>
+        <w:shd w:fill="F1F6F8"/>
+      </w:pPr>
+      <w:r>
+        <w:rPr>
+          <w:b w:val="0"/>
+        </w:rPr>
+        <w:t xml:space="preserve">Use the adjacent transcript if the image is difficult to see. Changed-case reasoning: Its </w:t>
+      </w:r>
+      <w:r>
+        <w:rPr>
+          <w:b/>
+        </w:rPr>
+        <w:t>provenance</w:t>
+      </w:r>
+      <w:r>
+        <w:rPr>
+          <w:b w:val="0"/>
+        </w:rPr>
+        <w:t xml:space="preserve"> is an invented diagram of a </w:t>
+      </w:r>
+      <w:r>
+        <w:rPr>
+          <w:b/>
+        </w:rPr>
+        <w:t>process</w:t>
+      </w:r>
+      <w:r>
+        <w:rPr>
+          <w:b w:val="0"/>
+        </w:rPr>
+        <w:t>, not a camera record of an event.</w:t>
+      </w:r>
+    </w:p>
+    <w:p>
+      <w:pPr>
+        <w:pStyle w:val="Heading3"/>
+      </w:pPr>
+      <w:r>
+        <w:t>05. Connect the explanation to its limit</w:t>
+      </w:r>
+    </w:p>
+    <w:p>
+      <w:r>
+        <w:drawing>
+          <wp:inline xmlns:a="http://schemas.openxmlformats.org/drawingml/2006/main" xmlns:pic="http://schemas.openxmlformats.org/drawingml/2006/picture">
+            <wp:extent cx="5486400" cy="2834640"/>
+            <wp:docPr id="7" name="Picture 7" descr="Diffusion-style generators learn to remove noise in stages, often guided by text, but a real implementation can operate in a latent representation rather than direct pixels. The toy values let us inspect an update without pretending to simulate that trained process. An attractive final image still needs checks for labels, requested relations and factual claims. Limit: Not all image generators use diffusion; this toy step is neither a complete algorithm nor an executed model."/>
+            <wp:cNvGraphicFramePr>
+              <a:graphicFrameLocks noChangeAspect="1"/>
+            </wp:cNvGraphicFramePr>
+            <a:graphic>
+              <a:graphicData uri="http://schemas.openxmlformats.org/drawingml/2006/picture">
+                <pic:pic>
+                  <pic:nvPicPr>
+                    <pic:cNvPr id="0" name="academy-story-ai-3-10-05.png"/>
+                    <pic:cNvPicPr/>
+                  </pic:nvPicPr>
+                  <pic:blipFill>
+                    <a:blip r:embed="rId15"/>
+                    <a:stretch>
+                      <a:fillRect/>
+                    </a:stretch>
+                  </pic:blipFill>
+                  <pic:spPr>
+                    <a:xfrm>
+                      <a:off x="0" y="0"/>
+                      <a:ext cx="5486400" cy="2834640"/>
+                    </a:xfrm>
+                    <a:prstGeom prst="rect"/>
+                  </pic:spPr>
+                </pic:pic>
+              </a:graphicData>
+            </a:graphic>
+          </wp:inline>
+        </w:drawing>
+      </w:r>
+    </w:p>
+    <w:p>
+      <w:pPr>
+        <w:spacing w:line="336" w:lineRule="auto" w:after="180"/>
+      </w:pPr>
+      <w:r>
+        <w:rPr>
+          <w:b w:val="0"/>
+        </w:rPr>
+        <w:t xml:space="preserve">Diffusion-style generators learn to remove </w:t>
+      </w:r>
+      <w:r>
+        <w:rPr>
+          <w:b/>
+        </w:rPr>
+        <w:t>noise</w:t>
+      </w:r>
+      <w:r>
+        <w:rPr>
+          <w:b w:val="0"/>
+        </w:rPr>
+        <w:t xml:space="preserve"> in stages, often guided by text, but a real implementation can operate in a </w:t>
+      </w:r>
+      <w:r>
+        <w:rPr>
+          <w:b/>
+        </w:rPr>
+        <w:t>latent representation</w:t>
+      </w:r>
+      <w:r>
+        <w:rPr>
+          <w:b w:val="0"/>
+        </w:rPr>
+        <w:t xml:space="preserve"> rather than direct pixels.</w:t>
+      </w:r>
+    </w:p>
+    <w:p>
+      <w:pPr>
+        <w:spacing w:line="336" w:lineRule="auto" w:after="180"/>
+      </w:pPr>
+      <w:r>
+        <w:rPr>
+          <w:b w:val="0"/>
+        </w:rPr>
+        <w:t xml:space="preserve">The toy values let us inspect an update without pretending to simulate that trained </w:t>
+      </w:r>
+      <w:r>
+        <w:rPr>
+          <w:b/>
+        </w:rPr>
+        <w:t>process</w:t>
+      </w:r>
+      <w:r>
+        <w:rPr>
+          <w:b w:val="0"/>
+        </w:rPr>
+        <w:t>. An attractive final image still needs checks for labels, requested relations and factual claims.</w:t>
+      </w:r>
+    </w:p>
+    <w:p>
+      <w:pPr>
+        <w:spacing w:line="336" w:lineRule="auto" w:after="180"/>
+      </w:pPr>
+      <w:r>
+        <w:rPr>
+          <w:b w:val="0"/>
+        </w:rPr>
+        <w:t>Limit: Not all image generators use diffusion; this toy step is neither a complete algorithm nor an executed model.</w:t>
+      </w:r>
+    </w:p>
+    <w:p>
+      <w:pPr>
+        <w:spacing w:line="336" w:lineRule="auto" w:after="180"/>
+        <w:shd w:fill="F5F1FB"/>
+      </w:pPr>
+      <w:r>
+        <w:rPr>
+          <w:b w:val="0"/>
+        </w:rPr>
+        <w:t>Explain the case, then point to a limit on the claim.</w:t>
+      </w:r>
+    </w:p>
+    <w:p>
+      <w:pPr>
+        <w:pStyle w:val="Heading3"/>
+      </w:pPr>
+      <w:r>
+        <w:t>Discuss while showing the picture</w:t>
+      </w:r>
+    </w:p>
+    <w:p>
+      <w:pPr>
+        <w:spacing w:line="336" w:lineRule="auto" w:after="180"/>
+        <w:shd w:fill="F1F6F8"/>
+      </w:pPr>
+      <w:r>
+        <w:rPr>
+          <w:b w:val="0"/>
+        </w:rPr>
+        <w:t>Teacher prompt: Explain the case, then point to a limit on the claim. Ask learners to describe one label or arrow in ordinary words. Use the adjacent transcript if the image is difficult to see.</w:t>
+      </w:r>
+    </w:p>
+    <w:p>
+      <w:pPr>
+        <w:spacing w:line="336" w:lineRule="auto" w:after="180"/>
+        <w:shd w:fill="F1F6F8"/>
+      </w:pPr>
+      <w:r>
+        <w:rPr>
+          <w:b w:val="0"/>
+        </w:rPr>
+        <w:t>Keep the stated scope: Not all image generators use diffusion; this toy step is neither a complete algorithm nor an executed model.</w:t>
+      </w:r>
+    </w:p>
+    <w:p>
+      <w:pPr>
+        <w:pStyle w:val="Heading3"/>
+      </w:pPr>
+      <w:r>
+        <w:t>06. Make the idea visible in your project</w:t>
+      </w:r>
+    </w:p>
+    <w:p>
+      <w:r>
+        <w:drawing>
+          <wp:inline xmlns:a="http://schemas.openxmlformats.org/drawingml/2006/main" xmlns:pic="http://schemas.openxmlformats.org/drawingml/2006/picture">
+            <wp:extent cx="5486400" cy="3233928"/>
+            <wp:docPr id="8" name="Picture 8" descr="Use Study Buddy generated diagrams only with clear provenance and checked educational labels. Draw your input, deciding step, result and limit. Supported question: What may these two grids explain, and what can they not establish about a real generator?"/>
+            <wp:cNvGraphicFramePr>
+              <a:graphicFrameLocks noChangeAspect="1"/>
+            </wp:cNvGraphicFramePr>
+            <a:graphic>
+              <a:graphicData uri="http://schemas.openxmlformats.org/drawingml/2006/picture">
+                <pic:pic>
+                  <pic:nvPicPr>
+                    <pic:cNvPr id="0" name="academy-story-ai-3-10-06.png"/>
+                    <pic:cNvPicPr/>
+                  </pic:nvPicPr>
+                  <pic:blipFill>
+                    <a:blip r:embed="rId16"/>
+                    <a:stretch>
+                      <a:fillRect/>
+                    </a:stretch>
+                  </pic:blipFill>
+                  <pic:spPr>
+                    <a:xfrm>
+                      <a:off x="0" y="0"/>
+                      <a:ext cx="5486400" cy="3233928"/>
+                    </a:xfrm>
+                    <a:prstGeom prst="rect"/>
+                  </pic:spPr>
+                </pic:pic>
+              </a:graphicData>
+            </a:graphic>
+          </wp:inline>
+        </w:drawing>
+      </w:r>
+    </w:p>
+    <w:p>
+      <w:pPr>
+        <w:spacing w:line="336" w:lineRule="auto" w:after="180"/>
+        <w:shd w:fill="F5F1FB"/>
+      </w:pPr>
+      <w:r>
+        <w:rPr>
+          <w:b w:val="0"/>
+        </w:rPr>
+        <w:t xml:space="preserve">Use Study Buddy generated diagrams only with clear </w:t>
+      </w:r>
+      <w:r>
+        <w:rPr>
+          <w:b/>
+        </w:rPr>
+        <w:t>provenance</w:t>
+      </w:r>
+      <w:r>
+        <w:rPr>
+          <w:b w:val="0"/>
+        </w:rPr>
+        <w:t xml:space="preserve"> and checked educational labels. Draw your </w:t>
+      </w:r>
+      <w:r>
+        <w:rPr>
+          <w:b/>
+        </w:rPr>
+        <w:t>input</w:t>
+      </w:r>
+      <w:r>
+        <w:rPr>
+          <w:b w:val="0"/>
+        </w:rPr>
+        <w:t>, deciding step, result and limit.</w:t>
+      </w:r>
+    </w:p>
+    <w:p>
+      <w:pPr>
+        <w:spacing w:line="336" w:lineRule="auto" w:after="180"/>
+        <w:shd w:fill="F5F1FB"/>
+      </w:pPr>
+      <w:r>
+        <w:rPr>
+          <w:b w:val="0"/>
+        </w:rPr>
+        <w:t>Supported question: What may these two grids explain, and what can they not establish about a real generator?</w:t>
+      </w:r>
+    </w:p>
+    <w:p>
+      <w:pPr>
+        <w:spacing w:line="336" w:lineRule="auto" w:after="180"/>
+        <w:shd w:fill="F5F1FB"/>
+      </w:pPr>
+      <w:r>
+        <w:rPr>
+          <w:b w:val="0"/>
+        </w:rPr>
+        <w:t xml:space="preserve">Draw your project trace and justify the deciding step using </w:t>
+      </w:r>
+      <w:r>
+        <w:rPr>
+          <w:b/>
+        </w:rPr>
+        <w:t>evidence</w:t>
+      </w:r>
+      <w:r>
+        <w:rPr>
+          <w:b w:val="0"/>
+        </w:rPr>
+        <w:t>.</w:t>
+      </w:r>
+    </w:p>
+    <w:p>
+      <w:pPr>
+        <w:pStyle w:val="Heading3"/>
+      </w:pPr>
+      <w:r>
+        <w:t>Discuss while showing the picture</w:t>
+      </w:r>
+    </w:p>
+    <w:p>
+      <w:pPr>
+        <w:spacing w:line="336" w:lineRule="auto" w:after="180"/>
+        <w:shd w:fill="F1F6F8"/>
+      </w:pPr>
+      <w:r>
+        <w:rPr>
+          <w:b w:val="0"/>
+        </w:rPr>
+        <w:t xml:space="preserve">Teacher prompt: Draw your project trace and justify the deciding step using </w:t>
+      </w:r>
+      <w:r>
+        <w:rPr>
+          <w:b/>
+        </w:rPr>
+        <w:t>evidence</w:t>
+      </w:r>
+      <w:r>
+        <w:rPr>
+          <w:b w:val="0"/>
+        </w:rPr>
+        <w:t>. Ask learners to describe one label or arrow in ordinary words. Use the adjacent transcript if the image is difficult to see.</w:t>
+      </w:r>
+    </w:p>
+    <w:p>
+      <w:pPr>
+        <w:spacing w:line="336" w:lineRule="auto" w:after="180"/>
+        <w:shd w:fill="F1F6F8"/>
+      </w:pPr>
+      <w:r>
+        <w:rPr>
+          <w:b w:val="0"/>
+        </w:rPr>
+        <w:t xml:space="preserve">Supported practice key: They explain an illustrative staged change. They cannot establish learned weights, actual image quality or accurate scientific </w:t>
+      </w:r>
+      <w:r>
+        <w:rPr>
+          <w:b/>
+        </w:rPr>
+        <w:t>observation</w:t>
+      </w:r>
+      <w:r>
+        <w:rPr>
+          <w:b w:val="0"/>
+        </w:rPr>
+        <w:t>.</w:t>
       </w:r>
     </w:p>
     <w:sectPr>

--- a/downloads/teacher/ai-3-week-10.docx
+++ b/downloads/teacher/ai-3-week-10.docx
@@ -207,7 +207,7 @@
           </w:tcPr>
           <w:p>
             <w:r>
-              <w:t>Sections 9 and 11–14. Give extra time to finish the full task set; use Section 15 when the week includes a coding lab.</w:t>
+              <w:t>Use “Run the investigation”, “Connect your project”, “Show what you know”, “Study a complete case” and “Try a new case independently”. Give extra time for the full task set. If this week has a coding lab, use its named section; section numbers can change when extra explanations are included.</w:t>
             </w:r>
           </w:p>
         </w:tc>
@@ -5768,7 +5768,7 @@
           </w:tcPr>
           <w:p>
             <w:r>
-              <w:t>Sections 9 and 11–14. Give extra time to finish the full task set; use Section 15 when the week includes a coding lab.</w:t>
+              <w:t>Use “Run the investigation”, “Connect your project”, “Show what you know”, “Study a complete case” and “Try a new case independently”. Give extra time for the full task set. If this week has a coding lab, use its named section; section numbers can change when extra explanations are included.</w:t>
             </w:r>
           </w:p>
         </w:tc>

--- a/downloads/teacher/ai-3-week-10.docx
+++ b/downloads/teacher/ai-3-week-10.docx
@@ -25,20 +25,38 @@
         <w:pStyle w:val="Heading1"/>
       </w:pPr>
       <w:r>
-        <w:t>01. Image Generation Models</w:t>
-      </w:r>
-    </w:p>
-    <w:p>
-      <w:r>
-        <w:t>Prepare Image Generation Models: check the target, prerequisites, resources and adaptable teaching schedule.</w:t>
-      </w:r>
-    </w:p>
-    <w:p>
-      <w:pPr>
-        <w:pStyle w:val="Heading3"/>
-      </w:pPr>
-      <w:r>
-        <w:t>Teach the learning cycle</w:t>
+        <w:t>Teach diffusion-style intuition within the stated toy scope.</w:t>
+      </w:r>
+    </w:p>
+    <w:p>
+      <w:r>
+        <w:t>Supply both native evidence cards, keep cases separate and assess the fresh diagram record before feedback.</w:t>
+      </w:r>
+    </w:p>
+    <w:p>
+      <w:r>
+        <w:t>Require visible requirements and provenance; do not infer denoising quality or a real event from appearance.</w:t>
+      </w:r>
+    </w:p>
+    <w:p>
+      <w:pPr>
+        <w:pStyle w:val="Heading1"/>
+      </w:pPr>
+      <w:r>
+        <w:t>01. Prepare this connected week</w:t>
+      </w:r>
+    </w:p>
+    <w:p>
+      <w:r>
+        <w:t>Use one main plan and keep practice separate from the independent first attempt.</w:t>
+      </w:r>
+    </w:p>
+    <w:p>
+      <w:pPr>
+        <w:pStyle w:val="Heading2"/>
+      </w:pPr>
+      <w:r>
+        <w:t>Learning goal and precision</w:t>
       </w:r>
     </w:p>
     <w:p>
@@ -68,6 +86,178 @@
           <w:b/>
         </w:rPr>
         <w:t>provenance</w:t>
+      </w:r>
+    </w:p>
+    <w:p>
+      <w:pPr>
+        <w:spacing w:line="336" w:lineRule="auto" w:after="180"/>
+      </w:pPr>
+      <w:r>
+        <w:rPr>
+          <w:b w:val="0"/>
+        </w:rPr>
+        <w:t xml:space="preserve">Two 45-minute sessions. An image generator constructs an </w:t>
+      </w:r>
+      <w:r>
+        <w:rPr>
+          <w:b/>
+        </w:rPr>
+        <w:t>output</w:t>
+      </w:r>
+      <w:r>
+        <w:rPr>
+          <w:b w:val="0"/>
+        </w:rPr>
+        <w:t xml:space="preserve"> from learned patterns and a specification. A generated picture is not a record that the depicted event occurred.</w:t>
+      </w:r>
+    </w:p>
+    <w:p>
+      <w:pPr>
+        <w:spacing w:line="336" w:lineRule="auto" w:after="180"/>
+      </w:pPr>
+      <w:r>
+        <w:rPr>
+          <w:b w:val="0"/>
+        </w:rPr>
+        <w:t xml:space="preserve">Use the supplied constructed scenarios to make the </w:t>
+      </w:r>
+      <w:r>
+        <w:rPr>
+          <w:b/>
+        </w:rPr>
+        <w:t>mechanism</w:t>
+      </w:r>
+      <w:r>
+        <w:rPr>
+          <w:b w:val="0"/>
+        </w:rPr>
+        <w:t xml:space="preserve"> inspectable. Collect W4 before sharing solutions.</w:t>
+      </w:r>
+    </w:p>
+    <w:p>
+      <w:pPr>
+        <w:spacing w:line="336" w:lineRule="auto" w:after="180"/>
+      </w:pPr>
+      <w:r>
+        <w:rPr>
+          <w:b w:val="0"/>
+        </w:rPr>
+        <w:t xml:space="preserve">Students should name intermediate </w:t>
+      </w:r>
+      <w:r>
+        <w:rPr>
+          <w:b/>
+        </w:rPr>
+        <w:t>evidence</w:t>
+      </w:r>
+      <w:r>
+        <w:rPr>
+          <w:b w:val="0"/>
+        </w:rPr>
+        <w:t xml:space="preserve"> and limitations; classroom pacing and learning effectiveness remain unvalidated.</w:t>
+      </w:r>
+    </w:p>
+    <w:p>
+      <w:pPr>
+        <w:spacing w:line="336" w:lineRule="auto" w:after="180"/>
+      </w:pPr>
+      <w:r>
+        <w:rPr>
+          <w:b w:val="0"/>
+        </w:rPr>
+        <w:t xml:space="preserve">By the end, I can describe a toy </w:t>
+      </w:r>
+      <w:r>
+        <w:rPr>
+          <w:b/>
+        </w:rPr>
+        <w:t>denoising</w:t>
+      </w:r>
+      <w:r>
+        <w:rPr>
+          <w:b w:val="0"/>
+        </w:rPr>
+        <w:t xml:space="preserve"> </w:t>
+      </w:r>
+      <w:r>
+        <w:rPr>
+          <w:b/>
+        </w:rPr>
+        <w:t>process</w:t>
+      </w:r>
+      <w:r>
+        <w:rPr>
+          <w:b w:val="0"/>
+        </w:rPr>
+        <w:t xml:space="preserve"> and distinguish generated illustrations from </w:t>
+      </w:r>
+      <w:r>
+        <w:rPr>
+          <w:b/>
+        </w:rPr>
+        <w:t>observation</w:t>
+      </w:r>
+      <w:r>
+        <w:rPr>
+          <w:b w:val="0"/>
+        </w:rPr>
+        <w:t>s.</w:t>
+      </w:r>
+    </w:p>
+    <w:p>
+      <w:pPr>
+        <w:pStyle w:val="Heading2"/>
+      </w:pPr>
+      <w:r>
+        <w:t>What to prepare</w:t>
+      </w:r>
+    </w:p>
+    <w:p>
+      <w:pPr>
+        <w:pStyle w:val="ListBullet"/>
+      </w:pPr>
+      <w:r>
+        <w:t>Use the supplied scenario, student illustrations and blank paper. For numeric work, offer counters or a calculator after learners show the setup. Fictional records are supplied; personal data and paid accounts are unnecessary.</w:t>
+      </w:r>
+    </w:p>
+    <w:p>
+      <w:pPr>
+        <w:pStyle w:val="ListBullet"/>
+      </w:pPr>
+      <w:r>
+        <w:t>Case exposure check: this source example appears in ai-3/10, ai-3/11. Reuse a familiar case for recall or modelling; verify that the case used to assess transfer has not already received feedback.</w:t>
+      </w:r>
+    </w:p>
+    <w:p>
+      <w:pPr>
+        <w:pStyle w:val="ListBullet"/>
+      </w:pPr>
+      <w:r>
+        <w:t>Lesson and workbook; paper and pencil</w:t>
+      </w:r>
+    </w:p>
+    <w:p>
+      <w:pPr>
+        <w:pStyle w:val="ListBullet"/>
+      </w:pPr>
+      <w:r>
+        <w:t>Calculator and optional local Python 3 for arithmetic; no live API or private data</w:t>
+      </w:r>
+    </w:p>
+    <w:p>
+      <w:pPr>
+        <w:pStyle w:val="ListBullet"/>
+      </w:pPr>
+      <w:r>
+        <w:t>Prepare the fresh retry separately and withhold its solution until after collection</w:t>
+      </w:r>
+    </w:p>
+    <w:p>
+      <w:pPr>
+        <w:pStyle w:val="Heading2"/>
+      </w:pPr>
+      <w:r>
+        <w:t>Main teaching plan</w:t>
       </w:r>
     </w:p>
     <w:tbl>
@@ -249,13 +439,291 @@
     </w:p>
     <w:p>
       <w:pPr>
+        <w:pStyle w:val="Heading2"/>
+      </w:pPr>
+      <w:r>
+        <w:t>Opening retrieval and readiness</w:t>
+      </w:r>
+    </w:p>
+    <w:p>
+      <w:pPr>
         <w:spacing w:line="336" w:lineRule="auto" w:after="180"/>
       </w:pPr>
       <w:r>
         <w:rPr>
           <w:b w:val="0"/>
         </w:rPr>
-        <w:t>Case exposure check: this source example appears in ai-3/10, ai-3/11. Reuse a familiar case for recall or modelling; verify that the case used to assess transfer has not already received feedback.</w:t>
+        <w:t>Without opening the old lesson, explain one key idea from Prompt Evaluation. Give an example and a mistake that the idea helps you avoid.</w:t>
+      </w:r>
+    </w:p>
+    <w:p>
+      <w:pPr>
+        <w:spacing w:line="336" w:lineRule="auto" w:after="180"/>
+      </w:pPr>
+      <w:r>
+        <w:rPr>
+          <w:b w:val="0"/>
+        </w:rPr>
+        <w:t xml:space="preserve">Look for: Explain the </w:t>
+      </w:r>
+      <w:r>
+        <w:rPr>
+          <w:b/>
+        </w:rPr>
+        <w:t>mechanism</w:t>
+      </w:r>
+      <w:r>
+        <w:rPr>
+          <w:b w:val="0"/>
+        </w:rPr>
+        <w:t xml:space="preserve"> and terminology of controlled prompt experiments</w:t>
+      </w:r>
+    </w:p>
+    <w:p>
+      <w:pPr>
+        <w:spacing w:line="336" w:lineRule="auto" w:after="180"/>
+      </w:pPr>
+      <w:r>
+        <w:rPr>
+          <w:b w:val="0"/>
+        </w:rPr>
+        <w:t>Reference example, not the only acceptable wording: Teacher explanation: A prompt experiment compares complete specifications using the same task cases.</w:t>
+      </w:r>
+    </w:p>
+    <w:p>
+      <w:pPr>
+        <w:spacing w:line="336" w:lineRule="auto" w:after="180"/>
+      </w:pPr>
+      <w:r>
+        <w:rPr>
+          <w:b w:val="0"/>
+        </w:rPr>
+        <w:t xml:space="preserve">Define success before inspecting </w:t>
+      </w:r>
+      <w:r>
+        <w:rPr>
+          <w:b/>
+        </w:rPr>
+        <w:t>output</w:t>
+      </w:r>
+      <w:r>
+        <w:rPr>
+          <w:b w:val="0"/>
+        </w:rPr>
+        <w:t xml:space="preserve">s; change one intended instruction and preserve other settings. Evaluate both prompts on paired cases with fixed model/version, source records, </w:t>
+      </w:r>
+      <w:r>
+        <w:rPr>
+          <w:b/>
+        </w:rPr>
+        <w:t>output</w:t>
+      </w:r>
+      <w:r>
+        <w:rPr>
+          <w:b w:val="0"/>
+        </w:rPr>
+        <w:t xml:space="preserve"> contract and scoring rubric.</w:t>
+      </w:r>
+    </w:p>
+    <w:p>
+      <w:pPr>
+        <w:spacing w:line="336" w:lineRule="auto" w:after="180"/>
+      </w:pPr>
+      <w:r>
+        <w:rPr>
+          <w:b w:val="0"/>
+        </w:rPr>
+        <w:t>Use development results for selection, then reserve new final cases. Score each case rather than counting attractive sentences.</w:t>
+      </w:r>
+    </w:p>
+    <w:p>
+      <w:pPr>
+        <w:spacing w:line="336" w:lineRule="auto" w:after="180"/>
+      </w:pPr>
+      <w:r>
+        <w:rPr>
+          <w:b w:val="0"/>
+        </w:rPr>
+        <w:t>Without opening the old lesson, explain one key idea from Iterative Prompting. Give an example and a mistake that the idea helps you avoid.</w:t>
+      </w:r>
+    </w:p>
+    <w:p>
+      <w:pPr>
+        <w:spacing w:line="336" w:lineRule="auto" w:after="180"/>
+      </w:pPr>
+      <w:r>
+        <w:rPr>
+          <w:b w:val="0"/>
+        </w:rPr>
+        <w:t xml:space="preserve">Look for: Explain the </w:t>
+      </w:r>
+      <w:r>
+        <w:rPr>
+          <w:b/>
+        </w:rPr>
+        <w:t>mechanism</w:t>
+      </w:r>
+      <w:r>
+        <w:rPr>
+          <w:b w:val="0"/>
+        </w:rPr>
+        <w:t xml:space="preserve"> and terminology of controlled prompt experiments</w:t>
+      </w:r>
+    </w:p>
+    <w:p>
+      <w:pPr>
+        <w:spacing w:line="336" w:lineRule="auto" w:after="180"/>
+      </w:pPr>
+      <w:r>
+        <w:rPr>
+          <w:b w:val="0"/>
+        </w:rPr>
+        <w:t>Reference example, not the only acceptable wording: Teacher explanation: A prompt experiment compares complete specifications using the same task cases.</w:t>
+      </w:r>
+    </w:p>
+    <w:p>
+      <w:pPr>
+        <w:spacing w:line="336" w:lineRule="auto" w:after="180"/>
+      </w:pPr>
+      <w:r>
+        <w:rPr>
+          <w:b w:val="0"/>
+        </w:rPr>
+        <w:t xml:space="preserve">Define success before inspecting </w:t>
+      </w:r>
+      <w:r>
+        <w:rPr>
+          <w:b/>
+        </w:rPr>
+        <w:t>output</w:t>
+      </w:r>
+      <w:r>
+        <w:rPr>
+          <w:b w:val="0"/>
+        </w:rPr>
+        <w:t xml:space="preserve">s; change one intended instruction and preserve other settings. Evaluate both prompts on paired cases with fixed model/version, source records, </w:t>
+      </w:r>
+      <w:r>
+        <w:rPr>
+          <w:b/>
+        </w:rPr>
+        <w:t>output</w:t>
+      </w:r>
+      <w:r>
+        <w:rPr>
+          <w:b w:val="0"/>
+        </w:rPr>
+        <w:t xml:space="preserve"> contract and scoring rubric.</w:t>
+      </w:r>
+    </w:p>
+    <w:p>
+      <w:pPr>
+        <w:spacing w:line="336" w:lineRule="auto" w:after="180"/>
+      </w:pPr>
+      <w:r>
+        <w:rPr>
+          <w:b w:val="0"/>
+        </w:rPr>
+        <w:t>Use development results for selection, then reserve new final cases. Score each case rather than counting attractive sentences.</w:t>
+      </w:r>
+    </w:p>
+    <w:p>
+      <w:pPr>
+        <w:spacing w:line="336" w:lineRule="auto" w:after="180"/>
+      </w:pPr>
+      <w:r>
+        <w:rPr>
+          <w:b w:val="0"/>
+        </w:rPr>
+        <w:t>Without opening the old lesson, explain one key idea from Sampling and Variability. Give an example and a mistake that the idea helps you avoid.</w:t>
+      </w:r>
+    </w:p>
+    <w:p>
+      <w:pPr>
+        <w:spacing w:line="336" w:lineRule="auto" w:after="180"/>
+      </w:pPr>
+      <w:r>
+        <w:rPr>
+          <w:b w:val="0"/>
+        </w:rPr>
+        <w:t>Look for: Sample from a distribution using explicit cumulative intervals</w:t>
+      </w:r>
+    </w:p>
+    <w:p>
+      <w:pPr>
+        <w:spacing w:line="336" w:lineRule="auto" w:after="180"/>
+      </w:pPr>
+      <w:r>
+        <w:rPr>
+          <w:b w:val="0"/>
+        </w:rPr>
+        <w:t xml:space="preserve">Reference example, not the only acceptable wording: Teacher explanation: Selections red,blue,green,green. The draw 1 violates the half-open [0,1) </w:t>
+      </w:r>
+      <w:r>
+        <w:rPr>
+          <w:b/>
+        </w:rPr>
+        <w:t>input</w:t>
+      </w:r>
+      <w:r>
+        <w:rPr>
+          <w:b w:val="0"/>
+        </w:rPr>
+        <w:t xml:space="preserve"> contract and must be rejected.</w:t>
+      </w:r>
+    </w:p>
+    <w:p>
+      <w:pPr>
+        <w:spacing w:line="336" w:lineRule="auto" w:after="180"/>
+      </w:pPr>
+      <w:r>
+        <w:rPr>
+          <w:b w:val="0"/>
+        </w:rPr>
+        <w:t xml:space="preserve">A result depends on the </w:t>
+      </w:r>
+      <w:r>
+        <w:rPr>
+          <w:b/>
+        </w:rPr>
+        <w:t>input</w:t>
+      </w:r>
+      <w:r>
+        <w:rPr>
+          <w:b w:val="0"/>
+        </w:rPr>
+        <w:t xml:space="preserve">s, procedure and conditions that produced it. Preserve data roles and distinguish observed outcomes from </w:t>
+      </w:r>
+      <w:r>
+        <w:rPr>
+          <w:b/>
+        </w:rPr>
+        <w:t>prediction</w:t>
+      </w:r>
+      <w:r>
+        <w:rPr>
+          <w:b w:val="0"/>
+        </w:rPr>
+        <w:t>s or unmeasured conditions.</w:t>
+      </w:r>
+    </w:p>
+    <w:p>
+      <w:pPr>
+        <w:spacing w:line="336" w:lineRule="auto" w:after="180"/>
+      </w:pPr>
+      <w:r>
+        <w:rPr>
+          <w:b w:val="0"/>
+        </w:rPr>
+        <w:t>If the prior concept cannot be explained, use a short retrieval activity before this chapter.</w:t>
+      </w:r>
+    </w:p>
+    <w:p>
+      <w:pPr>
+        <w:pStyle w:val="Heading2"/>
+      </w:pPr>
+      <w:r>
+        <w:t>Earlier wording, alternatives and picture transcripts · reference / check after trying</w:t>
       </w:r>
     </w:p>
     <w:p>
@@ -263,6 +731,14 @@
         <w:pStyle w:val="Heading3"/>
       </w:pPr>
       <w:r>
+        <w:t>Teach the learning cycle</w:t>
+      </w:r>
+    </w:p>
+    <w:p>
+      <w:pPr>
+        <w:pStyle w:val="Heading3"/>
+      </w:pPr>
+      <w:r>
         <w:t>Retrieval answer guidance</w:t>
       </w:r>
     </w:p>
@@ -276,97 +752,6 @@
     </w:p>
     <w:p>
       <w:pPr>
-        <w:spacing w:line="336" w:lineRule="auto" w:after="180"/>
-      </w:pPr>
-      <w:r>
-        <w:rPr>
-          <w:b w:val="0"/>
-        </w:rPr>
-        <w:t>Without opening the old lesson, explain one key idea from Prompt Evaluation. Give an example and a mistake that the idea helps you avoid.</w:t>
-      </w:r>
-    </w:p>
-    <w:p>
-      <w:pPr>
-        <w:spacing w:line="336" w:lineRule="auto" w:after="180"/>
-      </w:pPr>
-      <w:r>
-        <w:rPr>
-          <w:b w:val="0"/>
-        </w:rPr>
-        <w:t xml:space="preserve">Look for: Explain the </w:t>
-      </w:r>
-      <w:r>
-        <w:rPr>
-          <w:b/>
-        </w:rPr>
-        <w:t>mechanism</w:t>
-      </w:r>
-      <w:r>
-        <w:rPr>
-          <w:b w:val="0"/>
-        </w:rPr>
-        <w:t xml:space="preserve"> and terminology of controlled prompt experiments</w:t>
-      </w:r>
-    </w:p>
-    <w:p>
-      <w:pPr>
-        <w:spacing w:line="336" w:lineRule="auto" w:after="180"/>
-      </w:pPr>
-      <w:r>
-        <w:rPr>
-          <w:b w:val="0"/>
-        </w:rPr>
-        <w:t>Reference example, not the only acceptable wording: Teacher explanation: A prompt experiment compares complete specifications using the same task cases.</w:t>
-      </w:r>
-    </w:p>
-    <w:p>
-      <w:pPr>
-        <w:spacing w:line="336" w:lineRule="auto" w:after="180"/>
-      </w:pPr>
-      <w:r>
-        <w:rPr>
-          <w:b w:val="0"/>
-        </w:rPr>
-        <w:t xml:space="preserve">Define success before inspecting </w:t>
-      </w:r>
-      <w:r>
-        <w:rPr>
-          <w:b/>
-        </w:rPr>
-        <w:t>output</w:t>
-      </w:r>
-      <w:r>
-        <w:rPr>
-          <w:b w:val="0"/>
-        </w:rPr>
-        <w:t xml:space="preserve">s; change one intended instruction and preserve other settings. Evaluate both prompts on paired cases with fixed model/version, source records, </w:t>
-      </w:r>
-      <w:r>
-        <w:rPr>
-          <w:b/>
-        </w:rPr>
-        <w:t>output</w:t>
-      </w:r>
-      <w:r>
-        <w:rPr>
-          <w:b w:val="0"/>
-        </w:rPr>
-        <w:t xml:space="preserve"> contract and scoring rubric.</w:t>
-      </w:r>
-    </w:p>
-    <w:p>
-      <w:pPr>
-        <w:spacing w:line="336" w:lineRule="auto" w:after="180"/>
-      </w:pPr>
-      <w:r>
-        <w:rPr>
-          <w:b w:val="0"/>
-        </w:rPr>
-        <w:t>Use development results for selection, then reserve new final cases. Score each case rather than counting attractive sentences.</w:t>
-      </w:r>
-    </w:p>
-    <w:p>
-      <w:pPr>
         <w:pStyle w:val="Heading3"/>
       </w:pPr>
       <w:r>
@@ -375,146 +760,10 @@
     </w:p>
     <w:p>
       <w:pPr>
-        <w:spacing w:line="336" w:lineRule="auto" w:after="180"/>
-      </w:pPr>
-      <w:r>
-        <w:rPr>
-          <w:b w:val="0"/>
-        </w:rPr>
-        <w:t>Without opening the old lesson, explain one key idea from Iterative Prompting. Give an example and a mistake that the idea helps you avoid.</w:t>
-      </w:r>
-    </w:p>
-    <w:p>
-      <w:pPr>
-        <w:spacing w:line="336" w:lineRule="auto" w:after="180"/>
-      </w:pPr>
-      <w:r>
-        <w:rPr>
-          <w:b w:val="0"/>
-        </w:rPr>
-        <w:t xml:space="preserve">Look for: Explain the </w:t>
-      </w:r>
-      <w:r>
-        <w:rPr>
-          <w:b/>
-        </w:rPr>
-        <w:t>mechanism</w:t>
-      </w:r>
-      <w:r>
-        <w:rPr>
-          <w:b w:val="0"/>
-        </w:rPr>
-        <w:t xml:space="preserve"> and terminology of controlled prompt experiments</w:t>
-      </w:r>
-    </w:p>
-    <w:p>
-      <w:pPr>
-        <w:spacing w:line="336" w:lineRule="auto" w:after="180"/>
-      </w:pPr>
-      <w:r>
-        <w:rPr>
-          <w:b w:val="0"/>
-        </w:rPr>
-        <w:t>Reference example, not the only acceptable wording: Teacher explanation: A prompt experiment compares complete specifications using the same task cases.</w:t>
-      </w:r>
-    </w:p>
-    <w:p>
-      <w:pPr>
-        <w:spacing w:line="336" w:lineRule="auto" w:after="180"/>
-      </w:pPr>
-      <w:r>
-        <w:rPr>
-          <w:b w:val="0"/>
-        </w:rPr>
-        <w:t xml:space="preserve">Define success before inspecting </w:t>
-      </w:r>
-      <w:r>
-        <w:rPr>
-          <w:b/>
-        </w:rPr>
-        <w:t>output</w:t>
-      </w:r>
-      <w:r>
-        <w:rPr>
-          <w:b w:val="0"/>
-        </w:rPr>
-        <w:t xml:space="preserve">s; change one intended instruction and preserve other settings. Evaluate both prompts on paired cases with fixed model/version, source records, </w:t>
-      </w:r>
-      <w:r>
-        <w:rPr>
-          <w:b/>
-        </w:rPr>
-        <w:t>output</w:t>
-      </w:r>
-      <w:r>
-        <w:rPr>
-          <w:b w:val="0"/>
-        </w:rPr>
-        <w:t xml:space="preserve"> contract and scoring rubric.</w:t>
-      </w:r>
-    </w:p>
-    <w:p>
-      <w:pPr>
-        <w:spacing w:line="336" w:lineRule="auto" w:after="180"/>
-      </w:pPr>
-      <w:r>
-        <w:rPr>
-          <w:b w:val="0"/>
-        </w:rPr>
-        <w:t>Use development results for selection, then reserve new final cases. Score each case rather than counting attractive sentences.</w:t>
-      </w:r>
-    </w:p>
-    <w:p>
-      <w:pPr>
         <w:pStyle w:val="Heading3"/>
       </w:pPr>
       <w:r>
         <w:t>Sampling and Variability</w:t>
-      </w:r>
-    </w:p>
-    <w:p>
-      <w:pPr>
-        <w:spacing w:line="336" w:lineRule="auto" w:after="180"/>
-      </w:pPr>
-      <w:r>
-        <w:rPr>
-          <w:b w:val="0"/>
-        </w:rPr>
-        <w:t>Without opening the old lesson, explain one key idea from Sampling and Variability. Give an example and a mistake that the idea helps you avoid.</w:t>
-      </w:r>
-    </w:p>
-    <w:p>
-      <w:pPr>
-        <w:spacing w:line="336" w:lineRule="auto" w:after="180"/>
-      </w:pPr>
-      <w:r>
-        <w:rPr>
-          <w:b w:val="0"/>
-        </w:rPr>
-        <w:t>Look for: Sample from a distribution using explicit cumulative intervals</w:t>
-      </w:r>
-    </w:p>
-    <w:p>
-      <w:pPr>
-        <w:spacing w:line="336" w:lineRule="auto" w:after="180"/>
-      </w:pPr>
-      <w:r>
-        <w:rPr>
-          <w:b w:val="0"/>
-        </w:rPr>
-        <w:t xml:space="preserve">Reference example, not the only acceptable wording: Teacher explanation: Selections red,blue,green,green. The draw 1 violates the half-open [0,1) </w:t>
-      </w:r>
-      <w:r>
-        <w:rPr>
-          <w:b/>
-        </w:rPr>
-        <w:t>input</w:t>
-      </w:r>
-      <w:r>
-        <w:rPr>
-          <w:b w:val="0"/>
-        </w:rPr>
-        <w:t xml:space="preserve"> contract and must be rejected.</w:t>
       </w:r>
     </w:p>
     <w:p>
@@ -711,6 +960,11 @@
       </w:r>
     </w:p>
     <w:p>
+      <w:r>
+        <w:t>This compact option is not the full-week schedule. Use the main teaching cycle and allow extra sessions for the investigation, independent work and project.</w:t>
+      </w:r>
+    </w:p>
+    <w:p>
       <w:pPr>
         <w:spacing w:line="336" w:lineRule="auto" w:after="180"/>
       </w:pPr>
@@ -718,7 +972,7 @@
         <w:rPr>
           <w:b w:val="0"/>
         </w:rPr>
-        <w:t>Use the supplied scenario, student illustrations and blank paper. For numeric work, offer counters or a calculator after learners show the setup. Fictional records are supplied; personal data and paid accounts are unnecessary.</w:t>
+        <w:t>Allow 80 minutes: recall 8; explanation 12; worked demonstration 15; guided practice 20; independent assessment 15; project and reflection 10. Extend the lab into a second session when needed.</w:t>
       </w:r>
     </w:p>
     <w:p>
@@ -726,32 +980,55 @@
         <w:pStyle w:val="Heading3"/>
       </w:pPr>
       <w:r>
-        <w:t>Alternative compact allocation</w:t>
-      </w:r>
-    </w:p>
-    <w:p>
-      <w:r>
-        <w:t>This compact option is not the full-week schedule. Use the main teaching cycle and allow extra sessions for the investigation, independent work and project.</w:t>
+        <w:t>Preparation for the connected explanation</w:t>
+      </w:r>
+    </w:p>
+    <w:p>
+      <w:pPr>
+        <w:pStyle w:val="Heading3"/>
+      </w:pPr>
+      <w:r>
+        <w:t>Readiness answer</w:t>
+      </w:r>
+    </w:p>
+    <w:p>
+      <w:pPr>
+        <w:pStyle w:val="Heading3"/>
+      </w:pPr>
+      <w:r>
+        <w:t>End goal for the pictorial case</w:t>
       </w:r>
     </w:p>
     <w:p>
       <w:pPr>
         <w:spacing w:line="336" w:lineRule="auto" w:after="180"/>
-        <w:shd w:fill="F1F6F8"/>
-      </w:pPr>
-      <w:r>
-        <w:rPr>
-          <w:b w:val="0"/>
-        </w:rPr>
-        <w:t>Allow 80 minutes: recall 8; explanation 12; worked demonstration 15; guided practice 20; independent assessment 15; project and reflection 10. Extend the lab into a second session when needed.</w:t>
-      </w:r>
-    </w:p>
-    <w:p>
-      <w:pPr>
-        <w:pStyle w:val="Heading3"/>
-      </w:pPr>
-      <w:r>
-        <w:t>Preparation for the connected explanation</w:t>
+      </w:pPr>
+      <w:r>
+        <w:rPr>
+          <w:b w:val="0"/>
+        </w:rPr>
+        <w:t>This added worked case illustrates the week’s main idea. Retain all original and connected topics; schedule its practice within the teaching cycle.</w:t>
+      </w:r>
+    </w:p>
+    <w:p>
+      <w:pPr>
+        <w:pStyle w:val="Heading1"/>
+      </w:pPr>
+      <w:r>
+        <w:t>02. Teach one image-generation family without implying all generators work alike</w:t>
+      </w:r>
+    </w:p>
+    <w:p>
+      <w:r>
+        <w:t>Keep the grid-process illustration and poster-evidence audit distinct.</w:t>
+      </w:r>
+    </w:p>
+    <w:p>
+      <w:pPr>
+        <w:pStyle w:val="Heading2"/>
+      </w:pPr>
+      <w:r>
+        <w:t>State generation and provenance boundaries</w:t>
       </w:r>
     </w:p>
     <w:p>
@@ -762,7 +1039,7 @@
         <w:rPr>
           <w:b w:val="0"/>
         </w:rPr>
-        <w:t xml:space="preserve">Two 45-minute sessions. An image generator constructs an </w:t>
+        <w:t xml:space="preserve">An image generator constructs an </w:t>
       </w:r>
       <w:r>
         <w:rPr>
@@ -785,19 +1062,19 @@
         <w:rPr>
           <w:b w:val="0"/>
         </w:rPr>
-        <w:t xml:space="preserve">Use the supplied constructed scenarios to make the </w:t>
+        <w:t xml:space="preserve">Keep a </w:t>
       </w:r>
       <w:r>
         <w:rPr>
           <w:b/>
         </w:rPr>
-        <w:t>mechanism</w:t>
-      </w:r>
-      <w:r>
-        <w:rPr>
-          <w:b w:val="0"/>
-        </w:rPr>
-        <w:t xml:space="preserve"> inspectable. Collect W4 before sharing solutions.</w:t>
+        <w:t>provenance</w:t>
+      </w:r>
+      <w:r>
+        <w:rPr>
+          <w:b w:val="0"/>
+        </w:rPr>
+        <w:t xml:space="preserve"> record containing specification, tool/version when known, generation date, edits, permissions and intended use. Label fictional imagery.</w:t>
       </w:r>
     </w:p>
     <w:p>
@@ -808,1053 +1085,23 @@
         <w:rPr>
           <w:b w:val="0"/>
         </w:rPr>
-        <w:t xml:space="preserve">Students should name intermediate </w:t>
-      </w:r>
-      <w:r>
-        <w:rPr>
-          <w:b/>
-        </w:rPr>
-        <w:t>evidence</w:t>
-      </w:r>
-      <w:r>
-        <w:rPr>
-          <w:b w:val="0"/>
-        </w:rPr>
-        <w:t xml:space="preserve"> and limitations; classroom pacing and learning effectiveness remain unvalidated.</w:t>
-      </w:r>
-    </w:p>
-    <w:p>
-      <w:pPr>
-        <w:pStyle w:val="Heading3"/>
-      </w:pPr>
-      <w:r>
-        <w:t>Readiness answer</w:t>
-      </w:r>
-    </w:p>
-    <w:p>
-      <w:pPr>
-        <w:spacing w:line="336" w:lineRule="auto" w:after="180"/>
-      </w:pPr>
-      <w:r>
-        <w:rPr>
-          <w:b w:val="0"/>
-        </w:rPr>
-        <w:t xml:space="preserve">A result depends on the </w:t>
-      </w:r>
-      <w:r>
-        <w:rPr>
-          <w:b/>
-        </w:rPr>
-        <w:t>input</w:t>
-      </w:r>
-      <w:r>
-        <w:rPr>
-          <w:b w:val="0"/>
-        </w:rPr>
-        <w:t xml:space="preserve">s, procedure and conditions that produced it. Preserve data roles and distinguish observed outcomes from </w:t>
-      </w:r>
-      <w:r>
-        <w:rPr>
-          <w:b/>
-        </w:rPr>
-        <w:t>prediction</w:t>
-      </w:r>
-      <w:r>
-        <w:rPr>
-          <w:b w:val="0"/>
-        </w:rPr>
-        <w:t>s or unmeasured conditions.</w:t>
-      </w:r>
-    </w:p>
-    <w:p>
-      <w:pPr>
-        <w:spacing w:line="336" w:lineRule="auto" w:after="180"/>
-      </w:pPr>
-      <w:r>
-        <w:rPr>
-          <w:b w:val="0"/>
-        </w:rPr>
-        <w:t>If the prior concept cannot be explained, use a short retrieval activity before this chapter.</w:t>
-      </w:r>
-    </w:p>
-    <w:p>
-      <w:pPr>
-        <w:spacing w:line="336" w:lineRule="auto" w:after="180"/>
-      </w:pPr>
-      <w:r>
-        <w:rPr>
-          <w:b w:val="0"/>
-        </w:rPr>
-        <w:t>Lesson and workbook; paper and pencil</w:t>
-      </w:r>
-    </w:p>
-    <w:p>
-      <w:pPr>
-        <w:spacing w:line="336" w:lineRule="auto" w:after="180"/>
-      </w:pPr>
-      <w:r>
-        <w:rPr>
-          <w:b w:val="0"/>
-        </w:rPr>
-        <w:t>Calculator and optional local Python 3 for arithmetic; no live API or private data</w:t>
-      </w:r>
-    </w:p>
-    <w:p>
-      <w:pPr>
-        <w:spacing w:line="336" w:lineRule="auto" w:after="180"/>
-      </w:pPr>
-      <w:r>
-        <w:rPr>
-          <w:b w:val="0"/>
-        </w:rPr>
-        <w:t>Prepare the fresh retry separately and withhold its solution until after collection</w:t>
-      </w:r>
-    </w:p>
-    <w:p>
-      <w:pPr>
-        <w:pStyle w:val="Heading3"/>
-      </w:pPr>
-      <w:r>
-        <w:t>End goal for the pictorial case</w:t>
-      </w:r>
-    </w:p>
-    <w:p>
-      <w:pPr>
-        <w:spacing w:line="336" w:lineRule="auto" w:after="180"/>
-      </w:pPr>
-      <w:r>
-        <w:rPr>
-          <w:b w:val="0"/>
-        </w:rPr>
-        <w:t xml:space="preserve">By the end, I can describe a toy </w:t>
-      </w:r>
-      <w:r>
-        <w:rPr>
-          <w:b/>
-        </w:rPr>
-        <w:t>denoising</w:t>
-      </w:r>
-      <w:r>
-        <w:rPr>
-          <w:b w:val="0"/>
-        </w:rPr>
-        <w:t xml:space="preserve"> </w:t>
-      </w:r>
-      <w:r>
-        <w:rPr>
-          <w:b/>
-        </w:rPr>
-        <w:t>process</w:t>
-      </w:r>
-      <w:r>
-        <w:rPr>
-          <w:b w:val="0"/>
-        </w:rPr>
-        <w:t xml:space="preserve"> and distinguish generated illustrations from </w:t>
-      </w:r>
-      <w:r>
-        <w:rPr>
-          <w:b/>
-        </w:rPr>
-        <w:t>observation</w:t>
-      </w:r>
-      <w:r>
-        <w:rPr>
-          <w:b w:val="0"/>
-        </w:rPr>
-        <w:t>s.</w:t>
-      </w:r>
-    </w:p>
-    <w:p>
-      <w:pPr>
-        <w:spacing w:line="336" w:lineRule="auto" w:after="180"/>
-      </w:pPr>
-      <w:r>
-        <w:rPr>
-          <w:b w:val="0"/>
-        </w:rPr>
-        <w:t>This added worked case illustrates the week’s main idea. Retain all original and connected topics; schedule its practice within the teaching cycle.</w:t>
-      </w:r>
-    </w:p>
-    <w:p>
-      <w:pPr>
-        <w:pStyle w:val="Heading1"/>
-      </w:pPr>
-      <w:r>
-        <w:t>02. Explain the mechanism</w:t>
-      </w:r>
-    </w:p>
-    <w:p>
-      <w:r>
-        <w:t>Model Image Generation Models using the supplied case, labelled mechanism and reasoning. Make the scope of each conclusion explicit.</w:t>
-      </w:r>
-    </w:p>
-    <w:p>
-      <w:pPr>
-        <w:spacing w:line="336" w:lineRule="auto" w:after="180"/>
-      </w:pPr>
-      <w:r>
-        <w:rPr>
-          <w:b/>
-        </w:rPr>
-        <w:t>Input</w:t>
-      </w:r>
-      <w:r>
-        <w:rPr>
-          <w:b w:val="0"/>
-        </w:rPr>
-        <w:t xml:space="preserve"> → </w:t>
-      </w:r>
-      <w:r>
-        <w:rPr>
-          <w:b/>
-        </w:rPr>
-        <w:t>Process</w:t>
-      </w:r>
-      <w:r>
-        <w:rPr>
-          <w:b w:val="0"/>
-        </w:rPr>
-        <w:t xml:space="preserve"> → </w:t>
-      </w:r>
-      <w:r>
-        <w:rPr>
-          <w:b/>
-        </w:rPr>
-        <w:t>Output</w:t>
-      </w:r>
-    </w:p>
-    <w:p>
-      <w:pPr>
-        <w:spacing w:line="336" w:lineRule="auto" w:after="180"/>
-      </w:pPr>
-      <w:r>
-        <w:rPr>
-          <w:b w:val="0"/>
-        </w:rPr>
-        <w:t>Trace the information. At each stage, ask what changed and how you could test it.</w:t>
-      </w:r>
-    </w:p>
-    <w:p>
-      <w:pPr>
-        <w:spacing w:line="336" w:lineRule="auto" w:after="180"/>
-      </w:pPr>
-      <w:r>
-        <w:rPr>
-          <w:b w:val="0"/>
-        </w:rPr>
-        <w:t>Which stage could fail even when the other two are correct? Explain:</w:t>
-      </w:r>
-    </w:p>
-    <w:p>
-      <w:pPr>
-        <w:spacing w:line="336" w:lineRule="auto" w:after="180"/>
-      </w:pPr>
-      <w:r>
-        <w:rPr>
-          <w:b w:val="0"/>
-        </w:rPr>
-        <w:t xml:space="preserve">Predict first. Then check each step. A correct answer without visible reasoning is incomplete </w:t>
-      </w:r>
-      <w:r>
-        <w:rPr>
-          <w:b/>
-        </w:rPr>
-        <w:t>evidence</w:t>
-      </w:r>
-      <w:r>
-        <w:rPr>
-          <w:b w:val="0"/>
-        </w:rPr>
-        <w:t>.</w:t>
-      </w:r>
-    </w:p>
-    <w:p>
-      <w:pPr>
-        <w:spacing w:line="336" w:lineRule="auto" w:after="180"/>
-        <w:shd w:fill="F4F9FC"/>
-      </w:pPr>
-      <w:r>
-        <w:rPr>
-          <w:b w:val="0"/>
-        </w:rPr>
-        <w:t xml:space="preserve">1. In this simplified diffusion-style image generator, begin with random visual </w:t>
-      </w:r>
-      <w:r>
-        <w:rPr>
-          <w:b/>
-        </w:rPr>
-        <w:t>noise</w:t>
-      </w:r>
-      <w:r>
-        <w:rPr>
-          <w:b w:val="0"/>
-        </w:rPr>
-        <w:t>. Other image-generation methods use different procedures.</w:t>
-      </w:r>
-    </w:p>
-    <w:p>
-      <w:pPr>
-        <w:spacing w:line="336" w:lineRule="auto" w:after="180"/>
-        <w:shd w:fill="F4F9FC"/>
-      </w:pPr>
-      <w:r>
-        <w:rPr>
-          <w:b w:val="0"/>
-        </w:rPr>
-        <w:t>2. At each step, predict a slightly more structured image guided by the prompt.</w:t>
-      </w:r>
-    </w:p>
-    <w:p>
-      <w:pPr>
-        <w:spacing w:line="336" w:lineRule="auto" w:after="180"/>
-        <w:shd w:fill="F4F9FC"/>
-      </w:pPr>
-      <w:r>
-        <w:rPr>
-          <w:b w:val="0"/>
-        </w:rPr>
-        <w:t>3. Learned patterns influence shapes, textures, and relationships.</w:t>
-      </w:r>
-    </w:p>
-    <w:p>
-      <w:pPr>
-        <w:spacing w:line="336" w:lineRule="auto" w:after="180"/>
-        <w:shd w:fill="F4F9FC"/>
-      </w:pPr>
-      <w:r>
-        <w:rPr>
-          <w:b w:val="0"/>
-        </w:rPr>
-        <w:t xml:space="preserve">4. The result is generated, not retrieved </w:t>
-      </w:r>
-      <w:r>
-        <w:rPr>
-          <w:b/>
-        </w:rPr>
-        <w:t>evidence</w:t>
-      </w:r>
-      <w:r>
-        <w:rPr>
-          <w:b w:val="0"/>
-        </w:rPr>
-        <w:t xml:space="preserve"> of a real event.</w:t>
-      </w:r>
-    </w:p>
-    <w:p>
-      <w:pPr>
-        <w:spacing w:line="336" w:lineRule="auto" w:after="180"/>
-      </w:pPr>
-      <w:r>
-        <w:rPr>
-          <w:b w:val="0"/>
-        </w:rPr>
-        <w:t>Recalculate, retrace, or restate the reasoning in your own representation:</w:t>
-      </w:r>
-    </w:p>
-    <w:p>
-      <w:pPr>
-        <w:spacing w:line="336" w:lineRule="auto" w:after="180"/>
-        <w:shd w:fill="F5F1FB"/>
-      </w:pPr>
-      <w:r>
-        <w:rPr>
-          <w:b w:val="0"/>
-        </w:rPr>
-        <w:t xml:space="preserve">CHECK Did the </w:t>
-      </w:r>
-      <w:r>
-        <w:rPr>
-          <w:b/>
-        </w:rPr>
-        <w:t>evidence</w:t>
-      </w:r>
-      <w:r>
-        <w:rPr>
-          <w:b w:val="0"/>
-        </w:rPr>
-        <w:t xml:space="preserve"> answer the exact question? Did the total, path, or source record stay consistent?</w:t>
-      </w:r>
-    </w:p>
-    <w:p>
-      <w:pPr>
-        <w:pStyle w:val="Heading3"/>
-      </w:pPr>
-      <w:r>
-        <w:t>Concrete teaching case</w:t>
-      </w:r>
-    </w:p>
-    <w:p>
-      <w:pPr>
-        <w:pStyle w:val="Heading3"/>
-      </w:pPr>
-      <w:r>
-        <w:t>The teaching case</w:t>
-      </w:r>
-    </w:p>
-    <w:p>
-      <w:pPr>
-        <w:spacing w:line="336" w:lineRule="auto" w:after="180"/>
-        <w:shd w:fill="F1F6FC"/>
-      </w:pPr>
-      <w:r>
-        <w:rPr>
-          <w:b w:val="0"/>
-        </w:rPr>
-        <w:t>A generator creates a realistic fictional bicycle beside a tree.</w:t>
-      </w:r>
-    </w:p>
-    <w:p>
-      <w:pPr>
-        <w:spacing w:line="336" w:lineRule="auto" w:after="180"/>
-        <w:shd w:fill="F5F1FB"/>
-      </w:pPr>
-      <w:r>
-        <w:rPr>
-          <w:b w:val="0"/>
-        </w:rPr>
-        <w:t>How does this differ from event photography?</w:t>
-      </w:r>
-    </w:p>
-    <w:p>
-      <w:pPr>
-        <w:pStyle w:val="Heading3"/>
-      </w:pPr>
-      <w:r>
-        <w:t>Exact explanation to model</w:t>
-      </w:r>
-    </w:p>
-    <w:p>
-      <w:pPr>
-        <w:pStyle w:val="Heading3"/>
-      </w:pPr>
-      <w:r>
-        <w:t>Why the result follows</w:t>
-      </w:r>
-    </w:p>
-    <w:p>
-      <w:pPr>
-        <w:spacing w:line="336" w:lineRule="auto" w:after="180"/>
-        <w:shd w:fill="F1F6FC"/>
-      </w:pPr>
-      <w:r>
-        <w:rPr>
-          <w:b w:val="0"/>
-        </w:rPr>
-        <w:t>It synthesises an image from learned patterns and instructions; it does not document that event. Many systems de</w:t>
-      </w:r>
-      <w:r>
-        <w:rPr>
-          <w:b/>
-        </w:rPr>
-        <w:t>noise</w:t>
-      </w:r>
-      <w:r>
-        <w:rPr>
-          <w:b w:val="0"/>
-        </w:rPr>
-        <w:t xml:space="preserve"> iteratively, but architectures vary.</w:t>
-      </w:r>
-    </w:p>
-    <w:p>
-      <w:pPr>
-        <w:pStyle w:val="Heading3"/>
-      </w:pPr>
-      <w:r>
-        <w:t>Explain the added worked example</w:t>
-      </w:r>
-    </w:p>
-    <w:p>
-      <w:pPr>
-        <w:spacing w:line="336" w:lineRule="auto" w:after="180"/>
-      </w:pPr>
-      <w:r>
-        <w:rPr>
-          <w:b w:val="0"/>
-        </w:rPr>
-        <w:t xml:space="preserve">An image generator constructs an </w:t>
-      </w:r>
-      <w:r>
-        <w:rPr>
-          <w:b/>
-        </w:rPr>
-        <w:t>output</w:t>
-      </w:r>
-      <w:r>
-        <w:rPr>
-          <w:b w:val="0"/>
-        </w:rPr>
-        <w:t xml:space="preserve"> from learned patterns and a specification. A generated picture is not a record that the depicted event occurred.</w:t>
-      </w:r>
-    </w:p>
-    <w:p>
-      <w:pPr>
-        <w:pStyle w:val="Heading3"/>
-      </w:pPr>
-      <w:r>
-        <w:t>Explain the added worked example · 1</w:t>
-      </w:r>
-    </w:p>
-    <w:p>
-      <w:pPr>
-        <w:spacing w:line="336" w:lineRule="auto" w:after="180"/>
-      </w:pPr>
-      <w:r>
-        <w:rPr>
-          <w:b w:val="0"/>
-        </w:rPr>
-        <w:t>Begin by writing the question the procedure is intended to answer. Identify the information already supplied, the information it will produce and the information still missing.</w:t>
-      </w:r>
-    </w:p>
-    <w:p>
-      <w:pPr>
-        <w:spacing w:line="336" w:lineRule="auto" w:after="180"/>
-      </w:pPr>
-      <w:r>
-        <w:rPr>
-          <w:b w:val="0"/>
-        </w:rPr>
-        <w:t>These are constructed classroom examples; they do not require live accounts, private records or an external service. Do not treat a plausible explanation as a measured outcome.</w:t>
-      </w:r>
-    </w:p>
-    <w:p>
-      <w:pPr>
-        <w:spacing w:line="336" w:lineRule="auto" w:after="180"/>
-      </w:pPr>
-      <w:r>
-        <w:rPr>
-          <w:b w:val="0"/>
-        </w:rPr>
-        <w:t xml:space="preserve">Keep a </w:t>
-      </w:r>
-      <w:r>
-        <w:rPr>
-          <w:b/>
-        </w:rPr>
-        <w:t>provenance</w:t>
-      </w:r>
-      <w:r>
-        <w:rPr>
-          <w:b w:val="0"/>
-        </w:rPr>
-        <w:t xml:space="preserve"> record containing specification, tool/version when known, generation date, edits, permissions and intended use. Label fictional imagery.</w:t>
-      </w:r>
-    </w:p>
-    <w:p>
-      <w:pPr>
-        <w:spacing w:line="336" w:lineRule="auto" w:after="180"/>
-      </w:pPr>
-      <w:r>
-        <w:rPr>
-          <w:b w:val="0"/>
-        </w:rPr>
         <w:t>Inspect visual requirements and avoid inferring identity or event authenticity from appearance.</w:t>
       </w:r>
     </w:p>
     <w:p>
       <w:pPr>
-        <w:pStyle w:val="Heading3"/>
-      </w:pPr>
-      <w:r>
-        <w:t>Explain the added worked example · 2</w:t>
-      </w:r>
-    </w:p>
-    <w:p>
-      <w:pPr>
-        <w:spacing w:line="336" w:lineRule="auto" w:after="180"/>
-      </w:pPr>
-      <w:r>
-        <w:rPr>
-          <w:b w:val="0"/>
-        </w:rPr>
-        <w:t xml:space="preserve">Before applying the procedure, write its units, denominator or decision boundary where relevant. A partner should be able to repeat each step using the same </w:t>
-      </w:r>
-      <w:r>
-        <w:rPr>
-          <w:b/>
-        </w:rPr>
-        <w:t>input</w:t>
-      </w:r>
-      <w:r>
-        <w:rPr>
-          <w:b w:val="0"/>
-        </w:rPr>
-        <w:t>s.</w:t>
-      </w:r>
-    </w:p>
-    <w:p>
-      <w:pPr>
-        <w:spacing w:line="336" w:lineRule="auto" w:after="180"/>
-      </w:pPr>
-      <w:r>
-        <w:rPr>
-          <w:b w:val="0"/>
-        </w:rPr>
-        <w:t xml:space="preserve">If a required </w:t>
-      </w:r>
-      <w:r>
-        <w:rPr>
-          <w:b/>
-        </w:rPr>
-        <w:t>input</w:t>
-      </w:r>
-      <w:r>
-        <w:rPr>
-          <w:b w:val="0"/>
-        </w:rPr>
-        <w:t xml:space="preserve"> is absent or violates the stated contract, record that condition explicitly instead of quietly replacing it with a convenient value.</w:t>
-      </w:r>
-    </w:p>
-    <w:p>
-      <w:pPr>
-        <w:pStyle w:val="Heading3"/>
-      </w:pPr>
-      <w:r>
-        <w:t>Key terms</w:t>
-      </w:r>
-    </w:p>
-    <w:tbl>
-      <w:tblPr>
-        <w:tblStyle w:val="LightShading-Accent1"/>
-        <w:tblW w:type="auto" w:w="0"/>
-        <w:tblLook w:firstColumn="1" w:firstRow="1" w:lastColumn="0" w:lastRow="0" w:noHBand="0" w:noVBand="1" w:val="04A0"/>
-      </w:tblPr>
-      <w:tblGrid>
-        <w:gridCol w:w="5112"/>
-        <w:gridCol w:w="5112"/>
-      </w:tblGrid>
-      <w:tr>
-        <w:trPr>
-          <w:tblHeader/>
-        </w:trPr>
-        <w:tc>
-          <w:tcPr>
-            <w:tcW w:type="dxa" w:w="5112"/>
-          </w:tcPr>
-          <w:p>
-            <w:r>
-              <w:t>Term</w:t>
-            </w:r>
-          </w:p>
-        </w:tc>
-        <w:tc>
-          <w:tcPr>
-            <w:tcW w:type="dxa" w:w="5112"/>
-          </w:tcPr>
-          <w:p>
-            <w:r>
-              <w:t>Meaning</w:t>
-            </w:r>
-          </w:p>
-        </w:tc>
-      </w:tr>
-      <w:tr>
-        <w:tc>
-          <w:tcPr>
-            <w:tcW w:type="dxa" w:w="5112"/>
-          </w:tcPr>
-          <w:p>
-            <w:r>
-              <w:t>Provenance</w:t>
-            </w:r>
-          </w:p>
-        </w:tc>
-        <w:tc>
-          <w:tcPr>
-            <w:tcW w:type="dxa" w:w="5112"/>
-          </w:tcPr>
-          <w:p>
-            <w:r>
-              <w:t>Recorded origin and transformation history</w:t>
-            </w:r>
-          </w:p>
-        </w:tc>
-      </w:tr>
-      <w:tr>
-        <w:tc>
-          <w:tcPr>
-            <w:tcW w:type="dxa" w:w="5112"/>
-          </w:tcPr>
-          <w:p>
-            <w:r>
-              <w:t>Visual criterion</w:t>
-            </w:r>
-          </w:p>
-        </w:tc>
-        <w:tc>
-          <w:tcPr>
-            <w:tcW w:type="dxa" w:w="5112"/>
-          </w:tcPr>
-          <w:p>
-            <w:r>
-              <w:t>A stated requirement checked against an image</w:t>
-            </w:r>
-          </w:p>
-        </w:tc>
-      </w:tr>
-      <w:tr>
-        <w:tc>
-          <w:tcPr>
-            <w:tcW w:type="dxa" w:w="5112"/>
-          </w:tcPr>
-          <w:p>
-            <w:r>
-              <w:t>Authenticity claim</w:t>
-            </w:r>
-          </w:p>
-        </w:tc>
-        <w:tc>
-          <w:tcPr>
-            <w:tcW w:type="dxa" w:w="5112"/>
-          </w:tcPr>
-          <w:p>
-            <w:r>
-              <w:t>A claim about the source or reality of depicted content</w:t>
-            </w:r>
-          </w:p>
-        </w:tc>
-      </w:tr>
-    </w:tbl>
-    <w:p>
-      <w:pPr>
-        <w:pStyle w:val="Heading3"/>
-      </w:pPr>
-      <w:r>
-        <w:t>Model the reasoning aloud</w:t>
-      </w:r>
-    </w:p>
-    <w:p>
-      <w:pPr>
-        <w:spacing w:line="336" w:lineRule="auto" w:after="180"/>
-      </w:pPr>
-      <w:r>
-        <w:rPr>
-          <w:b w:val="0"/>
-        </w:rPr>
-        <w:t xml:space="preserve">Use the complete worked example below before asking learners to complete W2. Reveal a small part, invite a </w:t>
-      </w:r>
-      <w:r>
-        <w:rPr>
-          <w:b/>
-        </w:rPr>
-        <w:t>prediction</w:t>
-      </w:r>
-      <w:r>
-        <w:rPr>
-          <w:b w:val="0"/>
-        </w:rPr>
-        <w:t>, then explain the deciding step.</w:t>
-      </w:r>
-    </w:p>
-    <w:p>
-      <w:pPr>
-        <w:spacing w:line="336" w:lineRule="auto" w:after="180"/>
-      </w:pPr>
-      <w:r>
-        <w:rPr>
-          <w:b w:val="0"/>
-        </w:rPr>
-        <w:t>These teacher notes contain solutions; do not reveal the independent case answer during modelling.</w:t>
-      </w:r>
-    </w:p>
-    <w:p>
-      <w:pPr>
-        <w:spacing w:line="336" w:lineRule="auto" w:after="180"/>
-      </w:pPr>
-      <w:r>
-        <w:rPr>
-          <w:b w:val="0"/>
-        </w:rPr>
-        <w:t>A fictional poster requires exactly three labelled circles. Generated image shows four circles and one unreadable label. A caption calls it a photograph of a real lesson.</w:t>
-      </w:r>
-    </w:p>
-    <w:p>
-      <w:pPr>
-        <w:spacing w:line="336" w:lineRule="auto" w:after="180"/>
-      </w:pPr>
-      <w:r>
-        <w:rPr>
-          <w:b w:val="0"/>
-        </w:rPr>
-        <w:t>It fails count and label criteria; the photograph claim is unsupported. Record it as a generated fictional illustration and revise or reject before use.</w:t>
-      </w:r>
-    </w:p>
-    <w:p>
-      <w:pPr>
-        <w:pStyle w:val="Heading3"/>
-      </w:pPr>
-      <w:r>
-        <w:t>Model the reasoning aloud · 3</w:t>
-      </w:r>
-    </w:p>
-    <w:p>
-      <w:pPr>
-        <w:spacing w:line="336" w:lineRule="auto" w:after="180"/>
-      </w:pPr>
-      <w:r>
-        <w:rPr>
-          <w:b w:val="0"/>
-        </w:rPr>
-        <w:t xml:space="preserve">Compare the intermediate </w:t>
-      </w:r>
-      <w:r>
-        <w:rPr>
-          <w:b/>
-        </w:rPr>
-        <w:t>evidence</w:t>
-      </w:r>
-      <w:r>
-        <w:rPr>
-          <w:b w:val="0"/>
-        </w:rPr>
-        <w:t xml:space="preserve"> with the final statement. Explain why each number or decision follows from the stated </w:t>
-      </w:r>
-      <w:r>
-        <w:rPr>
-          <w:b/>
-        </w:rPr>
-        <w:t>input</w:t>
-      </w:r>
-      <w:r>
-        <w:rPr>
-          <w:b w:val="0"/>
-        </w:rPr>
-        <w:t>s.</w:t>
-      </w:r>
-    </w:p>
-    <w:p>
-      <w:pPr>
-        <w:spacing w:line="336" w:lineRule="auto" w:after="180"/>
-      </w:pPr>
-      <w:r>
-        <w:rPr>
-          <w:b w:val="0"/>
-        </w:rPr>
-        <w:t xml:space="preserve">The conclusion belongs to this scenario and procedure; changing the </w:t>
-      </w:r>
-      <w:r>
-        <w:rPr>
-          <w:b/>
-        </w:rPr>
-        <w:t>input</w:t>
-      </w:r>
-      <w:r>
-        <w:rPr>
-          <w:b w:val="0"/>
-        </w:rPr>
-        <w:t>s, evaluation population or authority can change what it establishes. Retain the raw record so a later revision can be compared honestly.</w:t>
-      </w:r>
-    </w:p>
-    <w:tbl>
-      <w:tblPr>
-        <w:tblStyle w:val="LightShading-Accent1"/>
-        <w:tblW w:type="auto" w:w="0"/>
-        <w:tblLook w:firstColumn="1" w:firstRow="1" w:lastColumn="0" w:lastRow="0" w:noHBand="0" w:noVBand="1" w:val="04A0"/>
-      </w:tblPr>
-      <w:tblGrid>
-        <w:gridCol w:w="5112"/>
-        <w:gridCol w:w="5112"/>
-      </w:tblGrid>
-      <w:tr>
-        <w:trPr>
-          <w:tblHeader/>
-        </w:trPr>
-        <w:tc>
-          <w:tcPr>
-            <w:tcW w:type="dxa" w:w="5112"/>
-          </w:tcPr>
-          <w:p>
-            <w:r>
-              <w:t>Thinking move</w:t>
-            </w:r>
-          </w:p>
-        </w:tc>
-        <w:tc>
-          <w:tcPr>
-            <w:tcW w:type="dxa" w:w="5112"/>
-          </w:tcPr>
-          <w:p>
-            <w:r>
-              <w:t>Teacher prompt</w:t>
-            </w:r>
-          </w:p>
-        </w:tc>
-      </w:tr>
-      <w:tr>
-        <w:tc>
-          <w:tcPr>
-            <w:tcW w:type="dxa" w:w="5112"/>
-          </w:tcPr>
-          <w:p>
-            <w:r>
-              <w:t>Plan</w:t>
-            </w:r>
-          </w:p>
-        </w:tc>
-        <w:tc>
-          <w:tcPr>
-            <w:tcW w:type="dxa" w:w="5112"/>
-          </w:tcPr>
-          <w:p>
-            <w:r>
-              <w:t>What is given? What is the question? Which procedure fits these facts?</w:t>
-            </w:r>
-          </w:p>
-        </w:tc>
-      </w:tr>
-      <w:tr>
-        <w:tc>
-          <w:tcPr>
-            <w:tcW w:type="dxa" w:w="5112"/>
-          </w:tcPr>
-          <w:p>
-            <w:r>
-              <w:t>Do</w:t>
-            </w:r>
-          </w:p>
-        </w:tc>
-        <w:tc>
-          <w:tcPr>
-            <w:tcW w:type="dxa" w:w="5112"/>
-          </w:tcPr>
-          <w:p>
-            <w:r>
-              <w:t>Point to each input and intermediate step in the worked trace. Name the rule that allows the next step.</w:t>
-            </w:r>
-          </w:p>
-        </w:tc>
-      </w:tr>
-      <w:tr>
-        <w:tc>
-          <w:tcPr>
-            <w:tcW w:type="dxa" w:w="5112"/>
-          </w:tcPr>
-          <w:p>
-            <w:r>
-              <w:t>Check</w:t>
-            </w:r>
-          </w:p>
-        </w:tc>
-        <w:tc>
-          <w:tcPr>
-            <w:tcW w:type="dxa" w:w="5112"/>
-          </w:tcPr>
-          <w:p>
-            <w:r>
-              <w:t>Does the output answer the question? Which assumption or limitation prevents a larger claim?</w:t>
-            </w:r>
-          </w:p>
-        </w:tc>
-      </w:tr>
-    </w:tbl>
-    <w:p>
-      <w:pPr>
-        <w:spacing w:line="336" w:lineRule="auto" w:after="180"/>
-      </w:pPr>
-      <w:r>
-        <w:rPr>
-          <w:b w:val="0"/>
-        </w:rPr>
-        <w:t>Use the diagram and verbal explanation together. Ask learners to match a sentence to a specific visual step; do not assign learners fixed visual or auditory learning styles.</w:t>
-      </w:r>
-    </w:p>
-    <w:p>
-      <w:pPr>
-        <w:pStyle w:val="Heading3"/>
-      </w:pPr>
-      <w:r>
-        <w:t>A pictorial worked case: Image Generation Models</w:t>
-      </w:r>
-    </w:p>
-    <w:p>
-      <w:pPr>
-        <w:spacing w:line="336" w:lineRule="auto" w:after="180"/>
-      </w:pPr>
-      <w:r>
-        <w:rPr>
-          <w:b w:val="0"/>
-        </w:rPr>
-        <w:t>A fictional lesson poster illustrates one family of image-generation approaches.</w:t>
-      </w:r>
-    </w:p>
-    <w:p>
-      <w:pPr>
-        <w:pStyle w:val="Heading3"/>
-      </w:pPr>
-      <w:r>
-        <w:t>The facts we will use</w:t>
-      </w:r>
-    </w:p>
-    <w:p>
-      <w:pPr>
-        <w:pStyle w:val="Heading3"/>
-      </w:pPr>
-      <w:r>
-        <w:t>Supplied facts</w:t>
-      </w:r>
-    </w:p>
-    <w:p>
-      <w:pPr>
-        <w:spacing w:line="336" w:lineRule="auto" w:after="180"/>
-        <w:shd w:fill="F1F6FC"/>
-      </w:pPr>
-      <w:r>
-        <w:rPr>
-          <w:b w:val="0"/>
-        </w:rPr>
-        <w:t xml:space="preserve">Toy 2×2 noisy numerical grid: [[0.2,0.8],[0.6,0.3]]. A specified illustrative </w:t>
-      </w:r>
-      <w:r>
-        <w:rPr>
-          <w:b/>
-        </w:rPr>
-        <w:t>denoising</w:t>
-      </w:r>
-      <w:r>
-        <w:rPr>
-          <w:b w:val="0"/>
-        </w:rPr>
-        <w:t xml:space="preserve"> step gives [[0.1,0.9],[0.4,0.2]].</w:t>
-      </w:r>
-    </w:p>
-    <w:p>
-      <w:pPr>
-        <w:pStyle w:val="Heading3"/>
-      </w:pPr>
-      <w:r>
-        <w:t>Supplied facts</w:t>
-      </w:r>
-    </w:p>
-    <w:p>
-      <w:pPr>
-        <w:spacing w:line="336" w:lineRule="auto" w:after="180"/>
-        <w:shd w:fill="F1F6FC"/>
-      </w:pPr>
-      <w:r>
-        <w:rPr>
-          <w:b w:val="0"/>
-        </w:rPr>
-        <w:t xml:space="preserve">These supplied arrays illustrate steps only; they are not </w:t>
-      </w:r>
-      <w:r>
-        <w:rPr>
-          <w:b/>
-        </w:rPr>
-        <w:t>output</w:t>
-      </w:r>
-      <w:r>
-        <w:rPr>
-          <w:b w:val="0"/>
-        </w:rPr>
-        <w:t>s from a real trained diffusion model.</w:t>
+        <w:pStyle w:val="Heading2"/>
+      </w:pPr>
+      <w:r>
+        <w:t>Inspect the complete constructed poster</w:t>
       </w:r>
     </w:p>
     <w:p>
       <w:r>
         <w:drawing>
           <wp:inline xmlns:a="http://schemas.openxmlformats.org/drawingml/2006/main" xmlns:pic="http://schemas.openxmlformats.org/drawingml/2006/picture">
-            <wp:extent cx="5486400" cy="4234543"/>
-            <wp:docPr id="1" name="Picture 1" descr="Illustrative grids, not executed model outputs"/>
+            <wp:extent cx="5486400" cy="2414016"/>
+            <wp:docPr id="1" name="Picture 1" descr="Constructed fictional poster audit card. Four circles appear; labels are A, B, an illegible scribble, and D. Requirement says exactly three circles A, B, C. A draft photograph caption is explicitly presented for critique. No actual generator output is shown."/>
             <wp:cNvGraphicFramePr>
               <a:graphicFrameLocks noChangeAspect="1"/>
             </wp:cNvGraphicFramePr>
@@ -1862,7 +1109,7 @@
               <a:graphicData uri="http://schemas.openxmlformats.org/drawingml/2006/picture">
                 <pic:pic>
                   <pic:nvPicPr>
-                    <pic:cNvPr id="0" name="academy-detail-ai-3-10.png"/>
+                    <pic:cNvPr id="0" name="ai-3-10-poster-audit.png"/>
                     <pic:cNvPicPr/>
                   </pic:nvPicPr>
                   <pic:blipFill>
@@ -1874,7 +1121,7 @@
                   <pic:spPr>
                     <a:xfrm>
                       <a:off x="0" y="0"/>
-                      <a:ext cx="5486400" cy="4234543"/>
+                      <a:ext cx="5486400" cy="2414016"/>
                     </a:xfrm>
                     <a:prstGeom prst="rect"/>
                   </pic:spPr>
@@ -1886,11 +1133,98 @@
       </w:r>
     </w:p>
     <w:p>
+      <w:pPr>
+        <w:spacing w:line="336" w:lineRule="auto" w:after="180"/>
+      </w:pPr>
+      <w:r>
+        <w:rPr>
+          <w:b w:val="0"/>
+        </w:rPr>
+        <w:t>A fictional poster requires exactly three labelled circles. Generated image shows four circles and one unreadable label. A caption calls it a photograph of a real lesson.</w:t>
+      </w:r>
+    </w:p>
+    <w:p>
+      <w:pPr>
+        <w:spacing w:line="336" w:lineRule="auto" w:after="180"/>
+      </w:pPr>
+      <w:r>
+        <w:rPr>
+          <w:b w:val="0"/>
+        </w:rPr>
+        <w:t>It fails count and label criteria; the photograph claim is unsupported. Record it as a generated fictional illustration and revise or reject before use.</w:t>
+      </w:r>
+    </w:p>
+    <w:p>
+      <w:pPr>
+        <w:pStyle w:val="Heading2"/>
+      </w:pPr>
+      <w:r>
+        <w:t>Read the supplied toy grids</w:t>
+      </w:r>
+    </w:p>
+    <w:p>
+      <w:pPr>
+        <w:spacing w:line="336" w:lineRule="auto" w:after="180"/>
+      </w:pPr>
+      <w:r>
+        <w:rPr>
+          <w:b w:val="0"/>
+        </w:rPr>
+        <w:t>A fictional lesson poster illustrates one family of image-generation approaches.</w:t>
+      </w:r>
+    </w:p>
+    <w:p>
+      <w:pPr>
+        <w:spacing w:line="336" w:lineRule="auto" w:after="180"/>
+      </w:pPr>
+      <w:r>
+        <w:rPr>
+          <w:b w:val="0"/>
+        </w:rPr>
+        <w:t xml:space="preserve">Toy 2×2 noisy numerical grid: [[0.2,0.8],[0.6,0.3]]. A specified illustrative </w:t>
+      </w:r>
+      <w:r>
+        <w:rPr>
+          <w:b/>
+        </w:rPr>
+        <w:t>denoising</w:t>
+      </w:r>
+      <w:r>
+        <w:rPr>
+          <w:b w:val="0"/>
+        </w:rPr>
+        <w:t xml:space="preserve"> step gives [[0.1,0.9],[0.4,0.2]].</w:t>
+      </w:r>
+    </w:p>
+    <w:p>
+      <w:pPr>
+        <w:spacing w:line="336" w:lineRule="auto" w:after="180"/>
+      </w:pPr>
+      <w:r>
+        <w:rPr>
+          <w:b w:val="0"/>
+        </w:rPr>
+        <w:t xml:space="preserve">These supplied arrays illustrate steps only; they are not </w:t>
+      </w:r>
+      <w:r>
+        <w:rPr>
+          <w:b/>
+        </w:rPr>
+        <w:t>output</w:t>
+      </w:r>
+      <w:r>
+        <w:rPr>
+          <w:b w:val="0"/>
+        </w:rPr>
+        <w:t>s from a real trained diffusion model.</w:t>
+      </w:r>
+    </w:p>
+    <w:p>
       <w:r>
         <w:drawing>
           <wp:inline xmlns:a="http://schemas.openxmlformats.org/drawingml/2006/main" xmlns:pic="http://schemas.openxmlformats.org/drawingml/2006/picture">
-            <wp:extent cx="5276995" cy="5943599"/>
-            <wp:docPr id="2" name="Picture 2" descr="Image Generation Models. Noisy representation: Four toy numerical cells form the starting grid.. Condition on request: A text request guides the imagined learned denoising process.. Illustrative update: Use the supplied second grid to show one change in representation.. Check provenance: Caption it as a generated-process illustration, not a photographed experiment."/>
+            <wp:extent cx="5486400" cy="2414016"/>
+            <wp:docPr id="2" name="Picture 2" descr="Two supplied two by two grayscale teaching grids: before rows0.2,0.8 and0.6,0.3; after rows0.1,0.9 and0.4,0.2. Arrow labels an illustrative update. No trained-model output, target image or measured denoising quality is supplied."/>
             <wp:cNvGraphicFramePr>
               <a:graphicFrameLocks noChangeAspect="1"/>
             </wp:cNvGraphicFramePr>
@@ -1898,7 +1232,7 @@
               <a:graphicData uri="http://schemas.openxmlformats.org/drawingml/2006/picture">
                 <pic:pic>
                   <pic:nvPicPr>
-                    <pic:cNvPr id="0" name="academy-visual-ai-3-10.png"/>
+                    <pic:cNvPr id="0" name="ai-3-10-toy-grid-update.png"/>
                     <pic:cNvPicPr/>
                   </pic:nvPicPr>
                   <pic:blipFill>
@@ -1910,7 +1244,51 @@
                   <pic:spPr>
                     <a:xfrm>
                       <a:off x="0" y="0"/>
-                      <a:ext cx="5276995" cy="5943599"/>
+                      <a:ext cx="5486400" cy="2414016"/>
+                    </a:xfrm>
+                    <a:prstGeom prst="rect"/>
+                  </pic:spPr>
+                </pic:pic>
+              </a:graphicData>
+            </a:graphic>
+          </wp:inline>
+        </w:drawing>
+      </w:r>
+    </w:p>
+    <w:p>
+      <w:pPr>
+        <w:pStyle w:val="Heading2"/>
+      </w:pPr>
+      <w:r>
+        <w:t>Trace the imagined update and architecture scope</w:t>
+      </w:r>
+    </w:p>
+    <w:p>
+      <w:r>
+        <w:drawing>
+          <wp:inline xmlns:a="http://schemas.openxmlformats.org/drawingml/2006/main" xmlns:pic="http://schemas.openxmlformats.org/drawingml/2006/picture">
+            <wp:extent cx="5486400" cy="4005072"/>
+            <wp:docPr id="3" name="Picture 3" descr="Noisy representation: Four toy numerical cells form the starting grid. → Condition on request: A text request guides the imagined learned denoising process. → Illustrative update: Use the supplied second grid to show one change in representation. → Check provenance: Caption it as a generated-process illustration, not a photographed experiment."/>
+            <wp:cNvGraphicFramePr>
+              <a:graphicFrameLocks noChangeAspect="1"/>
+            </wp:cNvGraphicFramePr>
+            <a:graphic>
+              <a:graphicData uri="http://schemas.openxmlformats.org/drawingml/2006/picture">
+                <pic:pic>
+                  <pic:nvPicPr>
+                    <pic:cNvPr id="0" name="academy-story-ai-3-10-02.png"/>
+                    <pic:cNvPicPr/>
+                  </pic:nvPicPr>
+                  <pic:blipFill>
+                    <a:blip r:embed="rId11"/>
+                    <a:stretch>
+                      <a:fillRect/>
+                    </a:stretch>
+                  </pic:blipFill>
+                  <pic:spPr>
+                    <a:xfrm>
+                      <a:off x="0" y="0"/>
+                      <a:ext cx="5486400" cy="4005072"/>
                     </a:xfrm>
                     <a:prstGeom prst="rect"/>
                   </pic:spPr>
@@ -2060,9 +1438,963 @@
     </w:p>
     <w:p>
       <w:pPr>
+        <w:spacing w:line="336" w:lineRule="auto" w:after="180"/>
+      </w:pPr>
+      <w:r>
+        <w:rPr>
+          <w:b w:val="0"/>
+        </w:rPr>
+        <w:t xml:space="preserve">Diffusion-style generators learn to remove </w:t>
+      </w:r>
+      <w:r>
+        <w:rPr>
+          <w:b/>
+        </w:rPr>
+        <w:t>noise</w:t>
+      </w:r>
+      <w:r>
+        <w:rPr>
+          <w:b w:val="0"/>
+        </w:rPr>
+        <w:t xml:space="preserve"> in stages, often guided by text, but a real implementation can operate in a </w:t>
+      </w:r>
+      <w:r>
+        <w:rPr>
+          <w:b/>
+        </w:rPr>
+        <w:t>latent representation</w:t>
+      </w:r>
+      <w:r>
+        <w:rPr>
+          <w:b w:val="0"/>
+        </w:rPr>
+        <w:t xml:space="preserve"> rather than direct pixels.</w:t>
+      </w:r>
+    </w:p>
+    <w:p>
+      <w:pPr>
+        <w:spacing w:line="336" w:lineRule="auto" w:after="180"/>
+      </w:pPr>
+      <w:r>
+        <w:rPr>
+          <w:b w:val="0"/>
+        </w:rPr>
+        <w:t xml:space="preserve">The toy values let us inspect an update without pretending to simulate that trained </w:t>
+      </w:r>
+      <w:r>
+        <w:rPr>
+          <w:b/>
+        </w:rPr>
+        <w:t>process</w:t>
+      </w:r>
+      <w:r>
+        <w:rPr>
+          <w:b w:val="0"/>
+        </w:rPr>
+        <w:t>. An attractive final image still needs checks for labels, requested relations and factual claims.</w:t>
+      </w:r>
+    </w:p>
+    <w:p>
+      <w:pPr>
+        <w:pStyle w:val="Heading2"/>
+      </w:pPr>
+      <w:r>
+        <w:t>Reject the photographed-measurement caption</w:t>
+      </w:r>
+    </w:p>
+    <w:p>
+      <w:pPr>
+        <w:spacing w:line="336" w:lineRule="auto" w:after="180"/>
+      </w:pPr>
+      <w:r>
+        <w:rPr>
+          <w:b w:val="0"/>
+        </w:rPr>
+        <w:t>Change: Relabel the illustration as a photograph of an actual laboratory measurement.</w:t>
+      </w:r>
+    </w:p>
+    <w:p>
+      <w:pPr>
+        <w:spacing w:line="336" w:lineRule="auto" w:after="180"/>
+      </w:pPr>
+      <w:r>
+        <w:rPr>
+          <w:b/>
+        </w:rPr>
+        <w:t>Prediction</w:t>
+      </w:r>
+      <w:r>
+        <w:rPr>
+          <w:b w:val="0"/>
+        </w:rPr>
+        <w:t>: That caption is unsupported.</w:t>
+      </w:r>
+    </w:p>
+    <w:p>
+      <w:pPr>
+        <w:spacing w:line="336" w:lineRule="auto" w:after="180"/>
+      </w:pPr>
+      <w:r>
+        <w:rPr>
+          <w:b w:val="0"/>
+        </w:rPr>
+        <w:t xml:space="preserve">Reason: Its </w:t>
+      </w:r>
+      <w:r>
+        <w:rPr>
+          <w:b/>
+        </w:rPr>
+        <w:t>provenance</w:t>
+      </w:r>
+      <w:r>
+        <w:rPr>
+          <w:b w:val="0"/>
+        </w:rPr>
+        <w:t xml:space="preserve"> is an invented diagram of a </w:t>
+      </w:r>
+      <w:r>
+        <w:rPr>
+          <w:b/>
+        </w:rPr>
+        <w:t>process</w:t>
+      </w:r>
+      <w:r>
+        <w:rPr>
+          <w:b w:val="0"/>
+        </w:rPr>
+        <w:t>, not a camera record of an event.</w:t>
+      </w:r>
+    </w:p>
+    <w:p>
+      <w:pPr>
+        <w:pStyle w:val="Heading2"/>
+      </w:pPr>
+      <w:r>
+        <w:t>State what the illustration does not establish</w:t>
+      </w:r>
+    </w:p>
+    <w:p>
+      <w:pPr>
+        <w:spacing w:line="336" w:lineRule="auto" w:after="180"/>
+      </w:pPr>
+      <w:r>
+        <w:rPr>
+          <w:b w:val="0"/>
+        </w:rPr>
+        <w:t>Not all image generators use diffusion; this toy step is neither a complete algorithm nor an executed model.</w:t>
+      </w:r>
+    </w:p>
+    <w:p>
+      <w:pPr>
+        <w:spacing w:line="336" w:lineRule="auto" w:after="180"/>
+      </w:pPr>
+      <w:r>
+        <w:rPr>
+          <w:b w:val="0"/>
+        </w:rPr>
+        <w:t xml:space="preserve">Cover the result. Ask learners to name the </w:t>
+      </w:r>
+      <w:r>
+        <w:rPr>
+          <w:b/>
+        </w:rPr>
+        <w:t>input</w:t>
+      </w:r>
+      <w:r>
+        <w:rPr>
+          <w:b w:val="0"/>
+        </w:rPr>
+        <w:t xml:space="preserve">s and predict the next step. Uncover one step, connect the icon to the actual procedure, and explain its </w:t>
+      </w:r>
+      <w:r>
+        <w:rPr>
+          <w:b/>
+        </w:rPr>
+        <w:t>evidence</w:t>
+      </w:r>
+      <w:r>
+        <w:rPr>
+          <w:b w:val="0"/>
+        </w:rPr>
+        <w:t>. Then change the supplied condition and compare.</w:t>
+      </w:r>
+    </w:p>
+    <w:p>
+      <w:pPr>
+        <w:spacing w:line="336" w:lineRule="auto" w:after="180"/>
+      </w:pPr>
+      <w:r>
+        <w:rPr>
+          <w:b w:val="0"/>
+        </w:rPr>
+        <w:t>The picture is a representation; it does not document execution of a real AI model.</w:t>
+      </w:r>
+    </w:p>
+    <w:p>
+      <w:pPr>
+        <w:spacing w:line="336" w:lineRule="auto" w:after="180"/>
+      </w:pPr>
+      <w:r>
+        <w:rPr>
+          <w:b w:val="0"/>
+        </w:rPr>
+        <w:t>Technical reference: Rombach et al., High-Resolution Image Synthesis with Latent Diffusion Models, describes diffusion in a learned latent representation with conditioning such as text. The classroom arrays do not implement or evaluate that model. Primary source: https://arxiv.org/abs/2112.10752</w:t>
+      </w:r>
+    </w:p>
+    <w:p>
+      <w:pPr>
+        <w:pStyle w:val="Heading2"/>
+      </w:pPr>
+      <w:r>
+        <w:t>Earlier wording, alternatives and picture transcripts · reference / check after trying</w:t>
+      </w:r>
+    </w:p>
+    <w:p>
+      <w:pPr>
+        <w:spacing w:line="336" w:lineRule="auto" w:after="180"/>
+      </w:pPr>
+      <w:r>
+        <w:rPr>
+          <w:b w:val="0"/>
+        </w:rPr>
+        <w:t>Explain the mechanism</w:t>
+      </w:r>
+    </w:p>
+    <w:p>
+      <w:pPr>
+        <w:spacing w:line="336" w:lineRule="auto" w:after="180"/>
+      </w:pPr>
+      <w:r>
+        <w:rPr>
+          <w:b/>
+        </w:rPr>
+        <w:t>Input</w:t>
+      </w:r>
+      <w:r>
+        <w:rPr>
+          <w:b w:val="0"/>
+        </w:rPr>
+        <w:t xml:space="preserve"> → </w:t>
+      </w:r>
+      <w:r>
+        <w:rPr>
+          <w:b/>
+        </w:rPr>
+        <w:t>Process</w:t>
+      </w:r>
+      <w:r>
+        <w:rPr>
+          <w:b w:val="0"/>
+        </w:rPr>
+        <w:t xml:space="preserve"> → </w:t>
+      </w:r>
+      <w:r>
+        <w:rPr>
+          <w:b/>
+        </w:rPr>
+        <w:t>Output</w:t>
+      </w:r>
+    </w:p>
+    <w:p>
+      <w:pPr>
+        <w:spacing w:line="336" w:lineRule="auto" w:after="180"/>
+      </w:pPr>
+      <w:r>
+        <w:rPr>
+          <w:b w:val="0"/>
+        </w:rPr>
+        <w:t>Trace the information. At each stage, ask what changed and how you could test it.</w:t>
+      </w:r>
+    </w:p>
+    <w:p>
+      <w:pPr>
+        <w:spacing w:line="336" w:lineRule="auto" w:after="180"/>
+      </w:pPr>
+      <w:r>
+        <w:rPr>
+          <w:b w:val="0"/>
+        </w:rPr>
+        <w:t>Which stage could fail even when the other two are correct? Explain:</w:t>
+      </w:r>
+    </w:p>
+    <w:p>
+      <w:pPr>
+        <w:spacing w:line="336" w:lineRule="auto" w:after="180"/>
+      </w:pPr>
+      <w:r>
+        <w:rPr>
+          <w:b w:val="0"/>
+        </w:rPr>
+        <w:t xml:space="preserve">Predict first. Then check each step. A correct answer without visible reasoning is incomplete </w:t>
+      </w:r>
+      <w:r>
+        <w:rPr>
+          <w:b/>
+        </w:rPr>
+        <w:t>evidence</w:t>
+      </w:r>
+      <w:r>
+        <w:rPr>
+          <w:b w:val="0"/>
+        </w:rPr>
+        <w:t>.</w:t>
+      </w:r>
+    </w:p>
+    <w:p>
+      <w:pPr>
+        <w:spacing w:line="336" w:lineRule="auto" w:after="180"/>
+      </w:pPr>
+      <w:r>
+        <w:rPr>
+          <w:b w:val="0"/>
+        </w:rPr>
+        <w:t xml:space="preserve">1. In this simplified diffusion-style image generator, begin with random visual </w:t>
+      </w:r>
+      <w:r>
+        <w:rPr>
+          <w:b/>
+        </w:rPr>
+        <w:t>noise</w:t>
+      </w:r>
+      <w:r>
+        <w:rPr>
+          <w:b w:val="0"/>
+        </w:rPr>
+        <w:t>. Other image-generation methods use different procedures.</w:t>
+      </w:r>
+    </w:p>
+    <w:p>
+      <w:pPr>
+        <w:spacing w:line="336" w:lineRule="auto" w:after="180"/>
+      </w:pPr>
+      <w:r>
+        <w:rPr>
+          <w:b w:val="0"/>
+        </w:rPr>
+        <w:t>2. In this simplified account, use a learned estimate to update the noisy representation, with the request providing conditioning. Individual steps need not visibly improve.</w:t>
+      </w:r>
+    </w:p>
+    <w:p>
+      <w:pPr>
+        <w:spacing w:line="336" w:lineRule="auto" w:after="180"/>
+      </w:pPr>
+      <w:r>
+        <w:rPr>
+          <w:b w:val="0"/>
+        </w:rPr>
+        <w:t>3. Learned patterns influence shapes, textures, and relationships.</w:t>
+      </w:r>
+    </w:p>
+    <w:p>
+      <w:pPr>
+        <w:spacing w:line="336" w:lineRule="auto" w:after="180"/>
+      </w:pPr>
+      <w:r>
+        <w:rPr>
+          <w:b w:val="0"/>
+        </w:rPr>
+        <w:t xml:space="preserve">4. The result is generated, not retrieved </w:t>
+      </w:r>
+      <w:r>
+        <w:rPr>
+          <w:b/>
+        </w:rPr>
+        <w:t>evidence</w:t>
+      </w:r>
+      <w:r>
+        <w:rPr>
+          <w:b w:val="0"/>
+        </w:rPr>
+        <w:t xml:space="preserve"> of a real event.</w:t>
+      </w:r>
+    </w:p>
+    <w:p>
+      <w:pPr>
+        <w:spacing w:line="336" w:lineRule="auto" w:after="180"/>
+      </w:pPr>
+      <w:r>
+        <w:rPr>
+          <w:b w:val="0"/>
+        </w:rPr>
+        <w:t>Recalculate, retrace, or restate the reasoning in your own representation:</w:t>
+      </w:r>
+    </w:p>
+    <w:p>
+      <w:pPr>
+        <w:spacing w:line="336" w:lineRule="auto" w:after="180"/>
+      </w:pPr>
+      <w:r>
+        <w:rPr>
+          <w:b w:val="0"/>
+        </w:rPr>
+        <w:t xml:space="preserve">CHECK Did the </w:t>
+      </w:r>
+      <w:r>
+        <w:rPr>
+          <w:b/>
+        </w:rPr>
+        <w:t>evidence</w:t>
+      </w:r>
+      <w:r>
+        <w:rPr>
+          <w:b w:val="0"/>
+        </w:rPr>
+        <w:t xml:space="preserve"> answer the exact question? Did the total, path, or source record stay consistent?</w:t>
+      </w:r>
+    </w:p>
+    <w:p>
+      <w:pPr>
         <w:pStyle w:val="Heading3"/>
       </w:pPr>
       <w:r>
+        <w:t>Concrete teaching case</w:t>
+      </w:r>
+    </w:p>
+    <w:p>
+      <w:pPr>
+        <w:spacing w:line="336" w:lineRule="auto" w:after="180"/>
+      </w:pPr>
+      <w:r>
+        <w:rPr>
+          <w:b w:val="0"/>
+        </w:rPr>
+        <w:t>A generator creates a realistic fictional bicycle beside a tree.</w:t>
+      </w:r>
+    </w:p>
+    <w:p>
+      <w:pPr>
+        <w:spacing w:line="336" w:lineRule="auto" w:after="180"/>
+      </w:pPr>
+      <w:r>
+        <w:rPr>
+          <w:b w:val="0"/>
+        </w:rPr>
+        <w:t>How does this differ from event photography?</w:t>
+      </w:r>
+    </w:p>
+    <w:p>
+      <w:pPr>
+        <w:pStyle w:val="Heading3"/>
+      </w:pPr>
+      <w:r>
+        <w:t>Exact explanation to model</w:t>
+      </w:r>
+    </w:p>
+    <w:p>
+      <w:pPr>
+        <w:spacing w:line="336" w:lineRule="auto" w:after="180"/>
+      </w:pPr>
+      <w:r>
+        <w:rPr>
+          <w:b w:val="0"/>
+        </w:rPr>
+        <w:t>It synthesises an image from learned patterns and instructions; it does not document that event. Many systems de</w:t>
+      </w:r>
+      <w:r>
+        <w:rPr>
+          <w:b/>
+        </w:rPr>
+        <w:t>noise</w:t>
+      </w:r>
+      <w:r>
+        <w:rPr>
+          <w:b w:val="0"/>
+        </w:rPr>
+        <w:t xml:space="preserve"> iteratively, but architectures vary.</w:t>
+      </w:r>
+    </w:p>
+    <w:p>
+      <w:pPr>
+        <w:pStyle w:val="Heading3"/>
+      </w:pPr>
+      <w:r>
+        <w:t>Explain the added worked example</w:t>
+      </w:r>
+    </w:p>
+    <w:p>
+      <w:pPr>
+        <w:spacing w:line="336" w:lineRule="auto" w:after="180"/>
+      </w:pPr>
+      <w:r>
+        <w:rPr>
+          <w:b w:val="0"/>
+        </w:rPr>
+        <w:t>Begin by writing the question the procedure is intended to answer. Identify the information already supplied, the information it will produce and the information still missing.</w:t>
+      </w:r>
+    </w:p>
+    <w:p>
+      <w:pPr>
+        <w:spacing w:line="336" w:lineRule="auto" w:after="180"/>
+      </w:pPr>
+      <w:r>
+        <w:rPr>
+          <w:b w:val="0"/>
+        </w:rPr>
+        <w:t>These are constructed classroom examples; they do not require live accounts, private records or an external service. Do not treat a plausible explanation as a measured outcome.</w:t>
+      </w:r>
+    </w:p>
+    <w:p>
+      <w:pPr>
+        <w:spacing w:line="336" w:lineRule="auto" w:after="180"/>
+      </w:pPr>
+      <w:r>
+        <w:rPr>
+          <w:b w:val="0"/>
+        </w:rPr>
+        <w:t xml:space="preserve">Before applying the procedure, write its units, denominator or decision boundary where relevant. A partner should be able to repeat each step using the same </w:t>
+      </w:r>
+      <w:r>
+        <w:rPr>
+          <w:b/>
+        </w:rPr>
+        <w:t>input</w:t>
+      </w:r>
+      <w:r>
+        <w:rPr>
+          <w:b w:val="0"/>
+        </w:rPr>
+        <w:t>s.</w:t>
+      </w:r>
+    </w:p>
+    <w:p>
+      <w:pPr>
+        <w:spacing w:line="336" w:lineRule="auto" w:after="180"/>
+      </w:pPr>
+      <w:r>
+        <w:rPr>
+          <w:b w:val="0"/>
+        </w:rPr>
+        <w:t xml:space="preserve">If a required </w:t>
+      </w:r>
+      <w:r>
+        <w:rPr>
+          <w:b/>
+        </w:rPr>
+        <w:t>input</w:t>
+      </w:r>
+      <w:r>
+        <w:rPr>
+          <w:b w:val="0"/>
+        </w:rPr>
+        <w:t xml:space="preserve"> is absent or violates the stated contract, record that condition explicitly instead of quietly replacing it with a convenient value.</w:t>
+      </w:r>
+    </w:p>
+    <w:p>
+      <w:pPr>
+        <w:pStyle w:val="Heading3"/>
+      </w:pPr>
+      <w:r>
+        <w:t>Key terms</w:t>
+      </w:r>
+    </w:p>
+    <w:tbl>
+      <w:tblPr>
+        <w:tblStyle w:val="LightShading-Accent1"/>
+        <w:tblW w:type="auto" w:w="0"/>
+        <w:tblLook w:firstColumn="1" w:firstRow="1" w:lastColumn="0" w:lastRow="0" w:noHBand="0" w:noVBand="1" w:val="04A0"/>
+      </w:tblPr>
+      <w:tblGrid>
+        <w:gridCol w:w="5112"/>
+        <w:gridCol w:w="5112"/>
+      </w:tblGrid>
+      <w:tr>
+        <w:trPr>
+          <w:tblHeader/>
+        </w:trPr>
+        <w:tc>
+          <w:tcPr>
+            <w:tcW w:type="dxa" w:w="5112"/>
+          </w:tcPr>
+          <w:p>
+            <w:r>
+              <w:t>Term</w:t>
+            </w:r>
+          </w:p>
+        </w:tc>
+        <w:tc>
+          <w:tcPr>
+            <w:tcW w:type="dxa" w:w="5112"/>
+          </w:tcPr>
+          <w:p>
+            <w:r>
+              <w:t>Meaning</w:t>
+            </w:r>
+          </w:p>
+        </w:tc>
+      </w:tr>
+      <w:tr>
+        <w:tc>
+          <w:tcPr>
+            <w:tcW w:type="dxa" w:w="5112"/>
+          </w:tcPr>
+          <w:p>
+            <w:r>
+              <w:t>Provenance</w:t>
+            </w:r>
+          </w:p>
+        </w:tc>
+        <w:tc>
+          <w:tcPr>
+            <w:tcW w:type="dxa" w:w="5112"/>
+          </w:tcPr>
+          <w:p>
+            <w:r>
+              <w:t>Recorded origin and transformation history</w:t>
+            </w:r>
+          </w:p>
+        </w:tc>
+      </w:tr>
+      <w:tr>
+        <w:tc>
+          <w:tcPr>
+            <w:tcW w:type="dxa" w:w="5112"/>
+          </w:tcPr>
+          <w:p>
+            <w:r>
+              <w:t>Visual criterion</w:t>
+            </w:r>
+          </w:p>
+        </w:tc>
+        <w:tc>
+          <w:tcPr>
+            <w:tcW w:type="dxa" w:w="5112"/>
+          </w:tcPr>
+          <w:p>
+            <w:r>
+              <w:t>A stated requirement checked against an image</w:t>
+            </w:r>
+          </w:p>
+        </w:tc>
+      </w:tr>
+      <w:tr>
+        <w:tc>
+          <w:tcPr>
+            <w:tcW w:type="dxa" w:w="5112"/>
+          </w:tcPr>
+          <w:p>
+            <w:r>
+              <w:t>Authenticity claim</w:t>
+            </w:r>
+          </w:p>
+        </w:tc>
+        <w:tc>
+          <w:tcPr>
+            <w:tcW w:type="dxa" w:w="5112"/>
+          </w:tcPr>
+          <w:p>
+            <w:r>
+              <w:t>A claim about the source or reality of depicted content</w:t>
+            </w:r>
+          </w:p>
+        </w:tc>
+      </w:tr>
+    </w:tbl>
+    <w:p>
+      <w:pPr>
+        <w:pStyle w:val="Heading3"/>
+      </w:pPr>
+      <w:r>
+        <w:t>Model the reasoning aloud</w:t>
+      </w:r>
+    </w:p>
+    <w:p>
+      <w:pPr>
+        <w:spacing w:line="336" w:lineRule="auto" w:after="180"/>
+      </w:pPr>
+      <w:r>
+        <w:rPr>
+          <w:b w:val="0"/>
+        </w:rPr>
+        <w:t xml:space="preserve">Use the complete worked example below before asking learners to complete W2. Reveal a small part, invite a </w:t>
+      </w:r>
+      <w:r>
+        <w:rPr>
+          <w:b/>
+        </w:rPr>
+        <w:t>prediction</w:t>
+      </w:r>
+      <w:r>
+        <w:rPr>
+          <w:b w:val="0"/>
+        </w:rPr>
+        <w:t>, then explain the deciding step.</w:t>
+      </w:r>
+    </w:p>
+    <w:p>
+      <w:pPr>
+        <w:spacing w:line="336" w:lineRule="auto" w:after="180"/>
+      </w:pPr>
+      <w:r>
+        <w:rPr>
+          <w:b w:val="0"/>
+        </w:rPr>
+        <w:t>These teacher notes contain solutions; do not reveal the independent case answer during modelling.</w:t>
+      </w:r>
+    </w:p>
+    <w:p>
+      <w:pPr>
+        <w:spacing w:line="336" w:lineRule="auto" w:after="180"/>
+      </w:pPr>
+      <w:r>
+        <w:rPr>
+          <w:b w:val="0"/>
+        </w:rPr>
+        <w:t xml:space="preserve">Compare the intermediate </w:t>
+      </w:r>
+      <w:r>
+        <w:rPr>
+          <w:b/>
+        </w:rPr>
+        <w:t>evidence</w:t>
+      </w:r>
+      <w:r>
+        <w:rPr>
+          <w:b w:val="0"/>
+        </w:rPr>
+        <w:t xml:space="preserve"> with the final statement. Explain why each number or decision follows from the stated </w:t>
+      </w:r>
+      <w:r>
+        <w:rPr>
+          <w:b/>
+        </w:rPr>
+        <w:t>input</w:t>
+      </w:r>
+      <w:r>
+        <w:rPr>
+          <w:b w:val="0"/>
+        </w:rPr>
+        <w:t>s.</w:t>
+      </w:r>
+    </w:p>
+    <w:p>
+      <w:pPr>
+        <w:spacing w:line="336" w:lineRule="auto" w:after="180"/>
+      </w:pPr>
+      <w:r>
+        <w:rPr>
+          <w:b w:val="0"/>
+        </w:rPr>
+        <w:t xml:space="preserve">The conclusion belongs to this scenario and procedure; changing the </w:t>
+      </w:r>
+      <w:r>
+        <w:rPr>
+          <w:b/>
+        </w:rPr>
+        <w:t>input</w:t>
+      </w:r>
+      <w:r>
+        <w:rPr>
+          <w:b w:val="0"/>
+        </w:rPr>
+        <w:t>s, evaluation population or authority can change what it establishes. Retain the raw record so a later revision can be compared honestly.</w:t>
+      </w:r>
+    </w:p>
+    <w:tbl>
+      <w:tblPr>
+        <w:tblStyle w:val="LightShading-Accent1"/>
+        <w:tblW w:type="auto" w:w="0"/>
+        <w:tblLook w:firstColumn="1" w:firstRow="1" w:lastColumn="0" w:lastRow="0" w:noHBand="0" w:noVBand="1" w:val="04A0"/>
+      </w:tblPr>
+      <w:tblGrid>
+        <w:gridCol w:w="5112"/>
+        <w:gridCol w:w="5112"/>
+      </w:tblGrid>
+      <w:tr>
+        <w:trPr>
+          <w:tblHeader/>
+        </w:trPr>
+        <w:tc>
+          <w:tcPr>
+            <w:tcW w:type="dxa" w:w="5112"/>
+          </w:tcPr>
+          <w:p>
+            <w:r>
+              <w:t>Thinking move</w:t>
+            </w:r>
+          </w:p>
+        </w:tc>
+        <w:tc>
+          <w:tcPr>
+            <w:tcW w:type="dxa" w:w="5112"/>
+          </w:tcPr>
+          <w:p>
+            <w:r>
+              <w:t>Teacher prompt</w:t>
+            </w:r>
+          </w:p>
+        </w:tc>
+      </w:tr>
+      <w:tr>
+        <w:tc>
+          <w:tcPr>
+            <w:tcW w:type="dxa" w:w="5112"/>
+          </w:tcPr>
+          <w:p>
+            <w:r>
+              <w:t>Plan</w:t>
+            </w:r>
+          </w:p>
+        </w:tc>
+        <w:tc>
+          <w:tcPr>
+            <w:tcW w:type="dxa" w:w="5112"/>
+          </w:tcPr>
+          <w:p>
+            <w:r>
+              <w:t>What is given? What is the question? Which procedure fits these facts?</w:t>
+            </w:r>
+          </w:p>
+        </w:tc>
+      </w:tr>
+      <w:tr>
+        <w:tc>
+          <w:tcPr>
+            <w:tcW w:type="dxa" w:w="5112"/>
+          </w:tcPr>
+          <w:p>
+            <w:r>
+              <w:t>Do</w:t>
+            </w:r>
+          </w:p>
+        </w:tc>
+        <w:tc>
+          <w:tcPr>
+            <w:tcW w:type="dxa" w:w="5112"/>
+          </w:tcPr>
+          <w:p>
+            <w:r>
+              <w:t>Point to each input and intermediate step in the worked trace. Name the rule that allows the next step.</w:t>
+            </w:r>
+          </w:p>
+        </w:tc>
+      </w:tr>
+      <w:tr>
+        <w:tc>
+          <w:tcPr>
+            <w:tcW w:type="dxa" w:w="5112"/>
+          </w:tcPr>
+          <w:p>
+            <w:r>
+              <w:t>Check</w:t>
+            </w:r>
+          </w:p>
+        </w:tc>
+        <w:tc>
+          <w:tcPr>
+            <w:tcW w:type="dxa" w:w="5112"/>
+          </w:tcPr>
+          <w:p>
+            <w:r>
+              <w:t>Does the output answer the question? Which assumption or limitation prevents a larger claim?</w:t>
+            </w:r>
+          </w:p>
+        </w:tc>
+      </w:tr>
+    </w:tbl>
+    <w:p>
+      <w:pPr>
+        <w:spacing w:line="336" w:lineRule="auto" w:after="180"/>
+      </w:pPr>
+      <w:r>
+        <w:rPr>
+          <w:b w:val="0"/>
+        </w:rPr>
+        <w:t>Use the diagram and verbal explanation together. Ask learners to match a sentence to a specific visual step; do not assign learners fixed visual or auditory learning styles.</w:t>
+      </w:r>
+    </w:p>
+    <w:p>
+      <w:pPr>
+        <w:pStyle w:val="Heading3"/>
+      </w:pPr>
+      <w:r>
+        <w:t>A pictorial worked case: Image Generation Models</w:t>
+      </w:r>
+    </w:p>
+    <w:p>
+      <w:pPr>
+        <w:pStyle w:val="Heading3"/>
+      </w:pPr>
+      <w:r>
+        <w:t>The facts we will use</w:t>
+      </w:r>
+    </w:p>
+    <w:p>
+      <w:r>
+        <w:drawing>
+          <wp:inline xmlns:a="http://schemas.openxmlformats.org/drawingml/2006/main" xmlns:pic="http://schemas.openxmlformats.org/drawingml/2006/picture">
+            <wp:extent cx="5486400" cy="4234543"/>
+            <wp:docPr id="4" name="Picture 4" descr="Illustrative grids, not executed model outputs"/>
+            <wp:cNvGraphicFramePr>
+              <a:graphicFrameLocks noChangeAspect="1"/>
+            </wp:cNvGraphicFramePr>
+            <a:graphic>
+              <a:graphicData uri="http://schemas.openxmlformats.org/drawingml/2006/picture">
+                <pic:pic>
+                  <pic:nvPicPr>
+                    <pic:cNvPr id="0" name="academy-detail-ai-3-10.png"/>
+                    <pic:cNvPicPr/>
+                  </pic:nvPicPr>
+                  <pic:blipFill>
+                    <a:blip r:embed="rId12"/>
+                    <a:stretch>
+                      <a:fillRect/>
+                    </a:stretch>
+                  </pic:blipFill>
+                  <pic:spPr>
+                    <a:xfrm>
+                      <a:off x="0" y="0"/>
+                      <a:ext cx="5486400" cy="4234543"/>
+                    </a:xfrm>
+                    <a:prstGeom prst="rect"/>
+                  </pic:spPr>
+                </pic:pic>
+              </a:graphicData>
+            </a:graphic>
+          </wp:inline>
+        </w:drawing>
+      </w:r>
+    </w:p>
+    <w:p>
+      <w:r>
+        <w:drawing>
+          <wp:inline xmlns:a="http://schemas.openxmlformats.org/drawingml/2006/main" xmlns:pic="http://schemas.openxmlformats.org/drawingml/2006/picture">
+            <wp:extent cx="5276995" cy="5943599"/>
+            <wp:docPr id="5" name="Picture 5" descr="Image Generation Models. Noisy representation: Four toy numerical cells form the starting grid.. Condition on request: A text request guides the imagined learned denoising process.. Illustrative update: Use the supplied second grid to show one change in representation.. Check provenance: Caption it as a generated-process illustration, not a photographed experiment."/>
+            <wp:cNvGraphicFramePr>
+              <a:graphicFrameLocks noChangeAspect="1"/>
+            </wp:cNvGraphicFramePr>
+            <a:graphic>
+              <a:graphicData uri="http://schemas.openxmlformats.org/drawingml/2006/picture">
+                <pic:pic>
+                  <pic:nvPicPr>
+                    <pic:cNvPr id="0" name="academy-visual-ai-3-10.png"/>
+                    <pic:cNvPicPr/>
+                  </pic:nvPicPr>
+                  <pic:blipFill>
+                    <a:blip r:embed="rId13"/>
+                    <a:stretch>
+                      <a:fillRect/>
+                    </a:stretch>
+                  </pic:blipFill>
+                  <pic:spPr>
+                    <a:xfrm>
+                      <a:off x="0" y="0"/>
+                      <a:ext cx="5276995" cy="5943599"/>
+                    </a:xfrm>
+                    <a:prstGeom prst="rect"/>
+                  </pic:spPr>
+                </pic:pic>
+              </a:graphicData>
+            </a:graphic>
+          </wp:inline>
+        </w:drawing>
+      </w:r>
+    </w:p>
+    <w:p>
+      <w:pPr>
+        <w:pStyle w:val="Heading3"/>
+      </w:pPr>
+      <w:r>
         <w:t>Why this result follows</w:t>
       </w:r>
     </w:p>
@@ -2071,67 +2403,445 @@
         <w:pStyle w:val="Heading3"/>
       </w:pPr>
       <w:r>
-        <w:t>Why the result follows</w:t>
+        <w:t>What this example does not establish</w:t>
+      </w:r>
+    </w:p>
+    <w:p>
+      <w:pPr>
+        <w:pStyle w:val="Heading3"/>
+      </w:pPr>
+      <w:r>
+        <w:t>Change one thing in the pictured case</w:t>
+      </w:r>
+    </w:p>
+    <w:p>
+      <w:pPr>
+        <w:pStyle w:val="Heading3"/>
+      </w:pPr>
+      <w:r>
+        <w:t>Ask while showing the picture</w:t>
+      </w:r>
+    </w:p>
+    <w:p>
+      <w:pPr>
+        <w:pStyle w:val="Heading1"/>
+      </w:pPr>
+      <w:r>
+        <w:t>03. Guide the explanation, then remove help</w:t>
+      </w:r>
+    </w:p>
+    <w:p>
+      <w:r>
+        <w:t>Collect each learner’s reasoning before showing feedback.</w:t>
+      </w:r>
+    </w:p>
+    <w:p>
+      <w:pPr>
+        <w:pStyle w:val="Heading2"/>
+      </w:pPr>
+      <w:r>
+        <w:t>Main completion prompt</w:t>
       </w:r>
     </w:p>
     <w:p>
       <w:pPr>
         <w:spacing w:line="336" w:lineRule="auto" w:after="180"/>
-        <w:shd w:fill="F1F6FC"/>
-      </w:pPr>
-      <w:r>
-        <w:rPr>
-          <w:b w:val="0"/>
-        </w:rPr>
-        <w:t xml:space="preserve">Diffusion-style generators learn to remove </w:t>
+      </w:pPr>
+      <w:r>
+        <w:rPr>
+          <w:b w:val="0"/>
+        </w:rPr>
+        <w:t>Completion task: A fictional poster requires exactly three labelled circles. Generated image shows four circles and one unreadable label. A caption calls it a photograph of a real lesson.</w:t>
+      </w:r>
+    </w:p>
+    <w:p>
+      <w:pPr>
+        <w:spacing w:line="336" w:lineRule="auto" w:after="180"/>
+      </w:pPr>
+      <w:r>
+        <w:rPr>
+          <w:b w:val="0"/>
+        </w:rPr>
+        <w:t>Show the intermediate steps and give the conclusion with its scope.</w:t>
+      </w:r>
+    </w:p>
+    <w:p>
+      <w:pPr>
+        <w:pStyle w:val="Heading2"/>
+      </w:pPr>
+      <w:r>
+        <w:t>Expected reasoning and fading help</w:t>
+      </w:r>
+    </w:p>
+    <w:p>
+      <w:pPr>
+        <w:spacing w:line="336" w:lineRule="auto" w:after="180"/>
+      </w:pPr>
+      <w:r>
+        <w:rPr>
+          <w:b w:val="0"/>
+        </w:rPr>
+        <w:t>Teacher check: Teacher explanation: It fails count and label criteria; the photograph claim is unsupported. Record it as a generated fictional illustration and revise or reject before use.</w:t>
+      </w:r>
+    </w:p>
+    <w:p>
+      <w:pPr>
+        <w:spacing w:line="336" w:lineRule="auto" w:after="180"/>
+      </w:pPr>
+      <w:r>
+        <w:rPr>
+          <w:b w:val="0"/>
+        </w:rPr>
+        <w:t xml:space="preserve">Start by identifying the given </w:t>
       </w:r>
       <w:r>
         <w:rPr>
           <w:b/>
         </w:rPr>
+        <w:t>input</w:t>
+      </w:r>
+      <w:r>
+        <w:rPr>
+          <w:b w:val="0"/>
+        </w:rPr>
+        <w:t>s together. Leave the intermediate steps blank. If needed, model one step, then withdraw that help on the next step. Move to a full trace only when the partial trace is understood.</w:t>
+      </w:r>
+    </w:p>
+    <w:p>
+      <w:pPr>
+        <w:spacing w:line="336" w:lineRule="auto" w:after="180"/>
+      </w:pPr>
+      <w:r>
+        <w:rPr>
+          <w:b w:val="0"/>
+        </w:rPr>
+        <w:t>For partners, alternate explainer and checker; collect a response from every learner before discussion.</w:t>
+      </w:r>
+    </w:p>
+    <w:p>
+      <w:pPr>
+        <w:pStyle w:val="Heading2"/>
+      </w:pPr>
+      <w:r>
+        <w:t>Individual misconception check</w:t>
+      </w:r>
+    </w:p>
+    <w:p>
+      <w:pPr>
+        <w:spacing w:line="336" w:lineRule="auto" w:after="180"/>
+      </w:pPr>
+      <w:r>
+        <w:rPr>
+          <w:b w:val="0"/>
+        </w:rPr>
+        <w:t xml:space="preserve">Use the worked case for Image generation and </w:t>
+      </w:r>
+      <w:r>
+        <w:rPr>
+          <w:b/>
+        </w:rPr>
+        <w:t>provenance</w:t>
+      </w:r>
+      <w:r>
+        <w:rPr>
+          <w:b w:val="0"/>
+        </w:rPr>
+        <w:t>. Proposed explanation: “The worked result establishes every future case”. Decide whether this explanation is supported.</w:t>
+      </w:r>
+    </w:p>
+    <w:p>
+      <w:pPr>
+        <w:spacing w:line="336" w:lineRule="auto" w:after="180"/>
+      </w:pPr>
+      <w:r>
+        <w:rPr>
+          <w:b w:val="0"/>
+        </w:rPr>
+        <w:t>Point to the step or supplied fact that decides; explain your repair if needed.</w:t>
+      </w:r>
+    </w:p>
+    <w:p>
+      <w:pPr>
+        <w:spacing w:line="336" w:lineRule="auto" w:after="180"/>
+      </w:pPr>
+      <w:r>
+        <w:rPr>
+          <w:b w:val="0"/>
+        </w:rPr>
+        <w:t xml:space="preserve">Expected correction: </w:t>
+      </w:r>
+      <w:r>
+        <w:rPr>
+          <w:b/>
+        </w:rPr>
+        <w:t>Provenance</w:t>
+      </w:r>
+      <w:r>
+        <w:rPr>
+          <w:b w:val="0"/>
+        </w:rPr>
+        <w:t xml:space="preserve"> tracks production history; it does not prove the content is accurate or establish every legal permission.</w:t>
+      </w:r>
+    </w:p>
+    <w:p>
+      <w:pPr>
+        <w:spacing w:line="336" w:lineRule="auto" w:after="180"/>
+      </w:pPr>
+      <w:r>
+        <w:rPr>
+          <w:b w:val="0"/>
+        </w:rPr>
+        <w:t>Collect explanations, not only yes/no votes. If a misunderstanding is common, re-model the relevant step for the class.</w:t>
+      </w:r>
+    </w:p>
+    <w:p>
+      <w:pPr>
+        <w:spacing w:line="336" w:lineRule="auto" w:after="180"/>
+      </w:pPr>
+      <w:r>
+        <w:rPr>
+          <w:b w:val="0"/>
+        </w:rPr>
+        <w:t>If it affects a few learners, give a short targeted group explanation while others solve a more demanding variation.</w:t>
+      </w:r>
+    </w:p>
+    <w:p>
+      <w:pPr>
+        <w:pStyle w:val="Heading2"/>
+      </w:pPr>
+      <w:r>
+        <w:t>Pictorial question and changed-case reasoning</w:t>
+      </w:r>
+    </w:p>
+    <w:p>
+      <w:pPr>
+        <w:spacing w:line="336" w:lineRule="auto" w:after="180"/>
+      </w:pPr>
+      <w:r>
+        <w:rPr>
+          <w:b w:val="0"/>
+        </w:rPr>
+        <w:t>What may these two grids explain, and what can they not establish about a real generator?</w:t>
+      </w:r>
+    </w:p>
+    <w:p>
+      <w:pPr>
+        <w:spacing w:line="336" w:lineRule="auto" w:after="180"/>
+      </w:pPr>
+      <w:r>
+        <w:rPr>
+          <w:b w:val="0"/>
+        </w:rPr>
+        <w:t xml:space="preserve">They explain an illustrative staged change. They cannot establish learned weights, actual image quality or accurate scientific </w:t>
+      </w:r>
+      <w:r>
+        <w:rPr>
+          <w:b/>
+        </w:rPr>
+        <w:t>observation</w:t>
+      </w:r>
+      <w:r>
+        <w:rPr>
+          <w:b w:val="0"/>
+        </w:rPr>
+        <w:t>.</w:t>
+      </w:r>
+    </w:p>
+    <w:p>
+      <w:pPr>
+        <w:spacing w:line="336" w:lineRule="auto" w:after="180"/>
+      </w:pPr>
+      <w:r>
+        <w:rPr>
+          <w:b w:val="0"/>
+        </w:rPr>
+        <w:t xml:space="preserve">Changed-case reasoning: That caption is unsupported. Its </w:t>
+      </w:r>
+      <w:r>
+        <w:rPr>
+          <w:b/>
+        </w:rPr>
+        <w:t>provenance</w:t>
+      </w:r>
+      <w:r>
+        <w:rPr>
+          <w:b w:val="0"/>
+        </w:rPr>
+        <w:t xml:space="preserve"> is an invented diagram of a </w:t>
+      </w:r>
+      <w:r>
+        <w:rPr>
+          <w:b/>
+        </w:rPr>
+        <w:t>process</w:t>
+      </w:r>
+      <w:r>
+        <w:rPr>
+          <w:b w:val="0"/>
+        </w:rPr>
+        <w:t>, not a camera record of an event.</w:t>
+      </w:r>
+    </w:p>
+    <w:p>
+      <w:pPr>
+        <w:spacing w:line="336" w:lineRule="auto" w:after="180"/>
+      </w:pPr>
+      <w:r>
+        <w:rPr>
+          <w:b w:val="0"/>
+        </w:rPr>
+        <w:t xml:space="preserve">Collect each learner’s explanation before discussion. Use the first missing connection between </w:t>
+      </w:r>
+      <w:r>
+        <w:rPr>
+          <w:b/>
+        </w:rPr>
+        <w:t>input</w:t>
+      </w:r>
+      <w:r>
+        <w:rPr>
+          <w:b w:val="0"/>
+        </w:rPr>
+        <w:t xml:space="preserve">, deciding step and result to choose support. This question is worked-case practice, not fresh mastery </w:t>
+      </w:r>
+      <w:r>
+        <w:rPr>
+          <w:b/>
+        </w:rPr>
+        <w:t>evidence</w:t>
+      </w:r>
+      <w:r>
+        <w:rPr>
+          <w:b w:val="0"/>
+        </w:rPr>
+        <w:t>.</w:t>
+      </w:r>
+    </w:p>
+    <w:p>
+      <w:pPr>
+        <w:pStyle w:val="Heading2"/>
+      </w:pPr>
+      <w:r>
+        <w:t>Keep each learner explaining</w:t>
+      </w:r>
+    </w:p>
+    <w:p>
+      <w:pPr>
+        <w:pStyle w:val="ListBullet"/>
+      </w:pPr>
+      <w:r>
+        <w:t>Ask: Which facts are given, and which would we have to assume? Learners mark relevant details before discussing answers.</w:t>
+      </w:r>
+    </w:p>
+    <w:p>
+      <w:pPr>
+        <w:pStyle w:val="ListBullet"/>
+      </w:pPr>
+      <w:r>
+        <w:t>Say: Predict first. Show the rule, information path or calculation that would produce the result. A correct guess is not yet an explanation.</w:t>
+      </w:r>
+    </w:p>
+    <w:p>
+      <w:pPr>
+        <w:pStyle w:val="ListBullet"/>
+      </w:pPr>
+      <w:r>
+        <w:t>In pairs, one learner solves while the other checks evidence; exchange roles. Remove the worked answer before independent assessment.</w:t>
+      </w:r>
+    </w:p>
+    <w:p>
+      <w:pPr>
+        <w:pStyle w:val="Heading2"/>
+      </w:pPr>
+      <w:r>
+        <w:t>Earlier wording, alternatives and picture transcripts · reference / check after trying</w:t>
+      </w:r>
+    </w:p>
+    <w:p>
+      <w:pPr>
+        <w:spacing w:line="336" w:lineRule="auto" w:after="180"/>
+      </w:pPr>
+      <w:r>
+        <w:rPr>
+          <w:b w:val="0"/>
+        </w:rPr>
+        <w:t>Demonstrate and guide practice</w:t>
+      </w:r>
+    </w:p>
+    <w:p>
+      <w:pPr>
+        <w:pStyle w:val="Heading3"/>
+      </w:pPr>
+      <w:r>
+        <w:t>Board sequence</w:t>
+      </w:r>
+    </w:p>
+    <w:p>
+      <w:pPr>
+        <w:spacing w:line="336" w:lineRule="auto" w:after="180"/>
+      </w:pPr>
+      <w:r>
+        <w:rPr>
+          <w:b w:val="0"/>
+        </w:rPr>
+        <w:t>Write the given facts: A generator creates a realistic fictional bicycle beside a tree.</w:t>
+      </w:r>
+    </w:p>
+    <w:p>
+      <w:pPr>
+        <w:spacing w:line="336" w:lineRule="auto" w:after="180"/>
+      </w:pPr>
+      <w:r>
+        <w:rPr>
+          <w:b w:val="0"/>
+        </w:rPr>
+        <w:t>Write the question to explain: How does this differ from event photography?</w:t>
+      </w:r>
+    </w:p>
+    <w:p>
+      <w:pPr>
+        <w:spacing w:line="336" w:lineRule="auto" w:after="180"/>
+      </w:pPr>
+      <w:r>
+        <w:rPr>
+          <w:b w:val="0"/>
+        </w:rPr>
+        <w:t xml:space="preserve">Reveal after </w:t>
+      </w:r>
+      <w:r>
+        <w:rPr>
+          <w:b/>
+        </w:rPr>
+        <w:t>prediction</w:t>
+      </w:r>
+      <w:r>
+        <w:rPr>
+          <w:b w:val="0"/>
+        </w:rPr>
+        <w:t>s: It synthesises an image from learned patterns and instructions; it does not document that event. Many systems de</w:t>
+      </w:r>
+      <w:r>
+        <w:rPr>
+          <w:b/>
+        </w:rPr>
         <w:t>noise</w:t>
       </w:r>
       <w:r>
         <w:rPr>
           <w:b w:val="0"/>
         </w:rPr>
-        <w:t xml:space="preserve"> in stages, often guided by text, but a real implementation can operate in a </w:t>
-      </w:r>
-      <w:r>
-        <w:rPr>
-          <w:b/>
-        </w:rPr>
-        <w:t>latent representation</w:t>
-      </w:r>
-      <w:r>
-        <w:rPr>
-          <w:b w:val="0"/>
-        </w:rPr>
-        <w:t xml:space="preserve"> rather than direct pixels.</w:t>
+        <w:t xml:space="preserve"> iteratively, but architectures vary.</w:t>
       </w:r>
     </w:p>
     <w:p>
       <w:pPr>
         <w:spacing w:line="336" w:lineRule="auto" w:after="180"/>
-        <w:shd w:fill="F1F6FC"/>
-      </w:pPr>
-      <w:r>
-        <w:rPr>
-          <w:b w:val="0"/>
-        </w:rPr>
-        <w:t xml:space="preserve">The toy values let us inspect an update without pretending to simulate that trained </w:t>
-      </w:r>
-      <w:r>
-        <w:rPr>
-          <w:b/>
-        </w:rPr>
-        <w:t>process</w:t>
-      </w:r>
-      <w:r>
-        <w:rPr>
-          <w:b w:val="0"/>
-        </w:rPr>
-        <w:t>. An attractive final image still needs checks for labels, requested relations and factual claims.</w:t>
+      </w:pPr>
+      <w:r>
+        <w:rPr>
+          <w:b w:val="0"/>
+        </w:rPr>
+        <w:t>Use the earlier changed question as optional later practice. Reserve Audit a new diagram independently for the first independent attempt before hints or feedback.</w:t>
       </w:r>
     </w:p>
     <w:p>
@@ -2139,394 +2849,18 @@
         <w:pStyle w:val="Heading3"/>
       </w:pPr>
       <w:r>
-        <w:t>What this example does not establish</w:t>
-      </w:r>
-    </w:p>
-    <w:p>
-      <w:pPr>
-        <w:pStyle w:val="Heading3"/>
-      </w:pPr>
-      <w:r>
-        <w:t>Keep the stated limit</w:t>
+        <w:t>Classroom dialogue</w:t>
       </w:r>
     </w:p>
     <w:p>
       <w:pPr>
         <w:spacing w:line="336" w:lineRule="auto" w:after="180"/>
-        <w:shd w:fill="FFF5E6"/>
-      </w:pPr>
-      <w:r>
-        <w:rPr>
-          <w:b w:val="0"/>
-        </w:rPr>
-        <w:t>Not all image generators use diffusion; this toy step is neither a complete algorithm nor an executed model.</w:t>
-      </w:r>
-    </w:p>
-    <w:p>
-      <w:pPr>
-        <w:pStyle w:val="Heading3"/>
-      </w:pPr>
-      <w:r>
-        <w:t>Change one thing in the pictured case</w:t>
-      </w:r>
-    </w:p>
-    <w:p>
-      <w:pPr>
-        <w:pStyle w:val="Heading3"/>
-      </w:pPr>
-      <w:r>
-        <w:t>Change one thing</w:t>
-      </w:r>
-    </w:p>
-    <w:p>
-      <w:pPr>
-        <w:spacing w:line="336" w:lineRule="auto" w:after="180"/>
-        <w:shd w:fill="F5F1FB"/>
-      </w:pPr>
-      <w:r>
-        <w:rPr>
-          <w:b w:val="0"/>
-        </w:rPr>
-        <w:t>Change: Relabel the illustration as a photograph of an actual laboratory measurement.</w:t>
-      </w:r>
-    </w:p>
-    <w:p>
-      <w:pPr>
-        <w:pStyle w:val="Heading3"/>
-      </w:pPr>
-      <w:r>
-        <w:t>Predicted result</w:t>
-      </w:r>
-    </w:p>
-    <w:p>
-      <w:pPr>
-        <w:spacing w:line="336" w:lineRule="auto" w:after="180"/>
-        <w:shd w:fill="F1F6FC"/>
-      </w:pPr>
-      <w:r>
-        <w:rPr>
-          <w:b/>
-        </w:rPr>
-        <w:t>Prediction</w:t>
-      </w:r>
-      <w:r>
-        <w:rPr>
-          <w:b w:val="0"/>
-        </w:rPr>
-        <w:t>: That caption is unsupported.</w:t>
-      </w:r>
-    </w:p>
-    <w:p>
-      <w:pPr>
-        <w:pStyle w:val="Heading3"/>
-      </w:pPr>
-      <w:r>
-        <w:t>Why the result follows</w:t>
-      </w:r>
-    </w:p>
-    <w:p>
-      <w:pPr>
-        <w:spacing w:line="336" w:lineRule="auto" w:after="180"/>
-        <w:shd w:fill="F1F6FC"/>
-      </w:pPr>
-      <w:r>
-        <w:rPr>
-          <w:b w:val="0"/>
-        </w:rPr>
-        <w:t xml:space="preserve">Reason: Its </w:t>
-      </w:r>
-      <w:r>
-        <w:rPr>
-          <w:b/>
-        </w:rPr>
-        <w:t>provenance</w:t>
-      </w:r>
-      <w:r>
-        <w:rPr>
-          <w:b w:val="0"/>
-        </w:rPr>
-        <w:t xml:space="preserve"> is an invented diagram of a </w:t>
-      </w:r>
-      <w:r>
-        <w:rPr>
-          <w:b/>
-        </w:rPr>
-        <w:t>process</w:t>
-      </w:r>
-      <w:r>
-        <w:rPr>
-          <w:b w:val="0"/>
-        </w:rPr>
-        <w:t>, not a camera record of an event.</w:t>
-      </w:r>
-    </w:p>
-    <w:p>
-      <w:pPr>
-        <w:pStyle w:val="Heading3"/>
-      </w:pPr>
-      <w:r>
-        <w:t>Ask while showing the picture</w:t>
-      </w:r>
-    </w:p>
-    <w:p>
-      <w:pPr>
-        <w:pStyle w:val="Heading3"/>
-      </w:pPr>
-      <w:r>
-        <w:t>Ask while showing the picture · 4</w:t>
-      </w:r>
-    </w:p>
-    <w:p>
-      <w:pPr>
-        <w:spacing w:line="336" w:lineRule="auto" w:after="180"/>
-      </w:pPr>
-      <w:r>
-        <w:rPr>
-          <w:b w:val="0"/>
-        </w:rPr>
-        <w:t xml:space="preserve">Cover the result. Ask learners to name the </w:t>
-      </w:r>
-      <w:r>
-        <w:rPr>
-          <w:b/>
-        </w:rPr>
-        <w:t>input</w:t>
-      </w:r>
-      <w:r>
-        <w:rPr>
-          <w:b w:val="0"/>
-        </w:rPr>
-        <w:t xml:space="preserve">s and predict the next step. Uncover one step, connect the icon to the actual procedure, and explain its </w:t>
-      </w:r>
-      <w:r>
-        <w:rPr>
-          <w:b/>
-        </w:rPr>
-        <w:t>evidence</w:t>
-      </w:r>
-      <w:r>
-        <w:rPr>
-          <w:b w:val="0"/>
-        </w:rPr>
-        <w:t>. Then change the supplied condition and compare.</w:t>
-      </w:r>
-    </w:p>
-    <w:p>
-      <w:pPr>
-        <w:spacing w:line="336" w:lineRule="auto" w:after="180"/>
-      </w:pPr>
-      <w:r>
-        <w:rPr>
-          <w:b w:val="0"/>
-        </w:rPr>
-        <w:t>The picture is a representation; it does not document execution of a real AI model.</w:t>
-      </w:r>
-    </w:p>
-    <w:p>
-      <w:pPr>
-        <w:pStyle w:val="Heading1"/>
-      </w:pPr>
-      <w:r>
-        <w:t>03. Demonstrate and guide practice</w:t>
-      </w:r>
-    </w:p>
-    <w:p>
-      <w:r>
-        <w:t>Demonstrate Image Generation Models, reduce support deliberately and check individual reasoning before discussing answers.</w:t>
-      </w:r>
-    </w:p>
-    <w:p>
-      <w:pPr>
-        <w:pStyle w:val="Heading3"/>
-      </w:pPr>
-      <w:r>
-        <w:t>Board sequence</w:t>
-      </w:r>
-    </w:p>
-    <w:p>
-      <w:pPr>
-        <w:pStyle w:val="Heading3"/>
-      </w:pPr>
-      <w:r>
-        <w:t>1. Put the facts on the board</w:t>
-      </w:r>
-    </w:p>
-    <w:p>
-      <w:pPr>
-        <w:spacing w:line="336" w:lineRule="auto" w:after="180"/>
-        <w:shd w:fill="F4F9FC"/>
-      </w:pPr>
-      <w:r>
-        <w:rPr>
-          <w:b w:val="0"/>
-        </w:rPr>
-        <w:t>Write the given facts: A generator creates a realistic fictional bicycle beside a tree.</w:t>
-      </w:r>
-    </w:p>
-    <w:p>
-      <w:pPr>
-        <w:pStyle w:val="Heading3"/>
-      </w:pPr>
-      <w:r>
-        <w:t>2. State the decision to explain</w:t>
-      </w:r>
-    </w:p>
-    <w:p>
-      <w:pPr>
-        <w:spacing w:line="336" w:lineRule="auto" w:after="180"/>
-        <w:shd w:fill="F5F1FB"/>
-      </w:pPr>
-      <w:r>
-        <w:rPr>
-          <w:b w:val="0"/>
-        </w:rPr>
-        <w:t>Write the question to explain: How does this differ from event photography?</w:t>
-      </w:r>
-    </w:p>
-    <w:p>
-      <w:pPr>
-        <w:pStyle w:val="Heading3"/>
-      </w:pPr>
-      <w:r>
-        <w:t>3. Reveal the worked reasoning</w:t>
-      </w:r>
-    </w:p>
-    <w:p>
-      <w:pPr>
-        <w:spacing w:line="336" w:lineRule="auto" w:after="180"/>
-        <w:shd w:fill="F1F6FC"/>
-      </w:pPr>
-      <w:r>
-        <w:rPr>
-          <w:b w:val="0"/>
-        </w:rPr>
-        <w:t xml:space="preserve">Reveal after </w:t>
-      </w:r>
-      <w:r>
-        <w:rPr>
-          <w:b/>
-        </w:rPr>
-        <w:t>prediction</w:t>
-      </w:r>
-      <w:r>
-        <w:rPr>
-          <w:b w:val="0"/>
-        </w:rPr>
-        <w:t>s: It synthesises an image from learned patterns and instructions; it does not document that event. Many systems de</w:t>
-      </w:r>
-      <w:r>
-        <w:rPr>
-          <w:b/>
-        </w:rPr>
-        <w:t>noise</w:t>
-      </w:r>
-      <w:r>
-        <w:rPr>
-          <w:b w:val="0"/>
-        </w:rPr>
-        <w:t xml:space="preserve"> iteratively, but architectures vary.</w:t>
-      </w:r>
-    </w:p>
-    <w:p>
-      <w:pPr>
-        <w:pStyle w:val="Heading3"/>
-      </w:pPr>
-      <w:r>
-        <w:t>Hold back the independent task</w:t>
-      </w:r>
-    </w:p>
-    <w:p>
-      <w:pPr>
-        <w:spacing w:line="336" w:lineRule="auto" w:after="180"/>
-        <w:shd w:fill="F5F1FB"/>
-      </w:pPr>
-      <w:r>
-        <w:rPr>
-          <w:b w:val="0"/>
-        </w:rPr>
-        <w:t>Keep for an independent attempt: An image model draws a plant with seven roots after a request for exactly four. What does this show, and where should an exact count diagram be made?</w:t>
-      </w:r>
-    </w:p>
-    <w:p>
-      <w:pPr>
-        <w:pStyle w:val="Heading3"/>
-      </w:pPr>
-      <w:r>
-        <w:t>Classroom dialogue</w:t>
-      </w:r>
-    </w:p>
-    <w:p>
-      <w:pPr>
-        <w:pStyle w:val="Heading3"/>
-      </w:pPr>
-      <w:r>
-        <w:t>Ask the class</w:t>
-      </w:r>
-    </w:p>
-    <w:p>
-      <w:pPr>
-        <w:spacing w:line="336" w:lineRule="auto" w:after="180"/>
-        <w:shd w:fill="F5F1FB"/>
-      </w:pPr>
-      <w:r>
-        <w:rPr>
-          <w:b w:val="0"/>
-        </w:rPr>
-        <w:t>Ask: Which facts are given, and which would we have to assume? Learners mark relevant details before discussing answers.</w:t>
-      </w:r>
-    </w:p>
-    <w:p>
-      <w:pPr>
-        <w:pStyle w:val="Heading3"/>
-      </w:pPr>
-      <w:r>
-        <w:t>Language to model</w:t>
-      </w:r>
-    </w:p>
-    <w:p>
-      <w:pPr>
-        <w:spacing w:line="336" w:lineRule="auto" w:after="180"/>
-        <w:shd w:fill="F1F6F8"/>
-      </w:pPr>
-      <w:r>
-        <w:rPr>
-          <w:b w:val="0"/>
-        </w:rPr>
-        <w:t>Say: Predict first. Show the rule, information path or calculation that would produce the result. A correct guess is not yet an explanation.</w:t>
-      </w:r>
-    </w:p>
-    <w:p>
-      <w:pPr>
-        <w:spacing w:line="336" w:lineRule="auto" w:after="180"/>
       </w:pPr>
       <w:r>
         <w:rPr>
           <w:b w:val="0"/>
         </w:rPr>
         <w:t>Reveal reasoning one step at a time. Explain why a tempting alternative fails. Write units and denominators for arithmetic, trace conditions for decisions, and identify supporting sources for claims.</w:t>
-      </w:r>
-    </w:p>
-    <w:p>
-      <w:pPr>
-        <w:spacing w:line="336" w:lineRule="auto" w:after="180"/>
-      </w:pPr>
-      <w:r>
-        <w:rPr>
-          <w:b w:val="0"/>
-        </w:rPr>
-        <w:t xml:space="preserve">In pairs, one learner solves while the other checks </w:t>
-      </w:r>
-      <w:r>
-        <w:rPr>
-          <w:b/>
-        </w:rPr>
-        <w:t>evidence</w:t>
-      </w:r>
-      <w:r>
-        <w:rPr>
-          <w:b w:val="0"/>
-        </w:rPr>
-        <w:t>; exchange roles. Remove the worked answer before independent assessment.</w:t>
       </w:r>
     </w:p>
     <w:p>
@@ -2839,424 +3173,114 @@
         <w:pStyle w:val="Heading3"/>
       </w:pPr>
       <w:r>
-        <w:t>Completion practice</w:t>
+        <w:t>Individual reasoning check</w:t>
+      </w:r>
+    </w:p>
+    <w:p>
+      <w:pPr>
+        <w:pStyle w:val="Heading3"/>
+      </w:pPr>
+      <w:r>
+        <w:t>Pictorial practice question</w:t>
+      </w:r>
+    </w:p>
+    <w:p>
+      <w:pPr>
+        <w:pStyle w:val="Heading3"/>
+      </w:pPr>
+      <w:r>
+        <w:t>Reasoned teacher answer</w:t>
+      </w:r>
+    </w:p>
+    <w:p>
+      <w:pPr>
+        <w:pStyle w:val="Heading1"/>
+      </w:pPr>
+      <w:r>
+        <w:t>04. Run the supplied investigation</w:t>
+      </w:r>
+    </w:p>
+    <w:p>
+      <w:r>
+        <w:t>Keep expected results, observed paper traces and remaining limits distinguishable.</w:t>
+      </w:r>
+    </w:p>
+    <w:p>
+      <w:pPr>
+        <w:pStyle w:val="Heading2"/>
+      </w:pPr>
+      <w:r>
+        <w:t>Supplied materials and answer guidance</w:t>
       </w:r>
     </w:p>
     <w:p>
       <w:pPr>
         <w:spacing w:line="336" w:lineRule="auto" w:after="180"/>
-        <w:shd w:fill="F5F1FB"/>
-      </w:pPr>
-      <w:r>
-        <w:rPr>
-          <w:b w:val="0"/>
-        </w:rPr>
-        <w:t>Completion task: A fictional poster requires exactly three labelled circles. Generated image shows four circles and one unreadable label. A caption calls it a photograph of a real lesson.</w:t>
+      </w:pPr>
+      <w:r>
+        <w:rPr>
+          <w:b w:val="0"/>
+        </w:rPr>
+        <w:t>Process cards: request K and initial representation L feed imagined update M; N records the absence of an executed model, final poster or quality score. Grid differences -0.1,+0.1,-0.2,-0.1 do not establish reduced error. The separate poster has four rather than three circles; its third label is illegible and D is not required C. The photograph caption is unsupported.</w:t>
       </w:r>
     </w:p>
     <w:p>
       <w:pPr>
         <w:spacing w:line="336" w:lineRule="auto" w:after="180"/>
-        <w:shd w:fill="F5F1FB"/>
-      </w:pPr>
-      <w:r>
-        <w:rPr>
-          <w:b w:val="0"/>
-        </w:rPr>
-        <w:t>Show the intermediate steps and give the conclusion with its scope.</w:t>
-      </w:r>
-    </w:p>
-    <w:p>
-      <w:pPr>
-        <w:pStyle w:val="Heading3"/>
-      </w:pPr>
-      <w:r>
-        <w:t>Reasoning to listen for</w:t>
-      </w:r>
-    </w:p>
-    <w:p>
-      <w:pPr>
-        <w:spacing w:line="336" w:lineRule="auto" w:after="180"/>
-        <w:shd w:fill="F1F6FC"/>
-      </w:pPr>
-      <w:r>
-        <w:rPr>
-          <w:b w:val="0"/>
-        </w:rPr>
-        <w:t>Teacher check: Teacher explanation: It fails count and label criteria; the photograph claim is unsupported. Record it as a generated fictional illustration and revise or reject before use.</w:t>
-      </w:r>
-    </w:p>
-    <w:p>
-      <w:pPr>
-        <w:spacing w:line="336" w:lineRule="auto" w:after="180"/>
-      </w:pPr>
-      <w:r>
-        <w:rPr>
-          <w:b w:val="0"/>
-        </w:rPr>
-        <w:t xml:space="preserve">Start by identifying the given </w:t>
-      </w:r>
-      <w:r>
-        <w:rPr>
-          <w:b/>
-        </w:rPr>
-        <w:t>input</w:t>
-      </w:r>
-      <w:r>
-        <w:rPr>
-          <w:b w:val="0"/>
-        </w:rPr>
-        <w:t>s together. Leave the intermediate steps blank. If needed, model one step, then withdraw that help on the next step. Move to a full trace only when the partial trace is understood.</w:t>
-      </w:r>
-    </w:p>
-    <w:p>
-      <w:pPr>
-        <w:spacing w:line="336" w:lineRule="auto" w:after="180"/>
-      </w:pPr>
-      <w:r>
-        <w:rPr>
-          <w:b w:val="0"/>
-        </w:rPr>
-        <w:t>For partners, alternate explainer and checker; collect a response from every learner before discussion.</w:t>
-      </w:r>
-    </w:p>
-    <w:p>
-      <w:pPr>
-        <w:pStyle w:val="Heading3"/>
-      </w:pPr>
-      <w:r>
-        <w:t>Individual reasoning check</w:t>
-      </w:r>
-    </w:p>
-    <w:p>
-      <w:pPr>
-        <w:spacing w:line="336" w:lineRule="auto" w:after="180"/>
-      </w:pPr>
-      <w:r>
-        <w:rPr>
-          <w:b w:val="0"/>
-        </w:rPr>
-        <w:t xml:space="preserve">Use the worked case for Image generation and </w:t>
-      </w:r>
-      <w:r>
-        <w:rPr>
-          <w:b/>
-        </w:rPr>
-        <w:t>provenance</w:t>
-      </w:r>
-      <w:r>
-        <w:rPr>
-          <w:b w:val="0"/>
-        </w:rPr>
-        <w:t>. Proposed explanation: “The worked result establishes every future case”. Decide whether this explanation is supported.</w:t>
-      </w:r>
-    </w:p>
-    <w:p>
-      <w:pPr>
-        <w:spacing w:line="336" w:lineRule="auto" w:after="180"/>
-      </w:pPr>
-      <w:r>
-        <w:rPr>
-          <w:b w:val="0"/>
-        </w:rPr>
-        <w:t>Point to the step or supplied fact that decides; explain your repair if needed.</w:t>
-      </w:r>
-    </w:p>
-    <w:p>
-      <w:pPr>
-        <w:pStyle w:val="Heading3"/>
-      </w:pPr>
-      <w:r>
-        <w:t>Expected repair</w:t>
-      </w:r>
-    </w:p>
-    <w:p>
-      <w:pPr>
-        <w:spacing w:line="336" w:lineRule="auto" w:after="180"/>
-        <w:shd w:fill="F1F6FC"/>
-      </w:pPr>
-      <w:r>
-        <w:rPr>
-          <w:b w:val="0"/>
-        </w:rPr>
-        <w:t xml:space="preserve">Expected correction: </w:t>
-      </w:r>
-      <w:r>
-        <w:rPr>
-          <w:b/>
-        </w:rPr>
-        <w:t>Provenance</w:t>
-      </w:r>
-      <w:r>
-        <w:rPr>
-          <w:b w:val="0"/>
-        </w:rPr>
-        <w:t xml:space="preserve"> tracks production history; it does not prove the content is accurate or establish every legal permission.</w:t>
-      </w:r>
-    </w:p>
-    <w:p>
-      <w:pPr>
-        <w:spacing w:line="336" w:lineRule="auto" w:after="180"/>
-      </w:pPr>
-      <w:r>
-        <w:rPr>
-          <w:b w:val="0"/>
-        </w:rPr>
-        <w:t>Collect explanations, not only yes/no votes. If a misunderstanding is common, re-model the relevant step for the class.</w:t>
-      </w:r>
-    </w:p>
-    <w:p>
-      <w:pPr>
-        <w:spacing w:line="336" w:lineRule="auto" w:after="180"/>
-      </w:pPr>
-      <w:r>
-        <w:rPr>
-          <w:b w:val="0"/>
-        </w:rPr>
-        <w:t>If it affects a few learners, give a short targeted group explanation while others solve a more demanding variation.</w:t>
-      </w:r>
-    </w:p>
-    <w:p>
-      <w:pPr>
-        <w:pStyle w:val="Heading3"/>
-      </w:pPr>
-      <w:r>
-        <w:t>Pictorial practice question</w:t>
-      </w:r>
-    </w:p>
-    <w:p>
-      <w:pPr>
-        <w:spacing w:line="336" w:lineRule="auto" w:after="180"/>
-        <w:shd w:fill="F5F1FB"/>
-      </w:pPr>
-      <w:r>
-        <w:rPr>
-          <w:b w:val="0"/>
-        </w:rPr>
-        <w:t>What may these two grids explain, and what can they not establish about a real generator?</w:t>
-      </w:r>
-    </w:p>
-    <w:p>
-      <w:pPr>
-        <w:pStyle w:val="Heading3"/>
-      </w:pPr>
-      <w:r>
-        <w:t>Reasoned teacher answer</w:t>
-      </w:r>
-    </w:p>
-    <w:p>
-      <w:pPr>
-        <w:spacing w:line="336" w:lineRule="auto" w:after="180"/>
-      </w:pPr>
-      <w:r>
-        <w:rPr>
-          <w:b w:val="0"/>
-        </w:rPr>
-        <w:t xml:space="preserve">They explain an illustrative staged change. They cannot establish learned weights, actual image quality or accurate scientific </w:t>
-      </w:r>
-      <w:r>
-        <w:rPr>
-          <w:b/>
-        </w:rPr>
-        <w:t>observation</w:t>
-      </w:r>
-      <w:r>
-        <w:rPr>
-          <w:b w:val="0"/>
-        </w:rPr>
-        <w:t>.</w:t>
-      </w:r>
-    </w:p>
-    <w:p>
-      <w:pPr>
-        <w:spacing w:line="336" w:lineRule="auto" w:after="180"/>
-      </w:pPr>
-      <w:r>
-        <w:rPr>
-          <w:b w:val="0"/>
-        </w:rPr>
-        <w:t xml:space="preserve">Changed-case reasoning: That caption is unsupported. Its </w:t>
-      </w:r>
-      <w:r>
-        <w:rPr>
-          <w:b/>
-        </w:rPr>
-        <w:t>provenance</w:t>
-      </w:r>
-      <w:r>
-        <w:rPr>
-          <w:b w:val="0"/>
-        </w:rPr>
-        <w:t xml:space="preserve"> is an invented diagram of a </w:t>
-      </w:r>
-      <w:r>
-        <w:rPr>
-          <w:b/>
-        </w:rPr>
-        <w:t>process</w:t>
-      </w:r>
-      <w:r>
-        <w:rPr>
-          <w:b w:val="0"/>
-        </w:rPr>
-        <w:t>, not a camera record of an event.</w:t>
-      </w:r>
-    </w:p>
-    <w:p>
-      <w:pPr>
-        <w:spacing w:line="336" w:lineRule="auto" w:after="180"/>
-      </w:pPr>
-      <w:r>
-        <w:rPr>
-          <w:b w:val="0"/>
-        </w:rPr>
-        <w:t xml:space="preserve">Collect each learner’s explanation before discussion. Use the first missing connection between </w:t>
-      </w:r>
-      <w:r>
-        <w:rPr>
-          <w:b/>
-        </w:rPr>
-        <w:t>input</w:t>
-      </w:r>
-      <w:r>
-        <w:rPr>
-          <w:b w:val="0"/>
-        </w:rPr>
-        <w:t xml:space="preserve">, deciding step and result to choose support. This question is worked-case practice, not fresh mastery </w:t>
-      </w:r>
-      <w:r>
-        <w:rPr>
-          <w:b/>
-        </w:rPr>
-        <w:t>evidence</w:t>
-      </w:r>
-      <w:r>
-        <w:rPr>
-          <w:b w:val="0"/>
-        </w:rPr>
-        <w:t>.</w:t>
-      </w:r>
-    </w:p>
-    <w:p>
-      <w:pPr>
-        <w:pStyle w:val="Heading1"/>
-      </w:pPr>
-      <w:r>
-        <w:t>04. Run the weekly evidence lab</w:t>
-      </w:r>
-    </w:p>
-    <w:p>
-      <w:r>
-        <w:t>Run the Image Generation Models investigation and use the first unsupported step to choose a teaching response.</w:t>
-      </w:r>
-    </w:p>
-    <w:p>
-      <w:pPr>
-        <w:spacing w:line="336" w:lineRule="auto" w:after="180"/>
-      </w:pPr>
-      <w:r>
-        <w:rPr>
-          <w:b w:val="0"/>
-        </w:rPr>
-        <w:t>Words You Can Use to Reason</w:t>
-      </w:r>
-    </w:p>
-    <w:p>
-      <w:pPr>
-        <w:spacing w:line="336" w:lineRule="auto" w:after="180"/>
-      </w:pPr>
-      <w:r>
-        <w:rPr>
-          <w:b w:val="0"/>
-        </w:rPr>
-        <w:t>A definition matters when you can recognize the idea, use it, and contrast it with a near-miss.</w:t>
-      </w:r>
-    </w:p>
-    <w:p>
-      <w:pPr>
-        <w:spacing w:line="336" w:lineRule="auto" w:after="180"/>
-      </w:pPr>
-      <w:r>
-        <w:rPr>
-          <w:b w:val="0"/>
-        </w:rPr>
+      </w:pPr>
+      <w:r>
+        <w:rPr>
+          <w:b w:val="0"/>
+        </w:rPr>
+        <w:t>Label it a constructed classroom card, not an actual generator output. Independent two-arrow record: count passes, swapped labels fail, and generation metadata does not support an experimental-observation caption.</w:t>
+      </w:r>
+    </w:p>
+    <w:p>
+      <w:pPr>
+        <w:pStyle w:val="Heading2"/>
+      </w:pPr>
+      <w:r>
+        <w:t>Run and record</w:t>
+      </w:r>
+    </w:p>
+    <w:p>
+      <w:pPr>
+        <w:pStyle w:val="ListNumber"/>
+      </w:pPr>
+      <w:r>
         <w:t>Predict → Test → Record → Explain</w:t>
       </w:r>
     </w:p>
     <w:p>
       <w:pPr>
-        <w:spacing w:line="336" w:lineRule="auto" w:after="180"/>
-      </w:pPr>
-      <w:r>
-        <w:rPr>
-          <w:b w:val="0"/>
-        </w:rPr>
+        <w:pStyle w:val="ListNumber"/>
+      </w:pPr>
+      <w:r>
         <w:t>Keep expected and actual results separate. Surprises are useful data when recorded honestly.</w:t>
       </w:r>
     </w:p>
     <w:p>
       <w:pPr>
-        <w:spacing w:line="336" w:lineRule="auto" w:after="180"/>
-      </w:pPr>
-      <w:r>
-        <w:rPr>
-          <w:b w:val="0"/>
-        </w:rPr>
-        <w:t xml:space="preserve">Order </w:t>
-      </w:r>
-      <w:r>
-        <w:rPr>
-          <w:b/>
-        </w:rPr>
-        <w:t>noise</w:t>
-      </w:r>
-      <w:r>
-        <w:rPr>
-          <w:b w:val="0"/>
-        </w:rPr>
-        <w:t>-to-image cards, vary one prompt condition, compare composition changes, and label what cannot be inferred as fact.</w:t>
-      </w:r>
-    </w:p>
-    <w:p>
-      <w:pPr>
-        <w:spacing w:line="336" w:lineRule="auto" w:after="180"/>
-        <w:shd w:fill="F5F1FB"/>
-      </w:pPr>
-      <w:r>
-        <w:rPr>
-          <w:b w:val="0"/>
-        </w:rPr>
+        <w:pStyle w:val="ListNumber"/>
+      </w:pPr>
+      <w:r>
+        <w:t>Use the supplied process cards, numerical grids and separate constructed poster card. Trace inputs and illustrative update, then check visible counts/labels and provenance. No real generator is run and no final image or denoising-quality measurement follows from the arrays.</w:t>
+      </w:r>
+    </w:p>
+    <w:p>
+      <w:pPr>
+        <w:pStyle w:val="ListNumber"/>
+      </w:pPr>
+      <w:r>
         <w:t>What did the hardest test teach you that the normal test did not?</w:t>
       </w:r>
     </w:p>
     <w:p>
       <w:pPr>
-        <w:pStyle w:val="Heading3"/>
-      </w:pPr>
-      <w:r>
-        <w:t>Make the lab runnable</w:t>
-      </w:r>
-    </w:p>
-    <w:p>
-      <w:pPr>
-        <w:spacing w:line="336" w:lineRule="auto" w:after="180"/>
-      </w:pPr>
-      <w:r>
-        <w:rPr>
-          <w:b w:val="0"/>
-        </w:rPr>
-        <w:t>Use the concrete case as the shared normal case and the independent question as a second case. Each pair creates a boundary or missing-information case and predicts its result before testing.</w:t>
-      </w:r>
-    </w:p>
-    <w:p>
-      <w:pPr>
-        <w:spacing w:line="336" w:lineRule="auto" w:after="180"/>
-      </w:pPr>
-      <w:r>
-        <w:rPr>
-          <w:b w:val="0"/>
-        </w:rPr>
-        <w:t>Keep the expected result separate from an observed mistake.</w:t>
+        <w:pStyle w:val="Heading2"/>
+      </w:pPr>
+      <w:r>
+        <w:t>Keep an inspectable record</w:t>
       </w:r>
     </w:p>
     <w:tbl>
@@ -3407,10 +3431,10 @@
     </w:tbl>
     <w:p>
       <w:pPr>
-        <w:pStyle w:val="Heading3"/>
-      </w:pPr>
-      <w:r>
-        <w:t>Diagnose and reteach</w:t>
+        <w:pStyle w:val="Heading2"/>
+      </w:pPr>
+      <w:r>
+        <w:t>Diagnose the first misunderstanding</w:t>
       </w:r>
     </w:p>
     <w:p>
@@ -3421,7 +3445,19 @@
         <w:rPr>
           <w:b w:val="0"/>
         </w:rPr>
-        <w:t>For guessing, return to given facts and request a trace. For vocabulary without application, use one example and one non-example. For arithmetic errors, check the setup before the calculation.</w:t>
+        <w:t xml:space="preserve">The worked result establishes every future case: </w:t>
+      </w:r>
+      <w:r>
+        <w:rPr>
+          <w:b/>
+        </w:rPr>
+        <w:t>Provenance</w:t>
+      </w:r>
+      <w:r>
+        <w:rPr>
+          <w:b w:val="0"/>
+        </w:rPr>
+        <w:t xml:space="preserve"> tracks production history; it does not prove the content is accurate or establish every legal permission.</w:t>
       </w:r>
     </w:p>
     <w:p>
@@ -3432,15 +3468,31 @@
         <w:rPr>
           <w:b w:val="0"/>
         </w:rPr>
-        <w:t>Finish with a different uncoached case before recording mastery.</w:t>
-      </w:r>
-    </w:p>
-    <w:p>
-      <w:pPr>
-        <w:pStyle w:val="Heading3"/>
-      </w:pPr>
-      <w:r>
-        <w:t>Address these additional misconceptions</w:t>
+        <w:t xml:space="preserve">A missing </w:t>
+      </w:r>
+      <w:r>
+        <w:rPr>
+          <w:b/>
+        </w:rPr>
+        <w:t>input</w:t>
+      </w:r>
+      <w:r>
+        <w:rPr>
+          <w:b w:val="0"/>
+        </w:rPr>
+        <w:t xml:space="preserve"> may be replaced without recording the change: A replacement changes the </w:t>
+      </w:r>
+      <w:r>
+        <w:rPr>
+          <w:b/>
+        </w:rPr>
+        <w:t>evidence</w:t>
+      </w:r>
+      <w:r>
+        <w:rPr>
+          <w:b w:val="0"/>
+        </w:rPr>
+        <w:t xml:space="preserve"> or contract. Record the change and its justification; do not silently turn unknown into a measured value.</w:t>
       </w:r>
     </w:p>
     <w:p>
@@ -3451,85 +3503,27 @@
         <w:rPr>
           <w:b w:val="0"/>
         </w:rPr>
-        <w:t xml:space="preserve">The worked result establishes every future case: </w:t>
+        <w:t xml:space="preserve">Repeating an assessed case is new independent </w:t>
       </w:r>
       <w:r>
         <w:rPr>
           <w:b/>
         </w:rPr>
-        <w:t>Provenance</w:t>
-      </w:r>
-      <w:r>
-        <w:rPr>
-          <w:b w:val="0"/>
-        </w:rPr>
-        <w:t xml:space="preserve"> tracks production history; it does not prove the content is accurate or establish every legal permission.</w:t>
-      </w:r>
-    </w:p>
-    <w:p>
-      <w:pPr>
-        <w:spacing w:line="336" w:lineRule="auto" w:after="180"/>
-      </w:pPr>
-      <w:r>
-        <w:rPr>
-          <w:b w:val="0"/>
-        </w:rPr>
-        <w:t xml:space="preserve">A missing </w:t>
-      </w:r>
-      <w:r>
-        <w:rPr>
-          <w:b/>
-        </w:rPr>
-        <w:t>input</w:t>
-      </w:r>
-      <w:r>
-        <w:rPr>
-          <w:b w:val="0"/>
-        </w:rPr>
-        <w:t xml:space="preserve"> may be replaced without recording the change: A replacement changes the </w:t>
-      </w:r>
-      <w:r>
-        <w:rPr>
-          <w:b/>
-        </w:rPr>
         <w:t>evidence</w:t>
       </w:r>
       <w:r>
         <w:rPr>
           <w:b w:val="0"/>
         </w:rPr>
-        <w:t xml:space="preserve"> or contract. Record the change and its justification; do not silently turn unknown into a measured value.</w:t>
-      </w:r>
-    </w:p>
-    <w:p>
-      <w:pPr>
-        <w:spacing w:line="336" w:lineRule="auto" w:after="180"/>
-      </w:pPr>
-      <w:r>
-        <w:rPr>
-          <w:b w:val="0"/>
-        </w:rPr>
-        <w:t xml:space="preserve">Repeating an assessed case is new independent </w:t>
-      </w:r>
-      <w:r>
-        <w:rPr>
-          <w:b/>
-        </w:rPr>
-        <w:t>evidence</w:t>
-      </w:r>
-      <w:r>
-        <w:rPr>
-          <w:b w:val="0"/>
-        </w:rPr>
         <w:t>: A replay checks consistency. An example used for feedback or revision cannot later be described as untouched final evaluation.</w:t>
       </w:r>
     </w:p>
     <w:p>
       <w:pPr>
-        <w:pStyle w:val="Heading3"/>
-      </w:pPr>
-      <w:r>
-        <w:t>Match the support to the first error</w:t>
+        <w:pStyle w:val="Heading2"/>
+      </w:pPr>
+      <w:r>
+        <w:t>Choose support from the response</w:t>
       </w:r>
     </w:p>
     <w:tbl>
@@ -3702,15 +3696,744 @@
     </w:p>
     <w:p>
       <w:pPr>
+        <w:pStyle w:val="Heading2"/>
+      </w:pPr>
+      <w:r>
+        <w:t>Earlier wording, alternatives and picture transcripts · reference / check after trying</w:t>
+      </w:r>
+    </w:p>
+    <w:p>
+      <w:pPr>
+        <w:spacing w:line="336" w:lineRule="auto" w:after="180"/>
+      </w:pPr>
+      <w:r>
+        <w:rPr>
+          <w:b w:val="0"/>
+        </w:rPr>
+        <w:t>Run the weekly evidence lab</w:t>
+      </w:r>
+    </w:p>
+    <w:p>
+      <w:pPr>
+        <w:spacing w:line="336" w:lineRule="auto" w:after="180"/>
+      </w:pPr>
+      <w:r>
+        <w:rPr>
+          <w:b w:val="0"/>
+        </w:rPr>
+        <w:t>Words You Can Use to Reason</w:t>
+      </w:r>
+    </w:p>
+    <w:p>
+      <w:pPr>
+        <w:spacing w:line="336" w:lineRule="auto" w:after="180"/>
+      </w:pPr>
+      <w:r>
+        <w:rPr>
+          <w:b w:val="0"/>
+        </w:rPr>
+        <w:t>A definition matters when you can recognize the idea, use it, and contrast it with a near-miss.</w:t>
+      </w:r>
+    </w:p>
+    <w:p>
+      <w:pPr>
+        <w:pStyle w:val="Heading3"/>
+      </w:pPr>
+      <w:r>
+        <w:t>Make the lab runnable</w:t>
+      </w:r>
+    </w:p>
+    <w:p>
+      <w:pPr>
+        <w:spacing w:line="336" w:lineRule="auto" w:after="180"/>
+      </w:pPr>
+      <w:r>
+        <w:rPr>
+          <w:b w:val="0"/>
+        </w:rPr>
+        <w:t>Use the supplied investigation for shared practice. Keep predictions and observed paper-trace results separate. Reserve Audit a new diagram independently for the individual first attempt before feedback; do not use the reserved case as a paired lab task.</w:t>
+      </w:r>
+    </w:p>
+    <w:p>
+      <w:pPr>
+        <w:pStyle w:val="Heading3"/>
+      </w:pPr>
+      <w:r>
+        <w:t>Diagnose and reteach</w:t>
+      </w:r>
+    </w:p>
+    <w:p>
+      <w:pPr>
+        <w:spacing w:line="336" w:lineRule="auto" w:after="180"/>
+      </w:pPr>
+      <w:r>
+        <w:rPr>
+          <w:b w:val="0"/>
+        </w:rPr>
+        <w:t>For guessing, return to given facts and request a trace. For vocabulary without application, use one example and one non-example. For arithmetic errors, check the setup before the calculation.</w:t>
+      </w:r>
+    </w:p>
+    <w:p>
+      <w:pPr>
+        <w:spacing w:line="336" w:lineRule="auto" w:after="180"/>
+      </w:pPr>
+      <w:r>
+        <w:rPr>
+          <w:b w:val="0"/>
+        </w:rPr>
+        <w:t>Finish with a different uncoached case before recording mastery.</w:t>
+      </w:r>
+    </w:p>
+    <w:p>
+      <w:pPr>
+        <w:pStyle w:val="Heading3"/>
+      </w:pPr>
+      <w:r>
+        <w:t>Address these additional misconceptions</w:t>
+      </w:r>
+    </w:p>
+    <w:p>
+      <w:pPr>
+        <w:pStyle w:val="Heading3"/>
+      </w:pPr>
+      <w:r>
+        <w:t>Match the support to the first error</w:t>
+      </w:r>
+    </w:p>
+    <w:p>
+      <w:pPr>
         <w:pStyle w:val="Heading1"/>
       </w:pPr>
       <w:r>
-        <w:t>05. Assess and explain the answers</w:t>
-      </w:r>
-    </w:p>
-    <w:p>
-      <w:r>
-        <w:t>Use the Image Generation Models questions, teacher keys and criteria after the relevant attempts. Previously discussed cases are practice; protect the separately selected independent task.</w:t>
+        <w:t>05. Assess the selected new case</w:t>
+      </w:r>
+    </w:p>
+    <w:p>
+      <w:r>
+        <w:t>Keep this key until after the first attempt; accept valid alternatives with defensible reasoning.</w:t>
+      </w:r>
+    </w:p>
+    <w:p>
+      <w:pPr>
+        <w:pStyle w:val="Heading2"/>
+      </w:pPr>
+      <w:r>
+        <w:t>Selected independent question and key</w:t>
+      </w:r>
+    </w:p>
+    <w:p>
+      <w:pPr>
+        <w:spacing w:line="336" w:lineRule="auto" w:after="180"/>
+      </w:pPr>
+      <w:r>
+        <w:rPr>
+          <w:b w:val="0"/>
+        </w:rPr>
+        <w:t xml:space="preserve">Selected case: A generated diagram requires two arrows and labels </w:t>
+      </w:r>
+      <w:r>
+        <w:rPr>
+          <w:b/>
+        </w:rPr>
+        <w:t>input</w:t>
+      </w:r>
+      <w:r>
+        <w:rPr>
+          <w:b w:val="0"/>
+        </w:rPr>
+        <w:t>/</w:t>
+      </w:r>
+      <w:r>
+        <w:rPr>
+          <w:b/>
+        </w:rPr>
+        <w:t>output</w:t>
+      </w:r>
+      <w:r>
+        <w:rPr>
+          <w:b w:val="0"/>
+        </w:rPr>
+        <w:t xml:space="preserve">. It has two arrows but swapped labels. Metadata records generation, yet the caption says experimental </w:t>
+      </w:r>
+      <w:r>
+        <w:rPr>
+          <w:b/>
+        </w:rPr>
+        <w:t>observation</w:t>
+      </w:r>
+      <w:r>
+        <w:rPr>
+          <w:b w:val="0"/>
+        </w:rPr>
+        <w:t>. Audit.</w:t>
+      </w:r>
+    </w:p>
+    <w:p>
+      <w:pPr>
+        <w:spacing w:line="336" w:lineRule="auto" w:after="180"/>
+      </w:pPr>
+      <w:r>
+        <w:rPr>
+          <w:b w:val="0"/>
+        </w:rPr>
+        <w:t xml:space="preserve">Teacher explanation: Arrow count passes; label semantics fail. Metadata supports generation </w:t>
+      </w:r>
+      <w:r>
+        <w:rPr>
+          <w:b/>
+        </w:rPr>
+        <w:t>provenance</w:t>
+      </w:r>
+      <w:r>
+        <w:rPr>
+          <w:b w:val="0"/>
+        </w:rPr>
+        <w:t>, not observed-event authenticity; replace the caption and correct labels.</w:t>
+      </w:r>
+    </w:p>
+    <w:p>
+      <w:pPr>
+        <w:pStyle w:val="Heading2"/>
+      </w:pPr>
+      <w:r>
+        <w:t>Judge explanation, trace and limits</w:t>
+      </w:r>
+    </w:p>
+    <w:tbl>
+      <w:tblPr>
+        <w:tblStyle w:val="LightShading-Accent1"/>
+        <w:tblW w:type="auto" w:w="0"/>
+        <w:tblLook w:firstColumn="1" w:firstRow="1" w:lastColumn="0" w:lastRow="0" w:noHBand="0" w:noVBand="1" w:val="04A0"/>
+      </w:tblPr>
+      <w:tblGrid>
+        <w:gridCol w:w="5112"/>
+        <w:gridCol w:w="5112"/>
+      </w:tblGrid>
+      <w:tr>
+        <w:trPr>
+          <w:tblHeader/>
+        </w:trPr>
+        <w:tc>
+          <w:tcPr>
+            <w:tcW w:type="dxa" w:w="5112"/>
+          </w:tcPr>
+          <w:p>
+            <w:r>
+              <w:t>Dimension</w:t>
+            </w:r>
+          </w:p>
+        </w:tc>
+        <w:tc>
+          <w:tcPr>
+            <w:tcW w:type="dxa" w:w="5112"/>
+          </w:tcPr>
+          <w:p>
+            <w:r>
+              <w:t>Evidence required</w:t>
+            </w:r>
+          </w:p>
+        </w:tc>
+      </w:tr>
+      <w:tr>
+        <w:tc>
+          <w:tcPr>
+            <w:tcW w:type="dxa" w:w="5112"/>
+          </w:tcPr>
+          <w:p>
+            <w:r>
+              <w:t>Explanation</w:t>
+            </w:r>
+          </w:p>
+        </w:tc>
+        <w:tc>
+          <w:tcPr>
+            <w:tcW w:type="dxa" w:w="5112"/>
+          </w:tcPr>
+          <w:p>
+            <w:r>
+              <w:t>Names the applicable idea or procedure and ties it to the supplied facts.</w:t>
+            </w:r>
+          </w:p>
+        </w:tc>
+      </w:tr>
+      <w:tr>
+        <w:tc>
+          <w:tcPr>
+            <w:tcW w:type="dxa" w:w="5112"/>
+          </w:tcPr>
+          <w:p>
+            <w:r>
+              <w:t>Trace and result</w:t>
+            </w:r>
+          </w:p>
+        </w:tc>
+        <w:tc>
+          <w:tcPr>
+            <w:tcW w:type="dxa" w:w="5112"/>
+          </w:tcPr>
+          <w:p>
+            <w:r>
+              <w:t>Preserves the given inputs and shows the relevant intermediate steps; distinguishes a prediction from an observed execution.</w:t>
+            </w:r>
+          </w:p>
+        </w:tc>
+      </w:tr>
+      <w:tr>
+        <w:tc>
+          <w:tcPr>
+            <w:tcW w:type="dxa" w:w="5112"/>
+          </w:tcPr>
+          <w:p>
+            <w:r>
+              <w:t>Limits</w:t>
+            </w:r>
+          </w:p>
+        </w:tc>
+        <w:tc>
+          <w:tcPr>
+            <w:tcW w:type="dxa" w:w="5112"/>
+          </w:tcPr>
+          <w:p>
+            <w:r>
+              <w:t>States the assumptions, missing evidence or conditions under which the result would change.</w:t>
+            </w:r>
+          </w:p>
+        </w:tc>
+      </w:tr>
+    </w:tbl>
+    <w:p>
+      <w:pPr>
+        <w:spacing w:line="336" w:lineRule="auto" w:after="180"/>
+      </w:pPr>
+      <w:r>
+        <w:rPr>
+          <w:b w:val="0"/>
+        </w:rPr>
+        <w:t>Record each dimension as not yet, with support, or independent. Accept a valid alternative procedure with a defensible trace.</w:t>
+      </w:r>
+    </w:p>
+    <w:p>
+      <w:pPr>
+        <w:spacing w:line="336" w:lineRule="auto" w:after="180"/>
+      </w:pPr>
+      <w:r>
+        <w:rPr>
+          <w:b w:val="0"/>
+        </w:rPr>
+        <w:t xml:space="preserve">Do not penalise an honestly recorded model failure if the learner correctly explains its </w:t>
+      </w:r>
+      <w:r>
+        <w:rPr>
+          <w:b/>
+        </w:rPr>
+        <w:t>evidence</w:t>
+      </w:r>
+      <w:r>
+        <w:rPr>
+          <w:b w:val="0"/>
+        </w:rPr>
+        <w:t xml:space="preserve"> and limits.</w:t>
+      </w:r>
+    </w:p>
+    <w:p>
+      <w:pPr>
+        <w:pStyle w:val="Heading2"/>
+      </w:pPr>
+      <w:r>
+        <w:t>Give one usable repair action</w:t>
+      </w:r>
+    </w:p>
+    <w:p>
+      <w:pPr>
+        <w:spacing w:line="336" w:lineRule="auto" w:after="180"/>
+      </w:pPr>
+      <w:r>
+        <w:rPr>
+          <w:b w:val="0"/>
+        </w:rPr>
+        <w:t>Name the earliest unsupported step and give one action to repair it. Have the learner make that repair now and explain why. Then assess the relevant skill on a fresh, fully specified case.</w:t>
+      </w:r>
+    </w:p>
+    <w:p>
+      <w:pPr>
+        <w:spacing w:line="336" w:lineRule="auto" w:after="180"/>
+      </w:pPr>
+      <w:r>
+        <w:rPr>
+          <w:b w:val="0"/>
+        </w:rPr>
+        <w:t>Confirm it was not previously practised with feedback; solve and check the new case before assigning it. A follow-up design prompt is a starting brief, not automatically an equivalent test.</w:t>
+      </w:r>
+    </w:p>
+    <w:p>
+      <w:pPr>
+        <w:pStyle w:val="Heading2"/>
+      </w:pPr>
+      <w:r>
+        <w:t>W1 Explain the mechanism</w:t>
+      </w:r>
+    </w:p>
+    <w:p>
+      <w:pPr>
+        <w:spacing w:line="336" w:lineRule="auto" w:after="180"/>
+      </w:pPr>
+      <w:r>
+        <w:rPr>
+          <w:b w:val="0"/>
+        </w:rPr>
+        <w:t xml:space="preserve">Explain the weekly </w:t>
+      </w:r>
+      <w:r>
+        <w:rPr>
+          <w:b/>
+        </w:rPr>
+        <w:t>mechanism</w:t>
+      </w:r>
+      <w:r>
+        <w:rPr>
+          <w:b w:val="0"/>
+        </w:rPr>
+        <w:t xml:space="preserve"> in your own words. Use the worked scenario to name its </w:t>
+      </w:r>
+      <w:r>
+        <w:rPr>
+          <w:b/>
+        </w:rPr>
+        <w:t>input</w:t>
+      </w:r>
+      <w:r>
+        <w:rPr>
+          <w:b w:val="0"/>
+        </w:rPr>
+        <w:t xml:space="preserve">, decision rule and </w:t>
+      </w:r>
+      <w:r>
+        <w:rPr>
+          <w:b/>
+        </w:rPr>
+        <w:t>output</w:t>
+      </w:r>
+      <w:r>
+        <w:rPr>
+          <w:b w:val="0"/>
+        </w:rPr>
+        <w:t>.</w:t>
+      </w:r>
+    </w:p>
+    <w:p>
+      <w:pPr>
+        <w:spacing w:line="336" w:lineRule="auto" w:after="180"/>
+      </w:pPr>
+      <w:r>
+        <w:rPr>
+          <w:b w:val="0"/>
+        </w:rPr>
+        <w:t xml:space="preserve">Teacher explanation: An image generator constructs an </w:t>
+      </w:r>
+      <w:r>
+        <w:rPr>
+          <w:b/>
+        </w:rPr>
+        <w:t>output</w:t>
+      </w:r>
+      <w:r>
+        <w:rPr>
+          <w:b w:val="0"/>
+        </w:rPr>
+        <w:t xml:space="preserve"> from learned patterns and a specification. A generated picture is not a record that the depicted event occurred.</w:t>
+      </w:r>
+    </w:p>
+    <w:p>
+      <w:pPr>
+        <w:spacing w:line="336" w:lineRule="auto" w:after="180"/>
+      </w:pPr>
+      <w:r>
+        <w:rPr>
+          <w:b w:val="0"/>
+        </w:rPr>
+        <w:t xml:space="preserve">Keep a </w:t>
+      </w:r>
+      <w:r>
+        <w:rPr>
+          <w:b/>
+        </w:rPr>
+        <w:t>provenance</w:t>
+      </w:r>
+      <w:r>
+        <w:rPr>
+          <w:b w:val="0"/>
+        </w:rPr>
+        <w:t xml:space="preserve"> record containing specification, tool/version when known, generation date, edits, permissions and intended use. Label fictional imagery.</w:t>
+      </w:r>
+    </w:p>
+    <w:p>
+      <w:pPr>
+        <w:spacing w:line="336" w:lineRule="auto" w:after="180"/>
+      </w:pPr>
+      <w:r>
+        <w:rPr>
+          <w:b w:val="0"/>
+        </w:rPr>
+        <w:t>Inspect visual requirements and avoid inferring identity or event authenticity from appearance.</w:t>
+      </w:r>
+    </w:p>
+    <w:p>
+      <w:pPr>
+        <w:pStyle w:val="Heading2"/>
+      </w:pPr>
+      <w:r>
+        <w:t>W2 Trace the worked case</w:t>
+      </w:r>
+    </w:p>
+    <w:p>
+      <w:pPr>
+        <w:spacing w:line="336" w:lineRule="auto" w:after="180"/>
+      </w:pPr>
+      <w:r>
+        <w:rPr>
+          <w:b w:val="0"/>
+        </w:rPr>
+        <w:t>A fictional poster requires exactly three labelled circles. Generated image shows four circles and one unreadable label. A caption calls it a photograph of a real lesson.</w:t>
+      </w:r>
+    </w:p>
+    <w:p>
+      <w:pPr>
+        <w:spacing w:line="336" w:lineRule="auto" w:after="180"/>
+      </w:pPr>
+      <w:r>
+        <w:rPr>
+          <w:b w:val="0"/>
+        </w:rPr>
+        <w:t>Show the intermediate steps and give the conclusion with its scope.</w:t>
+      </w:r>
+    </w:p>
+    <w:p>
+      <w:pPr>
+        <w:spacing w:line="336" w:lineRule="auto" w:after="180"/>
+      </w:pPr>
+      <w:r>
+        <w:rPr>
+          <w:b w:val="0"/>
+        </w:rPr>
+        <w:t>Teacher explanation: It fails count and label criteria; the photograph claim is unsupported. Record it as a generated fictional illustration and revise or reject before use.</w:t>
+      </w:r>
+    </w:p>
+    <w:p>
+      <w:pPr>
+        <w:pStyle w:val="Heading2"/>
+      </w:pPr>
+      <w:r>
+        <w:t>W3 Audit the limit</w:t>
+      </w:r>
+    </w:p>
+    <w:p>
+      <w:pPr>
+        <w:spacing w:line="336" w:lineRule="auto" w:after="180"/>
+      </w:pPr>
+      <w:r>
+        <w:rPr>
+          <w:b w:val="0"/>
+        </w:rPr>
+        <w:t xml:space="preserve">A report omits this qualification: </w:t>
+      </w:r>
+      <w:r>
+        <w:rPr>
+          <w:b/>
+        </w:rPr>
+        <w:t>Provenance</w:t>
+      </w:r>
+      <w:r>
+        <w:rPr>
+          <w:b w:val="0"/>
+        </w:rPr>
+        <w:t xml:space="preserve"> tracks production history; it does not prove the content is accurate or establish every legal permission.</w:t>
+      </w:r>
+    </w:p>
+    <w:p>
+      <w:pPr>
+        <w:spacing w:line="336" w:lineRule="auto" w:after="180"/>
+      </w:pPr>
+      <w:r>
+        <w:rPr>
+          <w:b w:val="0"/>
+        </w:rPr>
+        <w:t>Explain how omitting it could change a reader's interpretation, and write an accurate replacement.</w:t>
+      </w:r>
+    </w:p>
+    <w:p>
+      <w:pPr>
+        <w:spacing w:line="336" w:lineRule="auto" w:after="180"/>
+      </w:pPr>
+      <w:r>
+        <w:rPr>
+          <w:b w:val="0"/>
+        </w:rPr>
+        <w:t xml:space="preserve">Teacher explanation: </w:t>
+      </w:r>
+      <w:r>
+        <w:rPr>
+          <w:b/>
+        </w:rPr>
+        <w:t>Provenance</w:t>
+      </w:r>
+      <w:r>
+        <w:rPr>
+          <w:b w:val="0"/>
+        </w:rPr>
+        <w:t xml:space="preserve"> tracks production history; it does not prove the content is accurate or establish every legal permission.</w:t>
+      </w:r>
+    </w:p>
+    <w:p>
+      <w:pPr>
+        <w:spacing w:line="336" w:lineRule="auto" w:after="180"/>
+      </w:pPr>
+      <w:r>
+        <w:rPr>
+          <w:b w:val="0"/>
+        </w:rPr>
+        <w:t xml:space="preserve">State the observed result separately from the unverified or out-of-scope claim; preserve the original </w:t>
+      </w:r>
+      <w:r>
+        <w:rPr>
+          <w:b/>
+        </w:rPr>
+        <w:t>evidence</w:t>
+      </w:r>
+      <w:r>
+        <w:rPr>
+          <w:b w:val="0"/>
+        </w:rPr>
+        <w:t xml:space="preserve"> rather than inventing a missing fact.</w:t>
+      </w:r>
+    </w:p>
+    <w:p>
+      <w:pPr>
+        <w:pStyle w:val="Heading2"/>
+      </w:pPr>
+      <w:r>
+        <w:t>W5 Design a revealing follow-up</w:t>
+      </w:r>
+    </w:p>
+    <w:p>
+      <w:pPr>
+        <w:spacing w:line="336" w:lineRule="auto" w:after="180"/>
+      </w:pPr>
+      <w:r>
+        <w:rPr>
+          <w:b w:val="0"/>
+        </w:rPr>
+        <w:t>For the worked scenario, propose one additional case that could reveal a failure, describe its expected outcome before running it, and explain what would need to remain fixed for a fair comparison.</w:t>
+      </w:r>
+    </w:p>
+    <w:p>
+      <w:pPr>
+        <w:spacing w:line="336" w:lineRule="auto" w:after="180"/>
+      </w:pPr>
+      <w:r>
+        <w:rPr>
+          <w:b w:val="0"/>
+        </w:rPr>
+        <w:t>Do not reuse W4 as a new final test after receiving feedback.</w:t>
+      </w:r>
+    </w:p>
+    <w:p>
+      <w:pPr>
+        <w:spacing w:line="336" w:lineRule="auto" w:after="180"/>
+      </w:pPr>
+      <w:r>
+        <w:rPr>
+          <w:b w:val="0"/>
+        </w:rPr>
+        <w:t xml:space="preserve">Teacher explanation: Accept a concrete variant of the worked </w:t>
+      </w:r>
+      <w:r>
+        <w:rPr>
+          <w:b/>
+        </w:rPr>
+        <w:t>input</w:t>
+      </w:r>
+      <w:r>
+        <w:rPr>
+          <w:b w:val="0"/>
+        </w:rPr>
+        <w:t xml:space="preserve"> or a missing/conflicting/boundary condition, with an expectation derived from the declared procedure.</w:t>
+      </w:r>
+    </w:p>
+    <w:p>
+      <w:pPr>
+        <w:spacing w:line="336" w:lineRule="auto" w:after="180"/>
+      </w:pPr>
+      <w:r>
+        <w:rPr>
+          <w:b w:val="0"/>
+        </w:rPr>
+        <w:t xml:space="preserve">Require preserved settings, original </w:t>
+      </w:r>
+      <w:r>
+        <w:rPr>
+          <w:b/>
+        </w:rPr>
+        <w:t>output</w:t>
+      </w:r>
+      <w:r>
+        <w:rPr>
+          <w:b w:val="0"/>
+        </w:rPr>
+        <w:t xml:space="preserve">s and data roles. </w:t>
+      </w:r>
+      <w:r>
+        <w:rPr>
+          <w:b/>
+        </w:rPr>
+        <w:t>Provenance</w:t>
+      </w:r>
+      <w:r>
+        <w:rPr>
+          <w:b w:val="0"/>
+        </w:rPr>
+        <w:t xml:space="preserve"> tracks production history; it does not prove the content is accurate or establish every legal permission.</w:t>
+      </w:r>
+    </w:p>
+    <w:p>
+      <w:pPr>
+        <w:spacing w:line="336" w:lineRule="auto" w:after="180"/>
+      </w:pPr>
+      <w:r>
+        <w:rPr>
+          <w:b w:val="0"/>
+        </w:rPr>
+        <w:t xml:space="preserve">The new case should test this particular </w:t>
+      </w:r>
+      <w:r>
+        <w:rPr>
+          <w:b/>
+        </w:rPr>
+        <w:t>mechanism</w:t>
+      </w:r>
+      <w:r>
+        <w:rPr>
+          <w:b w:val="0"/>
+        </w:rPr>
+        <w:t xml:space="preserve"> rather than merely restate the original result.</w:t>
+      </w:r>
+    </w:p>
+    <w:p>
+      <w:pPr>
+        <w:pStyle w:val="Heading2"/>
+      </w:pPr>
+      <w:r>
+        <w:t>Earlier wording, alternatives and picture transcripts · reference / check after trying</w:t>
+      </w:r>
+    </w:p>
+    <w:p>
+      <w:pPr>
+        <w:spacing w:line="336" w:lineRule="auto" w:after="180"/>
+      </w:pPr>
+      <w:r>
+        <w:rPr>
+          <w:b w:val="0"/>
+        </w:rPr>
+        <w:t>Assess and explain the answers</w:t>
       </w:r>
     </w:p>
     <w:p>
@@ -3723,34 +4446,44 @@
     </w:p>
     <w:p>
       <w:pPr>
+        <w:spacing w:line="336" w:lineRule="auto" w:after="180"/>
+      </w:pPr>
+      <w:r>
+        <w:rPr>
+          <w:b w:val="0"/>
+        </w:rPr>
+        <w:t>It synthesises an image from learned patterns and instructions; it does not document that event. Many systems de</w:t>
+      </w:r>
+      <w:r>
+        <w:rPr>
+          <w:b/>
+        </w:rPr>
+        <w:t>noise</w:t>
+      </w:r>
+      <w:r>
+        <w:rPr>
+          <w:b w:val="0"/>
+        </w:rPr>
+        <w:t xml:space="preserve"> iteratively, but architectures vary.</w:t>
+      </w:r>
+    </w:p>
+    <w:p>
+      <w:pPr>
         <w:pStyle w:val="Heading3"/>
       </w:pPr>
       <w:r>
-        <w:t>Teacher key · Worked case answer</w:t>
+        <w:t>Additional transfer practice question</w:t>
       </w:r>
     </w:p>
     <w:p>
       <w:pPr>
         <w:spacing w:line="336" w:lineRule="auto" w:after="180"/>
-        <w:shd w:fill="F1F6FC"/>
-      </w:pPr>
-      <w:r>
-        <w:rPr>
-          <w:b w:val="0"/>
-        </w:rPr>
-        <w:t>It synthesises an image from learned patterns and instructions; it does not document that event. Many systems de</w:t>
-      </w:r>
-      <w:r>
-        <w:rPr>
-          <w:b/>
-        </w:rPr>
-        <w:t>noise</w:t>
-      </w:r>
-      <w:r>
-        <w:rPr>
-          <w:b w:val="0"/>
-        </w:rPr>
-        <w:t xml:space="preserve"> iteratively, but architectures vary.</w:t>
+      </w:pPr>
+      <w:r>
+        <w:rPr>
+          <w:b w:val="0"/>
+        </w:rPr>
+        <w:t>An image model draws a plant with seven roots after a request for exactly four. What does this show, and where should an exact count diagram be made?</w:t>
       </w:r>
     </w:p>
     <w:p>
@@ -3758,49 +4491,12 @@
         <w:pStyle w:val="Heading3"/>
       </w:pPr>
       <w:r>
-        <w:t>Independent question</w:t>
-      </w:r>
-    </w:p>
-    <w:p>
-      <w:pPr>
-        <w:pStyle w:val="Heading3"/>
-      </w:pPr>
-      <w:r>
-        <w:t>Independent question · withhold the key</w:t>
+        <w:t>Reasoned practice answer</w:t>
       </w:r>
     </w:p>
     <w:p>
       <w:pPr>
         <w:spacing w:line="336" w:lineRule="auto" w:after="180"/>
-        <w:shd w:fill="F5F1FB"/>
-      </w:pPr>
-      <w:r>
-        <w:rPr>
-          <w:b w:val="0"/>
-        </w:rPr>
-        <w:t>An image model draws a plant with seven roots after a request for exactly four. What does this show, and where should an exact count diagram be made?</w:t>
-      </w:r>
-    </w:p>
-    <w:p>
-      <w:pPr>
-        <w:pStyle w:val="Heading3"/>
-      </w:pPr>
-      <w:r>
-        <w:t>Expected independent answer</w:t>
-      </w:r>
-    </w:p>
-    <w:p>
-      <w:pPr>
-        <w:pStyle w:val="Heading3"/>
-      </w:pPr>
-      <w:r>
-        <w:t>Teacher key · Expected independent answer</w:t>
-      </w:r>
-    </w:p>
-    <w:p>
-      <w:pPr>
-        <w:spacing w:line="336" w:lineRule="auto" w:after="180"/>
-        <w:shd w:fill="F1F6FC"/>
       </w:pPr>
       <w:r>
         <w:rPr>
@@ -4106,1163 +4802,432 @@
     </w:p>
     <w:p>
       <w:pPr>
+        <w:spacing w:line="336" w:lineRule="auto" w:after="180"/>
+      </w:pPr>
+      <w:r>
+        <w:rPr>
+          <w:b w:val="0"/>
+        </w:rPr>
+        <w:t xml:space="preserve">It demonstrates a generated depiction, not that a greenhouse exists on Mars. Label it as generated and separate design imagination from factual </w:t>
+      </w:r>
+      <w:r>
+        <w:rPr>
+          <w:b/>
+        </w:rPr>
+        <w:t>evidence</w:t>
+      </w:r>
+      <w:r>
+        <w:rPr>
+          <w:b w:val="0"/>
+        </w:rPr>
+        <w:t>.</w:t>
+      </w:r>
+    </w:p>
+    <w:p>
+      <w:pPr>
+        <w:spacing w:line="336" w:lineRule="auto" w:after="180"/>
+      </w:pPr>
+      <w:r>
+        <w:rPr>
+          <w:b w:val="0"/>
+        </w:rPr>
+        <w:t xml:space="preserve">Some image models use iterative </w:t>
+      </w:r>
+      <w:r>
+        <w:rPr>
+          <w:b/>
+        </w:rPr>
+        <w:t>denoising</w:t>
+      </w:r>
+      <w:r>
+        <w:rPr>
+          <w:b w:val="0"/>
+        </w:rPr>
+        <w:t>, but no single architecture describes every generator.</w:t>
+      </w:r>
+    </w:p>
+    <w:p>
+      <w:pPr>
         <w:pStyle w:val="Heading3"/>
       </w:pPr>
       <w:r>
-        <w:t>Teacher key · Original transfer answer</w:t>
+        <w:t>Explanations for the additional workbook examples</w:t>
+      </w:r>
+    </w:p>
+    <w:p>
+      <w:pPr>
+        <w:pStyle w:val="Heading3"/>
+      </w:pPr>
+      <w:r>
+        <w:t>W1 Explain the mechanism</w:t>
+      </w:r>
+    </w:p>
+    <w:p>
+      <w:pPr>
+        <w:pStyle w:val="Heading3"/>
+      </w:pPr>
+      <w:r>
+        <w:t>W2 Trace the worked case</w:t>
+      </w:r>
+    </w:p>
+    <w:p>
+      <w:pPr>
+        <w:pStyle w:val="Heading3"/>
+      </w:pPr>
+      <w:r>
+        <w:t>W3 Audit the limit</w:t>
+      </w:r>
+    </w:p>
+    <w:p>
+      <w:pPr>
+        <w:pStyle w:val="Heading3"/>
+      </w:pPr>
+      <w:r>
+        <w:t>W4 Apply a new case independently</w:t>
       </w:r>
     </w:p>
     <w:p>
       <w:pPr>
         <w:spacing w:line="336" w:lineRule="auto" w:after="180"/>
-        <w:shd w:fill="F1F6FC"/>
-      </w:pPr>
-      <w:r>
-        <w:rPr>
-          <w:b w:val="0"/>
-        </w:rPr>
-        <w:t xml:space="preserve">It demonstrates a generated depiction, not that a greenhouse exists on Mars. Label it as generated and separate design imagination from factual </w:t>
+      </w:pPr>
+      <w:r>
+        <w:rPr>
+          <w:b w:val="0"/>
+        </w:rPr>
+        <w:t xml:space="preserve">A generated diagram requires two arrows and labels </w:t>
       </w:r>
       <w:r>
         <w:rPr>
           <w:b/>
         </w:rPr>
+        <w:t>input</w:t>
+      </w:r>
+      <w:r>
+        <w:rPr>
+          <w:b w:val="0"/>
+        </w:rPr>
+        <w:t>/</w:t>
+      </w:r>
+      <w:r>
+        <w:rPr>
+          <w:b/>
+        </w:rPr>
+        <w:t>output</w:t>
+      </w:r>
+      <w:r>
+        <w:rPr>
+          <w:b w:val="0"/>
+        </w:rPr>
+        <w:t xml:space="preserve">. It has two arrows but swapped labels. Metadata records generation, yet the caption says experimental </w:t>
+      </w:r>
+      <w:r>
+        <w:rPr>
+          <w:b/>
+        </w:rPr>
+        <w:t>observation</w:t>
+      </w:r>
+      <w:r>
+        <w:rPr>
+          <w:b w:val="0"/>
+        </w:rPr>
+        <w:t>. Audit.</w:t>
+      </w:r>
+    </w:p>
+    <w:p>
+      <w:pPr>
+        <w:spacing w:line="336" w:lineRule="auto" w:after="180"/>
+      </w:pPr>
+      <w:r>
+        <w:rPr>
+          <w:b w:val="0"/>
+        </w:rPr>
+        <w:t xml:space="preserve">Teacher explanation: Arrow count passes; label semantics fail. Metadata supports generation </w:t>
+      </w:r>
+      <w:r>
+        <w:rPr>
+          <w:b/>
+        </w:rPr>
+        <w:t>provenance</w:t>
+      </w:r>
+      <w:r>
+        <w:rPr>
+          <w:b w:val="0"/>
+        </w:rPr>
+        <w:t>, not observed-event authenticity; replace the caption and correct labels.</w:t>
+      </w:r>
+    </w:p>
+    <w:p>
+      <w:pPr>
+        <w:pStyle w:val="Heading3"/>
+      </w:pPr>
+      <w:r>
+        <w:t>W5 Design a revealing follow-up</w:t>
+      </w:r>
+    </w:p>
+    <w:p>
+      <w:pPr>
+        <w:pStyle w:val="Heading3"/>
+      </w:pPr>
+      <w:r>
+        <w:t>Assess independent transfer</w:t>
+      </w:r>
+    </w:p>
+    <w:p>
+      <w:pPr>
+        <w:pStyle w:val="Heading3"/>
+      </w:pPr>
+      <w:r>
+        <w:t>Selected case answer</w:t>
+      </w:r>
+    </w:p>
+    <w:p>
+      <w:pPr>
+        <w:pStyle w:val="Heading3"/>
+      </w:pPr>
+      <w:r>
+        <w:t>Feedback that the learner uses</w:t>
+      </w:r>
+    </w:p>
+    <w:p>
+      <w:pPr>
+        <w:pStyle w:val="Heading1"/>
+      </w:pPr>
+      <w:r>
+        <w:t>06. Connect, adapt and return</w:t>
+      </w:r>
+    </w:p>
+    <w:p>
+      <w:r>
+        <w:t>Retain the project evidence and revisit the reasoning on a changed case.</w:t>
+      </w:r>
+    </w:p>
+    <w:p>
+      <w:pPr>
+        <w:pStyle w:val="Heading2"/>
+      </w:pPr>
+      <w:r>
+        <w:t>Project evidence to keep</w:t>
+      </w:r>
+    </w:p>
+    <w:p>
+      <w:pPr>
+        <w:spacing w:line="336" w:lineRule="auto" w:after="180"/>
+      </w:pPr>
+      <w:r>
+        <w:rPr>
+          <w:b w:val="0"/>
+        </w:rPr>
+        <w:t>Treat generated diagrams as illustrations; pair factual claims with approved sources.</w:t>
+      </w:r>
+    </w:p>
+    <w:p>
+      <w:pPr>
+        <w:spacing w:line="336" w:lineRule="auto" w:after="180"/>
+      </w:pPr>
+      <w:r>
+        <w:rPr>
+          <w:b w:val="0"/>
+        </w:rPr>
+        <w:t xml:space="preserve">Keep the decision, </w:t>
+      </w:r>
+      <w:r>
+        <w:rPr>
+          <w:b/>
+        </w:rPr>
+        <w:t>input</w:t>
+      </w:r>
+      <w:r>
+        <w:rPr>
+          <w:b w:val="0"/>
+        </w:rPr>
+        <w:t xml:space="preserve">, result, explanation and remaining limitation in the project </w:t>
+      </w:r>
+      <w:r>
+        <w:rPr>
+          <w:b/>
+        </w:rPr>
         <w:t>evidence</w:t>
       </w:r>
       <w:r>
         <w:rPr>
           <w:b w:val="0"/>
         </w:rPr>
-        <w:t>.</w:t>
+        <w:t xml:space="preserve"> record. Retrieve this record next week rather than restarting the project.</w:t>
       </w:r>
     </w:p>
     <w:p>
       <w:pPr>
         <w:spacing w:line="336" w:lineRule="auto" w:after="180"/>
-        <w:shd w:fill="F1F6FC"/>
-      </w:pPr>
-      <w:r>
-        <w:rPr>
-          <w:b w:val="0"/>
-        </w:rPr>
-        <w:t xml:space="preserve">Some image models use iterative </w:t>
+      </w:pPr>
+      <w:r>
+        <w:rPr>
+          <w:b w:val="0"/>
+        </w:rPr>
+        <w:t xml:space="preserve">Use Study Buddy generated diagrams only with clear </w:t>
       </w:r>
       <w:r>
         <w:rPr>
           <w:b/>
         </w:rPr>
-        <w:t>denoising</w:t>
-      </w:r>
-      <w:r>
-        <w:rPr>
-          <w:b w:val="0"/>
-        </w:rPr>
-        <w:t>, but no single architecture describes every generator.</w:t>
-      </w:r>
-    </w:p>
-    <w:p>
-      <w:pPr>
-        <w:pStyle w:val="Heading3"/>
-      </w:pPr>
-      <w:r>
-        <w:t>Explanations for the additional workbook examples</w:t>
-      </w:r>
-    </w:p>
-    <w:p>
-      <w:pPr>
-        <w:pStyle w:val="Heading3"/>
-      </w:pPr>
-      <w:r>
-        <w:t>W1 Explain the mechanism</w:t>
-      </w:r>
-    </w:p>
-    <w:p>
-      <w:pPr>
-        <w:pStyle w:val="Heading3"/>
-      </w:pPr>
-      <w:r>
-        <w:t>Workbook question · W1</w:t>
+        <w:t>provenance</w:t>
+      </w:r>
+      <w:r>
+        <w:rPr>
+          <w:b w:val="0"/>
+        </w:rPr>
+        <w:t xml:space="preserve"> and checked educational labels.</w:t>
+      </w:r>
+    </w:p>
+    <w:p>
+      <w:pPr>
+        <w:pStyle w:val="Heading2"/>
+      </w:pPr>
+      <w:r>
+        <w:t>Support while preserving the reasoning goal</w:t>
       </w:r>
     </w:p>
     <w:p>
       <w:pPr>
         <w:spacing w:line="336" w:lineRule="auto" w:after="180"/>
-        <w:shd w:fill="F5F1FB"/>
-      </w:pPr>
-      <w:r>
-        <w:rPr>
-          <w:b w:val="0"/>
-        </w:rPr>
-        <w:t xml:space="preserve">Explain the weekly </w:t>
+      </w:pPr>
+      <w:r>
+        <w:rPr>
+          <w:b w:val="0"/>
+        </w:rPr>
+        <w:t xml:space="preserve">Provide one short approved passage; separate instruction, </w:t>
       </w:r>
       <w:r>
         <w:rPr>
           <w:b/>
         </w:rPr>
+        <w:t>input</w:t>
+      </w:r>
+      <w:r>
+        <w:rPr>
+          <w:b w:val="0"/>
+        </w:rPr>
+        <w:t xml:space="preserve">, </w:t>
+      </w:r>
+      <w:r>
+        <w:rPr>
+          <w:b/>
+        </w:rPr>
+        <w:t>output</w:t>
+      </w:r>
+      <w:r>
+        <w:rPr>
+          <w:b w:val="0"/>
+        </w:rPr>
+        <w:t xml:space="preserve"> and </w:t>
+      </w:r>
+      <w:r>
+        <w:rPr>
+          <w:b/>
+        </w:rPr>
+        <w:t>evidence</w:t>
+      </w:r>
+      <w:r>
+        <w:rPr>
+          <w:b w:val="0"/>
+        </w:rPr>
+        <w:t>. Stretch: introduce an unsupported claim or conflicting source and validate claim by claim with a fallback.</w:t>
+      </w:r>
+    </w:p>
+    <w:p>
+      <w:pPr>
+        <w:spacing w:line="336" w:lineRule="auto" w:after="180"/>
+      </w:pPr>
+      <w:r>
+        <w:rPr>
+          <w:b w:val="0"/>
+        </w:rPr>
+        <w:t xml:space="preserve">Provide an </w:t>
+      </w:r>
+      <w:r>
+        <w:rPr>
+          <w:b/>
+        </w:rPr>
+        <w:t>input</w:t>
+      </w:r>
+      <w:r>
+        <w:rPr>
+          <w:b w:val="0"/>
+        </w:rPr>
+        <w:t>/procedure/result/limit frame and a calculator when needed. Ask students to identify the first step before completing the whole trace.</w:t>
+      </w:r>
+    </w:p>
+    <w:p>
+      <w:pPr>
+        <w:spacing w:line="336" w:lineRule="auto" w:after="180"/>
+      </w:pPr>
+      <w:r>
+        <w:rPr>
+          <w:b w:val="0"/>
+        </w:rPr>
+        <w:t xml:space="preserve">Extension: compare two concrete variants of this </w:t>
+      </w:r>
+      <w:r>
+        <w:rPr>
+          <w:b/>
+        </w:rPr>
         <w:t>mechanism</w:t>
       </w:r>
       <w:r>
         <w:rPr>
           <w:b w:val="0"/>
         </w:rPr>
-        <w:t xml:space="preserve"> in your own words. Use the worked scenario to name its </w:t>
+        <w:t xml:space="preserve"> while holding unrelated conditions fixed; report both successful and unsuccessful outcomes.</w:t>
+      </w:r>
+    </w:p>
+    <w:p>
+      <w:pPr>
+        <w:spacing w:line="336" w:lineRule="auto" w:after="180"/>
+      </w:pPr>
+      <w:r>
+        <w:rPr>
+          <w:b w:val="0"/>
+        </w:rPr>
+        <w:t xml:space="preserve">W4: Arrow count passes; label semantics fail. Metadata supports generation </w:t>
       </w:r>
       <w:r>
         <w:rPr>
           <w:b/>
         </w:rPr>
-        <w:t>input</w:t>
-      </w:r>
-      <w:r>
-        <w:rPr>
-          <w:b w:val="0"/>
-        </w:rPr>
-        <w:t xml:space="preserve">, decision rule and </w:t>
+        <w:t>provenance</w:t>
+      </w:r>
+      <w:r>
+        <w:rPr>
+          <w:b w:val="0"/>
+        </w:rPr>
+        <w:t>, not observed-event authenticity; replace the caption and correct labels. Require intermediate reasoning and the stated scope.</w:t>
+      </w:r>
+    </w:p>
+    <w:p>
+      <w:pPr>
+        <w:spacing w:line="336" w:lineRule="auto" w:after="180"/>
+      </w:pPr>
+      <w:r>
+        <w:rPr>
+          <w:b w:val="0"/>
+        </w:rPr>
+        <w:t xml:space="preserve">Fresh retry: A generated map has three required labels but omits one and is captioned survey </w:t>
       </w:r>
       <w:r>
         <w:rPr>
           <w:b/>
         </w:rPr>
-        <w:t>output</w:t>
-      </w:r>
-      <w:r>
-        <w:rPr>
-          <w:b w:val="0"/>
-        </w:rPr>
-        <w:t>.</w:t>
-      </w:r>
-    </w:p>
-    <w:p>
-      <w:pPr>
-        <w:pStyle w:val="Heading3"/>
-      </w:pPr>
-      <w:r>
-        <w:t>Teacher reasoning · W1</w:t>
+        <w:t>evidence</w:t>
+      </w:r>
+      <w:r>
+        <w:rPr>
+          <w:b w:val="0"/>
+        </w:rPr>
+        <w:t>. Expected reasoning: Completeness fails; generation cannot establish surveyed geography.</w:t>
       </w:r>
     </w:p>
     <w:p>
       <w:pPr>
         <w:spacing w:line="336" w:lineRule="auto" w:after="180"/>
-        <w:shd w:fill="F1F6FC"/>
-      </w:pPr>
-      <w:r>
-        <w:rPr>
-          <w:b w:val="0"/>
-        </w:rPr>
-        <w:t xml:space="preserve">Teacher explanation: An image generator constructs an </w:t>
-      </w:r>
-      <w:r>
-        <w:rPr>
-          <w:b/>
-        </w:rPr>
-        <w:t>output</w:t>
-      </w:r>
-      <w:r>
-        <w:rPr>
-          <w:b w:val="0"/>
-        </w:rPr>
-        <w:t xml:space="preserve"> from learned patterns and a specification. A generated picture is not a record that the depicted event occurred.</w:t>
-      </w:r>
-    </w:p>
-    <w:p>
-      <w:pPr>
-        <w:spacing w:line="336" w:lineRule="auto" w:after="180"/>
-        <w:shd w:fill="F1F6FC"/>
-      </w:pPr>
-      <w:r>
-        <w:rPr>
-          <w:b w:val="0"/>
-        </w:rPr>
-        <w:t xml:space="preserve">Keep a </w:t>
-      </w:r>
-      <w:r>
-        <w:rPr>
-          <w:b/>
-        </w:rPr>
-        <w:t>provenance</w:t>
-      </w:r>
-      <w:r>
-        <w:rPr>
-          <w:b w:val="0"/>
-        </w:rPr>
-        <w:t xml:space="preserve"> record containing specification, tool/version when known, generation date, edits, permissions and intended use. Label fictional imagery.</w:t>
-      </w:r>
-    </w:p>
-    <w:p>
-      <w:pPr>
-        <w:spacing w:line="336" w:lineRule="auto" w:after="180"/>
-        <w:shd w:fill="F1F6FC"/>
-      </w:pPr>
-      <w:r>
-        <w:rPr>
-          <w:b w:val="0"/>
-        </w:rPr>
-        <w:t>Inspect visual requirements and avoid inferring identity or event authenticity from appearance.</w:t>
-      </w:r>
-    </w:p>
-    <w:p>
-      <w:pPr>
-        <w:pStyle w:val="Heading3"/>
-      </w:pPr>
-      <w:r>
-        <w:t>W2 Trace the worked case</w:t>
-      </w:r>
-    </w:p>
-    <w:p>
-      <w:pPr>
-        <w:pStyle w:val="Heading3"/>
-      </w:pPr>
-      <w:r>
-        <w:t>Workbook question · W2</w:t>
-      </w:r>
-    </w:p>
-    <w:p>
-      <w:pPr>
-        <w:spacing w:line="336" w:lineRule="auto" w:after="180"/>
-        <w:shd w:fill="F5F1FB"/>
-      </w:pPr>
-      <w:r>
-        <w:rPr>
-          <w:b w:val="0"/>
-        </w:rPr>
-        <w:t>A fictional poster requires exactly three labelled circles. Generated image shows four circles and one unreadable label. A caption calls it a photograph of a real lesson.</w:t>
-      </w:r>
-    </w:p>
-    <w:p>
-      <w:pPr>
-        <w:spacing w:line="336" w:lineRule="auto" w:after="180"/>
-        <w:shd w:fill="F5F1FB"/>
-      </w:pPr>
-      <w:r>
-        <w:rPr>
-          <w:b w:val="0"/>
-        </w:rPr>
-        <w:t>Show the intermediate steps and give the conclusion with its scope.</w:t>
-      </w:r>
-    </w:p>
-    <w:p>
-      <w:pPr>
-        <w:pStyle w:val="Heading3"/>
-      </w:pPr>
-      <w:r>
-        <w:t>Teacher reasoning · W2</w:t>
-      </w:r>
-    </w:p>
-    <w:p>
-      <w:pPr>
-        <w:spacing w:line="336" w:lineRule="auto" w:after="180"/>
-        <w:shd w:fill="F1F6FC"/>
-      </w:pPr>
-      <w:r>
-        <w:rPr>
-          <w:b w:val="0"/>
-        </w:rPr>
-        <w:t>Teacher explanation: It fails count and label criteria; the photograph claim is unsupported. Record it as a generated fictional illustration and revise or reject before use.</w:t>
-      </w:r>
-    </w:p>
-    <w:p>
-      <w:pPr>
-        <w:pStyle w:val="Heading3"/>
-      </w:pPr>
-      <w:r>
-        <w:t>W3 Audit the limit</w:t>
-      </w:r>
-    </w:p>
-    <w:p>
-      <w:pPr>
-        <w:pStyle w:val="Heading3"/>
-      </w:pPr>
-      <w:r>
-        <w:t>Workbook question · W3</w:t>
-      </w:r>
-    </w:p>
-    <w:p>
-      <w:pPr>
-        <w:spacing w:line="336" w:lineRule="auto" w:after="180"/>
-        <w:shd w:fill="F5F1FB"/>
-      </w:pPr>
-      <w:r>
-        <w:rPr>
-          <w:b w:val="0"/>
-        </w:rPr>
-        <w:t xml:space="preserve">A report omits this qualification: </w:t>
-      </w:r>
-      <w:r>
-        <w:rPr>
-          <w:b/>
-        </w:rPr>
-        <w:t>Provenance</w:t>
-      </w:r>
-      <w:r>
-        <w:rPr>
-          <w:b w:val="0"/>
-        </w:rPr>
-        <w:t xml:space="preserve"> tracks production history; it does not prove the content is accurate or establish every legal permission.</w:t>
-      </w:r>
-    </w:p>
-    <w:p>
-      <w:pPr>
-        <w:spacing w:line="336" w:lineRule="auto" w:after="180"/>
-        <w:shd w:fill="F5F1FB"/>
-      </w:pPr>
-      <w:r>
-        <w:rPr>
-          <w:b w:val="0"/>
-        </w:rPr>
-        <w:t>Explain how omitting it could change a reader's interpretation, and write an accurate replacement.</w:t>
-      </w:r>
-    </w:p>
-    <w:p>
-      <w:pPr>
-        <w:pStyle w:val="Heading3"/>
-      </w:pPr>
-      <w:r>
-        <w:t>Teacher reasoning · W3</w:t>
-      </w:r>
-    </w:p>
-    <w:p>
-      <w:pPr>
-        <w:spacing w:line="336" w:lineRule="auto" w:after="180"/>
-        <w:shd w:fill="F1F6FC"/>
-      </w:pPr>
-      <w:r>
-        <w:rPr>
-          <w:b w:val="0"/>
-        </w:rPr>
-        <w:t xml:space="preserve">Teacher explanation: </w:t>
-      </w:r>
-      <w:r>
-        <w:rPr>
-          <w:b/>
-        </w:rPr>
-        <w:t>Provenance</w:t>
-      </w:r>
-      <w:r>
-        <w:rPr>
-          <w:b w:val="0"/>
-        </w:rPr>
-        <w:t xml:space="preserve"> tracks production history; it does not prove the content is accurate or establish every legal permission.</w:t>
-      </w:r>
-    </w:p>
-    <w:p>
-      <w:pPr>
-        <w:spacing w:line="336" w:lineRule="auto" w:after="180"/>
-        <w:shd w:fill="F1F6FC"/>
-      </w:pPr>
-      <w:r>
-        <w:rPr>
-          <w:b w:val="0"/>
-        </w:rPr>
-        <w:t xml:space="preserve">State the observed result separately from the unverified or out-of-scope claim; preserve the original </w:t>
-      </w:r>
-      <w:r>
-        <w:rPr>
-          <w:b/>
-        </w:rPr>
-        <w:t>evidence</w:t>
-      </w:r>
-      <w:r>
-        <w:rPr>
-          <w:b w:val="0"/>
-        </w:rPr>
-        <w:t xml:space="preserve"> rather than inventing a missing fact.</w:t>
-      </w:r>
-    </w:p>
-    <w:p>
-      <w:pPr>
-        <w:pStyle w:val="Heading3"/>
-      </w:pPr>
-      <w:r>
-        <w:t>W4 Apply a new case independently</w:t>
-      </w:r>
-    </w:p>
-    <w:p>
-      <w:pPr>
-        <w:pStyle w:val="Heading3"/>
-      </w:pPr>
-      <w:r>
-        <w:t>Workbook question · W4</w:t>
-      </w:r>
-    </w:p>
-    <w:p>
-      <w:pPr>
-        <w:spacing w:line="336" w:lineRule="auto" w:after="180"/>
-        <w:shd w:fill="F5F1FB"/>
-      </w:pPr>
-      <w:r>
-        <w:rPr>
-          <w:b w:val="0"/>
-        </w:rPr>
-        <w:t xml:space="preserve">A generated diagram requires two arrows and labels </w:t>
-      </w:r>
-      <w:r>
-        <w:rPr>
-          <w:b/>
-        </w:rPr>
-        <w:t>input</w:t>
-      </w:r>
-      <w:r>
-        <w:rPr>
-          <w:b w:val="0"/>
-        </w:rPr>
-        <w:t>/</w:t>
-      </w:r>
-      <w:r>
-        <w:rPr>
-          <w:b/>
-        </w:rPr>
-        <w:t>output</w:t>
-      </w:r>
-      <w:r>
-        <w:rPr>
-          <w:b w:val="0"/>
-        </w:rPr>
-        <w:t xml:space="preserve">. It has two arrows but swapped labels. Metadata records generation, yet the caption says experimental </w:t>
-      </w:r>
-      <w:r>
-        <w:rPr>
-          <w:b/>
-        </w:rPr>
-        <w:t>observation</w:t>
-      </w:r>
-      <w:r>
-        <w:rPr>
-          <w:b w:val="0"/>
-        </w:rPr>
-        <w:t>. Audit.</w:t>
-      </w:r>
-    </w:p>
-    <w:p>
-      <w:pPr>
-        <w:pStyle w:val="Heading3"/>
-      </w:pPr>
-      <w:r>
-        <w:t>Teacher reasoning · W4</w:t>
-      </w:r>
-    </w:p>
-    <w:p>
-      <w:pPr>
-        <w:spacing w:line="336" w:lineRule="auto" w:after="180"/>
-        <w:shd w:fill="F1F6FC"/>
-      </w:pPr>
-      <w:r>
-        <w:rPr>
-          <w:b w:val="0"/>
-        </w:rPr>
-        <w:t xml:space="preserve">Teacher explanation: Arrow count passes; label semantics fail. Metadata supports generation </w:t>
-      </w:r>
-      <w:r>
-        <w:rPr>
-          <w:b/>
-        </w:rPr>
-        <w:t>provenance</w:t>
-      </w:r>
-      <w:r>
-        <w:rPr>
-          <w:b w:val="0"/>
-        </w:rPr>
-        <w:t>, not observed-event authenticity; replace the caption and correct labels.</w:t>
-      </w:r>
-    </w:p>
-    <w:p>
-      <w:pPr>
-        <w:pStyle w:val="Heading3"/>
-      </w:pPr>
-      <w:r>
-        <w:t>W5 Design a revealing follow-up</w:t>
-      </w:r>
-    </w:p>
-    <w:p>
-      <w:pPr>
-        <w:pStyle w:val="Heading3"/>
-      </w:pPr>
-      <w:r>
-        <w:t>Workbook question · W5</w:t>
-      </w:r>
-    </w:p>
-    <w:p>
-      <w:pPr>
-        <w:spacing w:line="336" w:lineRule="auto" w:after="180"/>
-        <w:shd w:fill="F5F1FB"/>
-      </w:pPr>
-      <w:r>
-        <w:rPr>
-          <w:b w:val="0"/>
-        </w:rPr>
-        <w:t>For the worked scenario, propose one additional case that could reveal a failure, describe its expected outcome before running it, and explain what would need to remain fixed for a fair comparison.</w:t>
-      </w:r>
-    </w:p>
-    <w:p>
-      <w:pPr>
-        <w:spacing w:line="336" w:lineRule="auto" w:after="180"/>
-        <w:shd w:fill="F5F1FB"/>
-      </w:pPr>
-      <w:r>
-        <w:rPr>
-          <w:b w:val="0"/>
-        </w:rPr>
-        <w:t>Do not reuse W4 as a new final test after receiving feedback.</w:t>
-      </w:r>
-    </w:p>
-    <w:p>
-      <w:pPr>
-        <w:pStyle w:val="Heading3"/>
-      </w:pPr>
-      <w:r>
-        <w:t>Teacher reasoning · W5</w:t>
-      </w:r>
-    </w:p>
-    <w:p>
-      <w:pPr>
-        <w:spacing w:line="336" w:lineRule="auto" w:after="180"/>
-        <w:shd w:fill="F1F6FC"/>
-      </w:pPr>
-      <w:r>
-        <w:rPr>
-          <w:b w:val="0"/>
-        </w:rPr>
-        <w:t xml:space="preserve">Teacher explanation: Accept a concrete variant of the worked </w:t>
-      </w:r>
-      <w:r>
-        <w:rPr>
-          <w:b/>
-        </w:rPr>
-        <w:t>input</w:t>
-      </w:r>
-      <w:r>
-        <w:rPr>
-          <w:b w:val="0"/>
-        </w:rPr>
-        <w:t xml:space="preserve"> or a missing/conflicting/boundary condition, with an expectation derived from the declared procedure.</w:t>
-      </w:r>
-    </w:p>
-    <w:p>
-      <w:pPr>
-        <w:spacing w:line="336" w:lineRule="auto" w:after="180"/>
-        <w:shd w:fill="F1F6FC"/>
-      </w:pPr>
-      <w:r>
-        <w:rPr>
-          <w:b w:val="0"/>
-        </w:rPr>
-        <w:t xml:space="preserve">Require preserved settings, original </w:t>
-      </w:r>
-      <w:r>
-        <w:rPr>
-          <w:b/>
-        </w:rPr>
-        <w:t>output</w:t>
-      </w:r>
-      <w:r>
-        <w:rPr>
-          <w:b w:val="0"/>
-        </w:rPr>
-        <w:t xml:space="preserve">s and data roles. </w:t>
-      </w:r>
-      <w:r>
-        <w:rPr>
-          <w:b/>
-        </w:rPr>
-        <w:t>Provenance</w:t>
-      </w:r>
-      <w:r>
-        <w:rPr>
-          <w:b w:val="0"/>
-        </w:rPr>
-        <w:t xml:space="preserve"> tracks production history; it does not prove the content is accurate or establish every legal permission.</w:t>
-      </w:r>
-    </w:p>
-    <w:p>
-      <w:pPr>
-        <w:spacing w:line="336" w:lineRule="auto" w:after="180"/>
-        <w:shd w:fill="F1F6FC"/>
-      </w:pPr>
-      <w:r>
-        <w:rPr>
-          <w:b w:val="0"/>
-        </w:rPr>
-        <w:t xml:space="preserve">The new case should test this particular </w:t>
-      </w:r>
-      <w:r>
-        <w:rPr>
-          <w:b/>
-        </w:rPr>
-        <w:t>mechanism</w:t>
-      </w:r>
-      <w:r>
-        <w:rPr>
-          <w:b w:val="0"/>
-        </w:rPr>
-        <w:t xml:space="preserve"> rather than merely restate the original result.</w:t>
-      </w:r>
-    </w:p>
-    <w:p>
-      <w:pPr>
-        <w:pStyle w:val="Heading3"/>
-      </w:pPr>
-      <w:r>
-        <w:t>Assess independent transfer</w:t>
-      </w:r>
-    </w:p>
-    <w:p>
-      <w:pPr>
-        <w:pStyle w:val="Heading3"/>
-      </w:pPr>
-      <w:r>
-        <w:t>Independent question · withhold the key</w:t>
-      </w:r>
-    </w:p>
-    <w:p>
-      <w:pPr>
-        <w:spacing w:line="336" w:lineRule="auto" w:after="180"/>
-        <w:shd w:fill="F5F1FB"/>
-      </w:pPr>
-      <w:r>
-        <w:rPr>
-          <w:b w:val="0"/>
-        </w:rPr>
-        <w:t xml:space="preserve">Selected case: A generated diagram requires two arrows and labels </w:t>
-      </w:r>
-      <w:r>
-        <w:rPr>
-          <w:b/>
-        </w:rPr>
-        <w:t>input</w:t>
-      </w:r>
-      <w:r>
-        <w:rPr>
-          <w:b w:val="0"/>
-        </w:rPr>
-        <w:t>/</w:t>
-      </w:r>
-      <w:r>
-        <w:rPr>
-          <w:b/>
-        </w:rPr>
-        <w:t>output</w:t>
-      </w:r>
-      <w:r>
-        <w:rPr>
-          <w:b w:val="0"/>
-        </w:rPr>
-        <w:t xml:space="preserve">. It has two arrows but swapped labels. Metadata records generation, yet the caption says experimental </w:t>
-      </w:r>
-      <w:r>
-        <w:rPr>
-          <w:b/>
-        </w:rPr>
-        <w:t>observation</w:t>
-      </w:r>
-      <w:r>
-        <w:rPr>
-          <w:b w:val="0"/>
-        </w:rPr>
-        <w:t>. Audit.</w:t>
-      </w:r>
-    </w:p>
-    <w:p>
-      <w:pPr>
-        <w:pStyle w:val="Heading3"/>
-      </w:pPr>
-      <w:r>
-        <w:t>Selected case answer</w:t>
-      </w:r>
-    </w:p>
-    <w:p>
-      <w:pPr>
-        <w:pStyle w:val="Heading3"/>
-      </w:pPr>
-      <w:r>
-        <w:t>Teacher key · Selected case answer</w:t>
-      </w:r>
-    </w:p>
-    <w:p>
-      <w:pPr>
-        <w:spacing w:line="336" w:lineRule="auto" w:after="180"/>
-        <w:shd w:fill="F1F6FC"/>
-      </w:pPr>
-      <w:r>
-        <w:rPr>
-          <w:b w:val="0"/>
-        </w:rPr>
-        <w:t xml:space="preserve">Teacher explanation: Arrow count passes; label semantics fail. Metadata supports generation </w:t>
-      </w:r>
-      <w:r>
-        <w:rPr>
-          <w:b/>
-        </w:rPr>
-        <w:t>provenance</w:t>
-      </w:r>
-      <w:r>
-        <w:rPr>
-          <w:b w:val="0"/>
-        </w:rPr>
-        <w:t>, not observed-event authenticity; replace the caption and correct labels.</w:t>
-      </w:r>
-    </w:p>
-    <w:tbl>
-      <w:tblPr>
-        <w:tblStyle w:val="LightShading-Accent1"/>
-        <w:tblW w:type="auto" w:w="0"/>
-        <w:tblLook w:firstColumn="1" w:firstRow="1" w:lastColumn="0" w:lastRow="0" w:noHBand="0" w:noVBand="1" w:val="04A0"/>
-      </w:tblPr>
-      <w:tblGrid>
-        <w:gridCol w:w="5112"/>
-        <w:gridCol w:w="5112"/>
-      </w:tblGrid>
-      <w:tr>
-        <w:trPr>
-          <w:tblHeader/>
-        </w:trPr>
-        <w:tc>
-          <w:tcPr>
-            <w:tcW w:type="dxa" w:w="5112"/>
-          </w:tcPr>
-          <w:p>
-            <w:r>
-              <w:t>Dimension</w:t>
-            </w:r>
-          </w:p>
-        </w:tc>
-        <w:tc>
-          <w:tcPr>
-            <w:tcW w:type="dxa" w:w="5112"/>
-          </w:tcPr>
-          <w:p>
-            <w:r>
-              <w:t>Evidence required</w:t>
-            </w:r>
-          </w:p>
-        </w:tc>
-      </w:tr>
-      <w:tr>
-        <w:tc>
-          <w:tcPr>
-            <w:tcW w:type="dxa" w:w="5112"/>
-          </w:tcPr>
-          <w:p>
-            <w:r>
-              <w:t>Explanation</w:t>
-            </w:r>
-          </w:p>
-        </w:tc>
-        <w:tc>
-          <w:tcPr>
-            <w:tcW w:type="dxa" w:w="5112"/>
-          </w:tcPr>
-          <w:p>
-            <w:r>
-              <w:t>Names the applicable idea or procedure and ties it to the supplied facts.</w:t>
-            </w:r>
-          </w:p>
-        </w:tc>
-      </w:tr>
-      <w:tr>
-        <w:tc>
-          <w:tcPr>
-            <w:tcW w:type="dxa" w:w="5112"/>
-          </w:tcPr>
-          <w:p>
-            <w:r>
-              <w:t>Trace and result</w:t>
-            </w:r>
-          </w:p>
-        </w:tc>
-        <w:tc>
-          <w:tcPr>
-            <w:tcW w:type="dxa" w:w="5112"/>
-          </w:tcPr>
-          <w:p>
-            <w:r>
-              <w:t>Preserves the given inputs and shows the relevant intermediate steps; distinguishes a prediction from an observed execution.</w:t>
-            </w:r>
-          </w:p>
-        </w:tc>
-      </w:tr>
-      <w:tr>
-        <w:tc>
-          <w:tcPr>
-            <w:tcW w:type="dxa" w:w="5112"/>
-          </w:tcPr>
-          <w:p>
-            <w:r>
-              <w:t>Limits</w:t>
-            </w:r>
-          </w:p>
-        </w:tc>
-        <w:tc>
-          <w:tcPr>
-            <w:tcW w:type="dxa" w:w="5112"/>
-          </w:tcPr>
-          <w:p>
-            <w:r>
-              <w:t>States the assumptions, missing evidence or conditions under which the result would change.</w:t>
-            </w:r>
-          </w:p>
-        </w:tc>
-      </w:tr>
-    </w:tbl>
-    <w:p>
-      <w:pPr>
-        <w:pStyle w:val="Heading3"/>
-      </w:pPr>
-      <w:r>
-        <w:t>Teacher key · Selected case answer</w:t>
-      </w:r>
-    </w:p>
-    <w:p>
-      <w:pPr>
-        <w:spacing w:line="336" w:lineRule="auto" w:after="180"/>
-        <w:shd w:fill="F1F6FC"/>
-      </w:pPr>
-      <w:r>
-        <w:rPr>
-          <w:b w:val="0"/>
-        </w:rPr>
-        <w:t>Record each dimension as not yet, with support, or independent. Accept a valid alternative procedure with a defensible trace.</w:t>
-      </w:r>
-    </w:p>
-    <w:p>
-      <w:pPr>
-        <w:spacing w:line="336" w:lineRule="auto" w:after="180"/>
-        <w:shd w:fill="F1F6FC"/>
-      </w:pPr>
-      <w:r>
-        <w:rPr>
-          <w:b w:val="0"/>
-        </w:rPr>
-        <w:t xml:space="preserve">Do not penalise an honestly recorded model failure if the learner correctly explains its </w:t>
-      </w:r>
-      <w:r>
-        <w:rPr>
-          <w:b/>
-        </w:rPr>
-        <w:t>evidence</w:t>
-      </w:r>
-      <w:r>
-        <w:rPr>
-          <w:b w:val="0"/>
-        </w:rPr>
-        <w:t xml:space="preserve"> and limits.</w:t>
-      </w:r>
-    </w:p>
-    <w:p>
-      <w:pPr>
-        <w:pStyle w:val="Heading3"/>
-      </w:pPr>
-      <w:r>
-        <w:t>Feedback that the learner uses</w:t>
-      </w:r>
-    </w:p>
-    <w:p>
-      <w:pPr>
-        <w:spacing w:line="336" w:lineRule="auto" w:after="180"/>
-      </w:pPr>
-      <w:r>
-        <w:rPr>
-          <w:b w:val="0"/>
-        </w:rPr>
-        <w:t>Name the earliest unsupported step and give one action to repair it. Have the learner make that repair now and explain why. Then assess the relevant skill on a fresh, fully specified case.</w:t>
-      </w:r>
-    </w:p>
-    <w:p>
-      <w:pPr>
-        <w:spacing w:line="336" w:lineRule="auto" w:after="180"/>
-      </w:pPr>
-      <w:r>
-        <w:rPr>
-          <w:b w:val="0"/>
-        </w:rPr>
-        <w:t>Confirm it was not previously practised with feedback; solve and check the new case before assigning it. A follow-up design prompt is a starting brief, not automatically an equivalent test.</w:t>
-      </w:r>
-    </w:p>
-    <w:p>
-      <w:pPr>
-        <w:pStyle w:val="Heading1"/>
-      </w:pPr>
-      <w:r>
-        <w:t>06. Connect and extend learning</w:t>
-      </w:r>
-    </w:p>
-    <w:p>
-      <w:r>
-        <w:t>Connect Image Generation Models to Verified Study Buddy, adapt support and plan a later changed-case check.</w:t>
-      </w:r>
-    </w:p>
-    <w:p>
-      <w:pPr>
-        <w:pStyle w:val="Heading3"/>
-      </w:pPr>
-      <w:r>
-        <w:t>Verified Study Buddy</w:t>
-      </w:r>
-    </w:p>
-    <w:p>
-      <w:pPr>
-        <w:spacing w:line="336" w:lineRule="auto" w:after="180"/>
-      </w:pPr>
-      <w:r>
-        <w:rPr>
-          <w:b w:val="0"/>
-        </w:rPr>
-        <w:t>Treat generated diagrams as illustrations; pair factual claims with approved sources.</w:t>
-      </w:r>
-    </w:p>
-    <w:p>
-      <w:pPr>
-        <w:spacing w:line="336" w:lineRule="auto" w:after="180"/>
-      </w:pPr>
-      <w:r>
-        <w:rPr>
-          <w:b w:val="0"/>
-        </w:rPr>
-        <w:t xml:space="preserve">Keep the decision, </w:t>
-      </w:r>
-      <w:r>
-        <w:rPr>
-          <w:b/>
-        </w:rPr>
-        <w:t>input</w:t>
-      </w:r>
-      <w:r>
-        <w:rPr>
-          <w:b w:val="0"/>
-        </w:rPr>
-        <w:t xml:space="preserve">, result, explanation and remaining limitation in the project </w:t>
-      </w:r>
-      <w:r>
-        <w:rPr>
-          <w:b/>
-        </w:rPr>
-        <w:t>evidence</w:t>
-      </w:r>
-      <w:r>
-        <w:rPr>
-          <w:b w:val="0"/>
-        </w:rPr>
-        <w:t xml:space="preserve"> record. Retrieve this record next week rather than restarting the project.</w:t>
-      </w:r>
-    </w:p>
-    <w:p>
-      <w:pPr>
-        <w:pStyle w:val="Heading3"/>
-      </w:pPr>
-      <w:r>
-        <w:t>Support and stretch</w:t>
-      </w:r>
-    </w:p>
-    <w:p>
-      <w:pPr>
-        <w:spacing w:line="336" w:lineRule="auto" w:after="180"/>
-      </w:pPr>
-      <w:r>
-        <w:rPr>
-          <w:b w:val="0"/>
-        </w:rPr>
-        <w:t xml:space="preserve">Provide one short approved passage; separate instruction, </w:t>
-      </w:r>
-      <w:r>
-        <w:rPr>
-          <w:b/>
-        </w:rPr>
-        <w:t>input</w:t>
-      </w:r>
-      <w:r>
-        <w:rPr>
-          <w:b w:val="0"/>
-        </w:rPr>
-        <w:t xml:space="preserve">, </w:t>
-      </w:r>
-      <w:r>
-        <w:rPr>
-          <w:b/>
-        </w:rPr>
-        <w:t>output</w:t>
-      </w:r>
-      <w:r>
-        <w:rPr>
-          <w:b w:val="0"/>
-        </w:rPr>
-        <w:t xml:space="preserve"> and </w:t>
-      </w:r>
-      <w:r>
-        <w:rPr>
-          <w:b/>
-        </w:rPr>
-        <w:t>evidence</w:t>
-      </w:r>
-      <w:r>
-        <w:rPr>
-          <w:b w:val="0"/>
-        </w:rPr>
-        <w:t>. Stretch: introduce an unsupported claim or conflicting source and validate claim by claim with a fallback.</w:t>
-      </w:r>
-    </w:p>
-    <w:p>
-      <w:pPr>
-        <w:pStyle w:val="Heading3"/>
-      </w:pPr>
-      <w:r>
-        <w:t>Exit reflection</w:t>
-      </w:r>
-    </w:p>
-    <w:p>
-      <w:pPr>
-        <w:spacing w:line="336" w:lineRule="auto" w:after="180"/>
-      </w:pPr>
-      <w:r>
-        <w:rPr>
-          <w:b w:val="0"/>
-        </w:rPr>
-        <w:t xml:space="preserve">Ask for one decision the learner can now justify and one situation requiring more </w:t>
-      </w:r>
-      <w:r>
-        <w:rPr>
-          <w:b/>
-        </w:rPr>
-        <w:t>evidence</w:t>
-      </w:r>
-      <w:r>
-        <w:rPr>
-          <w:b w:val="0"/>
-        </w:rPr>
-        <w:t xml:space="preserve"> or human review. Confidence ratings are separate from correct independent performance.</w:t>
-      </w:r>
-    </w:p>
-    <w:p>
-      <w:pPr>
-        <w:pStyle w:val="Heading3"/>
-      </w:pPr>
-      <w:r>
-        <w:t>Bridge to the next week</w:t>
-      </w:r>
-    </w:p>
-    <w:p>
-      <w:pPr>
-        <w:spacing w:line="336" w:lineRule="auto" w:after="180"/>
-      </w:pPr>
-      <w:r>
-        <w:rPr>
-          <w:b w:val="0"/>
-        </w:rPr>
-        <w:t xml:space="preserve">Next: Week 11: Visual Composition. Retrieve today’s </w:t>
-      </w:r>
-      <w:r>
-        <w:rPr>
-          <w:b/>
-        </w:rPr>
-        <w:t>evidence</w:t>
-      </w:r>
-      <w:r>
-        <w:rPr>
-          <w:b w:val="0"/>
-        </w:rPr>
-        <w:t xml:space="preserve"> and identify what carries forward and what is new.</w:t>
-      </w:r>
-    </w:p>
-    <w:p>
-      <w:pPr>
-        <w:pStyle w:val="Heading3"/>
-      </w:pPr>
-      <w:r>
-        <w:t>Support and fresh reassessment</w:t>
-      </w:r>
-    </w:p>
-    <w:p>
-      <w:pPr>
-        <w:spacing w:line="336" w:lineRule="auto" w:after="180"/>
-      </w:pPr>
-      <w:r>
-        <w:rPr>
-          <w:b w:val="0"/>
-        </w:rPr>
-        <w:t xml:space="preserve">Provide an </w:t>
-      </w:r>
-      <w:r>
-        <w:rPr>
-          <w:b/>
-        </w:rPr>
-        <w:t>input</w:t>
-      </w:r>
-      <w:r>
-        <w:rPr>
-          <w:b w:val="0"/>
-        </w:rPr>
-        <w:t>/procedure/result/limit frame and a calculator when needed. Ask students to identify the first step before completing the whole trace.</w:t>
-      </w:r>
-    </w:p>
-    <w:p>
-      <w:pPr>
-        <w:spacing w:line="336" w:lineRule="auto" w:after="180"/>
-      </w:pPr>
-      <w:r>
-        <w:rPr>
-          <w:b w:val="0"/>
-        </w:rPr>
-        <w:t xml:space="preserve">Extension: compare two concrete variants of this </w:t>
-      </w:r>
-      <w:r>
-        <w:rPr>
-          <w:b/>
-        </w:rPr>
-        <w:t>mechanism</w:t>
-      </w:r>
-      <w:r>
-        <w:rPr>
-          <w:b w:val="0"/>
-        </w:rPr>
-        <w:t xml:space="preserve"> while holding unrelated conditions fixed; report both successful and unsuccessful outcomes.</w:t>
-      </w:r>
-    </w:p>
-    <w:p>
-      <w:pPr>
-        <w:spacing w:line="336" w:lineRule="auto" w:after="180"/>
-      </w:pPr>
-      <w:r>
-        <w:rPr>
-          <w:b w:val="0"/>
-        </w:rPr>
-        <w:t xml:space="preserve">W4: Arrow count passes; label semantics fail. Metadata supports generation </w:t>
-      </w:r>
-      <w:r>
-        <w:rPr>
-          <w:b/>
-        </w:rPr>
-        <w:t>provenance</w:t>
-      </w:r>
-      <w:r>
-        <w:rPr>
-          <w:b w:val="0"/>
-        </w:rPr>
-        <w:t>, not observed-event authenticity; replace the caption and correct labels. Require intermediate reasoning and the stated scope.</w:t>
-      </w:r>
-    </w:p>
-    <w:p>
-      <w:pPr>
-        <w:spacing w:line="336" w:lineRule="auto" w:after="180"/>
-      </w:pPr>
-      <w:r>
-        <w:rPr>
-          <w:b w:val="0"/>
-        </w:rPr>
-        <w:t xml:space="preserve">Fresh retry: A generated map has three required labels but omits one and is captioned survey </w:t>
-      </w:r>
-      <w:r>
-        <w:rPr>
-          <w:b/>
-        </w:rPr>
-        <w:t>evidence</w:t>
-      </w:r>
-      <w:r>
-        <w:rPr>
-          <w:b w:val="0"/>
-        </w:rPr>
-        <w:t>. Expected reasoning: Completeness fails; generation cannot establish surveyed geography.</w:t>
-      </w:r>
-    </w:p>
-    <w:p>
-      <w:pPr>
-        <w:spacing w:line="336" w:lineRule="auto" w:after="180"/>
       </w:pPr>
       <w:r>
         <w:rPr>
@@ -5273,45 +5238,10 @@
     </w:p>
     <w:p>
       <w:pPr>
-        <w:spacing w:line="336" w:lineRule="auto" w:after="180"/>
-      </w:pPr>
-      <w:r>
-        <w:rPr>
-          <w:b w:val="0"/>
-        </w:rPr>
-        <w:t xml:space="preserve">Next connection: Speech pipelines and multimodal </w:t>
-      </w:r>
-      <w:r>
-        <w:rPr>
-          <w:b/>
-        </w:rPr>
-        <w:t>evidence</w:t>
-      </w:r>
-      <w:r>
-        <w:rPr>
-          <w:b w:val="0"/>
-        </w:rPr>
-        <w:t xml:space="preserve">. Preserve the current case record and retrieve its </w:t>
-      </w:r>
-      <w:r>
-        <w:rPr>
-          <w:b/>
-        </w:rPr>
-        <w:t>evidence</w:t>
-      </w:r>
-      <w:r>
-        <w:rPr>
-          <w:b w:val="0"/>
-        </w:rPr>
-        <w:t xml:space="preserve"> boundary before moving on.</w:t>
-      </w:r>
-    </w:p>
-    <w:p>
-      <w:pPr>
-        <w:pStyle w:val="Heading3"/>
-      </w:pPr>
-      <w:r>
-        <w:t>Plan the delayed return</w:t>
+        <w:pStyle w:val="Heading2"/>
+      </w:pPr>
+      <w:r>
+        <w:t>Plan the delayed check</w:t>
       </w:r>
     </w:p>
     <w:p>
@@ -5528,60 +5458,176 @@
     </w:p>
     <w:p>
       <w:pPr>
+        <w:pStyle w:val="Heading2"/>
+      </w:pPr>
+      <w:r>
+        <w:t>Bridge to next week</w:t>
+      </w:r>
+    </w:p>
+    <w:p>
+      <w:pPr>
+        <w:spacing w:line="336" w:lineRule="auto" w:after="180"/>
+      </w:pPr>
+      <w:r>
+        <w:rPr>
+          <w:b w:val="0"/>
+        </w:rPr>
+        <w:t xml:space="preserve">Ask for one decision the learner can now justify and one situation requiring more </w:t>
+      </w:r>
+      <w:r>
+        <w:rPr>
+          <w:b/>
+        </w:rPr>
+        <w:t>evidence</w:t>
+      </w:r>
+      <w:r>
+        <w:rPr>
+          <w:b w:val="0"/>
+        </w:rPr>
+        <w:t xml:space="preserve"> or human review. Confidence ratings are separate from correct independent performance.</w:t>
+      </w:r>
+    </w:p>
+    <w:p>
+      <w:pPr>
+        <w:spacing w:line="336" w:lineRule="auto" w:after="180"/>
+      </w:pPr>
+      <w:r>
+        <w:rPr>
+          <w:b w:val="0"/>
+        </w:rPr>
+        <w:t xml:space="preserve">Next: Week 11: Visual Composition. Retrieve today’s </w:t>
+      </w:r>
+      <w:r>
+        <w:rPr>
+          <w:b/>
+        </w:rPr>
+        <w:t>evidence</w:t>
+      </w:r>
+      <w:r>
+        <w:rPr>
+          <w:b w:val="0"/>
+        </w:rPr>
+        <w:t xml:space="preserve"> and identify what carries forward and what is new.</w:t>
+      </w:r>
+    </w:p>
+    <w:p>
+      <w:pPr>
+        <w:spacing w:line="336" w:lineRule="auto" w:after="180"/>
+      </w:pPr>
+      <w:r>
+        <w:rPr>
+          <w:b w:val="0"/>
+        </w:rPr>
+        <w:t>Next is Week11: Visual Composition. Carry forward visible count/label criteria, source-grounded meaning and an honest production record when planning layout and checking a diagram.</w:t>
+      </w:r>
+    </w:p>
+    <w:p>
+      <w:pPr>
+        <w:pStyle w:val="Heading2"/>
+      </w:pPr>
+      <w:r>
+        <w:t>Earlier wording, alternatives and picture transcripts · reference / check after trying</w:t>
+      </w:r>
+    </w:p>
+    <w:p>
+      <w:pPr>
+        <w:spacing w:line="336" w:lineRule="auto" w:after="180"/>
+      </w:pPr>
+      <w:r>
+        <w:rPr>
+          <w:b w:val="0"/>
+        </w:rPr>
+        <w:t>Connect and extend learning</w:t>
+      </w:r>
+    </w:p>
+    <w:p>
+      <w:pPr>
         <w:pStyle w:val="Heading3"/>
       </w:pPr>
       <w:r>
+        <w:t>Verified Study Buddy</w:t>
+      </w:r>
+    </w:p>
+    <w:p>
+      <w:pPr>
+        <w:pStyle w:val="Heading3"/>
+      </w:pPr>
+      <w:r>
+        <w:t>Support and stretch</w:t>
+      </w:r>
+    </w:p>
+    <w:p>
+      <w:pPr>
+        <w:pStyle w:val="Heading3"/>
+      </w:pPr>
+      <w:r>
+        <w:t>Exit reflection</w:t>
+      </w:r>
+    </w:p>
+    <w:p>
+      <w:pPr>
+        <w:pStyle w:val="Heading3"/>
+      </w:pPr>
+      <w:r>
+        <w:t>Bridge to the next week</w:t>
+      </w:r>
+    </w:p>
+    <w:p>
+      <w:pPr>
+        <w:pStyle w:val="Heading3"/>
+      </w:pPr>
+      <w:r>
+        <w:t>Support and fresh reassessment</w:t>
+      </w:r>
+    </w:p>
+    <w:p>
+      <w:pPr>
+        <w:pStyle w:val="Heading3"/>
+      </w:pPr>
+      <w:r>
+        <w:t>Plan the delayed return</w:t>
+      </w:r>
+    </w:p>
+    <w:p>
+      <w:pPr>
+        <w:pStyle w:val="Heading3"/>
+      </w:pPr>
+      <w:r>
         <w:t>Project evidence from this case</w:t>
       </w:r>
     </w:p>
     <w:p>
       <w:pPr>
+        <w:pStyle w:val="Heading1"/>
+      </w:pPr>
+      <w:r>
+        <w:t>Reference bank and extra practice</w:t>
+      </w:r>
+    </w:p>
+    <w:p>
+      <w:pPr>
+        <w:pStyle w:val="Heading1"/>
+      </w:pPr>
+      <w:r>
+        <w:t>07. Reference: alternative planning checklist</w:t>
+      </w:r>
+    </w:p>
+    <w:p>
+      <w:r>
+        <w:t>Use as a reminder alongside the main route rather than teaching the cycle twice.</w:t>
+      </w:r>
+    </w:p>
+    <w:p>
+      <w:pPr>
+        <w:pStyle w:val="Heading2"/>
+      </w:pPr>
+      <w:r>
+        <w:t>Preparation and schedule</w:t>
+      </w:r>
+    </w:p>
+    <w:p>
+      <w:pPr>
         <w:spacing w:line="336" w:lineRule="auto" w:after="180"/>
-      </w:pPr>
-      <w:r>
-        <w:rPr>
-          <w:b w:val="0"/>
-        </w:rPr>
-        <w:t xml:space="preserve">Use Study Buddy generated diagrams only with clear </w:t>
-      </w:r>
-      <w:r>
-        <w:rPr>
-          <w:b/>
-        </w:rPr>
-        <w:t>provenance</w:t>
-      </w:r>
-      <w:r>
-        <w:rPr>
-          <w:b w:val="0"/>
-        </w:rPr>
-        <w:t xml:space="preserve"> and checked educational labels.</w:t>
-      </w:r>
-    </w:p>
-    <w:p>
-      <w:pPr>
-        <w:pStyle w:val="Heading1"/>
-      </w:pPr>
-      <w:r>
-        <w:t>07. Prepare, teach and assess</w:t>
-      </w:r>
-    </w:p>
-    <w:p>
-      <w:r>
-        <w:t>Use this preparation summary alongside the detailed Image Generation Models lesson; it is a checklist rather than a replacement for the full sequence.</w:t>
-      </w:r>
-    </w:p>
-    <w:p>
-      <w:pPr>
-        <w:pStyle w:val="Heading3"/>
-      </w:pPr>
-      <w:r>
-        <w:t>Teaching target</w:t>
-      </w:r>
-    </w:p>
-    <w:p>
-      <w:pPr>
-        <w:spacing w:line="336" w:lineRule="auto" w:after="180"/>
-        <w:shd w:fill="EDF7F3"/>
       </w:pPr>
       <w:r>
         <w:rPr>
@@ -5776,6 +5822,14 @@
     </w:tbl>
     <w:p>
       <w:pPr>
+        <w:pStyle w:val="Heading2"/>
+      </w:pPr>
+      <w:r>
+        <w:t>Practice and assessment reminders</w:t>
+      </w:r>
+    </w:p>
+    <w:p>
+      <w:pPr>
         <w:spacing w:line="336" w:lineRule="auto" w:after="180"/>
       </w:pPr>
       <w:r>
@@ -5798,16 +5852,7 @@
     </w:p>
     <w:p>
       <w:pPr>
-        <w:pStyle w:val="Heading3"/>
-      </w:pPr>
-      <w:r>
-        <w:t>Supported practice answer</w:t>
-      </w:r>
-    </w:p>
-    <w:p>
-      <w:pPr>
         <w:spacing w:line="336" w:lineRule="auto" w:after="180"/>
-        <w:shd w:fill="F1F6FC"/>
       </w:pPr>
       <w:r>
         <w:rPr>
@@ -5852,16 +5897,7 @@
     </w:p>
     <w:p>
       <w:pPr>
-        <w:pStyle w:val="Heading3"/>
-      </w:pPr>
-      <w:r>
-        <w:t>Repair the misconception</w:t>
-      </w:r>
-    </w:p>
-    <w:p>
-      <w:pPr>
         <w:spacing w:line="336" w:lineRule="auto" w:after="180"/>
-        <w:shd w:fill="FFF5E6"/>
       </w:pPr>
       <w:r>
         <w:rPr>
@@ -5884,16 +5920,7 @@
     </w:p>
     <w:p>
       <w:pPr>
-        <w:pStyle w:val="Heading3"/>
-      </w:pPr>
-      <w:r>
-        <w:t>Support without giving away the answer</w:t>
-      </w:r>
-    </w:p>
-    <w:p>
-      <w:pPr>
         <w:spacing w:line="336" w:lineRule="auto" w:after="180"/>
-        <w:shd w:fill="F1F6F8"/>
       </w:pPr>
       <w:r>
         <w:rPr>
@@ -5916,16 +5943,7 @@
     </w:p>
     <w:p>
       <w:pPr>
-        <w:pStyle w:val="Heading3"/>
-      </w:pPr>
-      <w:r>
-        <w:t>Extend the reasoning</w:t>
-      </w:r>
-    </w:p>
-    <w:p>
-      <w:pPr>
         <w:spacing w:line="336" w:lineRule="auto" w:after="180"/>
-        <w:shd w:fill="F5F1FB"/>
       </w:pPr>
       <w:r>
         <w:rPr>
@@ -5949,7 +5967,6 @@
     <w:p>
       <w:pPr>
         <w:spacing w:line="336" w:lineRule="auto" w:after="180"/>
-        <w:shd w:fill="F5F1FB"/>
       </w:pPr>
       <w:r>
         <w:rPr>
@@ -5984,16 +6001,7 @@
     </w:p>
     <w:p>
       <w:pPr>
-        <w:pStyle w:val="Heading3"/>
-      </w:pPr>
-      <w:r>
-        <w:t>Protect the independent attempt</w:t>
-      </w:r>
-    </w:p>
-    <w:p>
-      <w:pPr>
         <w:spacing w:line="336" w:lineRule="auto" w:after="180"/>
-        <w:shd w:fill="FFF5E6"/>
       </w:pPr>
       <w:r>
         <w:rPr>
@@ -6188,16 +6196,7 @@
     </w:tbl>
     <w:p>
       <w:pPr>
-        <w:pStyle w:val="Heading3"/>
-      </w:pPr>
-      <w:r>
-        <w:t>Project checkpoint</w:t>
-      </w:r>
-    </w:p>
-    <w:p>
-      <w:pPr>
         <w:spacing w:line="336" w:lineRule="auto" w:after="180"/>
-        <w:shd w:fill="EDF7F3"/>
       </w:pPr>
       <w:r>
         <w:rPr>
@@ -6258,12 +6257,20 @@
         <w:pStyle w:val="Heading1"/>
       </w:pPr>
       <w:r>
-        <w:t>08. Use feedback, labs and repair paths</w:t>
-      </w:r>
-    </w:p>
-    <w:p>
-      <w:r>
-        <w:t>Use feedback, earlier review and portfolios purposefully. Apply the coding routine only when this lesson has an executable lab.</w:t>
+        <w:t>08. Reference: feedback and records</w:t>
+      </w:r>
+    </w:p>
+    <w:p>
+      <w:r>
+        <w:t>Use digital tools where they help retain an explanation and its evidence.</w:t>
+      </w:r>
+    </w:p>
+    <w:p>
+      <w:pPr>
+        <w:pStyle w:val="Heading2"/>
+      </w:pPr>
+      <w:r>
+        <w:t>Keep practice and independent evidence separate</w:t>
       </w:r>
     </w:p>
     <w:p>
@@ -6302,10 +6309,52 @@
     </w:p>
     <w:p>
       <w:pPr>
-        <w:pStyle w:val="Heading3"/>
-      </w:pPr>
-      <w:r>
-        <w:t>For later coding lessons</w:t>
+        <w:pStyle w:val="Heading2"/>
+      </w:pPr>
+      <w:r>
+        <w:t>Repair and portfolio records</w:t>
+      </w:r>
+    </w:p>
+    <w:p>
+      <w:pPr>
+        <w:spacing w:line="336" w:lineRule="auto" w:after="180"/>
+      </w:pPr>
+      <w:r>
+        <w:rPr>
+          <w:b w:val="0"/>
+        </w:rPr>
+        <w:t>Use the earlier worked-explanation links to address a specific missing building block, then return to the current question. Adapt this suggestion after observing the learner; it is not an automatic diagnosis.</w:t>
+      </w:r>
+    </w:p>
+    <w:p>
+      <w:pPr>
+        <w:spacing w:line="336" w:lineRule="auto" w:after="180"/>
+      </w:pPr>
+      <w:r>
+        <w:rPr>
+          <w:b w:val="0"/>
+        </w:rPr>
+        <w:t xml:space="preserve">Collect the completed-work portfolio as </w:t>
+      </w:r>
+      <w:r>
+        <w:rPr>
+          <w:b/>
+        </w:rPr>
+        <w:t>evidence</w:t>
+      </w:r>
+      <w:r>
+        <w:rPr>
+          <w:b w:val="0"/>
+        </w:rPr>
+        <w:t>. Record support separately from correctness, and assess explanation, trace/test and limitations. Progress ticks and quiz selections alone do not establish mastery.</w:t>
+      </w:r>
+    </w:p>
+    <w:p>
+      <w:pPr>
+        <w:pStyle w:val="Heading2"/>
+      </w:pPr>
+      <w:r>
+        <w:t>Earlier wording, alternatives and picture transcripts · reference / check after trying</w:t>
       </w:r>
     </w:p>
     <w:p>
@@ -6316,7 +6365,6 @@
     <w:p>
       <w:pPr>
         <w:spacing w:line="336" w:lineRule="auto" w:after="180"/>
-        <w:shd w:fill="F1F6F8"/>
       </w:pPr>
       <w:r>
         <w:rPr>
@@ -6339,77 +6387,20 @@
     </w:p>
     <w:p>
       <w:pPr>
-        <w:spacing w:line="336" w:lineRule="auto" w:after="180"/>
-      </w:pPr>
-      <w:r>
-        <w:rPr>
-          <w:b w:val="0"/>
-        </w:rPr>
-        <w:t>Use the earlier worked-explanation links to address a specific missing building block, then return to the current question. Adapt this suggestion after observing the learner; it is not an automatic diagnosis.</w:t>
-      </w:r>
-    </w:p>
-    <w:p>
-      <w:pPr>
-        <w:spacing w:line="336" w:lineRule="auto" w:after="180"/>
-      </w:pPr>
-      <w:r>
-        <w:rPr>
-          <w:b w:val="0"/>
-        </w:rPr>
-        <w:t xml:space="preserve">Collect the completed-work portfolio as </w:t>
-      </w:r>
-      <w:r>
-        <w:rPr>
-          <w:b/>
-        </w:rPr>
-        <w:t>evidence</w:t>
-      </w:r>
-      <w:r>
-        <w:rPr>
-          <w:b w:val="0"/>
-        </w:rPr>
-        <w:t>. Record support separately from correctness, and assess explanation, trace/test and limitations. Progress ticks and quiz selections alone do not establish mastery.</w:t>
-      </w:r>
-    </w:p>
-    <w:p>
-      <w:pPr>
         <w:pStyle w:val="Heading1"/>
       </w:pPr>
       <w:r>
-        <w:t>09. Visual concept journey</w:t>
-      </w:r>
-    </w:p>
-    <w:p>
-      <w:r>
-        <w:t>Show one Image Generation Models graphic at a time, request a prediction and discuss its trace before the independent assessment.</w:t>
-      </w:r>
-    </w:p>
-    <w:p>
-      <w:pPr>
-        <w:spacing w:line="336" w:lineRule="auto" w:after="180"/>
-      </w:pPr>
-      <w:r>
-        <w:rPr>
-          <w:b w:val="0"/>
-        </w:rPr>
-        <w:t xml:space="preserve">Use one picture at a time. Hide a worked result before asking for a </w:t>
-      </w:r>
-      <w:r>
-        <w:rPr>
-          <w:b/>
-        </w:rPr>
-        <w:t>prediction</w:t>
-      </w:r>
-      <w:r>
-        <w:rPr>
-          <w:b w:val="0"/>
-        </w:rPr>
-        <w:t>, then reveal it for feedback. These are supported teaching cases; retain the separate independent assessment for a fresh first attempt.</w:t>
-      </w:r>
-    </w:p>
-    <w:p>
-      <w:pPr>
-        <w:pStyle w:val="Heading3"/>
+        <w:t>09. Reference: teach with the six pictures</w:t>
+      </w:r>
+    </w:p>
+    <w:p>
+      <w:r>
+        <w:t>Choose the picture for the teaching move and connect it to the explanation.</w:t>
+      </w:r>
+    </w:p>
+    <w:p>
+      <w:pPr>
+        <w:pStyle w:val="Heading2"/>
       </w:pPr>
       <w:r>
         <w:t>01. Image Generation Models: the case</w:t>
@@ -6420,7 +6411,7 @@
         <w:drawing>
           <wp:inline xmlns:a="http://schemas.openxmlformats.org/drawingml/2006/main" xmlns:pic="http://schemas.openxmlformats.org/drawingml/2006/picture">
             <wp:extent cx="5486400" cy="3142488"/>
-            <wp:docPr id="3" name="Picture 3" descr="A fictional lesson poster illustrates one family of image-generation approaches. Supplied facts: Toy 2×2 noisy numerical grid: [[0.2,0.8],[0.6,0.3]]. A specified illustrative denoising step gives [[0.1,0.9],[0.4,0.2]]. These supplied arrays illustrate steps only; they are not outputs from a real trained diffusion model."/>
+            <wp:docPr id="6" name="Picture 6" descr="A fictional lesson poster illustrates one family of image-generation approaches. Supplied facts: Toy 2×2 noisy numerical grid: [[0.2,0.8],[0.6,0.3]]. A specified illustrative denoising step gives [[0.1,0.9],[0.4,0.2]]. These supplied arrays illustrate steps only; they are not outputs from a real trained diffusion model."/>
             <wp:cNvGraphicFramePr>
               <a:graphicFrameLocks noChangeAspect="1"/>
             </wp:cNvGraphicFramePr>
@@ -6432,7 +6423,7 @@
                     <pic:cNvPicPr/>
                   </pic:nvPicPr>
                   <pic:blipFill>
-                    <a:blip r:embed="rId11"/>
+                    <a:blip r:embed="rId14"/>
                     <a:stretch>
                       <a:fillRect/>
                     </a:stretch>
@@ -6500,7 +6491,6 @@
     <w:p>
       <w:pPr>
         <w:spacing w:line="336" w:lineRule="auto" w:after="180"/>
-        <w:shd w:fill="F5F1FB"/>
       </w:pPr>
       <w:r>
         <w:rPr>
@@ -6511,16 +6501,7 @@
     </w:p>
     <w:p>
       <w:pPr>
-        <w:pStyle w:val="Heading3"/>
-      </w:pPr>
-      <w:r>
-        <w:t>Discuss while showing the picture</w:t>
-      </w:r>
-    </w:p>
-    <w:p>
-      <w:pPr>
         <w:spacing w:line="336" w:lineRule="auto" w:after="180"/>
-        <w:shd w:fill="F1F6F8"/>
       </w:pPr>
       <w:r>
         <w:rPr>
@@ -6531,7 +6512,7 @@
     </w:p>
     <w:p>
       <w:pPr>
-        <w:pStyle w:val="Heading3"/>
+        <w:pStyle w:val="Heading2"/>
       </w:pPr>
       <w:r>
         <w:t>02. Follow the deciding steps</w:t>
@@ -6542,7 +6523,7 @@
         <w:drawing>
           <wp:inline xmlns:a="http://schemas.openxmlformats.org/drawingml/2006/main" xmlns:pic="http://schemas.openxmlformats.org/drawingml/2006/picture">
             <wp:extent cx="5486400" cy="4005072"/>
-            <wp:docPr id="4" name="Picture 4" descr="Noisy representation: Four toy numerical cells form the starting grid. → Condition on request: A text request guides the imagined learned denoising process. → Illustrative update: Use the supplied second grid to show one change in representation. → Check provenance: Caption it as a generated-process illustration, not a photographed experiment."/>
+            <wp:docPr id="7" name="Picture 7" descr="Noisy representation: Four toy numerical cells form the starting grid. → Condition on request: A text request guides the imagined learned denoising process. → Illustrative update: Use the supplied second grid to show one change in representation. → Check provenance: Caption it as a generated-process illustration, not a photographed experiment."/>
             <wp:cNvGraphicFramePr>
               <a:graphicFrameLocks noChangeAspect="1"/>
             </wp:cNvGraphicFramePr>
@@ -6554,7 +6535,7 @@
                     <pic:cNvPicPr/>
                   </pic:nvPicPr>
                   <pic:blipFill>
-                    <a:blip r:embed="rId12"/>
+                    <a:blip r:embed="rId11"/>
                     <a:stretch>
                       <a:fillRect/>
                     </a:stretch>
@@ -6635,7 +6616,6 @@
     <w:p>
       <w:pPr>
         <w:spacing w:line="336" w:lineRule="auto" w:after="180"/>
-        <w:shd w:fill="F5F1FB"/>
       </w:pPr>
       <w:r>
         <w:rPr>
@@ -6658,16 +6638,7 @@
     </w:p>
     <w:p>
       <w:pPr>
-        <w:pStyle w:val="Heading3"/>
-      </w:pPr>
-      <w:r>
-        <w:t>Discuss while showing the picture</w:t>
-      </w:r>
-    </w:p>
-    <w:p>
-      <w:pPr>
         <w:spacing w:line="336" w:lineRule="auto" w:after="180"/>
-        <w:shd w:fill="F1F6F8"/>
       </w:pPr>
       <w:r>
         <w:rPr>
@@ -6690,7 +6661,7 @@
     </w:p>
     <w:p>
       <w:pPr>
-        <w:pStyle w:val="Heading3"/>
+        <w:pStyle w:val="Heading2"/>
       </w:pPr>
       <w:r>
         <w:t>03. Illustrative grids, not executed model outputs</w:t>
@@ -6701,7 +6672,7 @@
         <w:drawing>
           <wp:inline xmlns:a="http://schemas.openxmlformats.org/drawingml/2006/main" xmlns:pic="http://schemas.openxmlformats.org/drawingml/2006/picture">
             <wp:extent cx="5486400" cy="3938016"/>
-            <wp:docPr id="5" name="Picture 5" descr="Illustrative grids, not executed model outputs. Before top: Left = 0.2, Right = 0.8. Before bottom: Left = 0.6, Right = 0.3. After top: Left = 0.1, Right = 0.9. After bottom: Left = 0.4, Right = 0.2."/>
+            <wp:docPr id="8" name="Picture 8" descr="Illustrative grids, not executed model outputs. Before top: Left = 0.2, Right = 0.8. Before bottom: Left = 0.6, Right = 0.3. After top: Left = 0.1, Right = 0.9. After bottom: Left = 0.4, Right = 0.2."/>
             <wp:cNvGraphicFramePr>
               <a:graphicFrameLocks noChangeAspect="1"/>
             </wp:cNvGraphicFramePr>
@@ -6713,7 +6684,7 @@
                     <pic:cNvPicPr/>
                   </pic:nvPicPr>
                   <pic:blipFill>
-                    <a:blip r:embed="rId13"/>
+                    <a:blip r:embed="rId15"/>
                     <a:stretch>
                       <a:fillRect/>
                     </a:stretch>
@@ -6758,7 +6729,6 @@
     <w:p>
       <w:pPr>
         <w:spacing w:line="336" w:lineRule="auto" w:after="180"/>
-        <w:shd w:fill="F5F1FB"/>
       </w:pPr>
       <w:r>
         <w:rPr>
@@ -6769,16 +6739,7 @@
     </w:p>
     <w:p>
       <w:pPr>
-        <w:pStyle w:val="Heading3"/>
-      </w:pPr>
-      <w:r>
-        <w:t>Discuss while showing the picture</w:t>
-      </w:r>
-    </w:p>
-    <w:p>
-      <w:pPr>
         <w:spacing w:line="336" w:lineRule="auto" w:after="180"/>
-        <w:shd w:fill="F1F6F8"/>
       </w:pPr>
       <w:r>
         <w:rPr>
@@ -6790,7 +6751,6 @@
     <w:p>
       <w:pPr>
         <w:spacing w:line="336" w:lineRule="auto" w:after="180"/>
-        <w:shd w:fill="F1F6F8"/>
       </w:pPr>
       <w:r>
         <w:rPr>
@@ -6801,7 +6761,7 @@
     </w:p>
     <w:p>
       <w:pPr>
-        <w:pStyle w:val="Heading3"/>
+        <w:pStyle w:val="Heading2"/>
       </w:pPr>
       <w:r>
         <w:t>04. Change one thing. Trace what follows.</w:t>
@@ -6812,7 +6772,7 @@
         <w:drawing>
           <wp:inline xmlns:a="http://schemas.openxmlformats.org/drawingml/2006/main" xmlns:pic="http://schemas.openxmlformats.org/drawingml/2006/picture">
             <wp:extent cx="5486400" cy="3026664"/>
-            <wp:docPr id="6" name="Picture 6" descr="Original case: Caption it as a generated-process illustration, not a photographed experiment. Changed condition: Relabel the illustration as a photograph of an actual laboratory measurement. Expected result: That caption is unsupported. Reason: Its provenance is an invented diagram of a process, not a camera record of an event."/>
+            <wp:docPr id="9" name="Picture 9" descr="Original case: Caption it as a generated-process illustration, not a photographed experiment. Changed condition: Relabel the illustration as a photograph of an actual laboratory measurement. Expected result: That caption is unsupported. Reason: Its provenance is an invented diagram of a process, not a camera record of an event."/>
             <wp:cNvGraphicFramePr>
               <a:graphicFrameLocks noChangeAspect="1"/>
             </wp:cNvGraphicFramePr>
@@ -6824,7 +6784,7 @@
                     <pic:cNvPicPr/>
                   </pic:nvPicPr>
                   <pic:blipFill>
-                    <a:blip r:embed="rId14"/>
+                    <a:blip r:embed="rId16"/>
                     <a:stretch>
                       <a:fillRect/>
                     </a:stretch>
@@ -6904,7 +6864,6 @@
     <w:p>
       <w:pPr>
         <w:spacing w:line="336" w:lineRule="auto" w:after="180"/>
-        <w:shd w:fill="F5F1FB"/>
       </w:pPr>
       <w:r>
         <w:rPr>
@@ -6915,16 +6874,7 @@
     </w:p>
     <w:p>
       <w:pPr>
-        <w:pStyle w:val="Heading3"/>
-      </w:pPr>
-      <w:r>
-        <w:t>Discuss while showing the picture</w:t>
-      </w:r>
-    </w:p>
-    <w:p>
-      <w:pPr>
         <w:spacing w:line="336" w:lineRule="auto" w:after="180"/>
-        <w:shd w:fill="F1F6F8"/>
       </w:pPr>
       <w:r>
         <w:rPr>
@@ -6936,7 +6886,6 @@
     <w:p>
       <w:pPr>
         <w:spacing w:line="336" w:lineRule="auto" w:after="180"/>
-        <w:shd w:fill="F1F6F8"/>
       </w:pPr>
       <w:r>
         <w:rPr>
@@ -6971,7 +6920,7 @@
     </w:p>
     <w:p>
       <w:pPr>
-        <w:pStyle w:val="Heading3"/>
+        <w:pStyle w:val="Heading2"/>
       </w:pPr>
       <w:r>
         <w:t>05. Connect the explanation to its limit</w:t>
@@ -6982,7 +6931,7 @@
         <w:drawing>
           <wp:inline xmlns:a="http://schemas.openxmlformats.org/drawingml/2006/main" xmlns:pic="http://schemas.openxmlformats.org/drawingml/2006/picture">
             <wp:extent cx="5486400" cy="2834640"/>
-            <wp:docPr id="7" name="Picture 7" descr="Diffusion-style generators learn to remove noise in stages, often guided by text, but a real implementation can operate in a latent representation rather than direct pixels. The toy values let us inspect an update without pretending to simulate that trained process. An attractive final image still needs checks for labels, requested relations and factual claims. Limit: Not all image generators use diffusion; this toy step is neither a complete algorithm nor an executed model."/>
+            <wp:docPr id="10" name="Picture 10" descr="Diffusion-style generators learn to remove noise in stages, often guided by text, but a real implementation can operate in a latent representation rather than direct pixels. The toy values let us inspect an update without pretending to simulate that trained process. An attractive final image still needs checks for labels, requested relations and factual claims. Limit: Not all image generators use diffusion; this toy step is neither a complete algorithm nor an executed model."/>
             <wp:cNvGraphicFramePr>
               <a:graphicFrameLocks noChangeAspect="1"/>
             </wp:cNvGraphicFramePr>
@@ -6994,7 +6943,7 @@
                     <pic:cNvPicPr/>
                   </pic:nvPicPr>
                   <pic:blipFill>
-                    <a:blip r:embed="rId15"/>
+                    <a:blip r:embed="rId17"/>
                     <a:stretch>
                       <a:fillRect/>
                     </a:stretch>
@@ -7085,7 +7034,6 @@
     <w:p>
       <w:pPr>
         <w:spacing w:line="336" w:lineRule="auto" w:after="180"/>
-        <w:shd w:fill="F5F1FB"/>
       </w:pPr>
       <w:r>
         <w:rPr>
@@ -7096,16 +7044,7 @@
     </w:p>
     <w:p>
       <w:pPr>
-        <w:pStyle w:val="Heading3"/>
-      </w:pPr>
-      <w:r>
-        <w:t>Discuss while showing the picture</w:t>
-      </w:r>
-    </w:p>
-    <w:p>
-      <w:pPr>
         <w:spacing w:line="336" w:lineRule="auto" w:after="180"/>
-        <w:shd w:fill="F1F6F8"/>
       </w:pPr>
       <w:r>
         <w:rPr>
@@ -7117,7 +7056,6 @@
     <w:p>
       <w:pPr>
         <w:spacing w:line="336" w:lineRule="auto" w:after="180"/>
-        <w:shd w:fill="F1F6F8"/>
       </w:pPr>
       <w:r>
         <w:rPr>
@@ -7128,7 +7066,7 @@
     </w:p>
     <w:p>
       <w:pPr>
-        <w:pStyle w:val="Heading3"/>
+        <w:pStyle w:val="Heading2"/>
       </w:pPr>
       <w:r>
         <w:t>06. Make the idea visible in your project</w:t>
@@ -7139,7 +7077,7 @@
         <w:drawing>
           <wp:inline xmlns:a="http://schemas.openxmlformats.org/drawingml/2006/main" xmlns:pic="http://schemas.openxmlformats.org/drawingml/2006/picture">
             <wp:extent cx="5486400" cy="3233928"/>
-            <wp:docPr id="8" name="Picture 8" descr="Use Study Buddy generated diagrams only with clear provenance and checked educational labels. Draw your input, deciding step, result and limit. Supported question: What may these two grids explain, and what can they not establish about a real generator?"/>
+            <wp:docPr id="11" name="Picture 11" descr="Use Study Buddy generated diagrams only with clear provenance and checked educational labels. Draw your input, deciding step, result and limit. Supported question: What may these two grids explain, and what can they not establish about a real generator?"/>
             <wp:cNvGraphicFramePr>
               <a:graphicFrameLocks noChangeAspect="1"/>
             </wp:cNvGraphicFramePr>
@@ -7151,7 +7089,7 @@
                     <pic:cNvPicPr/>
                   </pic:nvPicPr>
                   <pic:blipFill>
-                    <a:blip r:embed="rId16"/>
+                    <a:blip r:embed="rId18"/>
                     <a:stretch>
                       <a:fillRect/>
                     </a:stretch>
@@ -7173,7 +7111,6 @@
     <w:p>
       <w:pPr>
         <w:spacing w:line="336" w:lineRule="auto" w:after="180"/>
-        <w:shd w:fill="F5F1FB"/>
       </w:pPr>
       <w:r>
         <w:rPr>
@@ -7209,7 +7146,6 @@
     <w:p>
       <w:pPr>
         <w:spacing w:line="336" w:lineRule="auto" w:after="180"/>
-        <w:shd w:fill="F5F1FB"/>
       </w:pPr>
       <w:r>
         <w:rPr>
@@ -7221,7 +7157,6 @@
     <w:p>
       <w:pPr>
         <w:spacing w:line="336" w:lineRule="auto" w:after="180"/>
-        <w:shd w:fill="F5F1FB"/>
       </w:pPr>
       <w:r>
         <w:rPr>
@@ -7244,58 +7179,127 @@
     </w:p>
     <w:p>
       <w:pPr>
+        <w:spacing w:line="336" w:lineRule="auto" w:after="180"/>
+      </w:pPr>
+      <w:r>
+        <w:rPr>
+          <w:b w:val="0"/>
+        </w:rPr>
+        <w:t xml:space="preserve">Teacher prompt: Draw your project trace and justify the deciding step using </w:t>
+      </w:r>
+      <w:r>
+        <w:rPr>
+          <w:b/>
+        </w:rPr>
+        <w:t>evidence</w:t>
+      </w:r>
+      <w:r>
+        <w:rPr>
+          <w:b w:val="0"/>
+        </w:rPr>
+        <w:t>. Ask learners to describe one label or arrow in ordinary words. Use the adjacent transcript if the image is difficult to see.</w:t>
+      </w:r>
+    </w:p>
+    <w:p>
+      <w:pPr>
+        <w:spacing w:line="336" w:lineRule="auto" w:after="180"/>
+      </w:pPr>
+      <w:r>
+        <w:rPr>
+          <w:b w:val="0"/>
+        </w:rPr>
+        <w:t xml:space="preserve">Supported practice key: They explain an illustrative staged change. They cannot establish learned weights, actual image quality or accurate scientific </w:t>
+      </w:r>
+      <w:r>
+        <w:rPr>
+          <w:b/>
+        </w:rPr>
+        <w:t>observation</w:t>
+      </w:r>
+      <w:r>
+        <w:rPr>
+          <w:b w:val="0"/>
+        </w:rPr>
+        <w:t>.</w:t>
+      </w:r>
+    </w:p>
+    <w:p>
+      <w:pPr>
+        <w:pStyle w:val="Heading2"/>
+      </w:pPr>
+      <w:r>
+        <w:t>Earlier wording, alternatives and picture transcripts · reference / check after trying</w:t>
+      </w:r>
+    </w:p>
+    <w:p>
+      <w:pPr>
+        <w:spacing w:line="336" w:lineRule="auto" w:after="180"/>
+      </w:pPr>
+      <w:r>
+        <w:rPr>
+          <w:b w:val="0"/>
+        </w:rPr>
+        <w:t xml:space="preserve">Use one picture at a time. Hide a worked result before asking for a </w:t>
+      </w:r>
+      <w:r>
+        <w:rPr>
+          <w:b/>
+        </w:rPr>
+        <w:t>prediction</w:t>
+      </w:r>
+      <w:r>
+        <w:rPr>
+          <w:b w:val="0"/>
+        </w:rPr>
+        <w:t>, then reveal it for feedback. These are supported teaching cases; retain the separate independent assessment for a fresh first attempt.</w:t>
+      </w:r>
+    </w:p>
+    <w:p>
+      <w:pPr>
         <w:pStyle w:val="Heading3"/>
       </w:pPr>
       <w:r>
-        <w:t>Discuss while showing the picture</w:t>
-      </w:r>
-    </w:p>
-    <w:p>
-      <w:pPr>
-        <w:spacing w:line="336" w:lineRule="auto" w:after="180"/>
-        <w:shd w:fill="F1F6F8"/>
-      </w:pPr>
-      <w:r>
-        <w:rPr>
-          <w:b w:val="0"/>
-        </w:rPr>
-        <w:t xml:space="preserve">Teacher prompt: Draw your project trace and justify the deciding step using </w:t>
-      </w:r>
-      <w:r>
-        <w:rPr>
-          <w:b/>
-        </w:rPr>
-        <w:t>evidence</w:t>
-      </w:r>
-      <w:r>
-        <w:rPr>
-          <w:b w:val="0"/>
-        </w:rPr>
-        <w:t>. Ask learners to describe one label or arrow in ordinary words. Use the adjacent transcript if the image is difficult to see.</w:t>
-      </w:r>
-    </w:p>
-    <w:p>
-      <w:pPr>
-        <w:spacing w:line="336" w:lineRule="auto" w:after="180"/>
-        <w:shd w:fill="F1F6F8"/>
-      </w:pPr>
-      <w:r>
-        <w:rPr>
-          <w:b w:val="0"/>
-        </w:rPr>
-        <w:t xml:space="preserve">Supported practice key: They explain an illustrative staged change. They cannot establish learned weights, actual image quality or accurate scientific </w:t>
-      </w:r>
-      <w:r>
-        <w:rPr>
-          <w:b/>
-        </w:rPr>
-        <w:t>observation</w:t>
-      </w:r>
-      <w:r>
-        <w:rPr>
-          <w:b w:val="0"/>
-        </w:rPr>
-        <w:t>.</w:t>
+        <w:t>01. Image Generation Models: the case</w:t>
+      </w:r>
+    </w:p>
+    <w:p>
+      <w:pPr>
+        <w:pStyle w:val="Heading3"/>
+      </w:pPr>
+      <w:r>
+        <w:t>02. Follow the deciding steps</w:t>
+      </w:r>
+    </w:p>
+    <w:p>
+      <w:pPr>
+        <w:pStyle w:val="Heading3"/>
+      </w:pPr>
+      <w:r>
+        <w:t>03. Illustrative grids, not executed model outputs</w:t>
+      </w:r>
+    </w:p>
+    <w:p>
+      <w:pPr>
+        <w:pStyle w:val="Heading3"/>
+      </w:pPr>
+      <w:r>
+        <w:t>04. Change one thing. Trace what follows.</w:t>
+      </w:r>
+    </w:p>
+    <w:p>
+      <w:pPr>
+        <w:pStyle w:val="Heading3"/>
+      </w:pPr>
+      <w:r>
+        <w:t>05. Connect the explanation to its limit</w:t>
+      </w:r>
+    </w:p>
+    <w:p>
+      <w:pPr>
+        <w:pStyle w:val="Heading3"/>
+      </w:pPr>
+      <w:r>
+        <w:t>06. Make the idea visible in your project</w:t>
       </w:r>
     </w:p>
     <w:sectPr>
